--- a/hin/docx/020.content.docx
+++ b/hin/docx/020.content.docx
@@ -317,234 +317,174 @@
           <w:lang w:val="hi_IN" w:bidi="hi_IN"/>
         </w:rPr>
       </w:r>
-      <w:hyperlink r:id="rId13">
-        <w:r>
-          <w:rPr>
-            <w:lang w:val="hi_IN" w:bidi="hi_IN"/>
-          </w:rPr>
-          <w:rPr>
-            <w:color w:val="0000EE"/>
-            <w:u w:val="single"/>
-          </w:rPr>
-          <w:t>प्रे.का. 13:16–18</w:t>
-        </w:r>
-      </w:hyperlink>
-    </w:p>
-    <w:p>
-      <w:pPr>
-        <w:pStyle w:val="ListBullet"/>
-        <w:spacing w:line="240" w:lineRule="auto"/>
-        <w:ind w:left="720"/>
-      </w:pPr>
-      <w:r>
-        <w:rPr>
-          <w:lang w:val="hi_IN" w:bidi="hi_IN"/>
-        </w:rPr>
-      </w:r>
-      <w:hyperlink r:id="rId14">
-        <w:r>
-          <w:rPr>
-            <w:lang w:val="hi_IN" w:bidi="hi_IN"/>
-          </w:rPr>
-          <w:rPr>
-            <w:color w:val="0000EE"/>
-            <w:u w:val="single"/>
-          </w:rPr>
-          <w:t>प्रे.का. 21:37–38</w:t>
-        </w:r>
-      </w:hyperlink>
-    </w:p>
-    <w:p>
-      <w:pPr>
-        <w:pStyle w:val="ListBullet"/>
-        <w:spacing w:line="240" w:lineRule="auto"/>
-        <w:ind w:left="720"/>
-      </w:pPr>
-      <w:r>
-        <w:rPr>
-          <w:lang w:val="hi_IN" w:bidi="hi_IN"/>
-        </w:rPr>
-      </w:r>
-      <w:hyperlink r:id="rId15">
-        <w:r>
-          <w:rPr>
-            <w:lang w:val="hi_IN" w:bidi="hi_IN"/>
-          </w:rPr>
-          <w:rPr>
-            <w:color w:val="0000EE"/>
-            <w:u w:val="single"/>
-          </w:rPr>
-          <w:t>निर्गमन 04:27–28</w:t>
-        </w:r>
-      </w:hyperlink>
-    </w:p>
-    <w:p>
-      <w:pPr>
-        <w:pStyle w:val="ListBullet"/>
-        <w:spacing w:line="240" w:lineRule="auto"/>
-        <w:ind w:left="720"/>
-      </w:pPr>
-      <w:r>
-        <w:rPr>
-          <w:lang w:val="hi_IN" w:bidi="hi_IN"/>
-        </w:rPr>
-      </w:r>
-      <w:hyperlink r:id="rId16">
-        <w:r>
-          <w:rPr>
-            <w:lang w:val="hi_IN" w:bidi="hi_IN"/>
-          </w:rPr>
-          <w:rPr>
-            <w:color w:val="0000EE"/>
-            <w:u w:val="single"/>
-          </w:rPr>
-          <w:t>उत्पत्ति 37:21–22</w:t>
-        </w:r>
-      </w:hyperlink>
-    </w:p>
-    <w:p>
-      <w:pPr>
-        <w:pStyle w:val="ListBullet"/>
-        <w:spacing w:line="240" w:lineRule="auto"/>
-        <w:ind w:left="720"/>
-      </w:pPr>
-      <w:r>
-        <w:rPr>
-          <w:lang w:val="hi_IN" w:bidi="hi_IN"/>
-        </w:rPr>
-      </w:r>
-      <w:hyperlink r:id="rId17">
-        <w:r>
-          <w:rPr>
-            <w:lang w:val="hi_IN" w:bidi="hi_IN"/>
-          </w:rPr>
-          <w:rPr>
-            <w:color w:val="0000EE"/>
-            <w:u w:val="single"/>
-          </w:rPr>
-          <w:t>यूहन्ना 03:14–15</w:t>
-        </w:r>
-      </w:hyperlink>
-    </w:p>
-    <w:p>
-      <w:pPr>
-        <w:pStyle w:val="ListBullet"/>
-        <w:spacing w:line="240" w:lineRule="auto"/>
-        <w:ind w:left="720"/>
-      </w:pPr>
-      <w:r>
-        <w:rPr>
-          <w:lang w:val="hi_IN" w:bidi="hi_IN"/>
-        </w:rPr>
-      </w:r>
-      <w:hyperlink r:id="rId18">
-        <w:r>
-          <w:rPr>
-            <w:lang w:val="hi_IN" w:bidi="hi_IN"/>
-          </w:rPr>
-          <w:rPr>
-            <w:color w:val="0000EE"/>
-            <w:u w:val="single"/>
-          </w:rPr>
-          <w:t>लूका 01:80</w:t>
-        </w:r>
-      </w:hyperlink>
-    </w:p>
-    <w:p>
-      <w:pPr>
-        <w:pStyle w:val="ListBullet"/>
-        <w:spacing w:line="240" w:lineRule="auto"/>
-        <w:ind w:left="720"/>
-      </w:pPr>
-      <w:r>
-        <w:rPr>
-          <w:lang w:val="hi_IN" w:bidi="hi_IN"/>
-        </w:rPr>
-      </w:r>
-      <w:hyperlink r:id="rId19">
-        <w:r>
-          <w:rPr>
-            <w:lang w:val="hi_IN" w:bidi="hi_IN"/>
-          </w:rPr>
-          <w:rPr>
-            <w:color w:val="0000EE"/>
-            <w:u w:val="single"/>
-          </w:rPr>
-          <w:t>लूका 09:12–14</w:t>
-        </w:r>
-      </w:hyperlink>
-    </w:p>
-    <w:p>
-      <w:pPr>
-        <w:pStyle w:val="ListBullet"/>
-        <w:spacing w:line="240" w:lineRule="auto"/>
-        <w:ind w:left="720"/>
-      </w:pPr>
-      <w:r>
-        <w:rPr>
-          <w:lang w:val="hi_IN" w:bidi="hi_IN"/>
-        </w:rPr>
-      </w:r>
-      <w:hyperlink r:id="rId20">
-        <w:r>
-          <w:rPr>
-            <w:lang w:val="hi_IN" w:bidi="hi_IN"/>
-          </w:rPr>
-          <w:rPr>
-            <w:color w:val="0000EE"/>
-            <w:u w:val="single"/>
-          </w:rPr>
-          <w:t>मरकुस 01:1–3</w:t>
-        </w:r>
-      </w:hyperlink>
-    </w:p>
-    <w:p>
-      <w:pPr>
-        <w:pStyle w:val="ListBullet"/>
-        <w:spacing w:line="240" w:lineRule="auto"/>
-        <w:ind w:left="720"/>
-      </w:pPr>
-      <w:r>
-        <w:rPr>
-          <w:lang w:val="hi_IN" w:bidi="hi_IN"/>
-        </w:rPr>
-      </w:r>
-      <w:hyperlink r:id="rId21">
-        <w:r>
-          <w:rPr>
-            <w:lang w:val="hi_IN" w:bidi="hi_IN"/>
-          </w:rPr>
-          <w:rPr>
-            <w:color w:val="0000EE"/>
-            <w:u w:val="single"/>
-          </w:rPr>
-          <w:t>मत्ती 04:1–4</w:t>
-        </w:r>
-      </w:hyperlink>
-    </w:p>
-    <w:p>
-      <w:pPr>
-        <w:pStyle w:val="ListBullet"/>
-        <w:spacing w:line="240" w:lineRule="auto"/>
-        <w:ind w:left="720"/>
-      </w:pPr>
-      <w:r>
-        <w:rPr>
-          <w:lang w:val="hi_IN" w:bidi="hi_IN"/>
-        </w:rPr>
-      </w:r>
-      <w:hyperlink r:id="rId22">
-        <w:r>
-          <w:rPr>
-            <w:lang w:val="hi_IN" w:bidi="hi_IN"/>
-          </w:rPr>
-          <w:rPr>
-            <w:color w:val="0000EE"/>
-            <w:u w:val="single"/>
-          </w:rPr>
-          <w:t>मत्ती 11:7–8</w:t>
-        </w:r>
-      </w:hyperlink>
+      <w:r>
+        <w:rPr>
+          <w:lang w:val="hi_IN" w:bidi="hi_IN"/>
+        </w:rPr>
+        <w:t>प्रे.का. 13:16–18</w:t>
+      </w:r>
+    </w:p>
+    <w:p>
+      <w:pPr>
+        <w:pStyle w:val="ListBullet"/>
+        <w:spacing w:line="240" w:lineRule="auto"/>
+        <w:ind w:left="720"/>
+      </w:pPr>
+      <w:r>
+        <w:rPr>
+          <w:lang w:val="hi_IN" w:bidi="hi_IN"/>
+        </w:rPr>
+      </w:r>
+      <w:r>
+        <w:rPr>
+          <w:lang w:val="hi_IN" w:bidi="hi_IN"/>
+        </w:rPr>
+        <w:t>प्रे.का. 21:37–38</w:t>
+      </w:r>
+    </w:p>
+    <w:p>
+      <w:pPr>
+        <w:pStyle w:val="ListBullet"/>
+        <w:spacing w:line="240" w:lineRule="auto"/>
+        <w:ind w:left="720"/>
+      </w:pPr>
+      <w:r>
+        <w:rPr>
+          <w:lang w:val="hi_IN" w:bidi="hi_IN"/>
+        </w:rPr>
+      </w:r>
+      <w:r>
+        <w:rPr>
+          <w:lang w:val="hi_IN" w:bidi="hi_IN"/>
+        </w:rPr>
+        <w:t>निर्गमन 04:27–28</w:t>
+      </w:r>
+    </w:p>
+    <w:p>
+      <w:pPr>
+        <w:pStyle w:val="ListBullet"/>
+        <w:spacing w:line="240" w:lineRule="auto"/>
+        <w:ind w:left="720"/>
+      </w:pPr>
+      <w:r>
+        <w:rPr>
+          <w:lang w:val="hi_IN" w:bidi="hi_IN"/>
+        </w:rPr>
+      </w:r>
+      <w:r>
+        <w:rPr>
+          <w:lang w:val="hi_IN" w:bidi="hi_IN"/>
+        </w:rPr>
+        <w:t>उत्पत्ति 37:21–22</w:t>
+      </w:r>
+    </w:p>
+    <w:p>
+      <w:pPr>
+        <w:pStyle w:val="ListBullet"/>
+        <w:spacing w:line="240" w:lineRule="auto"/>
+        <w:ind w:left="720"/>
+      </w:pPr>
+      <w:r>
+        <w:rPr>
+          <w:lang w:val="hi_IN" w:bidi="hi_IN"/>
+        </w:rPr>
+      </w:r>
+      <w:r>
+        <w:rPr>
+          <w:lang w:val="hi_IN" w:bidi="hi_IN"/>
+        </w:rPr>
+        <w:t>यूहन्ना 03:14–15</w:t>
+      </w:r>
+    </w:p>
+    <w:p>
+      <w:pPr>
+        <w:pStyle w:val="ListBullet"/>
+        <w:spacing w:line="240" w:lineRule="auto"/>
+        <w:ind w:left="720"/>
+      </w:pPr>
+      <w:r>
+        <w:rPr>
+          <w:lang w:val="hi_IN" w:bidi="hi_IN"/>
+        </w:rPr>
+      </w:r>
+      <w:r>
+        <w:rPr>
+          <w:lang w:val="hi_IN" w:bidi="hi_IN"/>
+        </w:rPr>
+        <w:t>लूका 01:80</w:t>
+      </w:r>
+    </w:p>
+    <w:p>
+      <w:pPr>
+        <w:pStyle w:val="ListBullet"/>
+        <w:spacing w:line="240" w:lineRule="auto"/>
+        <w:ind w:left="720"/>
+      </w:pPr>
+      <w:r>
+        <w:rPr>
+          <w:lang w:val="hi_IN" w:bidi="hi_IN"/>
+        </w:rPr>
+      </w:r>
+      <w:r>
+        <w:rPr>
+          <w:lang w:val="hi_IN" w:bidi="hi_IN"/>
+        </w:rPr>
+        <w:t>लूका 09:12–14</w:t>
+      </w:r>
+    </w:p>
+    <w:p>
+      <w:pPr>
+        <w:pStyle w:val="ListBullet"/>
+        <w:spacing w:line="240" w:lineRule="auto"/>
+        <w:ind w:left="720"/>
+      </w:pPr>
+      <w:r>
+        <w:rPr>
+          <w:lang w:val="hi_IN" w:bidi="hi_IN"/>
+        </w:rPr>
+      </w:r>
+      <w:r>
+        <w:rPr>
+          <w:lang w:val="hi_IN" w:bidi="hi_IN"/>
+        </w:rPr>
+        <w:t>मरकुस 01:1–3</w:t>
+      </w:r>
+    </w:p>
+    <w:p>
+      <w:pPr>
+        <w:pStyle w:val="ListBullet"/>
+        <w:spacing w:line="240" w:lineRule="auto"/>
+        <w:ind w:left="720"/>
+      </w:pPr>
+      <w:r>
+        <w:rPr>
+          <w:lang w:val="hi_IN" w:bidi="hi_IN"/>
+        </w:rPr>
+      </w:r>
+      <w:r>
+        <w:rPr>
+          <w:lang w:val="hi_IN" w:bidi="hi_IN"/>
+        </w:rPr>
+        <w:t>मत्ती 04:1–4</w:t>
+      </w:r>
+    </w:p>
+    <w:p>
+      <w:pPr>
+        <w:pStyle w:val="ListBullet"/>
+        <w:spacing w:line="240" w:lineRule="auto"/>
+        <w:ind w:left="720"/>
+      </w:pPr>
+      <w:r>
+        <w:rPr>
+          <w:lang w:val="hi_IN" w:bidi="hi_IN"/>
+        </w:rPr>
+      </w:r>
+      <w:r>
+        <w:rPr>
+          <w:lang w:val="hi_IN" w:bidi="hi_IN"/>
+        </w:rPr>
+        <w:t>मत्ती 11:7–8</w:t>
+      </w:r>
     </w:p>
     <w:p>
       <w:pPr>
@@ -774,90 +714,66 @@
           <w:lang w:val="hi_IN" w:bidi="hi_IN"/>
         </w:rPr>
       </w:r>
-      <w:hyperlink r:id="rId23">
-        <w:r>
-          <w:rPr>
-            <w:lang w:val="hi_IN" w:bidi="hi_IN"/>
-          </w:rPr>
-          <w:rPr>
-            <w:color w:val="0000EE"/>
-            <w:u w:val="single"/>
-          </w:rPr>
-          <w:t>लूका 1:5–7</w:t>
-        </w:r>
-      </w:hyperlink>
-    </w:p>
-    <w:p>
-      <w:pPr>
-        <w:pStyle w:val="ListBullet"/>
-        <w:spacing w:line="240" w:lineRule="auto"/>
-        <w:ind w:left="720"/>
-      </w:pPr>
-      <w:r>
-        <w:rPr>
-          <w:lang w:val="hi_IN" w:bidi="hi_IN"/>
-        </w:rPr>
-      </w:r>
-      <w:hyperlink r:id="rId24">
-        <w:r>
-          <w:rPr>
-            <w:lang w:val="hi_IN" w:bidi="hi_IN"/>
-          </w:rPr>
-          <w:rPr>
-            <w:color w:val="0000EE"/>
-            <w:u w:val="single"/>
-          </w:rPr>
-          <w:t>लूका 1:21–23</w:t>
-        </w:r>
-      </w:hyperlink>
-    </w:p>
-    <w:p>
-      <w:pPr>
-        <w:pStyle w:val="ListBullet"/>
-        <w:spacing w:line="240" w:lineRule="auto"/>
-        <w:ind w:left="720"/>
-      </w:pPr>
-      <w:r>
-        <w:rPr>
-          <w:lang w:val="hi_IN" w:bidi="hi_IN"/>
-        </w:rPr>
-      </w:r>
-      <w:hyperlink r:id="rId25">
-        <w:r>
-          <w:rPr>
-            <w:lang w:val="hi_IN" w:bidi="hi_IN"/>
-          </w:rPr>
-          <w:rPr>
-            <w:color w:val="0000EE"/>
-            <w:u w:val="single"/>
-          </w:rPr>
-          <w:t>लूका 1:39–41</w:t>
-        </w:r>
-      </w:hyperlink>
-    </w:p>
-    <w:p>
-      <w:pPr>
-        <w:pStyle w:val="ListBullet"/>
-        <w:spacing w:line="240" w:lineRule="auto"/>
-        <w:ind w:left="720"/>
-      </w:pPr>
-      <w:r>
-        <w:rPr>
-          <w:lang w:val="hi_IN" w:bidi="hi_IN"/>
-        </w:rPr>
-      </w:r>
-      <w:hyperlink r:id="rId26">
-        <w:r>
-          <w:rPr>
-            <w:lang w:val="hi_IN" w:bidi="hi_IN"/>
-          </w:rPr>
-          <w:rPr>
-            <w:color w:val="0000EE"/>
-            <w:u w:val="single"/>
-          </w:rPr>
-          <w:t>लूका 3:1–2</w:t>
-        </w:r>
-      </w:hyperlink>
+      <w:r>
+        <w:rPr>
+          <w:lang w:val="hi_IN" w:bidi="hi_IN"/>
+        </w:rPr>
+        <w:t>लूका 1:5–7</w:t>
+      </w:r>
+    </w:p>
+    <w:p>
+      <w:pPr>
+        <w:pStyle w:val="ListBullet"/>
+        <w:spacing w:line="240" w:lineRule="auto"/>
+        <w:ind w:left="720"/>
+      </w:pPr>
+      <w:r>
+        <w:rPr>
+          <w:lang w:val="hi_IN" w:bidi="hi_IN"/>
+        </w:rPr>
+      </w:r>
+      <w:r>
+        <w:rPr>
+          <w:lang w:val="hi_IN" w:bidi="hi_IN"/>
+        </w:rPr>
+        <w:t>लूका 1:21–23</w:t>
+      </w:r>
+    </w:p>
+    <w:p>
+      <w:pPr>
+        <w:pStyle w:val="ListBullet"/>
+        <w:spacing w:line="240" w:lineRule="auto"/>
+        <w:ind w:left="720"/>
+      </w:pPr>
+      <w:r>
+        <w:rPr>
+          <w:lang w:val="hi_IN" w:bidi="hi_IN"/>
+        </w:rPr>
+      </w:r>
+      <w:r>
+        <w:rPr>
+          <w:lang w:val="hi_IN" w:bidi="hi_IN"/>
+        </w:rPr>
+        <w:t>लूका 1:39–41</w:t>
+      </w:r>
+    </w:p>
+    <w:p>
+      <w:pPr>
+        <w:pStyle w:val="ListBullet"/>
+        <w:spacing w:line="240" w:lineRule="auto"/>
+        <w:ind w:left="720"/>
+      </w:pPr>
+      <w:r>
+        <w:rPr>
+          <w:lang w:val="hi_IN" w:bidi="hi_IN"/>
+        </w:rPr>
+      </w:r>
+      <w:r>
+        <w:rPr>
+          <w:lang w:val="hi_IN" w:bidi="hi_IN"/>
+        </w:rPr>
+        <w:t>लूका 3:1–2</w:t>
+      </w:r>
     </w:p>
     <w:p>
       <w:pPr>
@@ -1335,66 +1251,48 @@
           <w:lang w:val="hi_IN" w:bidi="hi_IN"/>
         </w:rPr>
       </w:r>
-      <w:hyperlink r:id="rId27">
-        <w:r>
-          <w:rPr>
-            <w:lang w:val="hi_IN" w:bidi="hi_IN"/>
-          </w:rPr>
-          <w:rPr>
-            <w:color w:val="0000EE"/>
-            <w:u w:val="single"/>
-          </w:rPr>
-          <w:t>एज्रा 5:1–2</w:t>
-        </w:r>
-      </w:hyperlink>
-    </w:p>
-    <w:p>
-      <w:pPr>
-        <w:pStyle w:val="ListBullet"/>
-        <w:spacing w:line="240" w:lineRule="auto"/>
-        <w:ind w:left="720"/>
-      </w:pPr>
-      <w:r>
-        <w:rPr>
-          <w:lang w:val="hi_IN" w:bidi="hi_IN"/>
-        </w:rPr>
-      </w:r>
-      <w:hyperlink r:id="rId28">
-        <w:r>
-          <w:rPr>
-            <w:lang w:val="hi_IN" w:bidi="hi_IN"/>
-          </w:rPr>
-          <w:rPr>
-            <w:color w:val="0000EE"/>
-            <w:u w:val="single"/>
-          </w:rPr>
-          <w:t>मत्ती 23:34–36</w:t>
-        </w:r>
-      </w:hyperlink>
-    </w:p>
-    <w:p>
-      <w:pPr>
-        <w:pStyle w:val="ListBullet"/>
-        <w:spacing w:line="240" w:lineRule="auto"/>
-        <w:ind w:left="720"/>
-      </w:pPr>
-      <w:r>
-        <w:rPr>
-          <w:lang w:val="hi_IN" w:bidi="hi_IN"/>
-        </w:rPr>
-      </w:r>
-      <w:hyperlink r:id="rId29">
-        <w:r>
-          <w:rPr>
-            <w:lang w:val="hi_IN" w:bidi="hi_IN"/>
-          </w:rPr>
-          <w:rPr>
-            <w:color w:val="0000EE"/>
-            <w:u w:val="single"/>
-          </w:rPr>
-          <w:t>जकर्याह 1:1–3</w:t>
-        </w:r>
-      </w:hyperlink>
+      <w:r>
+        <w:rPr>
+          <w:lang w:val="hi_IN" w:bidi="hi_IN"/>
+        </w:rPr>
+        <w:t>एज्रा 5:1–2</w:t>
+      </w:r>
+    </w:p>
+    <w:p>
+      <w:pPr>
+        <w:pStyle w:val="ListBullet"/>
+        <w:spacing w:line="240" w:lineRule="auto"/>
+        <w:ind w:left="720"/>
+      </w:pPr>
+      <w:r>
+        <w:rPr>
+          <w:lang w:val="hi_IN" w:bidi="hi_IN"/>
+        </w:rPr>
+      </w:r>
+      <w:r>
+        <w:rPr>
+          <w:lang w:val="hi_IN" w:bidi="hi_IN"/>
+        </w:rPr>
+        <w:t>मत्ती 23:34–36</w:t>
+      </w:r>
+    </w:p>
+    <w:p>
+      <w:pPr>
+        <w:pStyle w:val="ListBullet"/>
+        <w:spacing w:line="240" w:lineRule="auto"/>
+        <w:ind w:left="720"/>
+      </w:pPr>
+      <w:r>
+        <w:rPr>
+          <w:lang w:val="hi_IN" w:bidi="hi_IN"/>
+        </w:rPr>
+      </w:r>
+      <w:r>
+        <w:rPr>
+          <w:lang w:val="hi_IN" w:bidi="hi_IN"/>
+        </w:rPr>
+        <w:t>जकर्याह 1:1–3</w:t>
+      </w:r>
     </w:p>
     <w:p>
       <w:pPr>
@@ -1660,42 +1558,30 @@
           <w:lang w:val="hi_IN" w:bidi="hi_IN"/>
         </w:rPr>
       </w:r>
-      <w:hyperlink r:id="rId30">
-        <w:r>
-          <w:rPr>
-            <w:lang w:val="hi_IN" w:bidi="hi_IN"/>
-          </w:rPr>
-          <w:rPr>
-            <w:color w:val="0000EE"/>
-            <w:u w:val="single"/>
-          </w:rPr>
-          <w:t>लूका 19:2</w:t>
-        </w:r>
-      </w:hyperlink>
-    </w:p>
-    <w:p>
-      <w:pPr>
-        <w:pStyle w:val="ListBullet"/>
-        <w:spacing w:line="240" w:lineRule="auto"/>
-        <w:ind w:left="720"/>
-      </w:pPr>
-      <w:r>
-        <w:rPr>
-          <w:lang w:val="hi_IN" w:bidi="hi_IN"/>
-        </w:rPr>
-      </w:r>
-      <w:hyperlink r:id="rId31">
-        <w:r>
-          <w:rPr>
-            <w:lang w:val="hi_IN" w:bidi="hi_IN"/>
-          </w:rPr>
-          <w:rPr>
-            <w:color w:val="0000EE"/>
-            <w:u w:val="single"/>
-          </w:rPr>
-          <w:t>लूका 19:6</w:t>
-        </w:r>
-      </w:hyperlink>
+      <w:r>
+        <w:rPr>
+          <w:lang w:val="hi_IN" w:bidi="hi_IN"/>
+        </w:rPr>
+        <w:t>लूका 19:2</w:t>
+      </w:r>
+    </w:p>
+    <w:p>
+      <w:pPr>
+        <w:pStyle w:val="ListBullet"/>
+        <w:spacing w:line="240" w:lineRule="auto"/>
+        <w:ind w:left="720"/>
+      </w:pPr>
+      <w:r>
+        <w:rPr>
+          <w:lang w:val="hi_IN" w:bidi="hi_IN"/>
+        </w:rPr>
+      </w:r>
+      <w:r>
+        <w:rPr>
+          <w:lang w:val="hi_IN" w:bidi="hi_IN"/>
+        </w:rPr>
+        <w:t>लूका 19:6</w:t>
+      </w:r>
     </w:p>
     <w:p>
       <w:pPr>
@@ -1919,138 +1805,102 @@
           <w:lang w:val="hi_IN" w:bidi="hi_IN"/>
         </w:rPr>
       </w:r>
-      <w:hyperlink r:id="rId32">
-        <w:r>
-          <w:rPr>
-            <w:lang w:val="hi_IN" w:bidi="hi_IN"/>
-          </w:rPr>
-          <w:rPr>
-            <w:color w:val="0000EE"/>
-            <w:u w:val="single"/>
-          </w:rPr>
-          <w:t>निर्गमन 01:1–5</w:t>
-        </w:r>
-      </w:hyperlink>
-    </w:p>
-    <w:p>
-      <w:pPr>
-        <w:pStyle w:val="ListBullet"/>
-        <w:spacing w:line="240" w:lineRule="auto"/>
-        <w:ind w:left="720"/>
-      </w:pPr>
-      <w:r>
-        <w:rPr>
-          <w:lang w:val="hi_IN" w:bidi="hi_IN"/>
-        </w:rPr>
-      </w:r>
-      <w:hyperlink r:id="rId33">
-        <w:r>
-          <w:rPr>
-            <w:lang w:val="hi_IN" w:bidi="hi_IN"/>
-          </w:rPr>
-          <w:rPr>
-            <w:color w:val="0000EE"/>
-            <w:u w:val="single"/>
-          </w:rPr>
-          <w:t>उत्पत्ति 30:19–21</w:t>
-        </w:r>
-      </w:hyperlink>
-    </w:p>
-    <w:p>
-      <w:pPr>
-        <w:pStyle w:val="ListBullet"/>
-        <w:spacing w:line="240" w:lineRule="auto"/>
-        <w:ind w:left="720"/>
-      </w:pPr>
-      <w:r>
-        <w:rPr>
-          <w:lang w:val="hi_IN" w:bidi="hi_IN"/>
-        </w:rPr>
-      </w:r>
-      <w:hyperlink r:id="rId34">
-        <w:r>
-          <w:rPr>
-            <w:lang w:val="hi_IN" w:bidi="hi_IN"/>
-          </w:rPr>
-          <w:rPr>
-            <w:color w:val="0000EE"/>
-            <w:u w:val="single"/>
-          </w:rPr>
-          <w:t>यशायाह 09:1–2</w:t>
-        </w:r>
-      </w:hyperlink>
-    </w:p>
-    <w:p>
-      <w:pPr>
-        <w:pStyle w:val="ListBullet"/>
-        <w:spacing w:line="240" w:lineRule="auto"/>
-        <w:ind w:left="720"/>
-      </w:pPr>
-      <w:r>
-        <w:rPr>
-          <w:lang w:val="hi_IN" w:bidi="hi_IN"/>
-        </w:rPr>
-      </w:r>
-      <w:hyperlink r:id="rId35">
-        <w:r>
-          <w:rPr>
-            <w:lang w:val="hi_IN" w:bidi="hi_IN"/>
-          </w:rPr>
-          <w:rPr>
-            <w:color w:val="0000EE"/>
-            <w:u w:val="single"/>
-          </w:rPr>
-          <w:t>न्यायियों 04:10</w:t>
-        </w:r>
-      </w:hyperlink>
-    </w:p>
-    <w:p>
-      <w:pPr>
-        <w:pStyle w:val="ListBullet"/>
-        <w:spacing w:line="240" w:lineRule="auto"/>
-        <w:ind w:left="720"/>
-      </w:pPr>
-      <w:r>
-        <w:rPr>
-          <w:lang w:val="hi_IN" w:bidi="hi_IN"/>
-        </w:rPr>
-      </w:r>
-      <w:hyperlink r:id="rId36">
-        <w:r>
-          <w:rPr>
-            <w:lang w:val="hi_IN" w:bidi="hi_IN"/>
-          </w:rPr>
-          <w:rPr>
-            <w:color w:val="0000EE"/>
-            <w:u w:val="single"/>
-          </w:rPr>
-          <w:t>मत्ती 04:12–13</w:t>
-        </w:r>
-      </w:hyperlink>
-    </w:p>
-    <w:p>
-      <w:pPr>
-        <w:pStyle w:val="ListBullet"/>
-        <w:spacing w:line="240" w:lineRule="auto"/>
-        <w:ind w:left="720"/>
-      </w:pPr>
-      <w:r>
-        <w:rPr>
-          <w:lang w:val="hi_IN" w:bidi="hi_IN"/>
-        </w:rPr>
-      </w:r>
-      <w:hyperlink r:id="rId37">
-        <w:r>
-          <w:rPr>
-            <w:lang w:val="hi_IN" w:bidi="hi_IN"/>
-          </w:rPr>
-          <w:rPr>
-            <w:color w:val="0000EE"/>
-            <w:u w:val="single"/>
-          </w:rPr>
-          <w:t>मत्ती 04:14–16</w:t>
-        </w:r>
-      </w:hyperlink>
+      <w:r>
+        <w:rPr>
+          <w:lang w:val="hi_IN" w:bidi="hi_IN"/>
+        </w:rPr>
+        <w:t>निर्गमन 01:1–5</w:t>
+      </w:r>
+    </w:p>
+    <w:p>
+      <w:pPr>
+        <w:pStyle w:val="ListBullet"/>
+        <w:spacing w:line="240" w:lineRule="auto"/>
+        <w:ind w:left="720"/>
+      </w:pPr>
+      <w:r>
+        <w:rPr>
+          <w:lang w:val="hi_IN" w:bidi="hi_IN"/>
+        </w:rPr>
+      </w:r>
+      <w:r>
+        <w:rPr>
+          <w:lang w:val="hi_IN" w:bidi="hi_IN"/>
+        </w:rPr>
+        <w:t>उत्पत्ति 30:19–21</w:t>
+      </w:r>
+    </w:p>
+    <w:p>
+      <w:pPr>
+        <w:pStyle w:val="ListBullet"/>
+        <w:spacing w:line="240" w:lineRule="auto"/>
+        <w:ind w:left="720"/>
+      </w:pPr>
+      <w:r>
+        <w:rPr>
+          <w:lang w:val="hi_IN" w:bidi="hi_IN"/>
+        </w:rPr>
+      </w:r>
+      <w:r>
+        <w:rPr>
+          <w:lang w:val="hi_IN" w:bidi="hi_IN"/>
+        </w:rPr>
+        <w:t>यशायाह 09:1–2</w:t>
+      </w:r>
+    </w:p>
+    <w:p>
+      <w:pPr>
+        <w:pStyle w:val="ListBullet"/>
+        <w:spacing w:line="240" w:lineRule="auto"/>
+        <w:ind w:left="720"/>
+      </w:pPr>
+      <w:r>
+        <w:rPr>
+          <w:lang w:val="hi_IN" w:bidi="hi_IN"/>
+        </w:rPr>
+      </w:r>
+      <w:r>
+        <w:rPr>
+          <w:lang w:val="hi_IN" w:bidi="hi_IN"/>
+        </w:rPr>
+        <w:t>न्यायियों 04:10</w:t>
+      </w:r>
+    </w:p>
+    <w:p>
+      <w:pPr>
+        <w:pStyle w:val="ListBullet"/>
+        <w:spacing w:line="240" w:lineRule="auto"/>
+        <w:ind w:left="720"/>
+      </w:pPr>
+      <w:r>
+        <w:rPr>
+          <w:lang w:val="hi_IN" w:bidi="hi_IN"/>
+        </w:rPr>
+      </w:r>
+      <w:r>
+        <w:rPr>
+          <w:lang w:val="hi_IN" w:bidi="hi_IN"/>
+        </w:rPr>
+        <w:t>मत्ती 04:12–13</w:t>
+      </w:r>
+    </w:p>
+    <w:p>
+      <w:pPr>
+        <w:pStyle w:val="ListBullet"/>
+        <w:spacing w:line="240" w:lineRule="auto"/>
+        <w:ind w:left="720"/>
+      </w:pPr>
+      <w:r>
+        <w:rPr>
+          <w:lang w:val="hi_IN" w:bidi="hi_IN"/>
+        </w:rPr>
+      </w:r>
+      <w:r>
+        <w:rPr>
+          <w:lang w:val="hi_IN" w:bidi="hi_IN"/>
+        </w:rPr>
+        <w:t>मत्ती 04:14–16</w:t>
+      </w:r>
     </w:p>
     <w:p>
       <w:pPr>
@@ -2274,138 +2124,102 @@
           <w:lang w:val="hi_IN" w:bidi="hi_IN"/>
         </w:rPr>
       </w:r>
-      <w:hyperlink r:id="rId38">
-        <w:r>
-          <w:rPr>
-            <w:lang w:val="hi_IN" w:bidi="hi_IN"/>
-          </w:rPr>
-          <w:rPr>
-            <w:color w:val="0000EE"/>
-            <w:u w:val="single"/>
-          </w:rPr>
-          <w:t>यूहन्ना 21:1–3</w:t>
-        </w:r>
-      </w:hyperlink>
-    </w:p>
-    <w:p>
-      <w:pPr>
-        <w:pStyle w:val="ListBullet"/>
-        <w:spacing w:line="240" w:lineRule="auto"/>
-        <w:ind w:left="720"/>
-      </w:pPr>
-      <w:r>
-        <w:rPr>
-          <w:lang w:val="hi_IN" w:bidi="hi_IN"/>
-        </w:rPr>
-      </w:r>
-      <w:hyperlink r:id="rId39">
-        <w:r>
-          <w:rPr>
-            <w:lang w:val="hi_IN" w:bidi="hi_IN"/>
-          </w:rPr>
-          <w:rPr>
-            <w:color w:val="0000EE"/>
-            <w:u w:val="single"/>
-          </w:rPr>
-          <w:t>लूका 5:8–11</w:t>
-        </w:r>
-      </w:hyperlink>
-    </w:p>
-    <w:p>
-      <w:pPr>
-        <w:pStyle w:val="ListBullet"/>
-        <w:spacing w:line="240" w:lineRule="auto"/>
-        <w:ind w:left="720"/>
-      </w:pPr>
-      <w:r>
-        <w:rPr>
-          <w:lang w:val="hi_IN" w:bidi="hi_IN"/>
-        </w:rPr>
-      </w:r>
-      <w:hyperlink r:id="rId40">
-        <w:r>
-          <w:rPr>
-            <w:lang w:val="hi_IN" w:bidi="hi_IN"/>
-          </w:rPr>
-          <w:rPr>
-            <w:color w:val="0000EE"/>
-            <w:u w:val="single"/>
-          </w:rPr>
-          <w:t>मरकुस 1:19–20</w:t>
-        </w:r>
-      </w:hyperlink>
-    </w:p>
-    <w:p>
-      <w:pPr>
-        <w:pStyle w:val="ListBullet"/>
-        <w:spacing w:line="240" w:lineRule="auto"/>
-        <w:ind w:left="720"/>
-      </w:pPr>
-      <w:r>
-        <w:rPr>
-          <w:lang w:val="hi_IN" w:bidi="hi_IN"/>
-        </w:rPr>
-      </w:r>
-      <w:hyperlink r:id="rId41">
-        <w:r>
-          <w:rPr>
-            <w:lang w:val="hi_IN" w:bidi="hi_IN"/>
-          </w:rPr>
-          <w:rPr>
-            <w:color w:val="0000EE"/>
-            <w:u w:val="single"/>
-          </w:rPr>
-          <w:t>मत्ती 4:21–22</w:t>
-        </w:r>
-      </w:hyperlink>
-    </w:p>
-    <w:p>
-      <w:pPr>
-        <w:pStyle w:val="ListBullet"/>
-        <w:spacing w:line="240" w:lineRule="auto"/>
-        <w:ind w:left="720"/>
-      </w:pPr>
-      <w:r>
-        <w:rPr>
-          <w:lang w:val="hi_IN" w:bidi="hi_IN"/>
-        </w:rPr>
-      </w:r>
-      <w:hyperlink r:id="rId42">
-        <w:r>
-          <w:rPr>
-            <w:lang w:val="hi_IN" w:bidi="hi_IN"/>
-          </w:rPr>
-          <w:rPr>
-            <w:color w:val="0000EE"/>
-            <w:u w:val="single"/>
-          </w:rPr>
-          <w:t>मत्ती 20:20</w:t>
-        </w:r>
-      </w:hyperlink>
-    </w:p>
-    <w:p>
-      <w:pPr>
-        <w:pStyle w:val="ListBullet"/>
-        <w:spacing w:line="240" w:lineRule="auto"/>
-        <w:ind w:left="720"/>
-      </w:pPr>
-      <w:r>
-        <w:rPr>
-          <w:lang w:val="hi_IN" w:bidi="hi_IN"/>
-        </w:rPr>
-      </w:r>
-      <w:hyperlink r:id="rId43">
-        <w:r>
-          <w:rPr>
-            <w:lang w:val="hi_IN" w:bidi="hi_IN"/>
-          </w:rPr>
-          <w:rPr>
-            <w:color w:val="0000EE"/>
-            <w:u w:val="single"/>
-          </w:rPr>
-          <w:t>मत्ती 26:36–38</w:t>
-        </w:r>
-      </w:hyperlink>
+      <w:r>
+        <w:rPr>
+          <w:lang w:val="hi_IN" w:bidi="hi_IN"/>
+        </w:rPr>
+        <w:t>यूहन्ना 21:1–3</w:t>
+      </w:r>
+    </w:p>
+    <w:p>
+      <w:pPr>
+        <w:pStyle w:val="ListBullet"/>
+        <w:spacing w:line="240" w:lineRule="auto"/>
+        <w:ind w:left="720"/>
+      </w:pPr>
+      <w:r>
+        <w:rPr>
+          <w:lang w:val="hi_IN" w:bidi="hi_IN"/>
+        </w:rPr>
+      </w:r>
+      <w:r>
+        <w:rPr>
+          <w:lang w:val="hi_IN" w:bidi="hi_IN"/>
+        </w:rPr>
+        <w:t>लूका 5:8–11</w:t>
+      </w:r>
+    </w:p>
+    <w:p>
+      <w:pPr>
+        <w:pStyle w:val="ListBullet"/>
+        <w:spacing w:line="240" w:lineRule="auto"/>
+        <w:ind w:left="720"/>
+      </w:pPr>
+      <w:r>
+        <w:rPr>
+          <w:lang w:val="hi_IN" w:bidi="hi_IN"/>
+        </w:rPr>
+      </w:r>
+      <w:r>
+        <w:rPr>
+          <w:lang w:val="hi_IN" w:bidi="hi_IN"/>
+        </w:rPr>
+        <w:t>मरकुस 1:19–20</w:t>
+      </w:r>
+    </w:p>
+    <w:p>
+      <w:pPr>
+        <w:pStyle w:val="ListBullet"/>
+        <w:spacing w:line="240" w:lineRule="auto"/>
+        <w:ind w:left="720"/>
+      </w:pPr>
+      <w:r>
+        <w:rPr>
+          <w:lang w:val="hi_IN" w:bidi="hi_IN"/>
+        </w:rPr>
+      </w:r>
+      <w:r>
+        <w:rPr>
+          <w:lang w:val="hi_IN" w:bidi="hi_IN"/>
+        </w:rPr>
+        <w:t>मत्ती 4:21–22</w:t>
+      </w:r>
+    </w:p>
+    <w:p>
+      <w:pPr>
+        <w:pStyle w:val="ListBullet"/>
+        <w:spacing w:line="240" w:lineRule="auto"/>
+        <w:ind w:left="720"/>
+      </w:pPr>
+      <w:r>
+        <w:rPr>
+          <w:lang w:val="hi_IN" w:bidi="hi_IN"/>
+        </w:rPr>
+      </w:r>
+      <w:r>
+        <w:rPr>
+          <w:lang w:val="hi_IN" w:bidi="hi_IN"/>
+        </w:rPr>
+        <w:t>मत्ती 20:20</w:t>
+      </w:r>
+    </w:p>
+    <w:p>
+      <w:pPr>
+        <w:pStyle w:val="ListBullet"/>
+        <w:spacing w:line="240" w:lineRule="auto"/>
+        <w:ind w:left="720"/>
+      </w:pPr>
+      <w:r>
+        <w:rPr>
+          <w:lang w:val="hi_IN" w:bidi="hi_IN"/>
+        </w:rPr>
+      </w:r>
+      <w:r>
+        <w:rPr>
+          <w:lang w:val="hi_IN" w:bidi="hi_IN"/>
+        </w:rPr>
+        <w:t>मत्ती 26:36–38</w:t>
+      </w:r>
     </w:p>
     <w:p>
       <w:pPr>
@@ -2731,114 +2545,84 @@
           <w:lang w:val="hi_IN" w:bidi="hi_IN"/>
         </w:rPr>
       </w:r>
-      <w:hyperlink r:id="rId44">
-        <w:r>
-          <w:rPr>
-            <w:lang w:val="hi_IN" w:bidi="hi_IN"/>
-          </w:rPr>
-          <w:rPr>
-            <w:color w:val="0000EE"/>
-            <w:u w:val="single"/>
-          </w:rPr>
-          <w:t>1 इतिहास 3:19–21</w:t>
-        </w:r>
-      </w:hyperlink>
-    </w:p>
-    <w:p>
-      <w:pPr>
-        <w:pStyle w:val="ListBullet"/>
-        <w:spacing w:line="240" w:lineRule="auto"/>
-        <w:ind w:left="720"/>
-      </w:pPr>
-      <w:r>
-        <w:rPr>
-          <w:lang w:val="hi_IN" w:bidi="hi_IN"/>
-        </w:rPr>
-      </w:r>
-      <w:hyperlink r:id="rId45">
-        <w:r>
-          <w:rPr>
-            <w:lang w:val="hi_IN" w:bidi="hi_IN"/>
-          </w:rPr>
-          <w:rPr>
-            <w:color w:val="0000EE"/>
-            <w:u w:val="single"/>
-          </w:rPr>
-          <w:t>एज्रा 2:1–2</w:t>
-        </w:r>
-      </w:hyperlink>
-    </w:p>
-    <w:p>
-      <w:pPr>
-        <w:pStyle w:val="ListBullet"/>
-        <w:spacing w:line="240" w:lineRule="auto"/>
-        <w:ind w:left="720"/>
-      </w:pPr>
-      <w:r>
-        <w:rPr>
-          <w:lang w:val="hi_IN" w:bidi="hi_IN"/>
-        </w:rPr>
-      </w:r>
-      <w:hyperlink r:id="rId46">
-        <w:r>
-          <w:rPr>
-            <w:lang w:val="hi_IN" w:bidi="hi_IN"/>
-          </w:rPr>
-          <w:rPr>
-            <w:color w:val="0000EE"/>
-            <w:u w:val="single"/>
-          </w:rPr>
-          <w:t>एज्रा 3:8–9</w:t>
-        </w:r>
-      </w:hyperlink>
-    </w:p>
-    <w:p>
-      <w:pPr>
-        <w:pStyle w:val="ListBullet"/>
-        <w:spacing w:line="240" w:lineRule="auto"/>
-        <w:ind w:left="720"/>
-      </w:pPr>
-      <w:r>
-        <w:rPr>
-          <w:lang w:val="hi_IN" w:bidi="hi_IN"/>
-        </w:rPr>
-      </w:r>
-      <w:hyperlink r:id="rId47">
-        <w:r>
-          <w:rPr>
-            <w:lang w:val="hi_IN" w:bidi="hi_IN"/>
-          </w:rPr>
-          <w:rPr>
-            <w:color w:val="0000EE"/>
-            <w:u w:val="single"/>
-          </w:rPr>
-          <w:t>लूका 3:27–29</w:t>
-        </w:r>
-      </w:hyperlink>
-    </w:p>
-    <w:p>
-      <w:pPr>
-        <w:pStyle w:val="ListBullet"/>
-        <w:spacing w:line="240" w:lineRule="auto"/>
-        <w:ind w:left="720"/>
-      </w:pPr>
-      <w:r>
-        <w:rPr>
-          <w:lang w:val="hi_IN" w:bidi="hi_IN"/>
-        </w:rPr>
-      </w:r>
-      <w:hyperlink r:id="rId48">
-        <w:r>
-          <w:rPr>
-            <w:lang w:val="hi_IN" w:bidi="hi_IN"/>
-          </w:rPr>
-          <w:rPr>
-            <w:color w:val="0000EE"/>
-            <w:u w:val="single"/>
-          </w:rPr>
-          <w:t>मत्ती 1:12</w:t>
-        </w:r>
-      </w:hyperlink>
+      <w:r>
+        <w:rPr>
+          <w:lang w:val="hi_IN" w:bidi="hi_IN"/>
+        </w:rPr>
+        <w:t>1 इतिहास 3:19–21</w:t>
+      </w:r>
+    </w:p>
+    <w:p>
+      <w:pPr>
+        <w:pStyle w:val="ListBullet"/>
+        <w:spacing w:line="240" w:lineRule="auto"/>
+        <w:ind w:left="720"/>
+      </w:pPr>
+      <w:r>
+        <w:rPr>
+          <w:lang w:val="hi_IN" w:bidi="hi_IN"/>
+        </w:rPr>
+      </w:r>
+      <w:r>
+        <w:rPr>
+          <w:lang w:val="hi_IN" w:bidi="hi_IN"/>
+        </w:rPr>
+        <w:t>एज्रा 2:1–2</w:t>
+      </w:r>
+    </w:p>
+    <w:p>
+      <w:pPr>
+        <w:pStyle w:val="ListBullet"/>
+        <w:spacing w:line="240" w:lineRule="auto"/>
+        <w:ind w:left="720"/>
+      </w:pPr>
+      <w:r>
+        <w:rPr>
+          <w:lang w:val="hi_IN" w:bidi="hi_IN"/>
+        </w:rPr>
+      </w:r>
+      <w:r>
+        <w:rPr>
+          <w:lang w:val="hi_IN" w:bidi="hi_IN"/>
+        </w:rPr>
+        <w:t>एज्रा 3:8–9</w:t>
+      </w:r>
+    </w:p>
+    <w:p>
+      <w:pPr>
+        <w:pStyle w:val="ListBullet"/>
+        <w:spacing w:line="240" w:lineRule="auto"/>
+        <w:ind w:left="720"/>
+      </w:pPr>
+      <w:r>
+        <w:rPr>
+          <w:lang w:val="hi_IN" w:bidi="hi_IN"/>
+        </w:rPr>
+      </w:r>
+      <w:r>
+        <w:rPr>
+          <w:lang w:val="hi_IN" w:bidi="hi_IN"/>
+        </w:rPr>
+        <w:t>लूका 3:27–29</w:t>
+      </w:r>
+    </w:p>
+    <w:p>
+      <w:pPr>
+        <w:pStyle w:val="ListBullet"/>
+        <w:spacing w:line="240" w:lineRule="auto"/>
+        <w:ind w:left="720"/>
+      </w:pPr>
+      <w:r>
+        <w:rPr>
+          <w:lang w:val="hi_IN" w:bidi="hi_IN"/>
+        </w:rPr>
+      </w:r>
+      <w:r>
+        <w:rPr>
+          <w:lang w:val="hi_IN" w:bidi="hi_IN"/>
+        </w:rPr>
+        <w:t>मत्ती 1:12</w:t>
+      </w:r>
     </w:p>
     <w:p>
       <w:pPr>
@@ -3143,138 +2927,102 @@
           <w:lang w:val="hi_IN" w:bidi="hi_IN"/>
         </w:rPr>
       </w:r>
-      <w:hyperlink r:id="rId49">
-        <w:r>
-          <w:rPr>
-            <w:lang w:val="hi_IN" w:bidi="hi_IN"/>
-          </w:rPr>
-          <w:rPr>
-            <w:color w:val="0000EE"/>
-            <w:u w:val="single"/>
-          </w:rPr>
-          <w:t>दानिय्येल 11:10</w:t>
-        </w:r>
-      </w:hyperlink>
-    </w:p>
-    <w:p>
-      <w:pPr>
-        <w:pStyle w:val="ListBullet"/>
-        <w:spacing w:line="240" w:lineRule="auto"/>
-        <w:ind w:left="720"/>
-      </w:pPr>
-      <w:r>
-        <w:rPr>
-          <w:lang w:val="hi_IN" w:bidi="hi_IN"/>
-        </w:rPr>
-      </w:r>
-      <w:hyperlink r:id="rId50">
-        <w:r>
-          <w:rPr>
-            <w:lang w:val="hi_IN" w:bidi="hi_IN"/>
-          </w:rPr>
-          <w:rPr>
-            <w:color w:val="0000EE"/>
-            <w:u w:val="single"/>
-          </w:rPr>
-          <w:t>उत्पत्ति 7:6–7</w:t>
-        </w:r>
-      </w:hyperlink>
-    </w:p>
-    <w:p>
-      <w:pPr>
-        <w:pStyle w:val="ListBullet"/>
-        <w:spacing w:line="240" w:lineRule="auto"/>
-        <w:ind w:left="720"/>
-      </w:pPr>
-      <w:r>
-        <w:rPr>
-          <w:lang w:val="hi_IN" w:bidi="hi_IN"/>
-        </w:rPr>
-      </w:r>
-      <w:hyperlink r:id="rId51">
-        <w:r>
-          <w:rPr>
-            <w:lang w:val="hi_IN" w:bidi="hi_IN"/>
-          </w:rPr>
-          <w:rPr>
-            <w:color w:val="0000EE"/>
-            <w:u w:val="single"/>
-          </w:rPr>
-          <w:t>लूका 6:46–48</w:t>
-        </w:r>
-      </w:hyperlink>
-    </w:p>
-    <w:p>
-      <w:pPr>
-        <w:pStyle w:val="ListBullet"/>
-        <w:spacing w:line="240" w:lineRule="auto"/>
-        <w:ind w:left="720"/>
-      </w:pPr>
-      <w:r>
-        <w:rPr>
-          <w:lang w:val="hi_IN" w:bidi="hi_IN"/>
-        </w:rPr>
-      </w:r>
-      <w:hyperlink r:id="rId52">
-        <w:r>
-          <w:rPr>
-            <w:lang w:val="hi_IN" w:bidi="hi_IN"/>
-          </w:rPr>
-          <w:rPr>
-            <w:color w:val="0000EE"/>
-            <w:u w:val="single"/>
-          </w:rPr>
-          <w:t>मत्ती 7:24–25</w:t>
-        </w:r>
-      </w:hyperlink>
-    </w:p>
-    <w:p>
-      <w:pPr>
-        <w:pStyle w:val="ListBullet"/>
-        <w:spacing w:line="240" w:lineRule="auto"/>
-        <w:ind w:left="720"/>
-      </w:pPr>
-      <w:r>
-        <w:rPr>
-          <w:lang w:val="hi_IN" w:bidi="hi_IN"/>
-        </w:rPr>
-      </w:r>
-      <w:hyperlink r:id="rId53">
-        <w:r>
-          <w:rPr>
-            <w:lang w:val="hi_IN" w:bidi="hi_IN"/>
-          </w:rPr>
-          <w:rPr>
-            <w:color w:val="0000EE"/>
-            <w:u w:val="single"/>
-          </w:rPr>
-          <w:t>मत्ती 7:26–27</w:t>
-        </w:r>
-      </w:hyperlink>
-    </w:p>
-    <w:p>
-      <w:pPr>
-        <w:pStyle w:val="ListBullet"/>
-        <w:spacing w:line="240" w:lineRule="auto"/>
-        <w:ind w:left="720"/>
-      </w:pPr>
-      <w:r>
-        <w:rPr>
-          <w:lang w:val="hi_IN" w:bidi="hi_IN"/>
-        </w:rPr>
-      </w:r>
-      <w:hyperlink r:id="rId54">
-        <w:r>
-          <w:rPr>
-            <w:lang w:val="hi_IN" w:bidi="hi_IN"/>
-          </w:rPr>
-          <w:rPr>
-            <w:color w:val="0000EE"/>
-            <w:u w:val="single"/>
-          </w:rPr>
-          <w:t>मत्ती 24:37–39</w:t>
-        </w:r>
-      </w:hyperlink>
+      <w:r>
+        <w:rPr>
+          <w:lang w:val="hi_IN" w:bidi="hi_IN"/>
+        </w:rPr>
+        <w:t>दानिय्येल 11:10</w:t>
+      </w:r>
+    </w:p>
+    <w:p>
+      <w:pPr>
+        <w:pStyle w:val="ListBullet"/>
+        <w:spacing w:line="240" w:lineRule="auto"/>
+        <w:ind w:left="720"/>
+      </w:pPr>
+      <w:r>
+        <w:rPr>
+          <w:lang w:val="hi_IN" w:bidi="hi_IN"/>
+        </w:rPr>
+      </w:r>
+      <w:r>
+        <w:rPr>
+          <w:lang w:val="hi_IN" w:bidi="hi_IN"/>
+        </w:rPr>
+        <w:t>उत्पत्ति 7:6–7</w:t>
+      </w:r>
+    </w:p>
+    <w:p>
+      <w:pPr>
+        <w:pStyle w:val="ListBullet"/>
+        <w:spacing w:line="240" w:lineRule="auto"/>
+        <w:ind w:left="720"/>
+      </w:pPr>
+      <w:r>
+        <w:rPr>
+          <w:lang w:val="hi_IN" w:bidi="hi_IN"/>
+        </w:rPr>
+      </w:r>
+      <w:r>
+        <w:rPr>
+          <w:lang w:val="hi_IN" w:bidi="hi_IN"/>
+        </w:rPr>
+        <w:t>लूका 6:46–48</w:t>
+      </w:r>
+    </w:p>
+    <w:p>
+      <w:pPr>
+        <w:pStyle w:val="ListBullet"/>
+        <w:spacing w:line="240" w:lineRule="auto"/>
+        <w:ind w:left="720"/>
+      </w:pPr>
+      <w:r>
+        <w:rPr>
+          <w:lang w:val="hi_IN" w:bidi="hi_IN"/>
+        </w:rPr>
+      </w:r>
+      <w:r>
+        <w:rPr>
+          <w:lang w:val="hi_IN" w:bidi="hi_IN"/>
+        </w:rPr>
+        <w:t>मत्ती 7:24–25</w:t>
+      </w:r>
+    </w:p>
+    <w:p>
+      <w:pPr>
+        <w:pStyle w:val="ListBullet"/>
+        <w:spacing w:line="240" w:lineRule="auto"/>
+        <w:ind w:left="720"/>
+      </w:pPr>
+      <w:r>
+        <w:rPr>
+          <w:lang w:val="hi_IN" w:bidi="hi_IN"/>
+        </w:rPr>
+      </w:r>
+      <w:r>
+        <w:rPr>
+          <w:lang w:val="hi_IN" w:bidi="hi_IN"/>
+        </w:rPr>
+        <w:t>मत्ती 7:26–27</w:t>
+      </w:r>
+    </w:p>
+    <w:p>
+      <w:pPr>
+        <w:pStyle w:val="ListBullet"/>
+        <w:spacing w:line="240" w:lineRule="auto"/>
+        <w:ind w:left="720"/>
+      </w:pPr>
+      <w:r>
+        <w:rPr>
+          <w:lang w:val="hi_IN" w:bidi="hi_IN"/>
+        </w:rPr>
+      </w:r>
+      <w:r>
+        <w:rPr>
+          <w:lang w:val="hi_IN" w:bidi="hi_IN"/>
+        </w:rPr>
+        <w:t>मत्ती 24:37–39</w:t>
+      </w:r>
     </w:p>
     <w:p>
       <w:pPr>
@@ -3514,138 +3262,102 @@
           <w:lang w:val="hi_IN" w:bidi="hi_IN"/>
         </w:rPr>
       </w:r>
-      <w:hyperlink r:id="rId55">
-        <w:r>
-          <w:rPr>
-            <w:lang w:val="hi_IN" w:bidi="hi_IN"/>
-          </w:rPr>
-          <w:rPr>
-            <w:color w:val="0000EE"/>
-            <w:u w:val="single"/>
-          </w:rPr>
-          <w:t>1 पतरस 3:20</w:t>
-        </w:r>
-      </w:hyperlink>
-    </w:p>
-    <w:p>
-      <w:pPr>
-        <w:pStyle w:val="ListBullet"/>
-        <w:spacing w:line="240" w:lineRule="auto"/>
-        <w:ind w:left="720"/>
-      </w:pPr>
-      <w:r>
-        <w:rPr>
-          <w:lang w:val="hi_IN" w:bidi="hi_IN"/>
-        </w:rPr>
-      </w:r>
-      <w:hyperlink r:id="rId56">
-        <w:r>
-          <w:rPr>
-            <w:lang w:val="hi_IN" w:bidi="hi_IN"/>
-          </w:rPr>
-          <w:rPr>
-            <w:color w:val="0000EE"/>
-            <w:u w:val="single"/>
-          </w:rPr>
-          <w:t>निर्गमन 16:33–36</w:t>
-        </w:r>
-      </w:hyperlink>
-    </w:p>
-    <w:p>
-      <w:pPr>
-        <w:pStyle w:val="ListBullet"/>
-        <w:spacing w:line="240" w:lineRule="auto"/>
-        <w:ind w:left="720"/>
-      </w:pPr>
-      <w:r>
-        <w:rPr>
-          <w:lang w:val="hi_IN" w:bidi="hi_IN"/>
-        </w:rPr>
-      </w:r>
-      <w:hyperlink r:id="rId57">
-        <w:r>
-          <w:rPr>
-            <w:lang w:val="hi_IN" w:bidi="hi_IN"/>
-          </w:rPr>
-          <w:rPr>
-            <w:color w:val="0000EE"/>
-            <w:u w:val="single"/>
-          </w:rPr>
-          <w:t>निर्गमन 30:6</w:t>
-        </w:r>
-      </w:hyperlink>
-    </w:p>
-    <w:p>
-      <w:pPr>
-        <w:pStyle w:val="ListBullet"/>
-        <w:spacing w:line="240" w:lineRule="auto"/>
-        <w:ind w:left="720"/>
-      </w:pPr>
-      <w:r>
-        <w:rPr>
-          <w:lang w:val="hi_IN" w:bidi="hi_IN"/>
-        </w:rPr>
-      </w:r>
-      <w:hyperlink r:id="rId58">
-        <w:r>
-          <w:rPr>
-            <w:lang w:val="hi_IN" w:bidi="hi_IN"/>
-          </w:rPr>
-          <w:rPr>
-            <w:color w:val="0000EE"/>
-            <w:u w:val="single"/>
-          </w:rPr>
-          <w:t>उत्पत्ति 8:4–5</w:t>
-        </w:r>
-      </w:hyperlink>
-    </w:p>
-    <w:p>
-      <w:pPr>
-        <w:pStyle w:val="ListBullet"/>
-        <w:spacing w:line="240" w:lineRule="auto"/>
-        <w:ind w:left="720"/>
-      </w:pPr>
-      <w:r>
-        <w:rPr>
-          <w:lang w:val="hi_IN" w:bidi="hi_IN"/>
-        </w:rPr>
-      </w:r>
-      <w:hyperlink r:id="rId59">
-        <w:r>
-          <w:rPr>
-            <w:lang w:val="hi_IN" w:bidi="hi_IN"/>
-          </w:rPr>
-          <w:rPr>
-            <w:color w:val="0000EE"/>
-            <w:u w:val="single"/>
-          </w:rPr>
-          <w:t>लूका 17:27</w:t>
-        </w:r>
-      </w:hyperlink>
-    </w:p>
-    <w:p>
-      <w:pPr>
-        <w:pStyle w:val="ListBullet"/>
-        <w:spacing w:line="240" w:lineRule="auto"/>
-        <w:ind w:left="720"/>
-      </w:pPr>
-      <w:r>
-        <w:rPr>
-          <w:lang w:val="hi_IN" w:bidi="hi_IN"/>
-        </w:rPr>
-      </w:r>
-      <w:hyperlink r:id="rId54">
-        <w:r>
-          <w:rPr>
-            <w:lang w:val="hi_IN" w:bidi="hi_IN"/>
-          </w:rPr>
-          <w:rPr>
-            <w:color w:val="0000EE"/>
-            <w:u w:val="single"/>
-          </w:rPr>
-          <w:t>मत्ती 24:37–39</w:t>
-        </w:r>
-      </w:hyperlink>
+      <w:r>
+        <w:rPr>
+          <w:lang w:val="hi_IN" w:bidi="hi_IN"/>
+        </w:rPr>
+        <w:t>1 पतरस 3:20</w:t>
+      </w:r>
+    </w:p>
+    <w:p>
+      <w:pPr>
+        <w:pStyle w:val="ListBullet"/>
+        <w:spacing w:line="240" w:lineRule="auto"/>
+        <w:ind w:left="720"/>
+      </w:pPr>
+      <w:r>
+        <w:rPr>
+          <w:lang w:val="hi_IN" w:bidi="hi_IN"/>
+        </w:rPr>
+      </w:r>
+      <w:r>
+        <w:rPr>
+          <w:lang w:val="hi_IN" w:bidi="hi_IN"/>
+        </w:rPr>
+        <w:t>निर्गमन 16:33–36</w:t>
+      </w:r>
+    </w:p>
+    <w:p>
+      <w:pPr>
+        <w:pStyle w:val="ListBullet"/>
+        <w:spacing w:line="240" w:lineRule="auto"/>
+        <w:ind w:left="720"/>
+      </w:pPr>
+      <w:r>
+        <w:rPr>
+          <w:lang w:val="hi_IN" w:bidi="hi_IN"/>
+        </w:rPr>
+      </w:r>
+      <w:r>
+        <w:rPr>
+          <w:lang w:val="hi_IN" w:bidi="hi_IN"/>
+        </w:rPr>
+        <w:t>निर्गमन 30:6</w:t>
+      </w:r>
+    </w:p>
+    <w:p>
+      <w:pPr>
+        <w:pStyle w:val="ListBullet"/>
+        <w:spacing w:line="240" w:lineRule="auto"/>
+        <w:ind w:left="720"/>
+      </w:pPr>
+      <w:r>
+        <w:rPr>
+          <w:lang w:val="hi_IN" w:bidi="hi_IN"/>
+        </w:rPr>
+      </w:r>
+      <w:r>
+        <w:rPr>
+          <w:lang w:val="hi_IN" w:bidi="hi_IN"/>
+        </w:rPr>
+        <w:t>उत्पत्ति 8:4–5</w:t>
+      </w:r>
+    </w:p>
+    <w:p>
+      <w:pPr>
+        <w:pStyle w:val="ListBullet"/>
+        <w:spacing w:line="240" w:lineRule="auto"/>
+        <w:ind w:left="720"/>
+      </w:pPr>
+      <w:r>
+        <w:rPr>
+          <w:lang w:val="hi_IN" w:bidi="hi_IN"/>
+        </w:rPr>
+      </w:r>
+      <w:r>
+        <w:rPr>
+          <w:lang w:val="hi_IN" w:bidi="hi_IN"/>
+        </w:rPr>
+        <w:t>लूका 17:27</w:t>
+      </w:r>
+    </w:p>
+    <w:p>
+      <w:pPr>
+        <w:pStyle w:val="ListBullet"/>
+        <w:spacing w:line="240" w:lineRule="auto"/>
+        <w:ind w:left="720"/>
+      </w:pPr>
+      <w:r>
+        <w:rPr>
+          <w:lang w:val="hi_IN" w:bidi="hi_IN"/>
+        </w:rPr>
+      </w:r>
+      <w:r>
+        <w:rPr>
+          <w:lang w:val="hi_IN" w:bidi="hi_IN"/>
+        </w:rPr>
+        <w:t>मत्ती 24:37–39</w:t>
+      </w:r>
     </w:p>
     <w:p>
       <w:pPr>
@@ -4040,378 +3752,282 @@
           <w:lang w:val="hi_IN" w:bidi="hi_IN"/>
         </w:rPr>
       </w:r>
-      <w:hyperlink r:id="rId44">
-        <w:r>
-          <w:rPr>
-            <w:lang w:val="hi_IN" w:bidi="hi_IN"/>
-          </w:rPr>
-          <w:rPr>
-            <w:color w:val="0000EE"/>
-            <w:u w:val="single"/>
-          </w:rPr>
-          <w:t>1 इतिहास 14:15–17</w:t>
-        </w:r>
-      </w:hyperlink>
-    </w:p>
-    <w:p>
-      <w:pPr>
-        <w:pStyle w:val="ListBullet"/>
-        <w:spacing w:line="240" w:lineRule="auto"/>
-        <w:ind w:left="720"/>
-      </w:pPr>
-      <w:r>
-        <w:rPr>
-          <w:lang w:val="hi_IN" w:bidi="hi_IN"/>
-        </w:rPr>
-      </w:r>
-      <w:hyperlink r:id="rId60">
-        <w:r>
-          <w:rPr>
-            <w:lang w:val="hi_IN" w:bidi="hi_IN"/>
-          </w:rPr>
-          <w:rPr>
-            <w:color w:val="0000EE"/>
-            <w:u w:val="single"/>
-          </w:rPr>
-          <w:t>2 इतिहास 15:06</w:t>
-        </w:r>
-      </w:hyperlink>
-    </w:p>
-    <w:p>
-      <w:pPr>
-        <w:pStyle w:val="ListBullet"/>
-        <w:spacing w:line="240" w:lineRule="auto"/>
-        <w:ind w:left="720"/>
-      </w:pPr>
-      <w:r>
-        <w:rPr>
-          <w:lang w:val="hi_IN" w:bidi="hi_IN"/>
-        </w:rPr>
-      </w:r>
-      <w:hyperlink r:id="rId61">
-        <w:r>
-          <w:rPr>
-            <w:lang w:val="hi_IN" w:bidi="hi_IN"/>
-          </w:rPr>
-          <w:rPr>
-            <w:color w:val="0000EE"/>
-            <w:u w:val="single"/>
-          </w:rPr>
-          <w:t>2 राजा 17:11–12</w:t>
-        </w:r>
-      </w:hyperlink>
-    </w:p>
-    <w:p>
-      <w:pPr>
-        <w:pStyle w:val="ListBullet"/>
-        <w:spacing w:line="240" w:lineRule="auto"/>
-        <w:ind w:left="720"/>
-      </w:pPr>
-      <w:r>
-        <w:rPr>
-          <w:lang w:val="hi_IN" w:bidi="hi_IN"/>
-        </w:rPr>
-      </w:r>
-      <w:hyperlink r:id="rId62">
-        <w:r>
-          <w:rPr>
-            <w:lang w:val="hi_IN" w:bidi="hi_IN"/>
-          </w:rPr>
-          <w:rPr>
-            <w:color w:val="0000EE"/>
-            <w:u w:val="single"/>
-          </w:rPr>
-          <w:t>प्रे.का. 02:05</w:t>
-        </w:r>
-      </w:hyperlink>
-    </w:p>
-    <w:p>
-      <w:pPr>
-        <w:pStyle w:val="ListBullet"/>
-        <w:spacing w:line="240" w:lineRule="auto"/>
-        <w:ind w:left="720"/>
-      </w:pPr>
-      <w:r>
-        <w:rPr>
-          <w:lang w:val="hi_IN" w:bidi="hi_IN"/>
-        </w:rPr>
-      </w:r>
-      <w:hyperlink r:id="rId63">
-        <w:r>
-          <w:rPr>
-            <w:lang w:val="hi_IN" w:bidi="hi_IN"/>
-          </w:rPr>
-          <w:rPr>
-            <w:color w:val="0000EE"/>
-            <w:u w:val="single"/>
-          </w:rPr>
-          <w:t>प्रे.का. 13:19</w:t>
-        </w:r>
-      </w:hyperlink>
-    </w:p>
-    <w:p>
-      <w:pPr>
-        <w:pStyle w:val="ListBullet"/>
-        <w:spacing w:line="240" w:lineRule="auto"/>
-        <w:ind w:left="720"/>
-      </w:pPr>
-      <w:r>
-        <w:rPr>
-          <w:lang w:val="hi_IN" w:bidi="hi_IN"/>
-        </w:rPr>
-      </w:r>
-      <w:hyperlink r:id="rId64">
-        <w:r>
-          <w:rPr>
-            <w:lang w:val="hi_IN" w:bidi="hi_IN"/>
-          </w:rPr>
-          <w:rPr>
-            <w:color w:val="0000EE"/>
-            <w:u w:val="single"/>
-          </w:rPr>
-          <w:t>प्रे.का. 17:26</w:t>
-        </w:r>
-      </w:hyperlink>
-    </w:p>
-    <w:p>
-      <w:pPr>
-        <w:pStyle w:val="ListBullet"/>
-        <w:spacing w:line="240" w:lineRule="auto"/>
-        <w:ind w:left="720"/>
-      </w:pPr>
-      <w:r>
-        <w:rPr>
-          <w:lang w:val="hi_IN" w:bidi="hi_IN"/>
-        </w:rPr>
-      </w:r>
-      <w:hyperlink r:id="rId65">
-        <w:r>
-          <w:rPr>
-            <w:lang w:val="hi_IN" w:bidi="hi_IN"/>
-          </w:rPr>
-          <w:rPr>
-            <w:color w:val="0000EE"/>
-            <w:u w:val="single"/>
-          </w:rPr>
-          <w:t>प्रे.का. 26:04</w:t>
-        </w:r>
-      </w:hyperlink>
-    </w:p>
-    <w:p>
-      <w:pPr>
-        <w:pStyle w:val="ListBullet"/>
-        <w:spacing w:line="240" w:lineRule="auto"/>
-        <w:ind w:left="720"/>
-      </w:pPr>
-      <w:r>
-        <w:rPr>
-          <w:lang w:val="hi_IN" w:bidi="hi_IN"/>
-        </w:rPr>
-      </w:r>
-      <w:hyperlink r:id="rId66">
-        <w:r>
-          <w:rPr>
-            <w:lang w:val="hi_IN" w:bidi="hi_IN"/>
-          </w:rPr>
-          <w:rPr>
-            <w:color w:val="0000EE"/>
-            <w:u w:val="single"/>
-          </w:rPr>
-          <w:t>दानिय्येल 03:04</w:t>
-        </w:r>
-      </w:hyperlink>
-    </w:p>
-    <w:p>
-      <w:pPr>
-        <w:pStyle w:val="ListBullet"/>
-        <w:spacing w:line="240" w:lineRule="auto"/>
-        <w:ind w:left="720"/>
-      </w:pPr>
-      <w:r>
-        <w:rPr>
-          <w:lang w:val="hi_IN" w:bidi="hi_IN"/>
-        </w:rPr>
-      </w:r>
-      <w:hyperlink r:id="rId67">
-        <w:r>
-          <w:rPr>
-            <w:lang w:val="hi_IN" w:bidi="hi_IN"/>
-          </w:rPr>
-          <w:rPr>
-            <w:color w:val="0000EE"/>
-            <w:u w:val="single"/>
-          </w:rPr>
-          <w:t>उत्पत्ति 10:2–5</w:t>
-        </w:r>
-      </w:hyperlink>
-    </w:p>
-    <w:p>
-      <w:pPr>
-        <w:pStyle w:val="ListBullet"/>
-        <w:spacing w:line="240" w:lineRule="auto"/>
-        <w:ind w:left="720"/>
-      </w:pPr>
-      <w:r>
-        <w:rPr>
-          <w:lang w:val="hi_IN" w:bidi="hi_IN"/>
-        </w:rPr>
-      </w:r>
-      <w:hyperlink r:id="rId68">
-        <w:r>
-          <w:rPr>
-            <w:lang w:val="hi_IN" w:bidi="hi_IN"/>
-          </w:rPr>
-          <w:rPr>
-            <w:color w:val="0000EE"/>
-            <w:u w:val="single"/>
-          </w:rPr>
-          <w:t>उत्पत्ति 27:29</w:t>
-        </w:r>
-      </w:hyperlink>
-    </w:p>
-    <w:p>
-      <w:pPr>
-        <w:pStyle w:val="ListBullet"/>
-        <w:spacing w:line="240" w:lineRule="auto"/>
-        <w:ind w:left="720"/>
-      </w:pPr>
-      <w:r>
-        <w:rPr>
-          <w:lang w:val="hi_IN" w:bidi="hi_IN"/>
-        </w:rPr>
-      </w:r>
-      <w:hyperlink r:id="rId69">
-        <w:r>
-          <w:rPr>
-            <w:lang w:val="hi_IN" w:bidi="hi_IN"/>
-          </w:rPr>
-          <w:rPr>
-            <w:color w:val="0000EE"/>
-            <w:u w:val="single"/>
-          </w:rPr>
-          <w:t>उत्पत्ति 35:11</w:t>
-        </w:r>
-      </w:hyperlink>
-    </w:p>
-    <w:p>
-      <w:pPr>
-        <w:pStyle w:val="ListBullet"/>
-        <w:spacing w:line="240" w:lineRule="auto"/>
-        <w:ind w:left="720"/>
-      </w:pPr>
-      <w:r>
-        <w:rPr>
-          <w:lang w:val="hi_IN" w:bidi="hi_IN"/>
-        </w:rPr>
-      </w:r>
-      <w:hyperlink r:id="rId70">
-        <w:r>
-          <w:rPr>
-            <w:lang w:val="hi_IN" w:bidi="hi_IN"/>
-          </w:rPr>
-          <w:rPr>
-            <w:color w:val="0000EE"/>
-            <w:u w:val="single"/>
-          </w:rPr>
-          <w:t>उत्पत्ति 49:10</w:t>
-        </w:r>
-      </w:hyperlink>
-    </w:p>
-    <w:p>
-      <w:pPr>
-        <w:pStyle w:val="ListBullet"/>
-        <w:spacing w:line="240" w:lineRule="auto"/>
-        <w:ind w:left="720"/>
-      </w:pPr>
-      <w:r>
-        <w:rPr>
-          <w:lang w:val="hi_IN" w:bidi="hi_IN"/>
-        </w:rPr>
-      </w:r>
-      <w:hyperlink r:id="rId71">
-        <w:r>
-          <w:rPr>
-            <w:lang w:val="hi_IN" w:bidi="hi_IN"/>
-          </w:rPr>
-          <w:rPr>
-            <w:color w:val="0000EE"/>
-            <w:u w:val="single"/>
-          </w:rPr>
-          <w:t>लूका 07:05</w:t>
-        </w:r>
-      </w:hyperlink>
-    </w:p>
-    <w:p>
-      <w:pPr>
-        <w:pStyle w:val="ListBullet"/>
-        <w:spacing w:line="240" w:lineRule="auto"/>
-        <w:ind w:left="720"/>
-      </w:pPr>
-      <w:r>
-        <w:rPr>
-          <w:lang w:val="hi_IN" w:bidi="hi_IN"/>
-        </w:rPr>
-      </w:r>
-      <w:hyperlink r:id="rId72">
-        <w:r>
-          <w:rPr>
-            <w:lang w:val="hi_IN" w:bidi="hi_IN"/>
-          </w:rPr>
-          <w:rPr>
-            <w:color w:val="0000EE"/>
-            <w:u w:val="single"/>
-          </w:rPr>
-          <w:t>मरकुस 13:7–8</w:t>
-        </w:r>
-      </w:hyperlink>
-    </w:p>
-    <w:p>
-      <w:pPr>
-        <w:pStyle w:val="ListBullet"/>
-        <w:spacing w:line="240" w:lineRule="auto"/>
-        <w:ind w:left="720"/>
-      </w:pPr>
-      <w:r>
-        <w:rPr>
-          <w:lang w:val="hi_IN" w:bidi="hi_IN"/>
-        </w:rPr>
-      </w:r>
-      <w:hyperlink r:id="rId73">
-        <w:r>
-          <w:rPr>
-            <w:lang w:val="hi_IN" w:bidi="hi_IN"/>
-          </w:rPr>
-          <w:rPr>
-            <w:color w:val="0000EE"/>
-            <w:u w:val="single"/>
-          </w:rPr>
-          <w:t>मत्ती 21:43</w:t>
-        </w:r>
-      </w:hyperlink>
-    </w:p>
-    <w:p>
-      <w:pPr>
-        <w:pStyle w:val="ListBullet"/>
-        <w:spacing w:line="240" w:lineRule="auto"/>
-        <w:ind w:left="720"/>
-      </w:pPr>
-      <w:r>
-        <w:rPr>
-          <w:lang w:val="hi_IN" w:bidi="hi_IN"/>
-        </w:rPr>
-      </w:r>
-      <w:hyperlink r:id="rId74">
-        <w:r>
-          <w:rPr>
-            <w:lang w:val="hi_IN" w:bidi="hi_IN"/>
-          </w:rPr>
-          <w:rPr>
-            <w:color w:val="0000EE"/>
-            <w:u w:val="single"/>
-          </w:rPr>
-          <w:t>रोमियो 04:16–17</w:t>
-        </w:r>
-      </w:hyperlink>
+      <w:r>
+        <w:rPr>
+          <w:lang w:val="hi_IN" w:bidi="hi_IN"/>
+        </w:rPr>
+        <w:t>1 इतिहास 14:15–17</w:t>
+      </w:r>
+    </w:p>
+    <w:p>
+      <w:pPr>
+        <w:pStyle w:val="ListBullet"/>
+        <w:spacing w:line="240" w:lineRule="auto"/>
+        <w:ind w:left="720"/>
+      </w:pPr>
+      <w:r>
+        <w:rPr>
+          <w:lang w:val="hi_IN" w:bidi="hi_IN"/>
+        </w:rPr>
+      </w:r>
+      <w:r>
+        <w:rPr>
+          <w:lang w:val="hi_IN" w:bidi="hi_IN"/>
+        </w:rPr>
+        <w:t>2 इतिहास 15:06</w:t>
+      </w:r>
+    </w:p>
+    <w:p>
+      <w:pPr>
+        <w:pStyle w:val="ListBullet"/>
+        <w:spacing w:line="240" w:lineRule="auto"/>
+        <w:ind w:left="720"/>
+      </w:pPr>
+      <w:r>
+        <w:rPr>
+          <w:lang w:val="hi_IN" w:bidi="hi_IN"/>
+        </w:rPr>
+      </w:r>
+      <w:r>
+        <w:rPr>
+          <w:lang w:val="hi_IN" w:bidi="hi_IN"/>
+        </w:rPr>
+        <w:t>2 राजा 17:11–12</w:t>
+      </w:r>
+    </w:p>
+    <w:p>
+      <w:pPr>
+        <w:pStyle w:val="ListBullet"/>
+        <w:spacing w:line="240" w:lineRule="auto"/>
+        <w:ind w:left="720"/>
+      </w:pPr>
+      <w:r>
+        <w:rPr>
+          <w:lang w:val="hi_IN" w:bidi="hi_IN"/>
+        </w:rPr>
+      </w:r>
+      <w:r>
+        <w:rPr>
+          <w:lang w:val="hi_IN" w:bidi="hi_IN"/>
+        </w:rPr>
+        <w:t>प्रे.का. 02:05</w:t>
+      </w:r>
+    </w:p>
+    <w:p>
+      <w:pPr>
+        <w:pStyle w:val="ListBullet"/>
+        <w:spacing w:line="240" w:lineRule="auto"/>
+        <w:ind w:left="720"/>
+      </w:pPr>
+      <w:r>
+        <w:rPr>
+          <w:lang w:val="hi_IN" w:bidi="hi_IN"/>
+        </w:rPr>
+      </w:r>
+      <w:r>
+        <w:rPr>
+          <w:lang w:val="hi_IN" w:bidi="hi_IN"/>
+        </w:rPr>
+        <w:t>प्रे.का. 13:19</w:t>
+      </w:r>
+    </w:p>
+    <w:p>
+      <w:pPr>
+        <w:pStyle w:val="ListBullet"/>
+        <w:spacing w:line="240" w:lineRule="auto"/>
+        <w:ind w:left="720"/>
+      </w:pPr>
+      <w:r>
+        <w:rPr>
+          <w:lang w:val="hi_IN" w:bidi="hi_IN"/>
+        </w:rPr>
+      </w:r>
+      <w:r>
+        <w:rPr>
+          <w:lang w:val="hi_IN" w:bidi="hi_IN"/>
+        </w:rPr>
+        <w:t>प्रे.का. 17:26</w:t>
+      </w:r>
+    </w:p>
+    <w:p>
+      <w:pPr>
+        <w:pStyle w:val="ListBullet"/>
+        <w:spacing w:line="240" w:lineRule="auto"/>
+        <w:ind w:left="720"/>
+      </w:pPr>
+      <w:r>
+        <w:rPr>
+          <w:lang w:val="hi_IN" w:bidi="hi_IN"/>
+        </w:rPr>
+      </w:r>
+      <w:r>
+        <w:rPr>
+          <w:lang w:val="hi_IN" w:bidi="hi_IN"/>
+        </w:rPr>
+        <w:t>प्रे.का. 26:04</w:t>
+      </w:r>
+    </w:p>
+    <w:p>
+      <w:pPr>
+        <w:pStyle w:val="ListBullet"/>
+        <w:spacing w:line="240" w:lineRule="auto"/>
+        <w:ind w:left="720"/>
+      </w:pPr>
+      <w:r>
+        <w:rPr>
+          <w:lang w:val="hi_IN" w:bidi="hi_IN"/>
+        </w:rPr>
+      </w:r>
+      <w:r>
+        <w:rPr>
+          <w:lang w:val="hi_IN" w:bidi="hi_IN"/>
+        </w:rPr>
+        <w:t>दानिय्येल 03:04</w:t>
+      </w:r>
+    </w:p>
+    <w:p>
+      <w:pPr>
+        <w:pStyle w:val="ListBullet"/>
+        <w:spacing w:line="240" w:lineRule="auto"/>
+        <w:ind w:left="720"/>
+      </w:pPr>
+      <w:r>
+        <w:rPr>
+          <w:lang w:val="hi_IN" w:bidi="hi_IN"/>
+        </w:rPr>
+      </w:r>
+      <w:r>
+        <w:rPr>
+          <w:lang w:val="hi_IN" w:bidi="hi_IN"/>
+        </w:rPr>
+        <w:t>उत्पत्ति 10:2–5</w:t>
+      </w:r>
+    </w:p>
+    <w:p>
+      <w:pPr>
+        <w:pStyle w:val="ListBullet"/>
+        <w:spacing w:line="240" w:lineRule="auto"/>
+        <w:ind w:left="720"/>
+      </w:pPr>
+      <w:r>
+        <w:rPr>
+          <w:lang w:val="hi_IN" w:bidi="hi_IN"/>
+        </w:rPr>
+      </w:r>
+      <w:r>
+        <w:rPr>
+          <w:lang w:val="hi_IN" w:bidi="hi_IN"/>
+        </w:rPr>
+        <w:t>उत्पत्ति 27:29</w:t>
+      </w:r>
+    </w:p>
+    <w:p>
+      <w:pPr>
+        <w:pStyle w:val="ListBullet"/>
+        <w:spacing w:line="240" w:lineRule="auto"/>
+        <w:ind w:left="720"/>
+      </w:pPr>
+      <w:r>
+        <w:rPr>
+          <w:lang w:val="hi_IN" w:bidi="hi_IN"/>
+        </w:rPr>
+      </w:r>
+      <w:r>
+        <w:rPr>
+          <w:lang w:val="hi_IN" w:bidi="hi_IN"/>
+        </w:rPr>
+        <w:t>उत्पत्ति 35:11</w:t>
+      </w:r>
+    </w:p>
+    <w:p>
+      <w:pPr>
+        <w:pStyle w:val="ListBullet"/>
+        <w:spacing w:line="240" w:lineRule="auto"/>
+        <w:ind w:left="720"/>
+      </w:pPr>
+      <w:r>
+        <w:rPr>
+          <w:lang w:val="hi_IN" w:bidi="hi_IN"/>
+        </w:rPr>
+      </w:r>
+      <w:r>
+        <w:rPr>
+          <w:lang w:val="hi_IN" w:bidi="hi_IN"/>
+        </w:rPr>
+        <w:t>उत्पत्ति 49:10</w:t>
+      </w:r>
+    </w:p>
+    <w:p>
+      <w:pPr>
+        <w:pStyle w:val="ListBullet"/>
+        <w:spacing w:line="240" w:lineRule="auto"/>
+        <w:ind w:left="720"/>
+      </w:pPr>
+      <w:r>
+        <w:rPr>
+          <w:lang w:val="hi_IN" w:bidi="hi_IN"/>
+        </w:rPr>
+      </w:r>
+      <w:r>
+        <w:rPr>
+          <w:lang w:val="hi_IN" w:bidi="hi_IN"/>
+        </w:rPr>
+        <w:t>लूका 07:05</w:t>
+      </w:r>
+    </w:p>
+    <w:p>
+      <w:pPr>
+        <w:pStyle w:val="ListBullet"/>
+        <w:spacing w:line="240" w:lineRule="auto"/>
+        <w:ind w:left="720"/>
+      </w:pPr>
+      <w:r>
+        <w:rPr>
+          <w:lang w:val="hi_IN" w:bidi="hi_IN"/>
+        </w:rPr>
+      </w:r>
+      <w:r>
+        <w:rPr>
+          <w:lang w:val="hi_IN" w:bidi="hi_IN"/>
+        </w:rPr>
+        <w:t>मरकुस 13:7–8</w:t>
+      </w:r>
+    </w:p>
+    <w:p>
+      <w:pPr>
+        <w:pStyle w:val="ListBullet"/>
+        <w:spacing w:line="240" w:lineRule="auto"/>
+        <w:ind w:left="720"/>
+      </w:pPr>
+      <w:r>
+        <w:rPr>
+          <w:lang w:val="hi_IN" w:bidi="hi_IN"/>
+        </w:rPr>
+      </w:r>
+      <w:r>
+        <w:rPr>
+          <w:lang w:val="hi_IN" w:bidi="hi_IN"/>
+        </w:rPr>
+        <w:t>मत्ती 21:43</w:t>
+      </w:r>
+    </w:p>
+    <w:p>
+      <w:pPr>
+        <w:pStyle w:val="ListBullet"/>
+        <w:spacing w:line="240" w:lineRule="auto"/>
+        <w:ind w:left="720"/>
+      </w:pPr>
+      <w:r>
+        <w:rPr>
+          <w:lang w:val="hi_IN" w:bidi="hi_IN"/>
+        </w:rPr>
+      </w:r>
+      <w:r>
+        <w:rPr>
+          <w:lang w:val="hi_IN" w:bidi="hi_IN"/>
+        </w:rPr>
+        <w:t>रोमियो 04:16–17</w:t>
+      </w:r>
     </w:p>
     <w:p>
       <w:pPr>
@@ -4776,114 +4392,84 @@
           <w:lang w:val="hi_IN" w:bidi="hi_IN"/>
         </w:rPr>
       </w:r>
-      <w:hyperlink r:id="rId75">
-        <w:r>
-          <w:rPr>
-            <w:lang w:val="hi_IN" w:bidi="hi_IN"/>
-          </w:rPr>
-          <w:rPr>
-            <w:color w:val="0000EE"/>
-            <w:u w:val="single"/>
-          </w:rPr>
-          <w:t>1 राजा 08:51–53</w:t>
-        </w:r>
-      </w:hyperlink>
-    </w:p>
-    <w:p>
-      <w:pPr>
-        <w:pStyle w:val="ListBullet"/>
-        <w:spacing w:line="240" w:lineRule="auto"/>
-        <w:ind w:left="720"/>
-      </w:pPr>
-      <w:r>
-        <w:rPr>
-          <w:lang w:val="hi_IN" w:bidi="hi_IN"/>
-        </w:rPr>
-      </w:r>
-      <w:hyperlink r:id="rId76">
-        <w:r>
-          <w:rPr>
-            <w:lang w:val="hi_IN" w:bidi="hi_IN"/>
-          </w:rPr>
-          <w:rPr>
-            <w:color w:val="0000EE"/>
-            <w:u w:val="single"/>
-          </w:rPr>
-          <w:t>1 शमूएल 08:6–7</w:t>
-        </w:r>
-      </w:hyperlink>
-    </w:p>
-    <w:p>
-      <w:pPr>
-        <w:pStyle w:val="ListBullet"/>
-        <w:spacing w:line="240" w:lineRule="auto"/>
-        <w:ind w:left="720"/>
-      </w:pPr>
-      <w:r>
-        <w:rPr>
-          <w:lang w:val="hi_IN" w:bidi="hi_IN"/>
-        </w:rPr>
-      </w:r>
-      <w:hyperlink r:id="rId77">
-        <w:r>
-          <w:rPr>
-            <w:lang w:val="hi_IN" w:bidi="hi_IN"/>
-          </w:rPr>
-          <w:rPr>
-            <w:color w:val="0000EE"/>
-            <w:u w:val="single"/>
-          </w:rPr>
-          <w:t>व्यवस्थाविवरण 28:9–10</w:t>
-        </w:r>
-      </w:hyperlink>
-    </w:p>
-    <w:p>
-      <w:pPr>
-        <w:pStyle w:val="ListBullet"/>
-        <w:spacing w:line="240" w:lineRule="auto"/>
-        <w:ind w:left="720"/>
-      </w:pPr>
-      <w:r>
-        <w:rPr>
-          <w:lang w:val="hi_IN" w:bidi="hi_IN"/>
-        </w:rPr>
-      </w:r>
-      <w:hyperlink r:id="rId78">
-        <w:r>
-          <w:rPr>
-            <w:lang w:val="hi_IN" w:bidi="hi_IN"/>
-          </w:rPr>
-          <w:rPr>
-            <w:color w:val="0000EE"/>
-            <w:u w:val="single"/>
-          </w:rPr>
-          <w:t>उत्पत्ति 49:16–18</w:t>
-        </w:r>
-      </w:hyperlink>
-    </w:p>
-    <w:p>
-      <w:pPr>
-        <w:pStyle w:val="ListBullet"/>
-        <w:spacing w:line="240" w:lineRule="auto"/>
-        <w:ind w:left="720"/>
-      </w:pPr>
-      <w:r>
-        <w:rPr>
-          <w:lang w:val="hi_IN" w:bidi="hi_IN"/>
-        </w:rPr>
-      </w:r>
-      <w:hyperlink r:id="rId79">
-        <w:r>
-          <w:rPr>
-            <w:lang w:val="hi_IN" w:bidi="hi_IN"/>
-          </w:rPr>
-          <w:rPr>
-            <w:color w:val="0000EE"/>
-            <w:u w:val="single"/>
-          </w:rPr>
-          <w:t>रूत 01:16–18</w:t>
-        </w:r>
-      </w:hyperlink>
+      <w:r>
+        <w:rPr>
+          <w:lang w:val="hi_IN" w:bidi="hi_IN"/>
+        </w:rPr>
+        <w:t>1 राजा 08:51–53</w:t>
+      </w:r>
+    </w:p>
+    <w:p>
+      <w:pPr>
+        <w:pStyle w:val="ListBullet"/>
+        <w:spacing w:line="240" w:lineRule="auto"/>
+        <w:ind w:left="720"/>
+      </w:pPr>
+      <w:r>
+        <w:rPr>
+          <w:lang w:val="hi_IN" w:bidi="hi_IN"/>
+        </w:rPr>
+      </w:r>
+      <w:r>
+        <w:rPr>
+          <w:lang w:val="hi_IN" w:bidi="hi_IN"/>
+        </w:rPr>
+        <w:t>1 शमूएल 08:6–7</w:t>
+      </w:r>
+    </w:p>
+    <w:p>
+      <w:pPr>
+        <w:pStyle w:val="ListBullet"/>
+        <w:spacing w:line="240" w:lineRule="auto"/>
+        <w:ind w:left="720"/>
+      </w:pPr>
+      <w:r>
+        <w:rPr>
+          <w:lang w:val="hi_IN" w:bidi="hi_IN"/>
+        </w:rPr>
+      </w:r>
+      <w:r>
+        <w:rPr>
+          <w:lang w:val="hi_IN" w:bidi="hi_IN"/>
+        </w:rPr>
+        <w:t>व्यवस्थाविवरण 28:9–10</w:t>
+      </w:r>
+    </w:p>
+    <w:p>
+      <w:pPr>
+        <w:pStyle w:val="ListBullet"/>
+        <w:spacing w:line="240" w:lineRule="auto"/>
+        <w:ind w:left="720"/>
+      </w:pPr>
+      <w:r>
+        <w:rPr>
+          <w:lang w:val="hi_IN" w:bidi="hi_IN"/>
+        </w:rPr>
+      </w:r>
+      <w:r>
+        <w:rPr>
+          <w:lang w:val="hi_IN" w:bidi="hi_IN"/>
+        </w:rPr>
+        <w:t>उत्पत्ति 49:16–18</w:t>
+      </w:r>
+    </w:p>
+    <w:p>
+      <w:pPr>
+        <w:pStyle w:val="ListBullet"/>
+        <w:spacing w:line="240" w:lineRule="auto"/>
+        <w:ind w:left="720"/>
+      </w:pPr>
+      <w:r>
+        <w:rPr>
+          <w:lang w:val="hi_IN" w:bidi="hi_IN"/>
+        </w:rPr>
+      </w:r>
+      <w:r>
+        <w:rPr>
+          <w:lang w:val="hi_IN" w:bidi="hi_IN"/>
+        </w:rPr>
+        <w:t>रूत 01:16–18</w:t>
+      </w:r>
     </w:p>
     <w:p>
       <w:pPr>
@@ -5393,90 +4979,66 @@
           <w:lang w:val="hi_IN" w:bidi="hi_IN"/>
         </w:rPr>
       </w:r>
-      <w:hyperlink r:id="rId80">
-        <w:r>
-          <w:rPr>
-            <w:lang w:val="hi_IN" w:bidi="hi_IN"/>
-          </w:rPr>
-          <w:rPr>
-            <w:color w:val="0000EE"/>
-            <w:u w:val="single"/>
-          </w:rPr>
-          <w:t>उत्पत्ति 41:7–8</w:t>
-        </w:r>
-      </w:hyperlink>
-    </w:p>
-    <w:p>
-      <w:pPr>
-        <w:pStyle w:val="ListBullet"/>
-        <w:spacing w:line="240" w:lineRule="auto"/>
-        <w:ind w:left="720"/>
-      </w:pPr>
-      <w:r>
-        <w:rPr>
-          <w:lang w:val="hi_IN" w:bidi="hi_IN"/>
-        </w:rPr>
-      </w:r>
-      <w:hyperlink r:id="rId81">
-        <w:r>
-          <w:rPr>
-            <w:lang w:val="hi_IN" w:bidi="hi_IN"/>
-          </w:rPr>
-          <w:rPr>
-            <w:color w:val="0000EE"/>
-            <w:u w:val="single"/>
-          </w:rPr>
-          <w:t>उत्पत्ति 41:22–24</w:t>
-        </w:r>
-      </w:hyperlink>
-    </w:p>
-    <w:p>
-      <w:pPr>
-        <w:pStyle w:val="ListBullet"/>
-        <w:spacing w:line="240" w:lineRule="auto"/>
-        <w:ind w:left="720"/>
-      </w:pPr>
-      <w:r>
-        <w:rPr>
-          <w:lang w:val="hi_IN" w:bidi="hi_IN"/>
-        </w:rPr>
-      </w:r>
-      <w:hyperlink r:id="rId82">
-        <w:r>
-          <w:rPr>
-            <w:lang w:val="hi_IN" w:bidi="hi_IN"/>
-          </w:rPr>
-          <w:rPr>
-            <w:color w:val="0000EE"/>
-            <w:u w:val="single"/>
-          </w:rPr>
-          <w:t>उत्पत्ति 44:3–5</w:t>
-        </w:r>
-      </w:hyperlink>
-    </w:p>
-    <w:p>
-      <w:pPr>
-        <w:pStyle w:val="ListBullet"/>
-        <w:spacing w:line="240" w:lineRule="auto"/>
-        <w:ind w:left="720"/>
-      </w:pPr>
-      <w:r>
-        <w:rPr>
-          <w:lang w:val="hi_IN" w:bidi="hi_IN"/>
-        </w:rPr>
-      </w:r>
-      <w:hyperlink r:id="rId83">
-        <w:r>
-          <w:rPr>
-            <w:lang w:val="hi_IN" w:bidi="hi_IN"/>
-          </w:rPr>
-          <w:rPr>
-            <w:color w:val="0000EE"/>
-            <w:u w:val="single"/>
-          </w:rPr>
-          <w:t>उत्पत्ति 44:14–15</w:t>
-        </w:r>
-      </w:hyperlink>
+      <w:r>
+        <w:rPr>
+          <w:lang w:val="hi_IN" w:bidi="hi_IN"/>
+        </w:rPr>
+        <w:t>उत्पत्ति 41:7–8</w:t>
+      </w:r>
+    </w:p>
+    <w:p>
+      <w:pPr>
+        <w:pStyle w:val="ListBullet"/>
+        <w:spacing w:line="240" w:lineRule="auto"/>
+        <w:ind w:left="720"/>
+      </w:pPr>
+      <w:r>
+        <w:rPr>
+          <w:lang w:val="hi_IN" w:bidi="hi_IN"/>
+        </w:rPr>
+      </w:r>
+      <w:r>
+        <w:rPr>
+          <w:lang w:val="hi_IN" w:bidi="hi_IN"/>
+        </w:rPr>
+        <w:t>उत्पत्ति 41:22–24</w:t>
+      </w:r>
+    </w:p>
+    <w:p>
+      <w:pPr>
+        <w:pStyle w:val="ListBullet"/>
+        <w:spacing w:line="240" w:lineRule="auto"/>
+        <w:ind w:left="720"/>
+      </w:pPr>
+      <w:r>
+        <w:rPr>
+          <w:lang w:val="hi_IN" w:bidi="hi_IN"/>
+        </w:rPr>
+      </w:r>
+      <w:r>
+        <w:rPr>
+          <w:lang w:val="hi_IN" w:bidi="hi_IN"/>
+        </w:rPr>
+        <w:t>उत्पत्ति 44:3–5</w:t>
+      </w:r>
+    </w:p>
+    <w:p>
+      <w:pPr>
+        <w:pStyle w:val="ListBullet"/>
+        <w:spacing w:line="240" w:lineRule="auto"/>
+        <w:ind w:left="720"/>
+      </w:pPr>
+      <w:r>
+        <w:rPr>
+          <w:lang w:val="hi_IN" w:bidi="hi_IN"/>
+        </w:rPr>
+      </w:r>
+      <w:r>
+        <w:rPr>
+          <w:lang w:val="hi_IN" w:bidi="hi_IN"/>
+        </w:rPr>
+        <w:t>उत्पत्ति 44:14–15</w:t>
+      </w:r>
     </w:p>
     <w:p>
       <w:pPr>
@@ -5776,90 +5338,66 @@
           <w:lang w:val="hi_IN" w:bidi="hi_IN"/>
         </w:rPr>
       </w:r>
-      <w:hyperlink r:id="rId84">
-        <w:r>
-          <w:rPr>
-            <w:lang w:val="hi_IN" w:bidi="hi_IN"/>
-          </w:rPr>
-          <w:rPr>
-            <w:color w:val="0000EE"/>
-            <w:u w:val="single"/>
-          </w:rPr>
-          <w:t>प्रे.का. 08:9–11</w:t>
-        </w:r>
-      </w:hyperlink>
-    </w:p>
-    <w:p>
-      <w:pPr>
-        <w:pStyle w:val="ListBullet"/>
-        <w:spacing w:line="240" w:lineRule="auto"/>
-        <w:ind w:left="720"/>
-      </w:pPr>
-      <w:r>
-        <w:rPr>
-          <w:lang w:val="hi_IN" w:bidi="hi_IN"/>
-        </w:rPr>
-      </w:r>
-      <w:hyperlink r:id="rId85">
-        <w:r>
-          <w:rPr>
-            <w:lang w:val="hi_IN" w:bidi="hi_IN"/>
-          </w:rPr>
-          <w:rPr>
-            <w:color w:val="0000EE"/>
-            <w:u w:val="single"/>
-          </w:rPr>
-          <w:t>निर्गमन 07:11–13</w:t>
-        </w:r>
-      </w:hyperlink>
-    </w:p>
-    <w:p>
-      <w:pPr>
-        <w:pStyle w:val="ListBullet"/>
-        <w:spacing w:line="240" w:lineRule="auto"/>
-        <w:ind w:left="720"/>
-      </w:pPr>
-      <w:r>
-        <w:rPr>
-          <w:lang w:val="hi_IN" w:bidi="hi_IN"/>
-        </w:rPr>
-      </w:r>
-      <w:hyperlink r:id="rId86">
-        <w:r>
-          <w:rPr>
-            <w:lang w:val="hi_IN" w:bidi="hi_IN"/>
-          </w:rPr>
-          <w:rPr>
-            <w:color w:val="0000EE"/>
-            <w:u w:val="single"/>
-          </w:rPr>
-          <w:t>गलातियों 05:19–21</w:t>
-        </w:r>
-      </w:hyperlink>
-    </w:p>
-    <w:p>
-      <w:pPr>
-        <w:pStyle w:val="ListBullet"/>
-        <w:spacing w:line="240" w:lineRule="auto"/>
-        <w:ind w:left="720"/>
-      </w:pPr>
-      <w:r>
-        <w:rPr>
-          <w:lang w:val="hi_IN" w:bidi="hi_IN"/>
-        </w:rPr>
-      </w:r>
-      <w:hyperlink r:id="rId87">
-        <w:r>
-          <w:rPr>
-            <w:lang w:val="hi_IN" w:bidi="hi_IN"/>
-          </w:rPr>
-          <w:rPr>
-            <w:color w:val="0000EE"/>
-            <w:u w:val="single"/>
-          </w:rPr>
-          <w:t>प्रकाशितवाक्य 09:20–21</w:t>
-        </w:r>
-      </w:hyperlink>
+      <w:r>
+        <w:rPr>
+          <w:lang w:val="hi_IN" w:bidi="hi_IN"/>
+        </w:rPr>
+        <w:t>प्रे.का. 08:9–11</w:t>
+      </w:r>
+    </w:p>
+    <w:p>
+      <w:pPr>
+        <w:pStyle w:val="ListBullet"/>
+        <w:spacing w:line="240" w:lineRule="auto"/>
+        <w:ind w:left="720"/>
+      </w:pPr>
+      <w:r>
+        <w:rPr>
+          <w:lang w:val="hi_IN" w:bidi="hi_IN"/>
+        </w:rPr>
+      </w:r>
+      <w:r>
+        <w:rPr>
+          <w:lang w:val="hi_IN" w:bidi="hi_IN"/>
+        </w:rPr>
+        <w:t>निर्गमन 07:11–13</w:t>
+      </w:r>
+    </w:p>
+    <w:p>
+      <w:pPr>
+        <w:pStyle w:val="ListBullet"/>
+        <w:spacing w:line="240" w:lineRule="auto"/>
+        <w:ind w:left="720"/>
+      </w:pPr>
+      <w:r>
+        <w:rPr>
+          <w:lang w:val="hi_IN" w:bidi="hi_IN"/>
+        </w:rPr>
+      </w:r>
+      <w:r>
+        <w:rPr>
+          <w:lang w:val="hi_IN" w:bidi="hi_IN"/>
+        </w:rPr>
+        <w:t>गलातियों 05:19–21</w:t>
+      </w:r>
+    </w:p>
+    <w:p>
+      <w:pPr>
+        <w:pStyle w:val="ListBullet"/>
+        <w:spacing w:line="240" w:lineRule="auto"/>
+        <w:ind w:left="720"/>
+      </w:pPr>
+      <w:r>
+        <w:rPr>
+          <w:lang w:val="hi_IN" w:bidi="hi_IN"/>
+        </w:rPr>
+      </w:r>
+      <w:r>
+        <w:rPr>
+          <w:lang w:val="hi_IN" w:bidi="hi_IN"/>
+        </w:rPr>
+        <w:t>प्रकाशितवाक्य 09:20–21</w:t>
+      </w:r>
     </w:p>
     <w:p>
       <w:pPr>
@@ -6296,162 +5834,120 @@
           <w:lang w:val="hi_IN" w:bidi="hi_IN"/>
         </w:rPr>
       </w:r>
-      <w:hyperlink r:id="rId88">
-        <w:r>
-          <w:rPr>
-            <w:lang w:val="hi_IN" w:bidi="hi_IN"/>
-          </w:rPr>
-          <w:rPr>
-            <w:color w:val="0000EE"/>
-            <w:u w:val="single"/>
-          </w:rPr>
-          <w:t>1 कुरिन्थियों 02:12–13</w:t>
-        </w:r>
-      </w:hyperlink>
-    </w:p>
-    <w:p>
-      <w:pPr>
-        <w:pStyle w:val="ListBullet"/>
-        <w:spacing w:line="240" w:lineRule="auto"/>
-        <w:ind w:left="720"/>
-      </w:pPr>
-      <w:r>
-        <w:rPr>
-          <w:lang w:val="hi_IN" w:bidi="hi_IN"/>
-        </w:rPr>
-      </w:r>
-      <w:hyperlink r:id="rId76">
-        <w:r>
-          <w:rPr>
-            <w:lang w:val="hi_IN" w:bidi="hi_IN"/>
-          </w:rPr>
-          <w:rPr>
-            <w:color w:val="0000EE"/>
-            <w:u w:val="single"/>
-          </w:rPr>
-          <w:t>1 शमूएल 17:46</w:t>
-        </w:r>
-      </w:hyperlink>
-    </w:p>
-    <w:p>
-      <w:pPr>
-        <w:pStyle w:val="ListBullet"/>
-        <w:spacing w:line="240" w:lineRule="auto"/>
-        <w:ind w:left="720"/>
-      </w:pPr>
-      <w:r>
-        <w:rPr>
-          <w:lang w:val="hi_IN" w:bidi="hi_IN"/>
-        </w:rPr>
-      </w:r>
-      <w:hyperlink r:id="rId89">
-        <w:r>
-          <w:rPr>
-            <w:lang w:val="hi_IN" w:bidi="hi_IN"/>
-          </w:rPr>
-          <w:rPr>
-            <w:color w:val="0000EE"/>
-            <w:u w:val="single"/>
-          </w:rPr>
-          <w:t>2 कुरिन्थियों 02:15</w:t>
-        </w:r>
-      </w:hyperlink>
-    </w:p>
-    <w:p>
-      <w:pPr>
-        <w:pStyle w:val="ListBullet"/>
-        <w:spacing w:line="240" w:lineRule="auto"/>
-        <w:ind w:left="720"/>
-      </w:pPr>
-      <w:r>
-        <w:rPr>
-          <w:lang w:val="hi_IN" w:bidi="hi_IN"/>
-        </w:rPr>
-      </w:r>
-      <w:hyperlink r:id="rId90">
-        <w:r>
-          <w:rPr>
-            <w:lang w:val="hi_IN" w:bidi="hi_IN"/>
-          </w:rPr>
-          <w:rPr>
-            <w:color w:val="0000EE"/>
-            <w:u w:val="single"/>
-          </w:rPr>
-          <w:t>2 पतरस 01:3–4</w:t>
-        </w:r>
-      </w:hyperlink>
-    </w:p>
-    <w:p>
-      <w:pPr>
-        <w:pStyle w:val="ListBullet"/>
-        <w:spacing w:line="240" w:lineRule="auto"/>
-        <w:ind w:left="720"/>
-      </w:pPr>
-      <w:r>
-        <w:rPr>
-          <w:lang w:val="hi_IN" w:bidi="hi_IN"/>
-        </w:rPr>
-      </w:r>
-      <w:hyperlink r:id="rId91">
-        <w:r>
-          <w:rPr>
-            <w:lang w:val="hi_IN" w:bidi="hi_IN"/>
-          </w:rPr>
-          <w:rPr>
-            <w:color w:val="0000EE"/>
-            <w:u w:val="single"/>
-          </w:rPr>
-          <w:t>व्यव. 04:39–40</w:t>
-        </w:r>
-      </w:hyperlink>
-    </w:p>
-    <w:p>
-      <w:pPr>
-        <w:pStyle w:val="ListBullet"/>
-        <w:spacing w:line="240" w:lineRule="auto"/>
-        <w:ind w:left="720"/>
-      </w:pPr>
-      <w:r>
-        <w:rPr>
-          <w:lang w:val="hi_IN" w:bidi="hi_IN"/>
-        </w:rPr>
-      </w:r>
-      <w:hyperlink r:id="rId92">
-        <w:r>
-          <w:rPr>
-            <w:lang w:val="hi_IN" w:bidi="hi_IN"/>
-          </w:rPr>
-          <w:rPr>
-            <w:color w:val="0000EE"/>
-            <w:u w:val="single"/>
-          </w:rPr>
-          <w:t>उत्पत्ति 19:05</w:t>
-        </w:r>
-      </w:hyperlink>
-    </w:p>
-    <w:p>
-      <w:pPr>
-        <w:pStyle w:val="ListBullet"/>
-        <w:spacing w:line="240" w:lineRule="auto"/>
-        <w:ind w:left="720"/>
-      </w:pPr>
-      <w:r>
-        <w:rPr>
-          <w:lang w:val="hi_IN" w:bidi="hi_IN"/>
-        </w:rPr>
-      </w:r>
-      <w:hyperlink r:id="rId93">
-        <w:r>
-          <w:rPr>
-            <w:lang w:val="hi_IN" w:bidi="hi_IN"/>
-          </w:rPr>
-          <w:rPr>
-            <w:color w:val="0000EE"/>
-            <w:u w:val="single"/>
-          </w:rPr>
-          <w:t>लूका 01:77</w:t>
-        </w:r>
-      </w:hyperlink>
+      <w:r>
+        <w:rPr>
+          <w:lang w:val="hi_IN" w:bidi="hi_IN"/>
+        </w:rPr>
+        <w:t>1 कुरिन्थियों 02:12–13</w:t>
+      </w:r>
+    </w:p>
+    <w:p>
+      <w:pPr>
+        <w:pStyle w:val="ListBullet"/>
+        <w:spacing w:line="240" w:lineRule="auto"/>
+        <w:ind w:left="720"/>
+      </w:pPr>
+      <w:r>
+        <w:rPr>
+          <w:lang w:val="hi_IN" w:bidi="hi_IN"/>
+        </w:rPr>
+      </w:r>
+      <w:r>
+        <w:rPr>
+          <w:lang w:val="hi_IN" w:bidi="hi_IN"/>
+        </w:rPr>
+        <w:t>1 शमूएल 17:46</w:t>
+      </w:r>
+    </w:p>
+    <w:p>
+      <w:pPr>
+        <w:pStyle w:val="ListBullet"/>
+        <w:spacing w:line="240" w:lineRule="auto"/>
+        <w:ind w:left="720"/>
+      </w:pPr>
+      <w:r>
+        <w:rPr>
+          <w:lang w:val="hi_IN" w:bidi="hi_IN"/>
+        </w:rPr>
+      </w:r>
+      <w:r>
+        <w:rPr>
+          <w:lang w:val="hi_IN" w:bidi="hi_IN"/>
+        </w:rPr>
+        <w:t>2 कुरिन्थियों 02:15</w:t>
+      </w:r>
+    </w:p>
+    <w:p>
+      <w:pPr>
+        <w:pStyle w:val="ListBullet"/>
+        <w:spacing w:line="240" w:lineRule="auto"/>
+        <w:ind w:left="720"/>
+      </w:pPr>
+      <w:r>
+        <w:rPr>
+          <w:lang w:val="hi_IN" w:bidi="hi_IN"/>
+        </w:rPr>
+      </w:r>
+      <w:r>
+        <w:rPr>
+          <w:lang w:val="hi_IN" w:bidi="hi_IN"/>
+        </w:rPr>
+        <w:t>2 पतरस 01:3–4</w:t>
+      </w:r>
+    </w:p>
+    <w:p>
+      <w:pPr>
+        <w:pStyle w:val="ListBullet"/>
+        <w:spacing w:line="240" w:lineRule="auto"/>
+        <w:ind w:left="720"/>
+      </w:pPr>
+      <w:r>
+        <w:rPr>
+          <w:lang w:val="hi_IN" w:bidi="hi_IN"/>
+        </w:rPr>
+      </w:r>
+      <w:r>
+        <w:rPr>
+          <w:lang w:val="hi_IN" w:bidi="hi_IN"/>
+        </w:rPr>
+        <w:t>व्यव. 04:39–40</w:t>
+      </w:r>
+    </w:p>
+    <w:p>
+      <w:pPr>
+        <w:pStyle w:val="ListBullet"/>
+        <w:spacing w:line="240" w:lineRule="auto"/>
+        <w:ind w:left="720"/>
+      </w:pPr>
+      <w:r>
+        <w:rPr>
+          <w:lang w:val="hi_IN" w:bidi="hi_IN"/>
+        </w:rPr>
+      </w:r>
+      <w:r>
+        <w:rPr>
+          <w:lang w:val="hi_IN" w:bidi="hi_IN"/>
+        </w:rPr>
+        <w:t>उत्पत्ति 19:05</w:t>
+      </w:r>
+    </w:p>
+    <w:p>
+      <w:pPr>
+        <w:pStyle w:val="ListBullet"/>
+        <w:spacing w:line="240" w:lineRule="auto"/>
+        <w:ind w:left="720"/>
+      </w:pPr>
+      <w:r>
+        <w:rPr>
+          <w:lang w:val="hi_IN" w:bidi="hi_IN"/>
+        </w:rPr>
+      </w:r>
+      <w:r>
+        <w:rPr>
+          <w:lang w:val="hi_IN" w:bidi="hi_IN"/>
+        </w:rPr>
+        <w:t>लूका 01:77</w:t>
+      </w:r>
     </w:p>
     <w:p>
       <w:pPr>
@@ -6759,90 +6255,66 @@
           <w:lang w:val="hi_IN" w:bidi="hi_IN"/>
         </w:rPr>
       </w:r>
-      <w:hyperlink r:id="rId94">
-        <w:r>
-          <w:rPr>
-            <w:lang w:val="hi_IN" w:bidi="hi_IN"/>
-          </w:rPr>
-          <w:rPr>
-            <w:color w:val="0000EE"/>
-            <w:u w:val="single"/>
-          </w:rPr>
-          <w:t>दानिय्येल 8:15–17</w:t>
-        </w:r>
-      </w:hyperlink>
-    </w:p>
-    <w:p>
-      <w:pPr>
-        <w:pStyle w:val="ListBullet"/>
-        <w:spacing w:line="240" w:lineRule="auto"/>
-        <w:ind w:left="720"/>
-      </w:pPr>
-      <w:r>
-        <w:rPr>
-          <w:lang w:val="hi_IN" w:bidi="hi_IN"/>
-        </w:rPr>
-      </w:r>
-      <w:hyperlink r:id="rId95">
-        <w:r>
-          <w:rPr>
-            <w:lang w:val="hi_IN" w:bidi="hi_IN"/>
-          </w:rPr>
-          <w:rPr>
-            <w:color w:val="0000EE"/>
-            <w:u w:val="single"/>
-          </w:rPr>
-          <w:t>दानिय्येल 9:21</w:t>
-        </w:r>
-      </w:hyperlink>
-    </w:p>
-    <w:p>
-      <w:pPr>
-        <w:pStyle w:val="ListBullet"/>
-        <w:spacing w:line="240" w:lineRule="auto"/>
-        <w:ind w:left="720"/>
-      </w:pPr>
-      <w:r>
-        <w:rPr>
-          <w:lang w:val="hi_IN" w:bidi="hi_IN"/>
-        </w:rPr>
-      </w:r>
-      <w:hyperlink r:id="rId96">
-        <w:r>
-          <w:rPr>
-            <w:lang w:val="hi_IN" w:bidi="hi_IN"/>
-          </w:rPr>
-          <w:rPr>
-            <w:color w:val="0000EE"/>
-            <w:u w:val="single"/>
-          </w:rPr>
-          <w:t>लूका 1:19</w:t>
-        </w:r>
-      </w:hyperlink>
-    </w:p>
-    <w:p>
-      <w:pPr>
-        <w:pStyle w:val="ListBullet"/>
-        <w:spacing w:line="240" w:lineRule="auto"/>
-        <w:ind w:left="720"/>
-      </w:pPr>
-      <w:r>
-        <w:rPr>
-          <w:lang w:val="hi_IN" w:bidi="hi_IN"/>
-        </w:rPr>
-      </w:r>
-      <w:hyperlink r:id="rId97">
-        <w:r>
-          <w:rPr>
-            <w:lang w:val="hi_IN" w:bidi="hi_IN"/>
-          </w:rPr>
-          <w:rPr>
-            <w:color w:val="0000EE"/>
-            <w:u w:val="single"/>
-          </w:rPr>
-          <w:t>लूका 1:26</w:t>
-        </w:r>
-      </w:hyperlink>
+      <w:r>
+        <w:rPr>
+          <w:lang w:val="hi_IN" w:bidi="hi_IN"/>
+        </w:rPr>
+        <w:t>दानिय्येल 8:15–17</w:t>
+      </w:r>
+    </w:p>
+    <w:p>
+      <w:pPr>
+        <w:pStyle w:val="ListBullet"/>
+        <w:spacing w:line="240" w:lineRule="auto"/>
+        <w:ind w:left="720"/>
+      </w:pPr>
+      <w:r>
+        <w:rPr>
+          <w:lang w:val="hi_IN" w:bidi="hi_IN"/>
+        </w:rPr>
+      </w:r>
+      <w:r>
+        <w:rPr>
+          <w:lang w:val="hi_IN" w:bidi="hi_IN"/>
+        </w:rPr>
+        <w:t>दानिय्येल 9:21</w:t>
+      </w:r>
+    </w:p>
+    <w:p>
+      <w:pPr>
+        <w:pStyle w:val="ListBullet"/>
+        <w:spacing w:line="240" w:lineRule="auto"/>
+        <w:ind w:left="720"/>
+      </w:pPr>
+      <w:r>
+        <w:rPr>
+          <w:lang w:val="hi_IN" w:bidi="hi_IN"/>
+        </w:rPr>
+      </w:r>
+      <w:r>
+        <w:rPr>
+          <w:lang w:val="hi_IN" w:bidi="hi_IN"/>
+        </w:rPr>
+        <w:t>लूका 1:19</w:t>
+      </w:r>
+    </w:p>
+    <w:p>
+      <w:pPr>
+        <w:pStyle w:val="ListBullet"/>
+        <w:spacing w:line="240" w:lineRule="auto"/>
+        <w:ind w:left="720"/>
+      </w:pPr>
+      <w:r>
+        <w:rPr>
+          <w:lang w:val="hi_IN" w:bidi="hi_IN"/>
+        </w:rPr>
+      </w:r>
+      <w:r>
+        <w:rPr>
+          <w:lang w:val="hi_IN" w:bidi="hi_IN"/>
+        </w:rPr>
+        <w:t>लूका 1:26</w:t>
+      </w:r>
     </w:p>
     <w:p>
       <w:pPr>
@@ -7072,42 +6544,30 @@
           <w:lang w:val="hi_IN" w:bidi="hi_IN"/>
         </w:rPr>
       </w:r>
-      <w:hyperlink r:id="rId98">
-        <w:r>
-          <w:rPr>
-            <w:lang w:val="hi_IN" w:bidi="hi_IN"/>
-          </w:rPr>
-          <w:rPr>
-            <w:color w:val="0000EE"/>
-            <w:u w:val="single"/>
-          </w:rPr>
-          <w:t>उत्पत्ति 29:23</w:t>
-        </w:r>
-      </w:hyperlink>
-    </w:p>
-    <w:p>
-      <w:pPr>
-        <w:pStyle w:val="ListBullet"/>
-        <w:spacing w:line="240" w:lineRule="auto"/>
-        <w:ind w:left="720"/>
-      </w:pPr>
-      <w:r>
-        <w:rPr>
-          <w:lang w:val="hi_IN" w:bidi="hi_IN"/>
-        </w:rPr>
-      </w:r>
-      <w:hyperlink r:id="rId99">
-        <w:r>
-          <w:rPr>
-            <w:lang w:val="hi_IN" w:bidi="hi_IN"/>
-          </w:rPr>
-          <w:rPr>
-            <w:color w:val="0000EE"/>
-            <w:u w:val="single"/>
-          </w:rPr>
-          <w:t>उत्पत्ति 30:9</w:t>
-        </w:r>
-      </w:hyperlink>
+      <w:r>
+        <w:rPr>
+          <w:lang w:val="hi_IN" w:bidi="hi_IN"/>
+        </w:rPr>
+        <w:t>उत्पत्ति 29:23</w:t>
+      </w:r>
+    </w:p>
+    <w:p>
+      <w:pPr>
+        <w:pStyle w:val="ListBullet"/>
+        <w:spacing w:line="240" w:lineRule="auto"/>
+        <w:ind w:left="720"/>
+      </w:pPr>
+      <w:r>
+        <w:rPr>
+          <w:lang w:val="hi_IN" w:bidi="hi_IN"/>
+        </w:rPr>
+      </w:r>
+      <w:r>
+        <w:rPr>
+          <w:lang w:val="hi_IN" w:bidi="hi_IN"/>
+        </w:rPr>
+        <w:t>उत्पत्ति 30:9</w:t>
+      </w:r>
     </w:p>
     <w:p>
       <w:pPr>
@@ -7490,138 +6950,102 @@
           <w:lang w:val="hi_IN" w:bidi="hi_IN"/>
         </w:rPr>
       </w:r>
-      <w:hyperlink r:id="rId88">
-        <w:r>
-          <w:rPr>
-            <w:lang w:val="hi_IN" w:bidi="hi_IN"/>
-          </w:rPr>
-          <w:rPr>
-            <w:color w:val="0000EE"/>
-            <w:u w:val="single"/>
-          </w:rPr>
-          <w:t>1 कुरिन्थियों 12:10</w:t>
-        </w:r>
-      </w:hyperlink>
-    </w:p>
-    <w:p>
-      <w:pPr>
-        <w:pStyle w:val="ListBullet"/>
-        <w:spacing w:line="240" w:lineRule="auto"/>
-        <w:ind w:left="720"/>
-      </w:pPr>
-      <w:r>
-        <w:rPr>
-          <w:lang w:val="hi_IN" w:bidi="hi_IN"/>
-        </w:rPr>
-      </w:r>
-      <w:hyperlink r:id="rId100">
-        <w:r>
-          <w:rPr>
-            <w:lang w:val="hi_IN" w:bidi="hi_IN"/>
-          </w:rPr>
-          <w:rPr>
-            <w:color w:val="0000EE"/>
-            <w:u w:val="single"/>
-          </w:rPr>
-          <w:t>1 यूहन्ना 03:18</w:t>
-        </w:r>
-      </w:hyperlink>
-    </w:p>
-    <w:p>
-      <w:pPr>
-        <w:pStyle w:val="ListBullet"/>
-        <w:spacing w:line="240" w:lineRule="auto"/>
-        <w:ind w:left="720"/>
-      </w:pPr>
-      <w:r>
-        <w:rPr>
-          <w:lang w:val="hi_IN" w:bidi="hi_IN"/>
-        </w:rPr>
-      </w:r>
-      <w:hyperlink r:id="rId101">
-        <w:r>
-          <w:rPr>
-            <w:lang w:val="hi_IN" w:bidi="hi_IN"/>
-          </w:rPr>
-          <w:rPr>
-            <w:color w:val="0000EE"/>
-            <w:u w:val="single"/>
-          </w:rPr>
-          <w:t>2 शमूएल 23:02</w:t>
-        </w:r>
-      </w:hyperlink>
-    </w:p>
-    <w:p>
-      <w:pPr>
-        <w:pStyle w:val="ListBullet"/>
-        <w:spacing w:line="240" w:lineRule="auto"/>
-        <w:ind w:left="720"/>
-      </w:pPr>
-      <w:r>
-        <w:rPr>
-          <w:lang w:val="hi_IN" w:bidi="hi_IN"/>
-        </w:rPr>
-      </w:r>
-      <w:hyperlink r:id="rId102">
-        <w:r>
-          <w:rPr>
-            <w:lang w:val="hi_IN" w:bidi="hi_IN"/>
-          </w:rPr>
-          <w:rPr>
-            <w:color w:val="0000EE"/>
-            <w:u w:val="single"/>
-          </w:rPr>
-          <w:t>प्रे.का. 02:26</w:t>
-        </w:r>
-      </w:hyperlink>
-    </w:p>
-    <w:p>
-      <w:pPr>
-        <w:pStyle w:val="ListBullet"/>
-        <w:spacing w:line="240" w:lineRule="auto"/>
-        <w:ind w:left="720"/>
-      </w:pPr>
-      <w:r>
-        <w:rPr>
-          <w:lang w:val="hi_IN" w:bidi="hi_IN"/>
-        </w:rPr>
-      </w:r>
-      <w:hyperlink r:id="rId103">
-        <w:r>
-          <w:rPr>
-            <w:lang w:val="hi_IN" w:bidi="hi_IN"/>
-          </w:rPr>
-          <w:rPr>
-            <w:color w:val="0000EE"/>
-            <w:u w:val="single"/>
-          </w:rPr>
-          <w:t>यहेजकेल 36:03</w:t>
-        </w:r>
-      </w:hyperlink>
-    </w:p>
-    <w:p>
-      <w:pPr>
-        <w:pStyle w:val="ListBullet"/>
-        <w:spacing w:line="240" w:lineRule="auto"/>
-        <w:ind w:left="720"/>
-      </w:pPr>
-      <w:r>
-        <w:rPr>
-          <w:lang w:val="hi_IN" w:bidi="hi_IN"/>
-        </w:rPr>
-      </w:r>
-      <w:hyperlink r:id="rId104">
-        <w:r>
-          <w:rPr>
-            <w:lang w:val="hi_IN" w:bidi="hi_IN"/>
-          </w:rPr>
-          <w:rPr>
-            <w:color w:val="0000EE"/>
-            <w:u w:val="single"/>
-          </w:rPr>
-          <w:t>फिलिप्पियों 02:11</w:t>
-        </w:r>
-      </w:hyperlink>
+      <w:r>
+        <w:rPr>
+          <w:lang w:val="hi_IN" w:bidi="hi_IN"/>
+        </w:rPr>
+        <w:t>1 कुरिन्थियों 12:10</w:t>
+      </w:r>
+    </w:p>
+    <w:p>
+      <w:pPr>
+        <w:pStyle w:val="ListBullet"/>
+        <w:spacing w:line="240" w:lineRule="auto"/>
+        <w:ind w:left="720"/>
+      </w:pPr>
+      <w:r>
+        <w:rPr>
+          <w:lang w:val="hi_IN" w:bidi="hi_IN"/>
+        </w:rPr>
+      </w:r>
+      <w:r>
+        <w:rPr>
+          <w:lang w:val="hi_IN" w:bidi="hi_IN"/>
+        </w:rPr>
+        <w:t>1 यूहन्ना 03:18</w:t>
+      </w:r>
+    </w:p>
+    <w:p>
+      <w:pPr>
+        <w:pStyle w:val="ListBullet"/>
+        <w:spacing w:line="240" w:lineRule="auto"/>
+        <w:ind w:left="720"/>
+      </w:pPr>
+      <w:r>
+        <w:rPr>
+          <w:lang w:val="hi_IN" w:bidi="hi_IN"/>
+        </w:rPr>
+      </w:r>
+      <w:r>
+        <w:rPr>
+          <w:lang w:val="hi_IN" w:bidi="hi_IN"/>
+        </w:rPr>
+        <w:t>2 शमूएल 23:02</w:t>
+      </w:r>
+    </w:p>
+    <w:p>
+      <w:pPr>
+        <w:pStyle w:val="ListBullet"/>
+        <w:spacing w:line="240" w:lineRule="auto"/>
+        <w:ind w:left="720"/>
+      </w:pPr>
+      <w:r>
+        <w:rPr>
+          <w:lang w:val="hi_IN" w:bidi="hi_IN"/>
+        </w:rPr>
+      </w:r>
+      <w:r>
+        <w:rPr>
+          <w:lang w:val="hi_IN" w:bidi="hi_IN"/>
+        </w:rPr>
+        <w:t>प्रे.का. 02:26</w:t>
+      </w:r>
+    </w:p>
+    <w:p>
+      <w:pPr>
+        <w:pStyle w:val="ListBullet"/>
+        <w:spacing w:line="240" w:lineRule="auto"/>
+        <w:ind w:left="720"/>
+      </w:pPr>
+      <w:r>
+        <w:rPr>
+          <w:lang w:val="hi_IN" w:bidi="hi_IN"/>
+        </w:rPr>
+      </w:r>
+      <w:r>
+        <w:rPr>
+          <w:lang w:val="hi_IN" w:bidi="hi_IN"/>
+        </w:rPr>
+        <w:t>यहेजकेल 36:03</w:t>
+      </w:r>
+    </w:p>
+    <w:p>
+      <w:pPr>
+        <w:pStyle w:val="ListBullet"/>
+        <w:spacing w:line="240" w:lineRule="auto"/>
+        <w:ind w:left="720"/>
+      </w:pPr>
+      <w:r>
+        <w:rPr>
+          <w:lang w:val="hi_IN" w:bidi="hi_IN"/>
+        </w:rPr>
+      </w:r>
+      <w:r>
+        <w:rPr>
+          <w:lang w:val="hi_IN" w:bidi="hi_IN"/>
+        </w:rPr>
+        <w:t>फिलिप्पियों 02:11</w:t>
+      </w:r>
     </w:p>
     <w:p>
       <w:pPr>
@@ -7843,18 +7267,12 @@
           <w:lang w:val="hi_IN" w:bidi="hi_IN"/>
         </w:rPr>
       </w:r>
-      <w:hyperlink r:id="rId105">
-        <w:r>
-          <w:rPr>
-            <w:lang w:val="hi_IN" w:bidi="hi_IN"/>
-          </w:rPr>
-          <w:rPr>
-            <w:color w:val="0000EE"/>
-            <w:u w:val="single"/>
-          </w:rPr>
-          <w:t>फिलिप्पियों 4:3</w:t>
-        </w:r>
-      </w:hyperlink>
+      <w:r>
+        <w:rPr>
+          <w:lang w:val="hi_IN" w:bidi="hi_IN"/>
+        </w:rPr>
+        <w:t>फिलिप्पियों 4:3</w:t>
+      </w:r>
     </w:p>
     <w:p>
       <w:pPr>
@@ -7885,42 +7303,30 @@
           <w:lang w:val="hi_IN" w:bidi="hi_IN"/>
         </w:rPr>
       </w:r>
-      <w:hyperlink r:id="rId106">
-        <w:r>
-          <w:rPr>
-            <w:lang w:val="hi_IN" w:bidi="hi_IN"/>
-          </w:rPr>
-          <w:rPr>
-            <w:color w:val="0000EE"/>
-            <w:u w:val="single"/>
-          </w:rPr>
-          <w:t>प्रकाशितवाक्य 3:5–6</w:t>
-        </w:r>
-      </w:hyperlink>
-    </w:p>
-    <w:p>
-      <w:pPr>
-        <w:pStyle w:val="ListBullet"/>
-        <w:spacing w:line="240" w:lineRule="auto"/>
-        <w:ind w:left="720"/>
-      </w:pPr>
-      <w:r>
-        <w:rPr>
-          <w:lang w:val="hi_IN" w:bidi="hi_IN"/>
-        </w:rPr>
-      </w:r>
-      <w:hyperlink r:id="rId107">
-        <w:r>
-          <w:rPr>
-            <w:lang w:val="hi_IN" w:bidi="hi_IN"/>
-          </w:rPr>
-          <w:rPr>
-            <w:color w:val="0000EE"/>
-            <w:u w:val="single"/>
-          </w:rPr>
-          <w:t>प्रकाशितवाक्य 20:11–12</w:t>
-        </w:r>
-      </w:hyperlink>
+      <w:r>
+        <w:rPr>
+          <w:lang w:val="hi_IN" w:bidi="hi_IN"/>
+        </w:rPr>
+        <w:t>प्रकाशितवाक्य 3:5–6</w:t>
+      </w:r>
+    </w:p>
+    <w:p>
+      <w:pPr>
+        <w:pStyle w:val="ListBullet"/>
+        <w:spacing w:line="240" w:lineRule="auto"/>
+        <w:ind w:left="720"/>
+      </w:pPr>
+      <w:r>
+        <w:rPr>
+          <w:lang w:val="hi_IN" w:bidi="hi_IN"/>
+        </w:rPr>
+      </w:r>
+      <w:r>
+        <w:rPr>
+          <w:lang w:val="hi_IN" w:bidi="hi_IN"/>
+        </w:rPr>
+        <w:t>प्रकाशितवाक्य 20:11–12</w:t>
+      </w:r>
     </w:p>
     <w:p>
       <w:pPr>
@@ -8196,162 +7602,120 @@
           <w:lang w:val="hi_IN" w:bidi="hi_IN"/>
         </w:rPr>
       </w:r>
-      <w:hyperlink r:id="rId108">
-        <w:r>
-          <w:rPr>
-            <w:lang w:val="hi_IN" w:bidi="hi_IN"/>
-          </w:rPr>
-          <w:rPr>
-            <w:color w:val="0000EE"/>
-            <w:u w:val="single"/>
-          </w:rPr>
-          <w:t>प्रे.का. 15:10</w:t>
-        </w:r>
-      </w:hyperlink>
-    </w:p>
-    <w:p>
-      <w:pPr>
-        <w:pStyle w:val="ListBullet"/>
-        <w:spacing w:line="240" w:lineRule="auto"/>
-        <w:ind w:left="720"/>
-      </w:pPr>
-      <w:r>
-        <w:rPr>
-          <w:lang w:val="hi_IN" w:bidi="hi_IN"/>
-        </w:rPr>
-      </w:r>
-      <w:hyperlink r:id="rId109">
-        <w:r>
-          <w:rPr>
-            <w:lang w:val="hi_IN" w:bidi="hi_IN"/>
-          </w:rPr>
-          <w:rPr>
-            <w:color w:val="0000EE"/>
-            <w:u w:val="single"/>
-          </w:rPr>
-          <w:t>गलातियों 05:01</w:t>
-        </w:r>
-      </w:hyperlink>
-    </w:p>
-    <w:p>
-      <w:pPr>
-        <w:pStyle w:val="ListBullet"/>
-        <w:spacing w:line="240" w:lineRule="auto"/>
-        <w:ind w:left="720"/>
-      </w:pPr>
-      <w:r>
-        <w:rPr>
-          <w:lang w:val="hi_IN" w:bidi="hi_IN"/>
-        </w:rPr>
-      </w:r>
-      <w:hyperlink r:id="rId110">
-        <w:r>
-          <w:rPr>
-            <w:lang w:val="hi_IN" w:bidi="hi_IN"/>
-          </w:rPr>
-          <w:rPr>
-            <w:color w:val="0000EE"/>
-            <w:u w:val="single"/>
-          </w:rPr>
-          <w:t>उत्पत्ति 27:40</w:t>
-        </w:r>
-      </w:hyperlink>
-    </w:p>
-    <w:p>
-      <w:pPr>
-        <w:pStyle w:val="ListBullet"/>
-        <w:spacing w:line="240" w:lineRule="auto"/>
-        <w:ind w:left="720"/>
-      </w:pPr>
-      <w:r>
-        <w:rPr>
-          <w:lang w:val="hi_IN" w:bidi="hi_IN"/>
-        </w:rPr>
-      </w:r>
-      <w:hyperlink r:id="rId111">
-        <w:r>
-          <w:rPr>
-            <w:lang w:val="hi_IN" w:bidi="hi_IN"/>
-          </w:rPr>
-          <w:rPr>
-            <w:color w:val="0000EE"/>
-            <w:u w:val="single"/>
-          </w:rPr>
-          <w:t>यशायाह 09:04</w:t>
-        </w:r>
-      </w:hyperlink>
-    </w:p>
-    <w:p>
-      <w:pPr>
-        <w:pStyle w:val="ListBullet"/>
-        <w:spacing w:line="240" w:lineRule="auto"/>
-        <w:ind w:left="720"/>
-      </w:pPr>
-      <w:r>
-        <w:rPr>
-          <w:lang w:val="hi_IN" w:bidi="hi_IN"/>
-        </w:rPr>
-      </w:r>
-      <w:hyperlink r:id="rId112">
-        <w:r>
-          <w:rPr>
-            <w:lang w:val="hi_IN" w:bidi="hi_IN"/>
-          </w:rPr>
-          <w:rPr>
-            <w:color w:val="0000EE"/>
-            <w:u w:val="single"/>
-          </w:rPr>
-          <w:t>यिर्मयाह 27:04</w:t>
-        </w:r>
-      </w:hyperlink>
-    </w:p>
-    <w:p>
-      <w:pPr>
-        <w:pStyle w:val="ListBullet"/>
-        <w:spacing w:line="240" w:lineRule="auto"/>
-        <w:ind w:left="720"/>
-      </w:pPr>
-      <w:r>
-        <w:rPr>
-          <w:lang w:val="hi_IN" w:bidi="hi_IN"/>
-        </w:rPr>
-      </w:r>
-      <w:hyperlink r:id="rId113">
-        <w:r>
-          <w:rPr>
-            <w:lang w:val="hi_IN" w:bidi="hi_IN"/>
-          </w:rPr>
-          <w:rPr>
-            <w:color w:val="0000EE"/>
-            <w:u w:val="single"/>
-          </w:rPr>
-          <w:t>मत्ती 11:30</w:t>
-        </w:r>
-      </w:hyperlink>
-    </w:p>
-    <w:p>
-      <w:pPr>
-        <w:pStyle w:val="ListBullet"/>
-        <w:spacing w:line="240" w:lineRule="auto"/>
-        <w:ind w:left="720"/>
-      </w:pPr>
-      <w:r>
-        <w:rPr>
-          <w:lang w:val="hi_IN" w:bidi="hi_IN"/>
-        </w:rPr>
-      </w:r>
-      <w:hyperlink r:id="rId105">
-        <w:r>
-          <w:rPr>
-            <w:lang w:val="hi_IN" w:bidi="hi_IN"/>
-          </w:rPr>
-          <w:rPr>
-            <w:color w:val="0000EE"/>
-            <w:u w:val="single"/>
-          </w:rPr>
-          <w:t>फिलिप्पियों 04:03</w:t>
-        </w:r>
-      </w:hyperlink>
+      <w:r>
+        <w:rPr>
+          <w:lang w:val="hi_IN" w:bidi="hi_IN"/>
+        </w:rPr>
+        <w:t>प्रे.का. 15:10</w:t>
+      </w:r>
+    </w:p>
+    <w:p>
+      <w:pPr>
+        <w:pStyle w:val="ListBullet"/>
+        <w:spacing w:line="240" w:lineRule="auto"/>
+        <w:ind w:left="720"/>
+      </w:pPr>
+      <w:r>
+        <w:rPr>
+          <w:lang w:val="hi_IN" w:bidi="hi_IN"/>
+        </w:rPr>
+      </w:r>
+      <w:r>
+        <w:rPr>
+          <w:lang w:val="hi_IN" w:bidi="hi_IN"/>
+        </w:rPr>
+        <w:t>गलातियों 05:01</w:t>
+      </w:r>
+    </w:p>
+    <w:p>
+      <w:pPr>
+        <w:pStyle w:val="ListBullet"/>
+        <w:spacing w:line="240" w:lineRule="auto"/>
+        <w:ind w:left="720"/>
+      </w:pPr>
+      <w:r>
+        <w:rPr>
+          <w:lang w:val="hi_IN" w:bidi="hi_IN"/>
+        </w:rPr>
+      </w:r>
+      <w:r>
+        <w:rPr>
+          <w:lang w:val="hi_IN" w:bidi="hi_IN"/>
+        </w:rPr>
+        <w:t>उत्पत्ति 27:40</w:t>
+      </w:r>
+    </w:p>
+    <w:p>
+      <w:pPr>
+        <w:pStyle w:val="ListBullet"/>
+        <w:spacing w:line="240" w:lineRule="auto"/>
+        <w:ind w:left="720"/>
+      </w:pPr>
+      <w:r>
+        <w:rPr>
+          <w:lang w:val="hi_IN" w:bidi="hi_IN"/>
+        </w:rPr>
+      </w:r>
+      <w:r>
+        <w:rPr>
+          <w:lang w:val="hi_IN" w:bidi="hi_IN"/>
+        </w:rPr>
+        <w:t>यशायाह 09:04</w:t>
+      </w:r>
+    </w:p>
+    <w:p>
+      <w:pPr>
+        <w:pStyle w:val="ListBullet"/>
+        <w:spacing w:line="240" w:lineRule="auto"/>
+        <w:ind w:left="720"/>
+      </w:pPr>
+      <w:r>
+        <w:rPr>
+          <w:lang w:val="hi_IN" w:bidi="hi_IN"/>
+        </w:rPr>
+      </w:r>
+      <w:r>
+        <w:rPr>
+          <w:lang w:val="hi_IN" w:bidi="hi_IN"/>
+        </w:rPr>
+        <w:t>यिर्मयाह 27:04</w:t>
+      </w:r>
+    </w:p>
+    <w:p>
+      <w:pPr>
+        <w:pStyle w:val="ListBullet"/>
+        <w:spacing w:line="240" w:lineRule="auto"/>
+        <w:ind w:left="720"/>
+      </w:pPr>
+      <w:r>
+        <w:rPr>
+          <w:lang w:val="hi_IN" w:bidi="hi_IN"/>
+        </w:rPr>
+      </w:r>
+      <w:r>
+        <w:rPr>
+          <w:lang w:val="hi_IN" w:bidi="hi_IN"/>
+        </w:rPr>
+        <w:t>मत्ती 11:30</w:t>
+      </w:r>
+    </w:p>
+    <w:p>
+      <w:pPr>
+        <w:pStyle w:val="ListBullet"/>
+        <w:spacing w:line="240" w:lineRule="auto"/>
+        <w:ind w:left="720"/>
+      </w:pPr>
+      <w:r>
+        <w:rPr>
+          <w:lang w:val="hi_IN" w:bidi="hi_IN"/>
+        </w:rPr>
+      </w:r>
+      <w:r>
+        <w:rPr>
+          <w:lang w:val="hi_IN" w:bidi="hi_IN"/>
+        </w:rPr>
+        <w:t>फिलिप्पियों 04:03</w:t>
+      </w:r>
     </w:p>
     <w:p>
       <w:pPr>
@@ -8517,114 +7881,84 @@
           <w:lang w:val="hi_IN" w:bidi="hi_IN"/>
         </w:rPr>
       </w:r>
-      <w:hyperlink r:id="rId114">
-        <w:r>
-          <w:rPr>
-            <w:lang w:val="hi_IN" w:bidi="hi_IN"/>
-          </w:rPr>
-          <w:rPr>
-            <w:color w:val="0000EE"/>
-            <w:u w:val="single"/>
-          </w:rPr>
-          <w:t>प्रे.का. 7:33</w:t>
-        </w:r>
-      </w:hyperlink>
-    </w:p>
-    <w:p>
-      <w:pPr>
-        <w:pStyle w:val="ListBullet"/>
-        <w:spacing w:line="240" w:lineRule="auto"/>
-        <w:ind w:left="720"/>
-      </w:pPr>
-      <w:r>
-        <w:rPr>
-          <w:lang w:val="hi_IN" w:bidi="hi_IN"/>
-        </w:rPr>
-      </w:r>
-      <w:hyperlink r:id="rId115">
-        <w:r>
-          <w:rPr>
-            <w:lang w:val="hi_IN" w:bidi="hi_IN"/>
-          </w:rPr>
-          <w:rPr>
-            <w:color w:val="0000EE"/>
-            <w:u w:val="single"/>
-          </w:rPr>
-          <w:t>व्यवस्था विवरण 25:10</w:t>
-        </w:r>
-      </w:hyperlink>
-    </w:p>
-    <w:p>
-      <w:pPr>
-        <w:pStyle w:val="ListBullet"/>
-        <w:spacing w:line="240" w:lineRule="auto"/>
-        <w:ind w:left="720"/>
-      </w:pPr>
-      <w:r>
-        <w:rPr>
-          <w:lang w:val="hi_IN" w:bidi="hi_IN"/>
-        </w:rPr>
-      </w:r>
-      <w:hyperlink r:id="rId116">
-        <w:r>
-          <w:rPr>
-            <w:lang w:val="hi_IN" w:bidi="hi_IN"/>
-          </w:rPr>
-          <w:rPr>
-            <w:color w:val="0000EE"/>
-            <w:u w:val="single"/>
-          </w:rPr>
-          <w:t>यूह. 1:27</w:t>
-        </w:r>
-      </w:hyperlink>
-    </w:p>
-    <w:p>
-      <w:pPr>
-        <w:pStyle w:val="ListBullet"/>
-        <w:spacing w:line="240" w:lineRule="auto"/>
-        <w:ind w:left="720"/>
-      </w:pPr>
-      <w:r>
-        <w:rPr>
-          <w:lang w:val="hi_IN" w:bidi="hi_IN"/>
-        </w:rPr>
-      </w:r>
-      <w:hyperlink r:id="rId117">
-        <w:r>
-          <w:rPr>
-            <w:lang w:val="hi_IN" w:bidi="hi_IN"/>
-          </w:rPr>
-          <w:rPr>
-            <w:color w:val="0000EE"/>
-            <w:u w:val="single"/>
-          </w:rPr>
-          <w:t>यहोशू 5:15</w:t>
-        </w:r>
-      </w:hyperlink>
-    </w:p>
-    <w:p>
-      <w:pPr>
-        <w:pStyle w:val="ListBullet"/>
-        <w:spacing w:line="240" w:lineRule="auto"/>
-        <w:ind w:left="720"/>
-      </w:pPr>
-      <w:r>
-        <w:rPr>
-          <w:lang w:val="hi_IN" w:bidi="hi_IN"/>
-        </w:rPr>
-      </w:r>
-      <w:hyperlink r:id="rId118">
-        <w:r>
-          <w:rPr>
-            <w:lang w:val="hi_IN" w:bidi="hi_IN"/>
-          </w:rPr>
-          <w:rPr>
-            <w:color w:val="0000EE"/>
-            <w:u w:val="single"/>
-          </w:rPr>
-          <w:t>मरकुस 6:7–9</w:t>
-        </w:r>
-      </w:hyperlink>
+      <w:r>
+        <w:rPr>
+          <w:lang w:val="hi_IN" w:bidi="hi_IN"/>
+        </w:rPr>
+        <w:t>प्रे.का. 7:33</w:t>
+      </w:r>
+    </w:p>
+    <w:p>
+      <w:pPr>
+        <w:pStyle w:val="ListBullet"/>
+        <w:spacing w:line="240" w:lineRule="auto"/>
+        <w:ind w:left="720"/>
+      </w:pPr>
+      <w:r>
+        <w:rPr>
+          <w:lang w:val="hi_IN" w:bidi="hi_IN"/>
+        </w:rPr>
+      </w:r>
+      <w:r>
+        <w:rPr>
+          <w:lang w:val="hi_IN" w:bidi="hi_IN"/>
+        </w:rPr>
+        <w:t>व्यवस्था विवरण 25:10</w:t>
+      </w:r>
+    </w:p>
+    <w:p>
+      <w:pPr>
+        <w:pStyle w:val="ListBullet"/>
+        <w:spacing w:line="240" w:lineRule="auto"/>
+        <w:ind w:left="720"/>
+      </w:pPr>
+      <w:r>
+        <w:rPr>
+          <w:lang w:val="hi_IN" w:bidi="hi_IN"/>
+        </w:rPr>
+      </w:r>
+      <w:r>
+        <w:rPr>
+          <w:lang w:val="hi_IN" w:bidi="hi_IN"/>
+        </w:rPr>
+        <w:t>यूह. 1:27</w:t>
+      </w:r>
+    </w:p>
+    <w:p>
+      <w:pPr>
+        <w:pStyle w:val="ListBullet"/>
+        <w:spacing w:line="240" w:lineRule="auto"/>
+        <w:ind w:left="720"/>
+      </w:pPr>
+      <w:r>
+        <w:rPr>
+          <w:lang w:val="hi_IN" w:bidi="hi_IN"/>
+        </w:rPr>
+      </w:r>
+      <w:r>
+        <w:rPr>
+          <w:lang w:val="hi_IN" w:bidi="hi_IN"/>
+        </w:rPr>
+        <w:t>यहोशू 5:15</w:t>
+      </w:r>
+    </w:p>
+    <w:p>
+      <w:pPr>
+        <w:pStyle w:val="ListBullet"/>
+        <w:spacing w:line="240" w:lineRule="auto"/>
+        <w:ind w:left="720"/>
+      </w:pPr>
+      <w:r>
+        <w:rPr>
+          <w:lang w:val="hi_IN" w:bidi="hi_IN"/>
+        </w:rPr>
+      </w:r>
+      <w:r>
+        <w:rPr>
+          <w:lang w:val="hi_IN" w:bidi="hi_IN"/>
+        </w:rPr>
+        <w:t>मरकुस 6:7–9</w:t>
+      </w:r>
     </w:p>
     <w:p>
       <w:pPr>
@@ -8858,138 +8192,102 @@
           <w:lang w:val="hi_IN" w:bidi="hi_IN"/>
         </w:rPr>
       </w:r>
-      <w:hyperlink r:id="rId44">
-        <w:r>
-          <w:rPr>
-            <w:lang w:val="hi_IN" w:bidi="hi_IN"/>
-          </w:rPr>
-          <w:rPr>
-            <w:color w:val="0000EE"/>
-            <w:u w:val="single"/>
-          </w:rPr>
-          <w:t>1 इतिहास 27:28–29</w:t>
-        </w:r>
-      </w:hyperlink>
-    </w:p>
-    <w:p>
-      <w:pPr>
-        <w:pStyle w:val="ListBullet"/>
-        <w:spacing w:line="240" w:lineRule="auto"/>
-        <w:ind w:left="720"/>
-      </w:pPr>
-      <w:r>
-        <w:rPr>
-          <w:lang w:val="hi_IN" w:bidi="hi_IN"/>
-        </w:rPr>
-      </w:r>
-      <w:hyperlink r:id="rId119">
-        <w:r>
-          <w:rPr>
-            <w:lang w:val="hi_IN" w:bidi="hi_IN"/>
-          </w:rPr>
-          <w:rPr>
-            <w:color w:val="0000EE"/>
-            <w:u w:val="single"/>
-          </w:rPr>
-          <w:t>व्यवस्थाविवरण 6:10–12</w:t>
-        </w:r>
-      </w:hyperlink>
-    </w:p>
-    <w:p>
-      <w:pPr>
-        <w:pStyle w:val="ListBullet"/>
-        <w:spacing w:line="240" w:lineRule="auto"/>
-        <w:ind w:left="720"/>
-      </w:pPr>
-      <w:r>
-        <w:rPr>
-          <w:lang w:val="hi_IN" w:bidi="hi_IN"/>
-        </w:rPr>
-      </w:r>
-      <w:hyperlink r:id="rId120">
-        <w:r>
-          <w:rPr>
-            <w:lang w:val="hi_IN" w:bidi="hi_IN"/>
-          </w:rPr>
-          <w:rPr>
-            <w:color w:val="0000EE"/>
-            <w:u w:val="single"/>
-          </w:rPr>
-          <w:t>निर्गमन 23:10–11</w:t>
-        </w:r>
-      </w:hyperlink>
-    </w:p>
-    <w:p>
-      <w:pPr>
-        <w:pStyle w:val="ListBullet"/>
-        <w:spacing w:line="240" w:lineRule="auto"/>
-        <w:ind w:left="720"/>
-      </w:pPr>
-      <w:r>
-        <w:rPr>
-          <w:lang w:val="hi_IN" w:bidi="hi_IN"/>
-        </w:rPr>
-      </w:r>
-      <w:hyperlink r:id="rId121">
-        <w:r>
-          <w:rPr>
-            <w:lang w:val="hi_IN" w:bidi="hi_IN"/>
-          </w:rPr>
-          <w:rPr>
-            <w:color w:val="0000EE"/>
-            <w:u w:val="single"/>
-          </w:rPr>
-          <w:t>उत्पत्ति 8:11</w:t>
-        </w:r>
-      </w:hyperlink>
-    </w:p>
-    <w:p>
-      <w:pPr>
-        <w:pStyle w:val="ListBullet"/>
-        <w:spacing w:line="240" w:lineRule="auto"/>
-        <w:ind w:left="720"/>
-      </w:pPr>
-      <w:r>
-        <w:rPr>
-          <w:lang w:val="hi_IN" w:bidi="hi_IN"/>
-        </w:rPr>
-      </w:r>
-      <w:hyperlink r:id="rId122">
-        <w:r>
-          <w:rPr>
-            <w:lang w:val="hi_IN" w:bidi="hi_IN"/>
-          </w:rPr>
-          <w:rPr>
-            <w:color w:val="0000EE"/>
-            <w:u w:val="single"/>
-          </w:rPr>
-          <w:t>याकूब 3:12</w:t>
-        </w:r>
-      </w:hyperlink>
-    </w:p>
-    <w:p>
-      <w:pPr>
-        <w:pStyle w:val="ListBullet"/>
-        <w:spacing w:line="240" w:lineRule="auto"/>
-        <w:ind w:left="720"/>
-      </w:pPr>
-      <w:r>
-        <w:rPr>
-          <w:lang w:val="hi_IN" w:bidi="hi_IN"/>
-        </w:rPr>
-      </w:r>
-      <w:hyperlink r:id="rId123">
-        <w:r>
-          <w:rPr>
-            <w:lang w:val="hi_IN" w:bidi="hi_IN"/>
-          </w:rPr>
-          <w:rPr>
-            <w:color w:val="0000EE"/>
-            <w:u w:val="single"/>
-          </w:rPr>
-          <w:t>लूका 16:6</w:t>
-        </w:r>
-      </w:hyperlink>
+      <w:r>
+        <w:rPr>
+          <w:lang w:val="hi_IN" w:bidi="hi_IN"/>
+        </w:rPr>
+        <w:t>1 इतिहास 27:28–29</w:t>
+      </w:r>
+    </w:p>
+    <w:p>
+      <w:pPr>
+        <w:pStyle w:val="ListBullet"/>
+        <w:spacing w:line="240" w:lineRule="auto"/>
+        <w:ind w:left="720"/>
+      </w:pPr>
+      <w:r>
+        <w:rPr>
+          <w:lang w:val="hi_IN" w:bidi="hi_IN"/>
+        </w:rPr>
+      </w:r>
+      <w:r>
+        <w:rPr>
+          <w:lang w:val="hi_IN" w:bidi="hi_IN"/>
+        </w:rPr>
+        <w:t>व्यवस्थाविवरण 6:10–12</w:t>
+      </w:r>
+    </w:p>
+    <w:p>
+      <w:pPr>
+        <w:pStyle w:val="ListBullet"/>
+        <w:spacing w:line="240" w:lineRule="auto"/>
+        <w:ind w:left="720"/>
+      </w:pPr>
+      <w:r>
+        <w:rPr>
+          <w:lang w:val="hi_IN" w:bidi="hi_IN"/>
+        </w:rPr>
+      </w:r>
+      <w:r>
+        <w:rPr>
+          <w:lang w:val="hi_IN" w:bidi="hi_IN"/>
+        </w:rPr>
+        <w:t>निर्गमन 23:10–11</w:t>
+      </w:r>
+    </w:p>
+    <w:p>
+      <w:pPr>
+        <w:pStyle w:val="ListBullet"/>
+        <w:spacing w:line="240" w:lineRule="auto"/>
+        <w:ind w:left="720"/>
+      </w:pPr>
+      <w:r>
+        <w:rPr>
+          <w:lang w:val="hi_IN" w:bidi="hi_IN"/>
+        </w:rPr>
+      </w:r>
+      <w:r>
+        <w:rPr>
+          <w:lang w:val="hi_IN" w:bidi="hi_IN"/>
+        </w:rPr>
+        <w:t>उत्पत्ति 8:11</w:t>
+      </w:r>
+    </w:p>
+    <w:p>
+      <w:pPr>
+        <w:pStyle w:val="ListBullet"/>
+        <w:spacing w:line="240" w:lineRule="auto"/>
+        <w:ind w:left="720"/>
+      </w:pPr>
+      <w:r>
+        <w:rPr>
+          <w:lang w:val="hi_IN" w:bidi="hi_IN"/>
+        </w:rPr>
+      </w:r>
+      <w:r>
+        <w:rPr>
+          <w:lang w:val="hi_IN" w:bidi="hi_IN"/>
+        </w:rPr>
+        <w:t>याकूब 3:12</w:t>
+      </w:r>
+    </w:p>
+    <w:p>
+      <w:pPr>
+        <w:pStyle w:val="ListBullet"/>
+        <w:spacing w:line="240" w:lineRule="auto"/>
+        <w:ind w:left="720"/>
+      </w:pPr>
+      <w:r>
+        <w:rPr>
+          <w:lang w:val="hi_IN" w:bidi="hi_IN"/>
+        </w:rPr>
+      </w:r>
+      <w:r>
+        <w:rPr>
+          <w:lang w:val="hi_IN" w:bidi="hi_IN"/>
+        </w:rPr>
+        <w:t>लूका 16:6</w:t>
+      </w:r>
     </w:p>
     <w:p>
       <w:pPr>
@@ -9243,138 +8541,102 @@
           <w:lang w:val="hi_IN" w:bidi="hi_IN"/>
         </w:rPr>
       </w:r>
-      <w:hyperlink r:id="rId124">
-        <w:r>
-          <w:rPr>
-            <w:lang w:val="hi_IN" w:bidi="hi_IN"/>
-          </w:rPr>
-          <w:rPr>
-            <w:color w:val="0000EE"/>
-            <w:u w:val="single"/>
-          </w:rPr>
-          <w:t>लूका 19:29</w:t>
-        </w:r>
-      </w:hyperlink>
-    </w:p>
-    <w:p>
-      <w:pPr>
-        <w:pStyle w:val="ListBullet"/>
-        <w:spacing w:line="240" w:lineRule="auto"/>
-        <w:ind w:left="720"/>
-      </w:pPr>
-      <w:r>
-        <w:rPr>
-          <w:lang w:val="hi_IN" w:bidi="hi_IN"/>
-        </w:rPr>
-      </w:r>
-      <w:hyperlink r:id="rId125">
-        <w:r>
-          <w:rPr>
-            <w:lang w:val="hi_IN" w:bidi="hi_IN"/>
-          </w:rPr>
-          <w:rPr>
-            <w:color w:val="0000EE"/>
-            <w:u w:val="single"/>
-          </w:rPr>
-          <w:t>लूका 19:37</w:t>
-        </w:r>
-      </w:hyperlink>
-    </w:p>
-    <w:p>
-      <w:pPr>
-        <w:pStyle w:val="ListBullet"/>
-        <w:spacing w:line="240" w:lineRule="auto"/>
-        <w:ind w:left="720"/>
-      </w:pPr>
-      <w:r>
-        <w:rPr>
-          <w:lang w:val="hi_IN" w:bidi="hi_IN"/>
-        </w:rPr>
-      </w:r>
-      <w:hyperlink r:id="rId126">
-        <w:r>
-          <w:rPr>
-            <w:lang w:val="hi_IN" w:bidi="hi_IN"/>
-          </w:rPr>
-          <w:rPr>
-            <w:color w:val="0000EE"/>
-            <w:u w:val="single"/>
-          </w:rPr>
-          <w:t>मरकुस 13:3</w:t>
-        </w:r>
-      </w:hyperlink>
-    </w:p>
-    <w:p>
-      <w:pPr>
-        <w:pStyle w:val="ListBullet"/>
-        <w:spacing w:line="240" w:lineRule="auto"/>
-        <w:ind w:left="720"/>
-      </w:pPr>
-      <w:r>
-        <w:rPr>
-          <w:lang w:val="hi_IN" w:bidi="hi_IN"/>
-        </w:rPr>
-      </w:r>
-      <w:hyperlink r:id="rId127">
-        <w:r>
-          <w:rPr>
-            <w:lang w:val="hi_IN" w:bidi="hi_IN"/>
-          </w:rPr>
-          <w:rPr>
-            <w:color w:val="0000EE"/>
-            <w:u w:val="single"/>
-          </w:rPr>
-          <w:t>मत्ती 21:1–3</w:t>
-        </w:r>
-      </w:hyperlink>
-    </w:p>
-    <w:p>
-      <w:pPr>
-        <w:pStyle w:val="ListBullet"/>
-        <w:spacing w:line="240" w:lineRule="auto"/>
-        <w:ind w:left="720"/>
-      </w:pPr>
-      <w:r>
-        <w:rPr>
-          <w:lang w:val="hi_IN" w:bidi="hi_IN"/>
-        </w:rPr>
-      </w:r>
-      <w:hyperlink r:id="rId128">
-        <w:r>
-          <w:rPr>
-            <w:lang w:val="hi_IN" w:bidi="hi_IN"/>
-          </w:rPr>
-          <w:rPr>
-            <w:color w:val="0000EE"/>
-            <w:u w:val="single"/>
-          </w:rPr>
-          <w:t>मत्ती 24:3–5</w:t>
-        </w:r>
-      </w:hyperlink>
-    </w:p>
-    <w:p>
-      <w:pPr>
-        <w:pStyle w:val="ListBullet"/>
-        <w:spacing w:line="240" w:lineRule="auto"/>
-        <w:ind w:left="720"/>
-      </w:pPr>
-      <w:r>
-        <w:rPr>
-          <w:lang w:val="hi_IN" w:bidi="hi_IN"/>
-        </w:rPr>
-      </w:r>
-      <w:hyperlink r:id="rId129">
-        <w:r>
-          <w:rPr>
-            <w:lang w:val="hi_IN" w:bidi="hi_IN"/>
-          </w:rPr>
-          <w:rPr>
-            <w:color w:val="0000EE"/>
-            <w:u w:val="single"/>
-          </w:rPr>
-          <w:t>मत्ती 26:30</w:t>
-        </w:r>
-      </w:hyperlink>
+      <w:r>
+        <w:rPr>
+          <w:lang w:val="hi_IN" w:bidi="hi_IN"/>
+        </w:rPr>
+        <w:t>लूका 19:29</w:t>
+      </w:r>
+    </w:p>
+    <w:p>
+      <w:pPr>
+        <w:pStyle w:val="ListBullet"/>
+        <w:spacing w:line="240" w:lineRule="auto"/>
+        <w:ind w:left="720"/>
+      </w:pPr>
+      <w:r>
+        <w:rPr>
+          <w:lang w:val="hi_IN" w:bidi="hi_IN"/>
+        </w:rPr>
+      </w:r>
+      <w:r>
+        <w:rPr>
+          <w:lang w:val="hi_IN" w:bidi="hi_IN"/>
+        </w:rPr>
+        <w:t>लूका 19:37</w:t>
+      </w:r>
+    </w:p>
+    <w:p>
+      <w:pPr>
+        <w:pStyle w:val="ListBullet"/>
+        <w:spacing w:line="240" w:lineRule="auto"/>
+        <w:ind w:left="720"/>
+      </w:pPr>
+      <w:r>
+        <w:rPr>
+          <w:lang w:val="hi_IN" w:bidi="hi_IN"/>
+        </w:rPr>
+      </w:r>
+      <w:r>
+        <w:rPr>
+          <w:lang w:val="hi_IN" w:bidi="hi_IN"/>
+        </w:rPr>
+        <w:t>मरकुस 13:3</w:t>
+      </w:r>
+    </w:p>
+    <w:p>
+      <w:pPr>
+        <w:pStyle w:val="ListBullet"/>
+        <w:spacing w:line="240" w:lineRule="auto"/>
+        <w:ind w:left="720"/>
+      </w:pPr>
+      <w:r>
+        <w:rPr>
+          <w:lang w:val="hi_IN" w:bidi="hi_IN"/>
+        </w:rPr>
+      </w:r>
+      <w:r>
+        <w:rPr>
+          <w:lang w:val="hi_IN" w:bidi="hi_IN"/>
+        </w:rPr>
+        <w:t>मत्ती 21:1–3</w:t>
+      </w:r>
+    </w:p>
+    <w:p>
+      <w:pPr>
+        <w:pStyle w:val="ListBullet"/>
+        <w:spacing w:line="240" w:lineRule="auto"/>
+        <w:ind w:left="720"/>
+      </w:pPr>
+      <w:r>
+        <w:rPr>
+          <w:lang w:val="hi_IN" w:bidi="hi_IN"/>
+        </w:rPr>
+      </w:r>
+      <w:r>
+        <w:rPr>
+          <w:lang w:val="hi_IN" w:bidi="hi_IN"/>
+        </w:rPr>
+        <w:t>मत्ती 24:3–5</w:t>
+      </w:r>
+    </w:p>
+    <w:p>
+      <w:pPr>
+        <w:pStyle w:val="ListBullet"/>
+        <w:spacing w:line="240" w:lineRule="auto"/>
+        <w:ind w:left="720"/>
+      </w:pPr>
+      <w:r>
+        <w:rPr>
+          <w:lang w:val="hi_IN" w:bidi="hi_IN"/>
+        </w:rPr>
+      </w:r>
+      <w:r>
+        <w:rPr>
+          <w:lang w:val="hi_IN" w:bidi="hi_IN"/>
+        </w:rPr>
+        <w:t>मत्ती 26:30</w:t>
+      </w:r>
     </w:p>
     <w:p>
       <w:pPr>
@@ -9640,114 +8902,84 @@
           <w:lang w:val="hi_IN" w:bidi="hi_IN"/>
         </w:rPr>
       </w:r>
-      <w:hyperlink r:id="rId44">
-        <w:r>
-          <w:rPr>
-            <w:lang w:val="hi_IN" w:bidi="hi_IN"/>
-          </w:rPr>
-          <w:rPr>
-            <w:color w:val="0000EE"/>
-            <w:u w:val="single"/>
-          </w:rPr>
-          <w:t>1 इतिहास 11:12–14</w:t>
-        </w:r>
-      </w:hyperlink>
-    </w:p>
-    <w:p>
-      <w:pPr>
-        <w:pStyle w:val="ListBullet"/>
-        <w:spacing w:line="240" w:lineRule="auto"/>
-        <w:ind w:left="720"/>
-      </w:pPr>
-      <w:r>
-        <w:rPr>
-          <w:lang w:val="hi_IN" w:bidi="hi_IN"/>
-        </w:rPr>
-      </w:r>
-      <w:hyperlink r:id="rId130">
-        <w:r>
-          <w:rPr>
-            <w:lang w:val="hi_IN" w:bidi="hi_IN"/>
-          </w:rPr>
-          <w:rPr>
-            <w:color w:val="0000EE"/>
-            <w:u w:val="single"/>
-          </w:rPr>
-          <w:t>अय्यूब 31:38–40</w:t>
-        </w:r>
-      </w:hyperlink>
-    </w:p>
-    <w:p>
-      <w:pPr>
-        <w:pStyle w:val="ListBullet"/>
-        <w:spacing w:line="240" w:lineRule="auto"/>
-        <w:ind w:left="720"/>
-      </w:pPr>
-      <w:r>
-        <w:rPr>
-          <w:lang w:val="hi_IN" w:bidi="hi_IN"/>
-        </w:rPr>
-      </w:r>
-      <w:hyperlink r:id="rId131">
-        <w:r>
-          <w:rPr>
-            <w:lang w:val="hi_IN" w:bidi="hi_IN"/>
-          </w:rPr>
-          <w:rPr>
-            <w:color w:val="0000EE"/>
-            <w:u w:val="single"/>
-          </w:rPr>
-          <w:t>न्यायियों 07:13–14</w:t>
-        </w:r>
-      </w:hyperlink>
-    </w:p>
-    <w:p>
-      <w:pPr>
-        <w:pStyle w:val="ListBullet"/>
-        <w:spacing w:line="240" w:lineRule="auto"/>
-        <w:ind w:left="720"/>
-      </w:pPr>
-      <w:r>
-        <w:rPr>
-          <w:lang w:val="hi_IN" w:bidi="hi_IN"/>
-        </w:rPr>
-      </w:r>
-      <w:hyperlink r:id="rId132">
-        <w:r>
-          <w:rPr>
-            <w:lang w:val="hi_IN" w:bidi="hi_IN"/>
-          </w:rPr>
-          <w:rPr>
-            <w:color w:val="0000EE"/>
-            <w:u w:val="single"/>
-          </w:rPr>
-          <w:t>गिनती 05:15</w:t>
-        </w:r>
-      </w:hyperlink>
-    </w:p>
-    <w:p>
-      <w:pPr>
-        <w:pStyle w:val="ListBullet"/>
-        <w:spacing w:line="240" w:lineRule="auto"/>
-        <w:ind w:left="720"/>
-      </w:pPr>
-      <w:r>
-        <w:rPr>
-          <w:lang w:val="hi_IN" w:bidi="hi_IN"/>
-        </w:rPr>
-      </w:r>
-      <w:hyperlink r:id="rId133">
-        <w:r>
-          <w:rPr>
-            <w:lang w:val="hi_IN" w:bidi="hi_IN"/>
-          </w:rPr>
-          <w:rPr>
-            <w:color w:val="0000EE"/>
-            <w:u w:val="single"/>
-          </w:rPr>
-          <w:t>प्रकाशितवाक्य 06:5–6</w:t>
-        </w:r>
-      </w:hyperlink>
+      <w:r>
+        <w:rPr>
+          <w:lang w:val="hi_IN" w:bidi="hi_IN"/>
+        </w:rPr>
+        <w:t>1 इतिहास 11:12–14</w:t>
+      </w:r>
+    </w:p>
+    <w:p>
+      <w:pPr>
+        <w:pStyle w:val="ListBullet"/>
+        <w:spacing w:line="240" w:lineRule="auto"/>
+        <w:ind w:left="720"/>
+      </w:pPr>
+      <w:r>
+        <w:rPr>
+          <w:lang w:val="hi_IN" w:bidi="hi_IN"/>
+        </w:rPr>
+      </w:r>
+      <w:r>
+        <w:rPr>
+          <w:lang w:val="hi_IN" w:bidi="hi_IN"/>
+        </w:rPr>
+        <w:t>अय्यूब 31:38–40</w:t>
+      </w:r>
+    </w:p>
+    <w:p>
+      <w:pPr>
+        <w:pStyle w:val="ListBullet"/>
+        <w:spacing w:line="240" w:lineRule="auto"/>
+        <w:ind w:left="720"/>
+      </w:pPr>
+      <w:r>
+        <w:rPr>
+          <w:lang w:val="hi_IN" w:bidi="hi_IN"/>
+        </w:rPr>
+      </w:r>
+      <w:r>
+        <w:rPr>
+          <w:lang w:val="hi_IN" w:bidi="hi_IN"/>
+        </w:rPr>
+        <w:t>न्यायियों 07:13–14</w:t>
+      </w:r>
+    </w:p>
+    <w:p>
+      <w:pPr>
+        <w:pStyle w:val="ListBullet"/>
+        <w:spacing w:line="240" w:lineRule="auto"/>
+        <w:ind w:left="720"/>
+      </w:pPr>
+      <w:r>
+        <w:rPr>
+          <w:lang w:val="hi_IN" w:bidi="hi_IN"/>
+        </w:rPr>
+      </w:r>
+      <w:r>
+        <w:rPr>
+          <w:lang w:val="hi_IN" w:bidi="hi_IN"/>
+        </w:rPr>
+        <w:t>गिनती 05:15</w:t>
+      </w:r>
+    </w:p>
+    <w:p>
+      <w:pPr>
+        <w:pStyle w:val="ListBullet"/>
+        <w:spacing w:line="240" w:lineRule="auto"/>
+        <w:ind w:left="720"/>
+      </w:pPr>
+      <w:r>
+        <w:rPr>
+          <w:lang w:val="hi_IN" w:bidi="hi_IN"/>
+        </w:rPr>
+      </w:r>
+      <w:r>
+        <w:rPr>
+          <w:lang w:val="hi_IN" w:bidi="hi_IN"/>
+        </w:rPr>
+        <w:t>प्रकाशितवाक्य 06:5–6</w:t>
+      </w:r>
     </w:p>
     <w:p>
       <w:pPr>

--- a/hin/docx/020.content.docx
+++ b/hin/docx/020.content.docx
@@ -3225,13 +3225,491 @@
         <w:rPr>
           <w:lang w:val="hi_IN" w:bidi="hi_IN"/>
         </w:rPr>
+        <w:t>, टोकरी)</w:t>
+      </w:r>
+    </w:p>
+    <w:p>
+      <w:pPr>
+        <w:pStyle w:val="Heading3"/>
+      </w:pPr>
+      <w:r>
+        <w:rPr>
+          <w:lang w:val="hi_IN" w:bidi="hi_IN"/>
+        </w:rPr>
+        <w:t>बाइबल सन्दर्भ:</w:t>
+      </w:r>
+    </w:p>
+    <w:p>
+      <w:pPr>
+        <w:pStyle w:val="ListBullet"/>
+        <w:spacing w:line="240" w:lineRule="auto"/>
+        <w:ind w:left="720"/>
+      </w:pPr>
+      <w:r>
+        <w:rPr>
+          <w:lang w:val="hi_IN" w:bidi="hi_IN"/>
+        </w:rPr>
+      </w:r>
+      <w:r>
+        <w:rPr>
+          <w:lang w:val="hi_IN" w:bidi="hi_IN"/>
+        </w:rPr>
+        <w:t>1 पतरस 3:20</w:t>
+      </w:r>
+    </w:p>
+    <w:p>
+      <w:pPr>
+        <w:pStyle w:val="ListBullet"/>
+        <w:spacing w:line="240" w:lineRule="auto"/>
+        <w:ind w:left="720"/>
+      </w:pPr>
+      <w:r>
+        <w:rPr>
+          <w:lang w:val="hi_IN" w:bidi="hi_IN"/>
+        </w:rPr>
+      </w:r>
+      <w:r>
+        <w:rPr>
+          <w:lang w:val="hi_IN" w:bidi="hi_IN"/>
+        </w:rPr>
+        <w:t>निर्गमन 16:33–36</w:t>
+      </w:r>
+    </w:p>
+    <w:p>
+      <w:pPr>
+        <w:pStyle w:val="ListBullet"/>
+        <w:spacing w:line="240" w:lineRule="auto"/>
+        <w:ind w:left="720"/>
+      </w:pPr>
+      <w:r>
+        <w:rPr>
+          <w:lang w:val="hi_IN" w:bidi="hi_IN"/>
+        </w:rPr>
+      </w:r>
+      <w:r>
+        <w:rPr>
+          <w:lang w:val="hi_IN" w:bidi="hi_IN"/>
+        </w:rPr>
+        <w:t>निर्गमन 30:6</w:t>
+      </w:r>
+    </w:p>
+    <w:p>
+      <w:pPr>
+        <w:pStyle w:val="ListBullet"/>
+        <w:spacing w:line="240" w:lineRule="auto"/>
+        <w:ind w:left="720"/>
+      </w:pPr>
+      <w:r>
+        <w:rPr>
+          <w:lang w:val="hi_IN" w:bidi="hi_IN"/>
+        </w:rPr>
+      </w:r>
+      <w:r>
+        <w:rPr>
+          <w:lang w:val="hi_IN" w:bidi="hi_IN"/>
+        </w:rPr>
+        <w:t>उत्पत्ति 8:4–5</w:t>
+      </w:r>
+    </w:p>
+    <w:p>
+      <w:pPr>
+        <w:pStyle w:val="ListBullet"/>
+        <w:spacing w:line="240" w:lineRule="auto"/>
+        <w:ind w:left="720"/>
+      </w:pPr>
+      <w:r>
+        <w:rPr>
+          <w:lang w:val="hi_IN" w:bidi="hi_IN"/>
+        </w:rPr>
+      </w:r>
+      <w:r>
+        <w:rPr>
+          <w:lang w:val="hi_IN" w:bidi="hi_IN"/>
+        </w:rPr>
+        <w:t>लूका 17:27</w:t>
+      </w:r>
+    </w:p>
+    <w:p>
+      <w:pPr>
+        <w:pStyle w:val="ListBullet"/>
+        <w:spacing w:line="240" w:lineRule="auto"/>
+        <w:ind w:left="720"/>
+      </w:pPr>
+      <w:r>
+        <w:rPr>
+          <w:lang w:val="hi_IN" w:bidi="hi_IN"/>
+        </w:rPr>
+      </w:r>
+      <w:r>
+        <w:rPr>
+          <w:lang w:val="hi_IN" w:bidi="hi_IN"/>
+        </w:rPr>
+        <w:t>मत्ती 24:37–39</w:t>
+      </w:r>
+    </w:p>
+    <w:p>
+      <w:pPr>
+        <w:pStyle w:val="Heading3"/>
+      </w:pPr>
+      <w:r>
+        <w:rPr>
+          <w:lang w:val="hi_IN" w:bidi="hi_IN"/>
+        </w:rPr>
+        <w:t>शब्द तथ्य:</w:t>
+      </w:r>
+    </w:p>
+    <w:p>
+      <w:pPr>
+        <w:pStyle w:val="ListBullet"/>
+        <w:spacing w:line="240" w:lineRule="auto"/>
+        <w:ind w:left="720"/>
+      </w:pPr>
+      <w:r>
+        <w:rPr>
+          <w:lang w:val="hi_IN" w:bidi="hi_IN"/>
+        </w:rPr>
+      </w:r>
+      <w:r>
+        <w:rPr>
+          <w:lang w:val="hi_IN" w:bidi="hi_IN"/>
+        </w:rPr>
+        <w:t>स्ट्रोंग्स: H0727, H8392, G27870</w:t>
+      </w:r>
+      <w:r>
+        <w:rPr>
+          <w:lang w:val="hi_IN" w:bidi="hi_IN"/>
+        </w:rPr>
+      </w:r>
+      <w:r>
+        <w:rPr>
+          <w:lang w:val="hi_IN" w:bidi="hi_IN"/>
+        </w:rPr>
+      </w:r>
+    </w:p>
+    <w:p>
+      <w:pPr/>
+      <w:r>
+        <w:rPr>
+          <w:lang w:val="hi_IN" w:bidi="hi_IN"/>
+        </w:rPr>
+      </w:r>
+    </w:p>
+    <w:p>
+      <w:pPr>
+        <w:pStyle w:val="Heading2"/>
+      </w:pPr>
+      <w:r>
+        <w:rPr>
+          <w:lang w:val="hi_IN" w:bidi="hi_IN"/>
+        </w:rPr>
+        <w:t>जाति</w:t>
+      </w:r>
+      <w:r>
+        <w:rPr>
+          <w:lang w:val="hi_IN" w:bidi="hi_IN"/>
+        </w:rPr>
+      </w:r>
+    </w:p>
+    <w:p>
+      <w:pPr>
+        <w:pStyle w:val="Heading3"/>
+      </w:pPr>
+      <w:r>
+        <w:rPr>
+          <w:lang w:val="hi_IN" w:bidi="hi_IN"/>
+        </w:rPr>
+        <w:t>परिभाषा:</w:t>
+      </w:r>
+    </w:p>
+    <w:p>
+      <w:pPr/>
+      <w:r>
+        <w:rPr>
+          <w:lang w:val="hi_IN" w:bidi="hi_IN"/>
+        </w:rPr>
+      </w:r>
+      <w:r>
+        <w:rPr>
+          <w:lang w:val="hi_IN" w:bidi="hi_IN"/>
+        </w:rPr>
+        <w:t>जाति एक विशाल जनसमूह है जो किसी प्रकार की सरकार के शासनाधीन रहती है। किसी जाति के लोगों के पूर्वज उनके अपने ही होते हैं और उन सब की सजातीयता एक ही होती है।</w:t>
+      </w:r>
+    </w:p>
+    <w:p>
+      <w:pPr>
+        <w:pStyle w:val="ListBullet"/>
+        <w:spacing w:line="240" w:lineRule="auto"/>
+        <w:ind w:left="720"/>
+      </w:pPr>
+      <w:r>
+        <w:rPr>
+          <w:lang w:val="hi_IN" w:bidi="hi_IN"/>
+        </w:rPr>
+      </w:r>
+      <w:r>
+        <w:rPr>
+          <w:lang w:val="hi_IN" w:bidi="hi_IN"/>
+        </w:rPr>
+        <w:t>किसी “जाति” की अपनी ही सुव्यक्त संस्कृति एवं भौगोलिक सीमाएं होती हैं।</w:t>
+      </w:r>
+    </w:p>
+    <w:p>
+      <w:pPr>
+        <w:pStyle w:val="ListBullet"/>
+        <w:spacing w:line="240" w:lineRule="auto"/>
+        <w:ind w:left="720"/>
+      </w:pPr>
+      <w:r>
+        <w:rPr>
+          <w:lang w:val="hi_IN" w:bidi="hi_IN"/>
+        </w:rPr>
+      </w:r>
+      <w:r>
+        <w:rPr>
+          <w:lang w:val="hi_IN" w:bidi="hi_IN"/>
+        </w:rPr>
+        <w:t>बाइबल में “जाति” कोई देश (जैसे मिस्र, इथोपिया) हो सकता है परन्तु सामान्य परिप्रेक्ष्य में जन समुदायों के संदर्भ में होता है, विशेष करके बहुवचन में हो तब। अतः प्रकरण पर ध्यान देना महत्वपूर्ण है|</w:t>
+      </w:r>
+    </w:p>
+    <w:p>
+      <w:pPr>
+        <w:pStyle w:val="ListBullet"/>
+        <w:spacing w:line="240" w:lineRule="auto"/>
+        <w:ind w:left="720"/>
+      </w:pPr>
+      <w:r>
+        <w:rPr>
+          <w:lang w:val="hi_IN" w:bidi="hi_IN"/>
+        </w:rPr>
+      </w:r>
+      <w:r>
+        <w:rPr>
+          <w:lang w:val="hi_IN" w:bidi="hi_IN"/>
+        </w:rPr>
+        <w:t>बाइबल में जिन जातियों का उल्लेख किया गया है वे अनेक हैं जिनमें इस्राएली, पलिश्ती, अश्शूरी, बेबीलोनी, कनानी, रोमी और यूनानी आदि हैं।</w:t>
+      </w:r>
+    </w:p>
+    <w:p>
+      <w:pPr>
+        <w:pStyle w:val="ListBullet"/>
+        <w:spacing w:line="240" w:lineRule="auto"/>
+        <w:ind w:left="720"/>
+      </w:pPr>
+      <w:r>
+        <w:rPr>
+          <w:lang w:val="hi_IN" w:bidi="hi_IN"/>
+        </w:rPr>
+      </w:r>
+      <w:r>
+        <w:rPr>
+          <w:lang w:val="hi_IN" w:bidi="hi_IN"/>
+        </w:rPr>
+        <w:t>कभी-कभी “जाति” शब्द प्रतीकात्मक रूप में काम में आया है जो किसी विशेष समुदाय के पूर्वजों के संबन्ध में है, जैसे रिबका से परमेश्वर ने कहा था कि उसके जन्म लेने वाले पुत्र दो “जातियां” हैं जो आपस में लड़ते रहेंगे। इसका अनुवाद हो सकता है, “दो जातियों के संस्थापक” या “दो जन समुदायों के पूर्वज”।</w:t>
+      </w:r>
+    </w:p>
+    <w:p>
+      <w:pPr>
+        <w:pStyle w:val="ListBullet"/>
+        <w:spacing w:line="240" w:lineRule="auto"/>
+        <w:ind w:left="720"/>
+      </w:pPr>
+      <w:r>
+        <w:rPr>
+          <w:lang w:val="hi_IN" w:bidi="hi_IN"/>
+        </w:rPr>
+      </w:r>
+      <w:r>
+        <w:rPr>
+          <w:lang w:val="hi_IN" w:bidi="hi_IN"/>
+        </w:rPr>
+        <w:t>जिस शब्द का अनुवाद “जाति” किया गया है उस शब्द का उपयोग कभी-कभी अन्यजातियों के लिए भी किया जाता है या उन समुदायों के लिए जो यहोवा की उपासना नहीं करते। प्रकरण से इसका अर्थ बहूदा स्पष्ट हो जाता है।</w:t>
+      </w:r>
+    </w:p>
+    <w:p>
+      <w:pPr>
+        <w:pStyle w:val="Heading3"/>
+      </w:pPr>
+      <w:r>
+        <w:rPr>
+          <w:lang w:val="hi_IN" w:bidi="hi_IN"/>
+        </w:rPr>
+        <w:t>अनुवाद के सुझाव:</w:t>
+      </w:r>
+    </w:p>
+    <w:p>
+      <w:pPr>
+        <w:pStyle w:val="ListBullet"/>
+        <w:spacing w:line="240" w:lineRule="auto"/>
+        <w:ind w:left="720"/>
+      </w:pPr>
+      <w:r>
+        <w:rPr>
+          <w:lang w:val="hi_IN" w:bidi="hi_IN"/>
+        </w:rPr>
+      </w:r>
+      <w:r>
+        <w:rPr>
+          <w:lang w:val="hi_IN" w:bidi="hi_IN"/>
+        </w:rPr>
+        <w:t>प्रकरण के अनुसार, “जाति” शब्द का अनुवाद “जन समुदाय” या “नृजाति” या “देश” किया जा सकता है।</w:t>
+      </w:r>
+    </w:p>
+    <w:p>
+      <w:pPr>
+        <w:pStyle w:val="ListBullet"/>
+        <w:spacing w:line="240" w:lineRule="auto"/>
+        <w:ind w:left="720"/>
+      </w:pPr>
+      <w:r>
+        <w:rPr>
+          <w:lang w:val="hi_IN" w:bidi="hi_IN"/>
+        </w:rPr>
+      </w:r>
+      <w:r>
+        <w:rPr>
+          <w:lang w:val="hi_IN" w:bidi="hi_IN"/>
+        </w:rPr>
+        <w:t>यदि किसी भाषा में “जाति” के लिए इन सब शब्दों से भिन्न कोई शब्द है तो बाइबल में जहां भी यह शब्द आता है वहां उस शब्द का उपयोग किया जा सकता है, जब तक कि वह प्रत्येक संदर्भ में स्वाभाविक एवं सही है।</w:t>
+      </w:r>
+    </w:p>
+    <w:p>
+      <w:pPr>
+        <w:pStyle w:val="ListBullet"/>
+        <w:spacing w:line="240" w:lineRule="auto"/>
+        <w:ind w:left="720"/>
+      </w:pPr>
+      <w:r>
+        <w:rPr>
+          <w:lang w:val="hi_IN" w:bidi="hi_IN"/>
+        </w:rPr>
+      </w:r>
+      <w:r>
+        <w:rPr>
+          <w:lang w:val="hi_IN" w:bidi="hi_IN"/>
+        </w:rPr>
+        <w:t>बहुवचन शब्द “जातियों” का अनुवाद “जन समुदाय” किया जा सकता है।</w:t>
+      </w:r>
+    </w:p>
+    <w:p>
+      <w:pPr>
+        <w:pStyle w:val="ListBullet"/>
+        <w:spacing w:line="240" w:lineRule="auto"/>
+        <w:ind w:left="720"/>
+      </w:pPr>
+      <w:r>
+        <w:rPr>
+          <w:lang w:val="hi_IN" w:bidi="hi_IN"/>
+        </w:rPr>
+      </w:r>
+      <w:r>
+        <w:rPr>
+          <w:lang w:val="hi_IN" w:bidi="hi_IN"/>
+        </w:rPr>
+        <w:t>कुछ प्रकरणों में इस शब्द का अनुवाद “अन्य-जाति” या “गैर यहूदी” किया जा सकता है।</w:t>
+      </w:r>
+    </w:p>
+    <w:p>
+      <w:pPr/>
+      <w:r>
+        <w:rPr>
+          <w:lang w:val="hi_IN" w:bidi="hi_IN"/>
+        </w:rPr>
+      </w:r>
+      <w:r>
+        <w:rPr>
+          <w:lang w:val="hi_IN" w:bidi="hi_IN"/>
+        </w:rPr>
+        <w:t xml:space="preserve">(यह भी देखें: </w:t>
+      </w:r>
+      <w:r>
+        <w:rPr>
+          <w:lang w:val="hi_IN" w:bidi="hi_IN"/>
+        </w:rPr>
+        <w:t>अश्शूर</w:t>
+      </w:r>
+      <w:r>
+        <w:rPr>
+          <w:lang w:val="hi_IN" w:bidi="hi_IN"/>
+        </w:rPr>
         <w:t xml:space="preserve">, </w:t>
       </w:r>
       <w:r>
         <w:rPr>
           <w:lang w:val="hi_IN" w:bidi="hi_IN"/>
         </w:rPr>
-        <w:t>टोकरी</w:t>
+        <w:t>बाबेल</w:t>
+      </w:r>
+      <w:r>
+        <w:rPr>
+          <w:lang w:val="hi_IN" w:bidi="hi_IN"/>
+        </w:rPr>
+        <w:t xml:space="preserve">, </w:t>
+      </w:r>
+      <w:r>
+        <w:rPr>
+          <w:lang w:val="hi_IN" w:bidi="hi_IN"/>
+        </w:rPr>
+        <w:t>कनान</w:t>
+      </w:r>
+      <w:r>
+        <w:rPr>
+          <w:lang w:val="hi_IN" w:bidi="hi_IN"/>
+        </w:rPr>
+        <w:t xml:space="preserve">, </w:t>
+      </w:r>
+      <w:r>
+        <w:rPr>
+          <w:lang w:val="hi_IN" w:bidi="hi_IN"/>
+        </w:rPr>
+        <w:t>अन्य-जाति</w:t>
+      </w:r>
+      <w:r>
+        <w:rPr>
+          <w:lang w:val="hi_IN" w:bidi="hi_IN"/>
+        </w:rPr>
+        <w:t xml:space="preserve">, </w:t>
+      </w:r>
+      <w:r>
+        <w:rPr>
+          <w:lang w:val="hi_IN" w:bidi="hi_IN"/>
+        </w:rPr>
+        <w:t>यूनानी</w:t>
+      </w:r>
+      <w:r>
+        <w:rPr>
+          <w:lang w:val="hi_IN" w:bidi="hi_IN"/>
+        </w:rPr>
+        <w:t xml:space="preserve">, </w:t>
+      </w:r>
+      <w:r>
+        <w:rPr>
+          <w:lang w:val="hi_IN" w:bidi="hi_IN"/>
+        </w:rPr>
+        <w:t>जन समुदाय</w:t>
+      </w:r>
+      <w:r>
+        <w:rPr>
+          <w:lang w:val="hi_IN" w:bidi="hi_IN"/>
+        </w:rPr>
+        <w:t xml:space="preserve">, </w:t>
+      </w:r>
+      <w:r>
+        <w:rPr>
+          <w:lang w:val="hi_IN" w:bidi="hi_IN"/>
+        </w:rPr>
+        <w:t>पलिश्ती</w:t>
+      </w:r>
+      <w:r>
+        <w:rPr>
+          <w:lang w:val="hi_IN" w:bidi="hi_IN"/>
+        </w:rPr>
+        <w:t xml:space="preserve">, </w:t>
+      </w:r>
+      <w:r>
+        <w:rPr>
+          <w:lang w:val="hi_IN" w:bidi="hi_IN"/>
+        </w:rPr>
+        <w:t>रोम</w:t>
       </w:r>
       <w:r>
         <w:rPr>
@@ -3266,97 +3744,277 @@
         <w:rPr>
           <w:lang w:val="hi_IN" w:bidi="hi_IN"/>
         </w:rPr>
-        <w:t>1 पतरस 3:20</w:t>
-      </w:r>
-    </w:p>
-    <w:p>
-      <w:pPr>
-        <w:pStyle w:val="ListBullet"/>
-        <w:spacing w:line="240" w:lineRule="auto"/>
-        <w:ind w:left="720"/>
-      </w:pPr>
-      <w:r>
-        <w:rPr>
-          <w:lang w:val="hi_IN" w:bidi="hi_IN"/>
-        </w:rPr>
-      </w:r>
-      <w:r>
-        <w:rPr>
-          <w:lang w:val="hi_IN" w:bidi="hi_IN"/>
-        </w:rPr>
-        <w:t>निर्गमन 16:33–36</w:t>
-      </w:r>
-    </w:p>
-    <w:p>
-      <w:pPr>
-        <w:pStyle w:val="ListBullet"/>
-        <w:spacing w:line="240" w:lineRule="auto"/>
-        <w:ind w:left="720"/>
-      </w:pPr>
-      <w:r>
-        <w:rPr>
-          <w:lang w:val="hi_IN" w:bidi="hi_IN"/>
-        </w:rPr>
-      </w:r>
-      <w:r>
-        <w:rPr>
-          <w:lang w:val="hi_IN" w:bidi="hi_IN"/>
-        </w:rPr>
-        <w:t>निर्गमन 30:6</w:t>
-      </w:r>
-    </w:p>
-    <w:p>
-      <w:pPr>
-        <w:pStyle w:val="ListBullet"/>
-        <w:spacing w:line="240" w:lineRule="auto"/>
-        <w:ind w:left="720"/>
-      </w:pPr>
-      <w:r>
-        <w:rPr>
-          <w:lang w:val="hi_IN" w:bidi="hi_IN"/>
-        </w:rPr>
-      </w:r>
-      <w:r>
-        <w:rPr>
-          <w:lang w:val="hi_IN" w:bidi="hi_IN"/>
-        </w:rPr>
-        <w:t>उत्पत्ति 8:4–5</w:t>
-      </w:r>
-    </w:p>
-    <w:p>
-      <w:pPr>
-        <w:pStyle w:val="ListBullet"/>
-        <w:spacing w:line="240" w:lineRule="auto"/>
-        <w:ind w:left="720"/>
-      </w:pPr>
-      <w:r>
-        <w:rPr>
-          <w:lang w:val="hi_IN" w:bidi="hi_IN"/>
-        </w:rPr>
-      </w:r>
-      <w:r>
-        <w:rPr>
-          <w:lang w:val="hi_IN" w:bidi="hi_IN"/>
-        </w:rPr>
-        <w:t>लूका 17:27</w:t>
-      </w:r>
-    </w:p>
-    <w:p>
-      <w:pPr>
-        <w:pStyle w:val="ListBullet"/>
-        <w:spacing w:line="240" w:lineRule="auto"/>
-        <w:ind w:left="720"/>
-      </w:pPr>
-      <w:r>
-        <w:rPr>
-          <w:lang w:val="hi_IN" w:bidi="hi_IN"/>
-        </w:rPr>
-      </w:r>
-      <w:r>
-        <w:rPr>
-          <w:lang w:val="hi_IN" w:bidi="hi_IN"/>
-        </w:rPr>
-        <w:t>मत्ती 24:37–39</w:t>
+        <w:t>1 इतिहास 14:15–17</w:t>
+      </w:r>
+    </w:p>
+    <w:p>
+      <w:pPr>
+        <w:pStyle w:val="ListBullet"/>
+        <w:spacing w:line="240" w:lineRule="auto"/>
+        <w:ind w:left="720"/>
+      </w:pPr>
+      <w:r>
+        <w:rPr>
+          <w:lang w:val="hi_IN" w:bidi="hi_IN"/>
+        </w:rPr>
+      </w:r>
+      <w:r>
+        <w:rPr>
+          <w:lang w:val="hi_IN" w:bidi="hi_IN"/>
+        </w:rPr>
+        <w:t>2 इतिहास 15:06</w:t>
+      </w:r>
+    </w:p>
+    <w:p>
+      <w:pPr>
+        <w:pStyle w:val="ListBullet"/>
+        <w:spacing w:line="240" w:lineRule="auto"/>
+        <w:ind w:left="720"/>
+      </w:pPr>
+      <w:r>
+        <w:rPr>
+          <w:lang w:val="hi_IN" w:bidi="hi_IN"/>
+        </w:rPr>
+      </w:r>
+      <w:r>
+        <w:rPr>
+          <w:lang w:val="hi_IN" w:bidi="hi_IN"/>
+        </w:rPr>
+        <w:t>2 राजा 17:11–12</w:t>
+      </w:r>
+    </w:p>
+    <w:p>
+      <w:pPr>
+        <w:pStyle w:val="ListBullet"/>
+        <w:spacing w:line="240" w:lineRule="auto"/>
+        <w:ind w:left="720"/>
+      </w:pPr>
+      <w:r>
+        <w:rPr>
+          <w:lang w:val="hi_IN" w:bidi="hi_IN"/>
+        </w:rPr>
+      </w:r>
+      <w:r>
+        <w:rPr>
+          <w:lang w:val="hi_IN" w:bidi="hi_IN"/>
+        </w:rPr>
+        <w:t>प्रे.का. 02:05</w:t>
+      </w:r>
+    </w:p>
+    <w:p>
+      <w:pPr>
+        <w:pStyle w:val="ListBullet"/>
+        <w:spacing w:line="240" w:lineRule="auto"/>
+        <w:ind w:left="720"/>
+      </w:pPr>
+      <w:r>
+        <w:rPr>
+          <w:lang w:val="hi_IN" w:bidi="hi_IN"/>
+        </w:rPr>
+      </w:r>
+      <w:r>
+        <w:rPr>
+          <w:lang w:val="hi_IN" w:bidi="hi_IN"/>
+        </w:rPr>
+        <w:t>प्रे.का. 13:19</w:t>
+      </w:r>
+    </w:p>
+    <w:p>
+      <w:pPr>
+        <w:pStyle w:val="ListBullet"/>
+        <w:spacing w:line="240" w:lineRule="auto"/>
+        <w:ind w:left="720"/>
+      </w:pPr>
+      <w:r>
+        <w:rPr>
+          <w:lang w:val="hi_IN" w:bidi="hi_IN"/>
+        </w:rPr>
+      </w:r>
+      <w:r>
+        <w:rPr>
+          <w:lang w:val="hi_IN" w:bidi="hi_IN"/>
+        </w:rPr>
+        <w:t>प्रे.का. 17:26</w:t>
+      </w:r>
+    </w:p>
+    <w:p>
+      <w:pPr>
+        <w:pStyle w:val="ListBullet"/>
+        <w:spacing w:line="240" w:lineRule="auto"/>
+        <w:ind w:left="720"/>
+      </w:pPr>
+      <w:r>
+        <w:rPr>
+          <w:lang w:val="hi_IN" w:bidi="hi_IN"/>
+        </w:rPr>
+      </w:r>
+      <w:r>
+        <w:rPr>
+          <w:lang w:val="hi_IN" w:bidi="hi_IN"/>
+        </w:rPr>
+        <w:t>प्रे.का. 26:04</w:t>
+      </w:r>
+    </w:p>
+    <w:p>
+      <w:pPr>
+        <w:pStyle w:val="ListBullet"/>
+        <w:spacing w:line="240" w:lineRule="auto"/>
+        <w:ind w:left="720"/>
+      </w:pPr>
+      <w:r>
+        <w:rPr>
+          <w:lang w:val="hi_IN" w:bidi="hi_IN"/>
+        </w:rPr>
+      </w:r>
+      <w:r>
+        <w:rPr>
+          <w:lang w:val="hi_IN" w:bidi="hi_IN"/>
+        </w:rPr>
+        <w:t>दानिय्येल 03:04</w:t>
+      </w:r>
+    </w:p>
+    <w:p>
+      <w:pPr>
+        <w:pStyle w:val="ListBullet"/>
+        <w:spacing w:line="240" w:lineRule="auto"/>
+        <w:ind w:left="720"/>
+      </w:pPr>
+      <w:r>
+        <w:rPr>
+          <w:lang w:val="hi_IN" w:bidi="hi_IN"/>
+        </w:rPr>
+      </w:r>
+      <w:r>
+        <w:rPr>
+          <w:lang w:val="hi_IN" w:bidi="hi_IN"/>
+        </w:rPr>
+        <w:t>उत्पत्ति 10:2–5</w:t>
+      </w:r>
+    </w:p>
+    <w:p>
+      <w:pPr>
+        <w:pStyle w:val="ListBullet"/>
+        <w:spacing w:line="240" w:lineRule="auto"/>
+        <w:ind w:left="720"/>
+      </w:pPr>
+      <w:r>
+        <w:rPr>
+          <w:lang w:val="hi_IN" w:bidi="hi_IN"/>
+        </w:rPr>
+      </w:r>
+      <w:r>
+        <w:rPr>
+          <w:lang w:val="hi_IN" w:bidi="hi_IN"/>
+        </w:rPr>
+        <w:t>उत्पत्ति 27:29</w:t>
+      </w:r>
+    </w:p>
+    <w:p>
+      <w:pPr>
+        <w:pStyle w:val="ListBullet"/>
+        <w:spacing w:line="240" w:lineRule="auto"/>
+        <w:ind w:left="720"/>
+      </w:pPr>
+      <w:r>
+        <w:rPr>
+          <w:lang w:val="hi_IN" w:bidi="hi_IN"/>
+        </w:rPr>
+      </w:r>
+      <w:r>
+        <w:rPr>
+          <w:lang w:val="hi_IN" w:bidi="hi_IN"/>
+        </w:rPr>
+        <w:t>उत्पत्ति 35:11</w:t>
+      </w:r>
+    </w:p>
+    <w:p>
+      <w:pPr>
+        <w:pStyle w:val="ListBullet"/>
+        <w:spacing w:line="240" w:lineRule="auto"/>
+        <w:ind w:left="720"/>
+      </w:pPr>
+      <w:r>
+        <w:rPr>
+          <w:lang w:val="hi_IN" w:bidi="hi_IN"/>
+        </w:rPr>
+      </w:r>
+      <w:r>
+        <w:rPr>
+          <w:lang w:val="hi_IN" w:bidi="hi_IN"/>
+        </w:rPr>
+        <w:t>उत्पत्ति 49:10</w:t>
+      </w:r>
+    </w:p>
+    <w:p>
+      <w:pPr>
+        <w:pStyle w:val="ListBullet"/>
+        <w:spacing w:line="240" w:lineRule="auto"/>
+        <w:ind w:left="720"/>
+      </w:pPr>
+      <w:r>
+        <w:rPr>
+          <w:lang w:val="hi_IN" w:bidi="hi_IN"/>
+        </w:rPr>
+      </w:r>
+      <w:r>
+        <w:rPr>
+          <w:lang w:val="hi_IN" w:bidi="hi_IN"/>
+        </w:rPr>
+        <w:t>लूका 07:05</w:t>
+      </w:r>
+    </w:p>
+    <w:p>
+      <w:pPr>
+        <w:pStyle w:val="ListBullet"/>
+        <w:spacing w:line="240" w:lineRule="auto"/>
+        <w:ind w:left="720"/>
+      </w:pPr>
+      <w:r>
+        <w:rPr>
+          <w:lang w:val="hi_IN" w:bidi="hi_IN"/>
+        </w:rPr>
+      </w:r>
+      <w:r>
+        <w:rPr>
+          <w:lang w:val="hi_IN" w:bidi="hi_IN"/>
+        </w:rPr>
+        <w:t>मरकुस 13:7–8</w:t>
+      </w:r>
+    </w:p>
+    <w:p>
+      <w:pPr>
+        <w:pStyle w:val="ListBullet"/>
+        <w:spacing w:line="240" w:lineRule="auto"/>
+        <w:ind w:left="720"/>
+      </w:pPr>
+      <w:r>
+        <w:rPr>
+          <w:lang w:val="hi_IN" w:bidi="hi_IN"/>
+        </w:rPr>
+      </w:r>
+      <w:r>
+        <w:rPr>
+          <w:lang w:val="hi_IN" w:bidi="hi_IN"/>
+        </w:rPr>
+        <w:t>मत्ती 21:43</w:t>
+      </w:r>
+    </w:p>
+    <w:p>
+      <w:pPr>
+        <w:pStyle w:val="ListBullet"/>
+        <w:spacing w:line="240" w:lineRule="auto"/>
+        <w:ind w:left="720"/>
+      </w:pPr>
+      <w:r>
+        <w:rPr>
+          <w:lang w:val="hi_IN" w:bidi="hi_IN"/>
+        </w:rPr>
+      </w:r>
+      <w:r>
+        <w:rPr>
+          <w:lang w:val="hi_IN" w:bidi="hi_IN"/>
+        </w:rPr>
+        <w:t>रोमियो 04:16–17</w:t>
       </w:r>
     </w:p>
     <w:p>
@@ -3385,7 +4043,7 @@
         <w:rPr>
           <w:lang w:val="hi_IN" w:bidi="hi_IN"/>
         </w:rPr>
-        <w:t>स्ट्रोंग्स: H0727, H8392, G27870</w:t>
+        <w:t>Strong’s: H523, H524, H776, H1471, H3816, H4940, H5971, G246, G1074, G1085, G148</w:t>
       </w:r>
       <w:r>
         <w:rPr>
@@ -3444,97 +4102,61 @@
         <w:rPr>
           <w:lang w:val="hi_IN" w:bidi="hi_IN"/>
         </w:rPr>
-        <w:t>जाति एक विशाल जनसमूह है जो किसी प्रकार की सरकार के शासनाधीन रहती है। किसी जाति के लोगों के पूर्वज उनके अपने ही होते हैं और उन सब की सजातीयता एक ही होती है।</w:t>
-      </w:r>
-    </w:p>
-    <w:p>
-      <w:pPr>
-        <w:pStyle w:val="ListBullet"/>
-        <w:spacing w:line="240" w:lineRule="auto"/>
-        <w:ind w:left="720"/>
-      </w:pPr>
-      <w:r>
-        <w:rPr>
-          <w:lang w:val="hi_IN" w:bidi="hi_IN"/>
-        </w:rPr>
-      </w:r>
-      <w:r>
-        <w:rPr>
-          <w:lang w:val="hi_IN" w:bidi="hi_IN"/>
-        </w:rPr>
-        <w:t>किसी “जाति” की अपनी ही सुव्यक्त संस्कृति एवं भौगोलिक सीमाएं होती हैं।</w:t>
-      </w:r>
-    </w:p>
-    <w:p>
-      <w:pPr>
-        <w:pStyle w:val="ListBullet"/>
-        <w:spacing w:line="240" w:lineRule="auto"/>
-        <w:ind w:left="720"/>
-      </w:pPr>
-      <w:r>
-        <w:rPr>
-          <w:lang w:val="hi_IN" w:bidi="hi_IN"/>
-        </w:rPr>
-      </w:r>
-      <w:r>
-        <w:rPr>
-          <w:lang w:val="hi_IN" w:bidi="hi_IN"/>
-        </w:rPr>
-        <w:t>बाइबल में “जाति” कोई देश (जैसे मिस्र, इथोपिया) हो सकता है परन्तु सामान्य परिप्रेक्ष्य में जन समुदायों के संदर्भ में होता है, विशेष करके बहुवचन में हो तब। अतः प्रकरण पर ध्यान देना महत्वपूर्ण है|</w:t>
-      </w:r>
-    </w:p>
-    <w:p>
-      <w:pPr>
-        <w:pStyle w:val="ListBullet"/>
-        <w:spacing w:line="240" w:lineRule="auto"/>
-        <w:ind w:left="720"/>
-      </w:pPr>
-      <w:r>
-        <w:rPr>
-          <w:lang w:val="hi_IN" w:bidi="hi_IN"/>
-        </w:rPr>
-      </w:r>
-      <w:r>
-        <w:rPr>
-          <w:lang w:val="hi_IN" w:bidi="hi_IN"/>
-        </w:rPr>
-        <w:t>बाइबल में जिन जातियों का उल्लेख किया गया है वे अनेक हैं जिनमें इस्राएली, पलिश्ती, अश्शूरी, बेबीलोनी, कनानी, रोमी और यूनानी आदि हैं।</w:t>
-      </w:r>
-    </w:p>
-    <w:p>
-      <w:pPr>
-        <w:pStyle w:val="ListBullet"/>
-        <w:spacing w:line="240" w:lineRule="auto"/>
-        <w:ind w:left="720"/>
-      </w:pPr>
-      <w:r>
-        <w:rPr>
-          <w:lang w:val="hi_IN" w:bidi="hi_IN"/>
-        </w:rPr>
-      </w:r>
-      <w:r>
-        <w:rPr>
-          <w:lang w:val="hi_IN" w:bidi="hi_IN"/>
-        </w:rPr>
-        <w:t>कभी-कभी “जाति” शब्द प्रतीकात्मक रूप में काम में आया है जो किसी विशेष समुदाय के पूर्वजों के संबन्ध में है, जैसे रिबका से परमेश्वर ने कहा था कि उसके जन्म लेने वाले पुत्र दो “जातियां” हैं जो आपस में लड़ते रहेंगे। इसका अनुवाद हो सकता है, “दो जातियों के संस्थापक” या “दो जन समुदायों के पूर्वज”।</w:t>
-      </w:r>
-    </w:p>
-    <w:p>
-      <w:pPr>
-        <w:pStyle w:val="ListBullet"/>
-        <w:spacing w:line="240" w:lineRule="auto"/>
-        <w:ind w:left="720"/>
-      </w:pPr>
-      <w:r>
-        <w:rPr>
-          <w:lang w:val="hi_IN" w:bidi="hi_IN"/>
-        </w:rPr>
-      </w:r>
-      <w:r>
-        <w:rPr>
-          <w:lang w:val="hi_IN" w:bidi="hi_IN"/>
-        </w:rPr>
-        <w:t>जिस शब्द का अनुवाद “जाति” किया गया है उस शब्द का उपयोग कभी-कभी अन्यजातियों के लिए भी किया जाता है या उन समुदायों के लिए जो यहोवा की उपासना नहीं करते। प्रकरण से इसका अर्थ बहूदा स्पष्ट हो जाता है।</w:t>
+        <w:t>“लोगों” या “जाति” अर्थात एक ही भाषा और संस्कृति के लोग। “लोग” शब्द प्रायः किसी स्थान में या किसी विशेष घटना पर मनुष्यों का एकत्र होना।</w:t>
+      </w:r>
+    </w:p>
+    <w:p>
+      <w:pPr>
+        <w:pStyle w:val="ListBullet"/>
+        <w:spacing w:line="240" w:lineRule="auto"/>
+        <w:ind w:left="720"/>
+      </w:pPr>
+      <w:r>
+        <w:rPr>
+          <w:lang w:val="hi_IN" w:bidi="hi_IN"/>
+        </w:rPr>
+      </w:r>
+      <w:r>
+        <w:rPr>
+          <w:lang w:val="hi_IN" w:bidi="hi_IN"/>
+        </w:rPr>
+        <w:t>जब परमेश्वर अपने लिए “एकजाति” को चुन लेता है तो उसका अर्थ है कि उसके लिए और उसकी सेवा के लिए विशेष मनुष्यों को चुन लेना।</w:t>
+      </w:r>
+    </w:p>
+    <w:p>
+      <w:pPr>
+        <w:pStyle w:val="ListBullet"/>
+        <w:spacing w:line="240" w:lineRule="auto"/>
+        <w:ind w:left="720"/>
+      </w:pPr>
+      <w:r>
+        <w:rPr>
+          <w:lang w:val="hi_IN" w:bidi="hi_IN"/>
+        </w:rPr>
+      </w:r>
+      <w:r>
+        <w:rPr>
+          <w:lang w:val="hi_IN" w:bidi="hi_IN"/>
+        </w:rPr>
+        <w:t>बाइबल के युग में किसी जनसमुदाय के सदस्यों के पूर्वज एक ही थे और किसी निश्चित स्थान में या भूभाग में वास करते थे।</w:t>
+      </w:r>
+    </w:p>
+    <w:p>
+      <w:pPr>
+        <w:pStyle w:val="ListBullet"/>
+        <w:spacing w:line="240" w:lineRule="auto"/>
+        <w:ind w:left="720"/>
+      </w:pPr>
+      <w:r>
+        <w:rPr>
+          <w:lang w:val="hi_IN" w:bidi="hi_IN"/>
+        </w:rPr>
+      </w:r>
+      <w:r>
+        <w:rPr>
+          <w:lang w:val="hi_IN" w:bidi="hi_IN"/>
+        </w:rPr>
+        <w:t>प्रकरण पर निर्भर करके “तेरे लोग” का अर्थ हो सकता है, “तेरी जाति” या “तेरा परिवार” या “तेरे परिजन”। शब्द “लोगों” पृथ्वी के सब लोगो के संदर्भ में है। कभी-कभी इसका संदर्भ विशेष करके गैर इस्राएलियों या उन लोगों से होता है जो यहोवा की सेवा नहीं करते। कुछ अंग्रजी बाइबल संस्करणों में “नेशन्स(जातियों)” का अभिप्राय यही है।</w:t>
       </w:r>
     </w:p>
     <w:p>
@@ -3563,61 +4185,115 @@
         <w:rPr>
           <w:lang w:val="hi_IN" w:bidi="hi_IN"/>
         </w:rPr>
-        <w:t>प्रकरण के अनुसार, “जाति” शब्द का अनुवाद “जन समुदाय” या “नृजाति” या “देश” किया जा सकता है।</w:t>
-      </w:r>
-    </w:p>
-    <w:p>
-      <w:pPr>
-        <w:pStyle w:val="ListBullet"/>
-        <w:spacing w:line="240" w:lineRule="auto"/>
-        <w:ind w:left="720"/>
-      </w:pPr>
-      <w:r>
-        <w:rPr>
-          <w:lang w:val="hi_IN" w:bidi="hi_IN"/>
-        </w:rPr>
-      </w:r>
-      <w:r>
-        <w:rPr>
-          <w:lang w:val="hi_IN" w:bidi="hi_IN"/>
-        </w:rPr>
-        <w:t>यदि किसी भाषा में “जाति” के लिए इन सब शब्दों से भिन्न कोई शब्द है तो बाइबल में जहां भी यह शब्द आता है वहां उस शब्द का उपयोग किया जा सकता है, जब तक कि वह प्रत्येक संदर्भ में स्वाभाविक एवं सही है।</w:t>
-      </w:r>
-    </w:p>
-    <w:p>
-      <w:pPr>
-        <w:pStyle w:val="ListBullet"/>
-        <w:spacing w:line="240" w:lineRule="auto"/>
-        <w:ind w:left="720"/>
-      </w:pPr>
-      <w:r>
-        <w:rPr>
-          <w:lang w:val="hi_IN" w:bidi="hi_IN"/>
-        </w:rPr>
-      </w:r>
-      <w:r>
-        <w:rPr>
-          <w:lang w:val="hi_IN" w:bidi="hi_IN"/>
-        </w:rPr>
-        <w:t>बहुवचन शब्द “जातियों” का अनुवाद “जन समुदाय” किया जा सकता है।</w:t>
-      </w:r>
-    </w:p>
-    <w:p>
-      <w:pPr>
-        <w:pStyle w:val="ListBullet"/>
-        <w:spacing w:line="240" w:lineRule="auto"/>
-        <w:ind w:left="720"/>
-      </w:pPr>
-      <w:r>
-        <w:rPr>
-          <w:lang w:val="hi_IN" w:bidi="hi_IN"/>
-        </w:rPr>
-      </w:r>
-      <w:r>
-        <w:rPr>
-          <w:lang w:val="hi_IN" w:bidi="hi_IN"/>
-        </w:rPr>
-        <w:t>कुछ प्रकरणों में इस शब्द का अनुवाद “अन्य-जाति” या “गैर यहूदी” किया जा सकता है।</w:t>
+        <w:t>“जाति” शब्द का अनुवाद हो सकता है, “बड़ा कुटुम्ब” या “कुल” या “नृजाति”।</w:t>
+      </w:r>
+    </w:p>
+    <w:p>
+      <w:pPr>
+        <w:pStyle w:val="ListBullet"/>
+        <w:spacing w:line="240" w:lineRule="auto"/>
+        <w:ind w:left="720"/>
+      </w:pPr>
+      <w:r>
+        <w:rPr>
+          <w:lang w:val="hi_IN" w:bidi="hi_IN"/>
+        </w:rPr>
+      </w:r>
+      <w:r>
+        <w:rPr>
+          <w:lang w:val="hi_IN" w:bidi="hi_IN"/>
+        </w:rPr>
+        <w:t>“मेरी प्रजा” का अनुवाद हो सकता है, “मेरे परिजन” या “मेरे इस्राएली भाई” या “मेरा परिवार” या “मेरी जाति के लोग” परन्तु यह प्रकरण पर निर्भर करेगा।</w:t>
+      </w:r>
+    </w:p>
+    <w:p>
+      <w:pPr>
+        <w:pStyle w:val="ListBullet"/>
+        <w:spacing w:line="240" w:lineRule="auto"/>
+        <w:ind w:left="720"/>
+      </w:pPr>
+      <w:r>
+        <w:rPr>
+          <w:lang w:val="hi_IN" w:bidi="hi_IN"/>
+        </w:rPr>
+      </w:r>
+      <w:r>
+        <w:rPr>
+          <w:lang w:val="hi_IN" w:bidi="hi_IN"/>
+        </w:rPr>
+        <w:t>“अन्य जातियों में तितर-बितर” का अनुवाद हो सकता है, “तुम्हें विभिन्न जातियों में रहने पर विवश कर दूंगा” या “तुम्हें अलग-अलग करके संसार के विभिन्न क्षेत्रों में भेज दूंगा”।</w:t>
+      </w:r>
+    </w:p>
+    <w:p>
+      <w:pPr>
+        <w:pStyle w:val="ListBullet"/>
+        <w:spacing w:line="240" w:lineRule="auto"/>
+        <w:ind w:left="720"/>
+      </w:pPr>
+      <w:r>
+        <w:rPr>
+          <w:lang w:val="hi_IN" w:bidi="hi_IN"/>
+        </w:rPr>
+      </w:r>
+      <w:r>
+        <w:rPr>
+          <w:lang w:val="hi_IN" w:bidi="hi_IN"/>
+        </w:rPr>
+        <w:t>“जाति-जाति” या “अन्यजातियां” का अनुवाद हो सकता है, “संसार के सब लोग” या “सब जनजातियां” परन्तु प्रकरण पर निर्भर करके।</w:t>
+      </w:r>
+    </w:p>
+    <w:p>
+      <w:pPr>
+        <w:pStyle w:val="ListBullet"/>
+        <w:spacing w:line="240" w:lineRule="auto"/>
+        <w:ind w:left="720"/>
+      </w:pPr>
+      <w:r>
+        <w:rPr>
+          <w:lang w:val="hi_IN" w:bidi="hi_IN"/>
+        </w:rPr>
+      </w:r>
+      <w:r>
+        <w:rPr>
+          <w:lang w:val="hi_IN" w:bidi="hi_IN"/>
+        </w:rPr>
+        <w:t>“एक जाति” का अनुवाद हो सकता है “एक समुदाय के लोग” या “वंशज” या “परिवार” यह निर्भर करेगा कि वह किसी स्थान या व्यक्ति के नाम के पीछे है।</w:t>
+      </w:r>
+    </w:p>
+    <w:p>
+      <w:pPr>
+        <w:pStyle w:val="ListBullet"/>
+        <w:spacing w:line="240" w:lineRule="auto"/>
+        <w:ind w:left="720"/>
+      </w:pPr>
+      <w:r>
+        <w:rPr>
+          <w:lang w:val="hi_IN" w:bidi="hi_IN"/>
+        </w:rPr>
+      </w:r>
+      <w:r>
+        <w:rPr>
+          <w:lang w:val="hi_IN" w:bidi="hi_IN"/>
+        </w:rPr>
+        <w:t>“पृथ्वी के सब लोगों” का अनुवाद हो सकता है, “पृथ्वी पर रहने वाला हर एक मनुष्य” या “संसार का हर एक मनुष्य” या “सब लोग”।</w:t>
+      </w:r>
+    </w:p>
+    <w:p>
+      <w:pPr>
+        <w:pStyle w:val="ListBullet"/>
+        <w:spacing w:line="240" w:lineRule="auto"/>
+        <w:ind w:left="720"/>
+      </w:pPr>
+      <w:r>
+        <w:rPr>
+          <w:lang w:val="hi_IN" w:bidi="hi_IN"/>
+        </w:rPr>
+      </w:r>
+      <w:r>
+        <w:rPr>
+          <w:lang w:val="hi_IN" w:bidi="hi_IN"/>
+        </w:rPr>
+        <w:t>“एक ऐसी जाति” इसका अनुवाद हो सकता है, “एक जन समुदाय” या “एक विशेष जाति” या “मनुष्यों का एक समुदाय” या “जन परिवार”</w:t>
       </w:r>
     </w:p>
     <w:p>
@@ -3637,7 +4313,7 @@
         <w:rPr>
           <w:lang w:val="hi_IN" w:bidi="hi_IN"/>
         </w:rPr>
-        <w:t>अश्शूर</w:t>
+        <w:t>वंशज</w:t>
       </w:r>
       <w:r>
         <w:rPr>
@@ -3649,7 +4325,7 @@
         <w:rPr>
           <w:lang w:val="hi_IN" w:bidi="hi_IN"/>
         </w:rPr>
-        <w:t>बाबेल</w:t>
+        <w:t>जाति</w:t>
       </w:r>
       <w:r>
         <w:rPr>
@@ -3661,7 +4337,7 @@
         <w:rPr>
           <w:lang w:val="hi_IN" w:bidi="hi_IN"/>
         </w:rPr>
-        <w:t>कनान</w:t>
+        <w:t>गोत्र</w:t>
       </w:r>
       <w:r>
         <w:rPr>
@@ -3673,7 +4349,546 @@
         <w:rPr>
           <w:lang w:val="hi_IN" w:bidi="hi_IN"/>
         </w:rPr>
-        <w:t>अन्य-जाति</w:t>
+        <w:t>संसार</w:t>
+      </w:r>
+      <w:r>
+        <w:rPr>
+          <w:lang w:val="hi_IN" w:bidi="hi_IN"/>
+        </w:rPr>
+        <w:t>)</w:t>
+      </w:r>
+    </w:p>
+    <w:p>
+      <w:pPr>
+        <w:pStyle w:val="Heading3"/>
+      </w:pPr>
+      <w:r>
+        <w:rPr>
+          <w:lang w:val="hi_IN" w:bidi="hi_IN"/>
+        </w:rPr>
+        <w:t>बाइबल सन्दर्भ:</w:t>
+      </w:r>
+    </w:p>
+    <w:p>
+      <w:pPr>
+        <w:pStyle w:val="ListBullet"/>
+        <w:spacing w:line="240" w:lineRule="auto"/>
+        <w:ind w:left="720"/>
+      </w:pPr>
+      <w:r>
+        <w:rPr>
+          <w:lang w:val="hi_IN" w:bidi="hi_IN"/>
+        </w:rPr>
+      </w:r>
+      <w:r>
+        <w:rPr>
+          <w:lang w:val="hi_IN" w:bidi="hi_IN"/>
+        </w:rPr>
+        <w:t>1 राजा 08:51–53</w:t>
+      </w:r>
+    </w:p>
+    <w:p>
+      <w:pPr>
+        <w:pStyle w:val="ListBullet"/>
+        <w:spacing w:line="240" w:lineRule="auto"/>
+        <w:ind w:left="720"/>
+      </w:pPr>
+      <w:r>
+        <w:rPr>
+          <w:lang w:val="hi_IN" w:bidi="hi_IN"/>
+        </w:rPr>
+      </w:r>
+      <w:r>
+        <w:rPr>
+          <w:lang w:val="hi_IN" w:bidi="hi_IN"/>
+        </w:rPr>
+        <w:t>1 शमूएल 08:6–7</w:t>
+      </w:r>
+    </w:p>
+    <w:p>
+      <w:pPr>
+        <w:pStyle w:val="ListBullet"/>
+        <w:spacing w:line="240" w:lineRule="auto"/>
+        <w:ind w:left="720"/>
+      </w:pPr>
+      <w:r>
+        <w:rPr>
+          <w:lang w:val="hi_IN" w:bidi="hi_IN"/>
+        </w:rPr>
+      </w:r>
+      <w:r>
+        <w:rPr>
+          <w:lang w:val="hi_IN" w:bidi="hi_IN"/>
+        </w:rPr>
+        <w:t>व्यवस्थाविवरण 28:9–10</w:t>
+      </w:r>
+    </w:p>
+    <w:p>
+      <w:pPr>
+        <w:pStyle w:val="ListBullet"/>
+        <w:spacing w:line="240" w:lineRule="auto"/>
+        <w:ind w:left="720"/>
+      </w:pPr>
+      <w:r>
+        <w:rPr>
+          <w:lang w:val="hi_IN" w:bidi="hi_IN"/>
+        </w:rPr>
+      </w:r>
+      <w:r>
+        <w:rPr>
+          <w:lang w:val="hi_IN" w:bidi="hi_IN"/>
+        </w:rPr>
+        <w:t>उत्पत्ति 49:16–18</w:t>
+      </w:r>
+    </w:p>
+    <w:p>
+      <w:pPr>
+        <w:pStyle w:val="ListBullet"/>
+        <w:spacing w:line="240" w:lineRule="auto"/>
+        <w:ind w:left="720"/>
+      </w:pPr>
+      <w:r>
+        <w:rPr>
+          <w:lang w:val="hi_IN" w:bidi="hi_IN"/>
+        </w:rPr>
+      </w:r>
+      <w:r>
+        <w:rPr>
+          <w:lang w:val="hi_IN" w:bidi="hi_IN"/>
+        </w:rPr>
+        <w:t>रूत 01:16–18</w:t>
+      </w:r>
+    </w:p>
+    <w:p>
+      <w:pPr>
+        <w:pStyle w:val="Heading3"/>
+      </w:pPr>
+      <w:r>
+        <w:rPr>
+          <w:lang w:val="hi_IN" w:bidi="hi_IN"/>
+        </w:rPr>
+        <w:t>बाइबल कहानियों से उदाहरण:</w:t>
+      </w:r>
+    </w:p>
+    <w:p>
+      <w:pPr>
+        <w:pStyle w:val="ListBullet"/>
+        <w:spacing w:line="240" w:lineRule="auto"/>
+        <w:ind w:left="720"/>
+      </w:pPr>
+      <w:r>
+        <w:rPr>
+          <w:lang w:val="hi_IN" w:bidi="hi_IN"/>
+        </w:rPr>
+      </w:r>
+      <w:r>
+        <w:rPr>
+          <w:b/>
+          <w:lang w:val="hi_IN" w:bidi="hi_IN"/>
+        </w:rPr>
+        <w:t>14:02</w:t>
+      </w:r>
+      <w:r>
+        <w:rPr>
+          <w:lang w:val="hi_IN" w:bidi="hi_IN"/>
+        </w:rPr>
+        <w:t xml:space="preserve"> परमेश्वर ने जो वाचा अब्राहम, इसहाक और याकूब से बाँधी थी, कि वह वाचा की भूमि उनके वंशज को देंगा, परन्तु अब वहाँ बहुत से </w:t>
+      </w:r>
+      <w:r>
+        <w:rPr>
+          <w:b/>
+          <w:lang w:val="hi_IN" w:bidi="hi_IN"/>
+        </w:rPr>
+        <w:t>लोगों के समूह</w:t>
+      </w:r>
+      <w:r>
+        <w:rPr>
+          <w:lang w:val="hi_IN" w:bidi="hi_IN"/>
+        </w:rPr>
+        <w:t xml:space="preserve"> रहते हैं |</w:t>
+      </w:r>
+    </w:p>
+    <w:p>
+      <w:pPr>
+        <w:pStyle w:val="ListBullet"/>
+        <w:spacing w:line="240" w:lineRule="auto"/>
+        <w:ind w:left="720"/>
+      </w:pPr>
+      <w:r>
+        <w:rPr>
+          <w:lang w:val="hi_IN" w:bidi="hi_IN"/>
+        </w:rPr>
+      </w:r>
+      <w:r>
+        <w:rPr>
+          <w:b/>
+          <w:lang w:val="hi_IN" w:bidi="hi_IN"/>
+        </w:rPr>
+        <w:t>21:02</w:t>
+      </w:r>
+      <w:r>
+        <w:rPr>
+          <w:lang w:val="hi_IN" w:bidi="hi_IN"/>
+        </w:rPr>
+        <w:t xml:space="preserve"> परमेश्वर ने अब्राहम से वाचा बाँधी कि भूमंडल के सारे </w:t>
+      </w:r>
+      <w:r>
+        <w:rPr>
+          <w:b/>
+          <w:lang w:val="hi_IN" w:bidi="hi_IN"/>
+        </w:rPr>
+        <w:t>कुल</w:t>
+      </w:r>
+      <w:r>
+        <w:rPr>
+          <w:lang w:val="hi_IN" w:bidi="hi_IN"/>
+        </w:rPr>
+        <w:t xml:space="preserve"> तेरे द्वारा आशीष पाएँगे | यह आशीष तब पूरी होगी जब मसीह भविष्य में आयेगा | यह अनुग्रह आने वाला मसीह है जो एक दिन हर </w:t>
+      </w:r>
+      <w:r>
+        <w:rPr>
+          <w:b/>
+          <w:lang w:val="hi_IN" w:bidi="hi_IN"/>
+        </w:rPr>
+        <w:t>समूह के लोगों</w:t>
+      </w:r>
+      <w:r>
+        <w:rPr>
+          <w:lang w:val="hi_IN" w:bidi="hi_IN"/>
+        </w:rPr>
+        <w:t xml:space="preserve"> के लिए उद्धार का मार्ग प्रदान करेगा |</w:t>
+      </w:r>
+    </w:p>
+    <w:p>
+      <w:pPr>
+        <w:pStyle w:val="ListBullet"/>
+        <w:spacing w:line="240" w:lineRule="auto"/>
+        <w:ind w:left="720"/>
+      </w:pPr>
+      <w:r>
+        <w:rPr>
+          <w:lang w:val="hi_IN" w:bidi="hi_IN"/>
+        </w:rPr>
+      </w:r>
+      <w:r>
+        <w:rPr>
+          <w:b/>
+          <w:lang w:val="hi_IN" w:bidi="hi_IN"/>
+        </w:rPr>
+        <w:t>42:08</w:t>
+      </w:r>
+      <w:r>
+        <w:rPr>
+          <w:lang w:val="hi_IN" w:bidi="hi_IN"/>
+        </w:rPr>
+        <w:t xml:space="preserve"> “पवित्रशास्त्र में यह भी लिखा था कि मेरे चेले प्रचार करेंगे कि हर एक को पापों की क्षमा प्राप्त करने के लिये पश्चाताप करना चाहिए। वे यरूशलेम से इसकी शुरुआत करेंगे और हर जगह सब </w:t>
+      </w:r>
+      <w:r>
+        <w:rPr>
+          <w:b/>
+          <w:lang w:val="hi_IN" w:bidi="hi_IN"/>
+        </w:rPr>
+        <w:t>जातियों</w:t>
+      </w:r>
+      <w:r>
+        <w:rPr>
+          <w:lang w:val="hi_IN" w:bidi="hi_IN"/>
+        </w:rPr>
+        <w:t xml:space="preserve"> में जायेंगे, तुम इन सब बातों के गवाह हो।”</w:t>
+      </w:r>
+    </w:p>
+    <w:p>
+      <w:pPr>
+        <w:pStyle w:val="ListBullet"/>
+        <w:spacing w:line="240" w:lineRule="auto"/>
+        <w:ind w:left="720"/>
+      </w:pPr>
+      <w:r>
+        <w:rPr>
+          <w:lang w:val="hi_IN" w:bidi="hi_IN"/>
+        </w:rPr>
+      </w:r>
+      <w:r>
+        <w:rPr>
+          <w:b/>
+          <w:lang w:val="hi_IN" w:bidi="hi_IN"/>
+        </w:rPr>
+        <w:t>42:10</w:t>
+      </w:r>
+      <w:r>
+        <w:rPr>
+          <w:lang w:val="hi_IN" w:bidi="hi_IN"/>
+        </w:rPr>
+        <w:t xml:space="preserve"> इसलिये तुम जाओ, सब </w:t>
+      </w:r>
+      <w:r>
+        <w:rPr>
+          <w:b/>
+          <w:lang w:val="hi_IN" w:bidi="hi_IN"/>
+        </w:rPr>
+        <w:t>जातियों के लोगों</w:t>
+      </w:r>
+      <w:r>
+        <w:rPr>
+          <w:lang w:val="hi_IN" w:bidi="hi_IN"/>
+        </w:rPr>
+        <w:t xml:space="preserve"> को चेला बनाओ और उन्हें पिता, और पुत्र, और पवित्र आत्मा के नाम से बपतिस्मा दो, और उन्हें सब बातें जो मैं ने तुम्हें आज्ञा दी है, मानना सिखाओ। "</w:t>
+      </w:r>
+    </w:p>
+    <w:p>
+      <w:pPr>
+        <w:pStyle w:val="ListBullet"/>
+        <w:spacing w:line="240" w:lineRule="auto"/>
+        <w:ind w:left="720"/>
+      </w:pPr>
+      <w:r>
+        <w:rPr>
+          <w:lang w:val="hi_IN" w:bidi="hi_IN"/>
+        </w:rPr>
+      </w:r>
+      <w:r>
+        <w:rPr>
+          <w:b/>
+          <w:lang w:val="hi_IN" w:bidi="hi_IN"/>
+        </w:rPr>
+        <w:t>48:11</w:t>
+      </w:r>
+      <w:r>
+        <w:rPr>
+          <w:lang w:val="hi_IN" w:bidi="hi_IN"/>
+        </w:rPr>
+        <w:t xml:space="preserve"> क्योंकि इस नई वाचा के जरिये किसी भी </w:t>
+      </w:r>
+      <w:r>
+        <w:rPr>
+          <w:b/>
+          <w:lang w:val="hi_IN" w:bidi="hi_IN"/>
+        </w:rPr>
+        <w:t>जाती</w:t>
+      </w:r>
+      <w:r>
+        <w:rPr>
+          <w:lang w:val="hi_IN" w:bidi="hi_IN"/>
+        </w:rPr>
+        <w:t xml:space="preserve"> का कोई भी व्यक्ति परमेश्वर के चुने हुए लोगों में यीशु पर विश्वास करने के द्वारा शामिल हो सकता है।</w:t>
+      </w:r>
+    </w:p>
+    <w:p>
+      <w:pPr>
+        <w:pStyle w:val="ListBullet"/>
+        <w:spacing w:line="240" w:lineRule="auto"/>
+        <w:ind w:left="720"/>
+      </w:pPr>
+      <w:r>
+        <w:rPr>
+          <w:lang w:val="hi_IN" w:bidi="hi_IN"/>
+        </w:rPr>
+      </w:r>
+      <w:r>
+        <w:rPr>
+          <w:b/>
+          <w:lang w:val="hi_IN" w:bidi="hi_IN"/>
+        </w:rPr>
+        <w:t>50:03</w:t>
+      </w:r>
+      <w:r>
+        <w:rPr>
+          <w:lang w:val="hi_IN" w:bidi="hi_IN"/>
+        </w:rPr>
+        <w:t xml:space="preserve"> उसने कहा, “जाओ और सारे </w:t>
+      </w:r>
+      <w:r>
+        <w:rPr>
+          <w:b/>
+          <w:lang w:val="hi_IN" w:bidi="hi_IN"/>
+        </w:rPr>
+        <w:t>जनसमूह के लोगों</w:t>
+      </w:r>
+      <w:r>
+        <w:rPr>
+          <w:lang w:val="hi_IN" w:bidi="hi_IN"/>
+        </w:rPr>
+        <w:t xml:space="preserve"> को चेला बनाओ!” और, "खेत कटनी के लिए पके खड़े हैं!"</w:t>
+      </w:r>
+    </w:p>
+    <w:p>
+      <w:pPr>
+        <w:pStyle w:val="Heading3"/>
+      </w:pPr>
+      <w:r>
+        <w:rPr>
+          <w:lang w:val="hi_IN" w:bidi="hi_IN"/>
+        </w:rPr>
+        <w:t>शब्द तथ्य:</w:t>
+      </w:r>
+    </w:p>
+    <w:p>
+      <w:pPr>
+        <w:pStyle w:val="ListBullet"/>
+        <w:spacing w:line="240" w:lineRule="auto"/>
+        <w:ind w:left="720"/>
+      </w:pPr>
+      <w:r>
+        <w:rPr>
+          <w:lang w:val="hi_IN" w:bidi="hi_IN"/>
+        </w:rPr>
+      </w:r>
+      <w:r>
+        <w:rPr>
+          <w:lang w:val="hi_IN" w:bidi="hi_IN"/>
+        </w:rPr>
+        <w:t>Strong's: H249, H523, H524, H776, H1121, H1471, H3816, H5712, H5971, H5972, H6153, G246, G1074, G1085, G1218, G1484, G2560, G2992, G3793</w:t>
+      </w:r>
+      <w:r>
+        <w:rPr>
+          <w:lang w:val="hi_IN" w:bidi="hi_IN"/>
+        </w:rPr>
+      </w:r>
+      <w:r>
+        <w:rPr>
+          <w:lang w:val="hi_IN" w:bidi="hi_IN"/>
+        </w:rPr>
+      </w:r>
+    </w:p>
+    <w:p>
+      <w:pPr/>
+      <w:r>
+        <w:rPr>
+          <w:lang w:val="hi_IN" w:bidi="hi_IN"/>
+        </w:rPr>
+      </w:r>
+    </w:p>
+    <w:p>
+      <w:pPr>
+        <w:pStyle w:val="Heading2"/>
+      </w:pPr>
+      <w:r>
+        <w:rPr>
+          <w:lang w:val="hi_IN" w:bidi="hi_IN"/>
+        </w:rPr>
+        <w:t>जादू</w:t>
+      </w:r>
+      <w:r>
+        <w:rPr>
+          <w:lang w:val="hi_IN" w:bidi="hi_IN"/>
+        </w:rPr>
+      </w:r>
+    </w:p>
+    <w:p>
+      <w:pPr>
+        <w:pStyle w:val="Heading3"/>
+      </w:pPr>
+      <w:r>
+        <w:rPr>
+          <w:lang w:val="hi_IN" w:bidi="hi_IN"/>
+        </w:rPr>
+        <w:t>परिभाषा:</w:t>
+      </w:r>
+    </w:p>
+    <w:p>
+      <w:pPr/>
+      <w:r>
+        <w:rPr>
+          <w:lang w:val="hi_IN" w:bidi="hi_IN"/>
+        </w:rPr>
+      </w:r>
+      <w:r>
+        <w:rPr>
+          <w:lang w:val="hi_IN" w:bidi="hi_IN"/>
+        </w:rPr>
+        <w:t>“जादू” शब्द अलौकिक शक्ति को काम में लेना है जो परमेश्वर से नहीं आती है। “तांत्रिक” वह मनुष्य है जो जादू करता है।</w:t>
+      </w:r>
+    </w:p>
+    <w:p>
+      <w:pPr>
+        <w:pStyle w:val="ListBullet"/>
+        <w:spacing w:line="240" w:lineRule="auto"/>
+        <w:ind w:left="720"/>
+      </w:pPr>
+      <w:r>
+        <w:rPr>
+          <w:lang w:val="hi_IN" w:bidi="hi_IN"/>
+        </w:rPr>
+      </w:r>
+      <w:r>
+        <w:rPr>
+          <w:lang w:val="hi_IN" w:bidi="hi_IN"/>
+        </w:rPr>
+        <w:t>मिस्र देश में परमेश्वर ने मूसा के माध्यम से जब अद्भुत कार्य किए थे तब मिस्र के राजा फिरौन के जादूगरों ने भी वैसे ही कुछ जादू किए परन्तु वे परमेश्वर के सामर्थ्य से नहीं थे।</w:t>
+      </w:r>
+    </w:p>
+    <w:p>
+      <w:pPr>
+        <w:pStyle w:val="ListBullet"/>
+        <w:spacing w:line="240" w:lineRule="auto"/>
+        <w:ind w:left="720"/>
+      </w:pPr>
+      <w:r>
+        <w:rPr>
+          <w:lang w:val="hi_IN" w:bidi="hi_IN"/>
+        </w:rPr>
+      </w:r>
+      <w:r>
+        <w:rPr>
+          <w:lang w:val="hi_IN" w:bidi="hi_IN"/>
+        </w:rPr>
+        <w:t>जादू में मंत्रोच्चारण और जादू-टोना होता है ताकि अलौकिक घटना घटे।</w:t>
+      </w:r>
+    </w:p>
+    <w:p>
+      <w:pPr>
+        <w:pStyle w:val="ListBullet"/>
+        <w:spacing w:line="240" w:lineRule="auto"/>
+        <w:ind w:left="720"/>
+      </w:pPr>
+      <w:r>
+        <w:rPr>
+          <w:lang w:val="hi_IN" w:bidi="hi_IN"/>
+        </w:rPr>
+      </w:r>
+      <w:r>
+        <w:rPr>
+          <w:lang w:val="hi_IN" w:bidi="hi_IN"/>
+        </w:rPr>
+        <w:t>परमेश्वर ने अपनी प्रजा को ऐसा जादू-टोना करना वर्जित किया था।</w:t>
+      </w:r>
+    </w:p>
+    <w:p>
+      <w:pPr>
+        <w:pStyle w:val="ListBullet"/>
+        <w:spacing w:line="240" w:lineRule="auto"/>
+        <w:ind w:left="720"/>
+      </w:pPr>
+      <w:r>
+        <w:rPr>
+          <w:lang w:val="hi_IN" w:bidi="hi_IN"/>
+        </w:rPr>
+      </w:r>
+      <w:r>
+        <w:rPr>
+          <w:lang w:val="hi_IN" w:bidi="hi_IN"/>
+        </w:rPr>
+        <w:t>जादू-टोना करने वाला एक प्रकार का जादूगर है जो अक्सर जादू के द्वारा दूसरों को नुकसान पहुचाता है।</w:t>
+      </w:r>
+    </w:p>
+    <w:p>
+      <w:pPr/>
+      <w:r>
+        <w:rPr>
+          <w:lang w:val="hi_IN" w:bidi="hi_IN"/>
+        </w:rPr>
+      </w:r>
+      <w:r>
+        <w:rPr>
+          <w:lang w:val="hi_IN" w:bidi="hi_IN"/>
+        </w:rPr>
+        <w:t xml:space="preserve">(यह भी देखें: </w:t>
+      </w:r>
+      <w:r>
+        <w:rPr>
+          <w:lang w:val="hi_IN" w:bidi="hi_IN"/>
+        </w:rPr>
+        <w:t>भूत-सिद्धी</w:t>
       </w:r>
       <w:r>
         <w:rPr>
@@ -3685,7 +4900,7 @@
         <w:rPr>
           <w:lang w:val="hi_IN" w:bidi="hi_IN"/>
         </w:rPr>
-        <w:t>यूनानी</w:t>
+        <w:t>मिस्र</w:t>
       </w:r>
       <w:r>
         <w:rPr>
@@ -3697,7 +4912,306 @@
         <w:rPr>
           <w:lang w:val="hi_IN" w:bidi="hi_IN"/>
         </w:rPr>
-        <w:t>जन समुदाय</w:t>
+        <w:t>फ़िरौन</w:t>
+      </w:r>
+      <w:r>
+        <w:rPr>
+          <w:lang w:val="hi_IN" w:bidi="hi_IN"/>
+        </w:rPr>
+        <w:t xml:space="preserve">, सामर्थ्य, </w:t>
+      </w:r>
+      <w:r>
+        <w:rPr>
+          <w:lang w:val="hi_IN" w:bidi="hi_IN"/>
+        </w:rPr>
+        <w:t>टोना</w:t>
+      </w:r>
+      <w:r>
+        <w:rPr>
+          <w:lang w:val="hi_IN" w:bidi="hi_IN"/>
+        </w:rPr>
+        <w:t>)</w:t>
+      </w:r>
+    </w:p>
+    <w:p>
+      <w:pPr>
+        <w:pStyle w:val="Heading3"/>
+      </w:pPr>
+      <w:r>
+        <w:rPr>
+          <w:lang w:val="hi_IN" w:bidi="hi_IN"/>
+        </w:rPr>
+        <w:t>बाइबल सन्दर्भ:</w:t>
+      </w:r>
+    </w:p>
+    <w:p>
+      <w:pPr>
+        <w:pStyle w:val="ListBullet"/>
+        <w:spacing w:line="240" w:lineRule="auto"/>
+        <w:ind w:left="720"/>
+      </w:pPr>
+      <w:r>
+        <w:rPr>
+          <w:lang w:val="hi_IN" w:bidi="hi_IN"/>
+        </w:rPr>
+      </w:r>
+      <w:r>
+        <w:rPr>
+          <w:lang w:val="hi_IN" w:bidi="hi_IN"/>
+        </w:rPr>
+        <w:t>उत्पत्ति 41:7–8</w:t>
+      </w:r>
+    </w:p>
+    <w:p>
+      <w:pPr>
+        <w:pStyle w:val="ListBullet"/>
+        <w:spacing w:line="240" w:lineRule="auto"/>
+        <w:ind w:left="720"/>
+      </w:pPr>
+      <w:r>
+        <w:rPr>
+          <w:lang w:val="hi_IN" w:bidi="hi_IN"/>
+        </w:rPr>
+      </w:r>
+      <w:r>
+        <w:rPr>
+          <w:lang w:val="hi_IN" w:bidi="hi_IN"/>
+        </w:rPr>
+        <w:t>उत्पत्ति 41:22–24</w:t>
+      </w:r>
+    </w:p>
+    <w:p>
+      <w:pPr>
+        <w:pStyle w:val="ListBullet"/>
+        <w:spacing w:line="240" w:lineRule="auto"/>
+        <w:ind w:left="720"/>
+      </w:pPr>
+      <w:r>
+        <w:rPr>
+          <w:lang w:val="hi_IN" w:bidi="hi_IN"/>
+        </w:rPr>
+      </w:r>
+      <w:r>
+        <w:rPr>
+          <w:lang w:val="hi_IN" w:bidi="hi_IN"/>
+        </w:rPr>
+        <w:t>उत्पत्ति 44:3–5</w:t>
+      </w:r>
+    </w:p>
+    <w:p>
+      <w:pPr>
+        <w:pStyle w:val="ListBullet"/>
+        <w:spacing w:line="240" w:lineRule="auto"/>
+        <w:ind w:left="720"/>
+      </w:pPr>
+      <w:r>
+        <w:rPr>
+          <w:lang w:val="hi_IN" w:bidi="hi_IN"/>
+        </w:rPr>
+      </w:r>
+      <w:r>
+        <w:rPr>
+          <w:lang w:val="hi_IN" w:bidi="hi_IN"/>
+        </w:rPr>
+        <w:t>उत्पत्ति 44:14–15</w:t>
+      </w:r>
+    </w:p>
+    <w:p>
+      <w:pPr>
+        <w:pStyle w:val="Heading3"/>
+      </w:pPr>
+      <w:r>
+        <w:rPr>
+          <w:lang w:val="hi_IN" w:bidi="hi_IN"/>
+        </w:rPr>
+        <w:t>शब्द तथ्य:</w:t>
+      </w:r>
+    </w:p>
+    <w:p>
+      <w:pPr>
+        <w:pStyle w:val="ListBullet"/>
+        <w:spacing w:line="240" w:lineRule="auto"/>
+        <w:ind w:left="720"/>
+      </w:pPr>
+      <w:r>
+        <w:rPr>
+          <w:lang w:val="hi_IN" w:bidi="hi_IN"/>
+        </w:rPr>
+      </w:r>
+      <w:r>
+        <w:rPr>
+          <w:lang w:val="hi_IN" w:bidi="hi_IN"/>
+        </w:rPr>
+        <w:t>Strong's: H2748, H2749, H3049, G3097</w:t>
+      </w:r>
+      <w:r>
+        <w:rPr>
+          <w:lang w:val="hi_IN" w:bidi="hi_IN"/>
+        </w:rPr>
+      </w:r>
+      <w:r>
+        <w:rPr>
+          <w:lang w:val="hi_IN" w:bidi="hi_IN"/>
+        </w:rPr>
+      </w:r>
+    </w:p>
+    <w:p>
+      <w:pPr/>
+      <w:r>
+        <w:rPr>
+          <w:lang w:val="hi_IN" w:bidi="hi_IN"/>
+        </w:rPr>
+      </w:r>
+    </w:p>
+    <w:p>
+      <w:pPr>
+        <w:pStyle w:val="Heading2"/>
+      </w:pPr>
+      <w:r>
+        <w:rPr>
+          <w:lang w:val="hi_IN" w:bidi="hi_IN"/>
+        </w:rPr>
+        <w:t>जादूगर</w:t>
+      </w:r>
+      <w:r>
+        <w:rPr>
+          <w:lang w:val="hi_IN" w:bidi="hi_IN"/>
+        </w:rPr>
+      </w:r>
+    </w:p>
+    <w:p>
+      <w:pPr>
+        <w:pStyle w:val="Heading3"/>
+      </w:pPr>
+      <w:r>
+        <w:rPr>
+          <w:lang w:val="hi_IN" w:bidi="hi_IN"/>
+        </w:rPr>
+        <w:t>परिभाषा:</w:t>
+      </w:r>
+    </w:p>
+    <w:p>
+      <w:pPr/>
+      <w:r>
+        <w:rPr>
+          <w:lang w:val="hi_IN" w:bidi="hi_IN"/>
+        </w:rPr>
+      </w:r>
+      <w:r>
+        <w:rPr>
+          <w:lang w:val="hi_IN" w:bidi="hi_IN"/>
+        </w:rPr>
+        <w:t>“जादू-टोना” या “भूत-सिद्धी” का संदर्भ जादू से है जिसमें दुष्टात्मा की सहायता से सामर्थी कार्य किए जाते हैं। एक "जादूगर" ऐसा कोई है जो इन शक्तिशाली, जादुई चीज़ों को करता है।</w:t>
+      </w:r>
+    </w:p>
+    <w:p>
+      <w:pPr>
+        <w:pStyle w:val="ListBullet"/>
+        <w:spacing w:line="240" w:lineRule="auto"/>
+        <w:ind w:left="720"/>
+      </w:pPr>
+      <w:r>
+        <w:rPr>
+          <w:lang w:val="hi_IN" w:bidi="hi_IN"/>
+        </w:rPr>
+      </w:r>
+      <w:r>
+        <w:rPr>
+          <w:lang w:val="hi_IN" w:bidi="hi_IN"/>
+        </w:rPr>
+        <w:t>जादू-टोना और भूत-सिद्धी द्वारा अच्छे और बुरे दोनों काम किए जा सकते हैं जैसे रोग निवारण या किसी की हानि। जादू टोना किसी भी प्रकार का हो गलत ही है क्योंकि इसमें दुष्टात्माओं का कार्य होता है।</w:t>
+      </w:r>
+    </w:p>
+    <w:p>
+      <w:pPr>
+        <w:pStyle w:val="ListBullet"/>
+        <w:spacing w:line="240" w:lineRule="auto"/>
+        <w:ind w:left="720"/>
+      </w:pPr>
+      <w:r>
+        <w:rPr>
+          <w:lang w:val="hi_IN" w:bidi="hi_IN"/>
+        </w:rPr>
+      </w:r>
+      <w:r>
+        <w:rPr>
+          <w:lang w:val="hi_IN" w:bidi="hi_IN"/>
+        </w:rPr>
+        <w:t>बाइबल में जादू टोना को अन्य किसी भी प्रकार के गंभीर पाप जैसा माना गया है(जैसे व्यभिचार, मूर्तियों की पूजा, और बाल बलिदान) ।</w:t>
+      </w:r>
+    </w:p>
+    <w:p>
+      <w:pPr>
+        <w:pStyle w:val="ListBullet"/>
+        <w:spacing w:line="240" w:lineRule="auto"/>
+        <w:ind w:left="720"/>
+      </w:pPr>
+      <w:r>
+        <w:rPr>
+          <w:lang w:val="hi_IN" w:bidi="hi_IN"/>
+        </w:rPr>
+      </w:r>
+      <w:r>
+        <w:rPr>
+          <w:lang w:val="hi_IN" w:bidi="hi_IN"/>
+        </w:rPr>
+        <w:t>"जादू-टोना" और "भूत-सिद्धी" का अनुवाद “दुष्टात्मा की शक्ति” या “सम्मोहन करना” किया जा सकता है।</w:t>
+      </w:r>
+    </w:p>
+    <w:p>
+      <w:pPr>
+        <w:pStyle w:val="ListBullet"/>
+        <w:spacing w:line="240" w:lineRule="auto"/>
+        <w:ind w:left="720"/>
+      </w:pPr>
+      <w:r>
+        <w:rPr>
+          <w:lang w:val="hi_IN" w:bidi="hi_IN"/>
+        </w:rPr>
+      </w:r>
+      <w:r>
+        <w:rPr>
+          <w:lang w:val="hi_IN" w:bidi="hi_IN"/>
+        </w:rPr>
+        <w:t>"टोन्हों" का सम्भावित अनुवाद होगा "जादू करनेवाले" या "सम्मोहन करनेवाले" या "दुष्टात्मा की शक्ति से चमत्कार दिखानेवाले"।</w:t>
+      </w:r>
+    </w:p>
+    <w:p>
+      <w:pPr>
+        <w:pStyle w:val="ListBullet"/>
+        <w:spacing w:line="240" w:lineRule="auto"/>
+        <w:ind w:left="720"/>
+      </w:pPr>
+      <w:r>
+        <w:rPr>
+          <w:lang w:val="hi_IN" w:bidi="hi_IN"/>
+        </w:rPr>
+      </w:r>
+      <w:r>
+        <w:rPr>
+          <w:lang w:val="hi_IN" w:bidi="hi_IN"/>
+        </w:rPr>
+        <w:t>ध्यान दें कि "जादूगर" का अर्थ "भविष्यवाणी" से भिन्न है, जो कि आत्मिक संसार से संपर्क करने का प्रयास करता है।</w:t>
+      </w:r>
+    </w:p>
+    <w:p>
+      <w:pPr/>
+      <w:r>
+        <w:rPr>
+          <w:lang w:val="hi_IN" w:bidi="hi_IN"/>
+        </w:rPr>
+      </w:r>
+      <w:r>
+        <w:rPr>
+          <w:lang w:val="hi_IN" w:bidi="hi_IN"/>
+        </w:rPr>
+        <w:t xml:space="preserve">(यह भी देखें: </w:t>
+      </w:r>
+      <w:r>
+        <w:rPr>
+          <w:lang w:val="hi_IN" w:bidi="hi_IN"/>
+        </w:rPr>
+        <w:t>परस्त्रीगमन</w:t>
       </w:r>
       <w:r>
         <w:rPr>
@@ -3709,7 +5223,7 @@
         <w:rPr>
           <w:lang w:val="hi_IN" w:bidi="hi_IN"/>
         </w:rPr>
-        <w:t>पलिश्ती</w:t>
+        <w:t>दुष्टात्मा</w:t>
       </w:r>
       <w:r>
         <w:rPr>
@@ -3721,7 +5235,43 @@
         <w:rPr>
           <w:lang w:val="hi_IN" w:bidi="hi_IN"/>
         </w:rPr>
-        <w:t>रोम</w:t>
+        <w:t>भविष्य-कथन</w:t>
+      </w:r>
+      <w:r>
+        <w:rPr>
+          <w:lang w:val="hi_IN" w:bidi="hi_IN"/>
+        </w:rPr>
+        <w:t xml:space="preserve">, मूर्ति, </w:t>
+      </w:r>
+      <w:r>
+        <w:rPr>
+          <w:lang w:val="hi_IN" w:bidi="hi_IN"/>
+        </w:rPr>
+        <w:t>जादू</w:t>
+      </w:r>
+      <w:r>
+        <w:rPr>
+          <w:lang w:val="hi_IN" w:bidi="hi_IN"/>
+        </w:rPr>
+        <w:t xml:space="preserve">, </w:t>
+      </w:r>
+      <w:r>
+        <w:rPr>
+          <w:lang w:val="hi_IN" w:bidi="hi_IN"/>
+        </w:rPr>
+        <w:t>बलिदान</w:t>
+      </w:r>
+      <w:r>
+        <w:rPr>
+          <w:lang w:val="hi_IN" w:bidi="hi_IN"/>
+        </w:rPr>
+        <w:t xml:space="preserve">, </w:t>
+      </w:r>
+      <w:r>
+        <w:rPr>
+          <w:lang w:val="hi_IN" w:bidi="hi_IN"/>
+        </w:rPr>
+        <w:t>आराधना</w:t>
       </w:r>
       <w:r>
         <w:rPr>
@@ -3738,6 +5288,911 @@
         <w:rPr>
           <w:lang w:val="hi_IN" w:bidi="hi_IN"/>
         </w:rPr>
+        <w:t>बाइबल के सन्दर्भ:</w:t>
+      </w:r>
+    </w:p>
+    <w:p>
+      <w:pPr>
+        <w:pStyle w:val="ListBullet"/>
+        <w:spacing w:line="240" w:lineRule="auto"/>
+        <w:ind w:left="720"/>
+      </w:pPr>
+      <w:r>
+        <w:rPr>
+          <w:lang w:val="hi_IN" w:bidi="hi_IN"/>
+        </w:rPr>
+      </w:r>
+      <w:r>
+        <w:rPr>
+          <w:lang w:val="hi_IN" w:bidi="hi_IN"/>
+        </w:rPr>
+        <w:t>प्रे.का. 08:9–11</w:t>
+      </w:r>
+    </w:p>
+    <w:p>
+      <w:pPr>
+        <w:pStyle w:val="ListBullet"/>
+        <w:spacing w:line="240" w:lineRule="auto"/>
+        <w:ind w:left="720"/>
+      </w:pPr>
+      <w:r>
+        <w:rPr>
+          <w:lang w:val="hi_IN" w:bidi="hi_IN"/>
+        </w:rPr>
+      </w:r>
+      <w:r>
+        <w:rPr>
+          <w:lang w:val="hi_IN" w:bidi="hi_IN"/>
+        </w:rPr>
+        <w:t>निर्गमन 07:11–13</w:t>
+      </w:r>
+    </w:p>
+    <w:p>
+      <w:pPr>
+        <w:pStyle w:val="ListBullet"/>
+        <w:spacing w:line="240" w:lineRule="auto"/>
+        <w:ind w:left="720"/>
+      </w:pPr>
+      <w:r>
+        <w:rPr>
+          <w:lang w:val="hi_IN" w:bidi="hi_IN"/>
+        </w:rPr>
+      </w:r>
+      <w:r>
+        <w:rPr>
+          <w:lang w:val="hi_IN" w:bidi="hi_IN"/>
+        </w:rPr>
+        <w:t>गलातियों 05:19–21</w:t>
+      </w:r>
+    </w:p>
+    <w:p>
+      <w:pPr>
+        <w:pStyle w:val="ListBullet"/>
+        <w:spacing w:line="240" w:lineRule="auto"/>
+        <w:ind w:left="720"/>
+      </w:pPr>
+      <w:r>
+        <w:rPr>
+          <w:lang w:val="hi_IN" w:bidi="hi_IN"/>
+        </w:rPr>
+      </w:r>
+      <w:r>
+        <w:rPr>
+          <w:lang w:val="hi_IN" w:bidi="hi_IN"/>
+        </w:rPr>
+        <w:t>प्रकाशितवाक्य 09:20–21</w:t>
+      </w:r>
+    </w:p>
+    <w:p>
+      <w:pPr>
+        <w:pStyle w:val="Heading3"/>
+      </w:pPr>
+      <w:r>
+        <w:rPr>
+          <w:lang w:val="hi_IN" w:bidi="hi_IN"/>
+        </w:rPr>
+        <w:t>शब्द तथ्य:</w:t>
+      </w:r>
+    </w:p>
+    <w:p>
+      <w:pPr>
+        <w:pStyle w:val="ListBullet"/>
+        <w:spacing w:line="240" w:lineRule="auto"/>
+        <w:ind w:left="720"/>
+      </w:pPr>
+      <w:r>
+        <w:rPr>
+          <w:lang w:val="hi_IN" w:bidi="hi_IN"/>
+        </w:rPr>
+      </w:r>
+      <w:r>
+        <w:rPr>
+          <w:lang w:val="hi_IN" w:bidi="hi_IN"/>
+        </w:rPr>
+        <w:t>Strong's: H3784, H3785, H3786, H6049, G3095, G3096, G3097, G5331, G5332, G5333</w:t>
+      </w:r>
+      <w:r>
+        <w:rPr>
+          <w:lang w:val="hi_IN" w:bidi="hi_IN"/>
+        </w:rPr>
+      </w:r>
+      <w:r>
+        <w:rPr>
+          <w:lang w:val="hi_IN" w:bidi="hi_IN"/>
+        </w:rPr>
+      </w:r>
+    </w:p>
+    <w:p>
+      <w:pPr/>
+      <w:r>
+        <w:rPr>
+          <w:lang w:val="hi_IN" w:bidi="hi_IN"/>
+        </w:rPr>
+      </w:r>
+    </w:p>
+    <w:p>
+      <w:pPr>
+        <w:pStyle w:val="Heading2"/>
+      </w:pPr>
+      <w:r>
+        <w:rPr>
+          <w:lang w:val="hi_IN" w:bidi="hi_IN"/>
+        </w:rPr>
+        <w:t>जानना</w:t>
+      </w:r>
+      <w:r>
+        <w:rPr>
+          <w:lang w:val="hi_IN" w:bidi="hi_IN"/>
+        </w:rPr>
+      </w:r>
+    </w:p>
+    <w:p>
+      <w:pPr>
+        <w:pStyle w:val="Heading3"/>
+      </w:pPr>
+      <w:r>
+        <w:rPr>
+          <w:lang w:val="hi_IN" w:bidi="hi_IN"/>
+        </w:rPr>
+        <w:t>परिभाषा:</w:t>
+      </w:r>
+    </w:p>
+    <w:p>
+      <w:pPr/>
+      <w:r>
+        <w:rPr>
+          <w:lang w:val="hi_IN" w:bidi="hi_IN"/>
+        </w:rPr>
+      </w:r>
+      <w:r>
+        <w:rPr>
+          <w:lang w:val="hi_IN" w:bidi="hi_IN"/>
+        </w:rPr>
+        <w:t>“जानना” और "ज्ञान" का अर्थ सामान्यतः किसी बात को या किसी व्यक्ति को समझने के लिए होता है।इसका अर्थ किसी तथ्य का जानकार होना या किसी व्यक्ति से परिचित होना भी हो सकता है। "ज्ञात करना" एक अभिव्यक्ति है जिसका अर्थ है जानकारी देना।</w:t>
+      </w:r>
+    </w:p>
+    <w:p>
+      <w:pPr>
+        <w:pStyle w:val="ListBullet"/>
+        <w:spacing w:line="240" w:lineRule="auto"/>
+        <w:ind w:left="720"/>
+      </w:pPr>
+      <w:r>
+        <w:rPr>
+          <w:lang w:val="hi_IN" w:bidi="hi_IN"/>
+        </w:rPr>
+      </w:r>
+      <w:r>
+        <w:rPr>
+          <w:lang w:val="hi_IN" w:bidi="hi_IN"/>
+        </w:rPr>
+        <w:t>“ज्ञान” शब्द का संदर्भ में है जो मनुष्य जानकारी रखते हैं। इसका अभिप्राय लौकिक और अलौकिक संसार दोनों की जानकारी हो सकता है।</w:t>
+      </w:r>
+    </w:p>
+    <w:p>
+      <w:pPr>
+        <w:pStyle w:val="ListBullet"/>
+        <w:spacing w:line="240" w:lineRule="auto"/>
+        <w:ind w:left="720"/>
+      </w:pPr>
+      <w:r>
+        <w:rPr>
+          <w:lang w:val="hi_IN" w:bidi="hi_IN"/>
+        </w:rPr>
+      </w:r>
+      <w:r>
+        <w:rPr>
+          <w:lang w:val="hi_IN" w:bidi="hi_IN"/>
+        </w:rPr>
+        <w:t>परमेश्वर के “बारे में जानना” अर्थात उसके बारे में तथ्यों को अन्तर्ग्रहण करना उसने हम पर जो प्रकट किया है।</w:t>
+      </w:r>
+    </w:p>
+    <w:p>
+      <w:pPr>
+        <w:pStyle w:val="ListBullet"/>
+        <w:spacing w:line="240" w:lineRule="auto"/>
+        <w:ind w:left="720"/>
+      </w:pPr>
+      <w:r>
+        <w:rPr>
+          <w:lang w:val="hi_IN" w:bidi="hi_IN"/>
+        </w:rPr>
+      </w:r>
+      <w:r>
+        <w:rPr>
+          <w:lang w:val="hi_IN" w:bidi="hi_IN"/>
+        </w:rPr>
+        <w:t>परमेश्वर को “जानना” अर्थात उसके साथ घनिष्ठ संबन्ध बनाना। यह मनुष्यों को जानने के लिए भी काम में लिया जाता है।</w:t>
+      </w:r>
+    </w:p>
+    <w:p>
+      <w:pPr>
+        <w:pStyle w:val="ListBullet"/>
+        <w:spacing w:line="240" w:lineRule="auto"/>
+        <w:ind w:left="720"/>
+      </w:pPr>
+      <w:r>
+        <w:rPr>
+          <w:lang w:val="hi_IN" w:bidi="hi_IN"/>
+        </w:rPr>
+      </w:r>
+      <w:r>
+        <w:rPr>
+          <w:lang w:val="hi_IN" w:bidi="hi_IN"/>
+        </w:rPr>
+        <w:t>परमेश्वर की इच्छा जानना अर्थात उसकी आज्ञा के प्रति सचेत रहना या मनुष्य से जो चाहता है उसे समझना।</w:t>
+      </w:r>
+    </w:p>
+    <w:p>
+      <w:pPr>
+        <w:pStyle w:val="ListBullet"/>
+        <w:spacing w:line="240" w:lineRule="auto"/>
+        <w:ind w:left="720"/>
+      </w:pPr>
+      <w:r>
+        <w:rPr>
+          <w:lang w:val="hi_IN" w:bidi="hi_IN"/>
+        </w:rPr>
+      </w:r>
+      <w:r>
+        <w:rPr>
+          <w:lang w:val="hi_IN" w:bidi="hi_IN"/>
+        </w:rPr>
+        <w:t>“व्यवस्था को जानना” अर्थात परमेश्वर की आज्ञाओं के प्रति सचेत रहना या परमेश्वर ने मूसा को व्यवस्था में जो निर्देश दिए उन्हें समझना।</w:t>
+      </w:r>
+    </w:p>
+    <w:p>
+      <w:pPr>
+        <w:pStyle w:val="ListBullet"/>
+        <w:spacing w:line="240" w:lineRule="auto"/>
+        <w:ind w:left="720"/>
+      </w:pPr>
+      <w:r>
+        <w:rPr>
+          <w:lang w:val="hi_IN" w:bidi="hi_IN"/>
+        </w:rPr>
+      </w:r>
+      <w:r>
+        <w:rPr>
+          <w:lang w:val="hi_IN" w:bidi="hi_IN"/>
+        </w:rPr>
+        <w:t>कभी-कभी “ज्ञान” “बुद्धि” के पर्यायवाची शब्द स्वरूप काम में लिया जाता है जिसमें परमेश्वर को प्रसन्न करनेवाला जीवन शामिल है।</w:t>
+      </w:r>
+    </w:p>
+    <w:p>
+      <w:pPr>
+        <w:pStyle w:val="ListBullet"/>
+        <w:spacing w:line="240" w:lineRule="auto"/>
+        <w:ind w:left="720"/>
+      </w:pPr>
+      <w:r>
+        <w:rPr>
+          <w:lang w:val="hi_IN" w:bidi="hi_IN"/>
+        </w:rPr>
+      </w:r>
+      <w:r>
+        <w:rPr>
+          <w:lang w:val="hi_IN" w:bidi="hi_IN"/>
+        </w:rPr>
+        <w:t>“परमेश्वर का ज्ञान” को कभी-कभी “यहोवा का भय” का पर्यायवाची शब्द स्वरूप काम में लिया जाता है।</w:t>
+      </w:r>
+    </w:p>
+    <w:p>
+      <w:pPr>
+        <w:pStyle w:val="Heading3"/>
+      </w:pPr>
+      <w:r>
+        <w:rPr>
+          <w:lang w:val="hi_IN" w:bidi="hi_IN"/>
+        </w:rPr>
+        <w:t>अनुवाद सुझाव</w:t>
+      </w:r>
+    </w:p>
+    <w:p>
+      <w:pPr>
+        <w:pStyle w:val="ListBullet"/>
+        <w:spacing w:line="240" w:lineRule="auto"/>
+        <w:ind w:left="720"/>
+      </w:pPr>
+      <w:r>
+        <w:rPr>
+          <w:lang w:val="hi_IN" w:bidi="hi_IN"/>
+        </w:rPr>
+      </w:r>
+      <w:r>
+        <w:rPr>
+          <w:lang w:val="hi_IN" w:bidi="hi_IN"/>
+        </w:rPr>
+        <w:t>प्रकरण पर आधारित “जानना” के अनुवाद हो सकते हैं, “समझना” या “परिचित होना” या “सचेत होना” या “जानकार होना” या “के संबन्ध” में होना।</w:t>
+      </w:r>
+    </w:p>
+    <w:p>
+      <w:pPr>
+        <w:pStyle w:val="ListBullet"/>
+        <w:spacing w:line="240" w:lineRule="auto"/>
+        <w:ind w:left="720"/>
+      </w:pPr>
+      <w:r>
+        <w:rPr>
+          <w:lang w:val="hi_IN" w:bidi="hi_IN"/>
+        </w:rPr>
+      </w:r>
+      <w:r>
+        <w:rPr>
+          <w:lang w:val="hi_IN" w:bidi="hi_IN"/>
+        </w:rPr>
+        <w:t>दो चीजों के बीच अंतर को समझने के संदर्भ में, इस शब्द का आमतौर पर "भेद" के रूप में अनुवाद किया जाता है। जब इस तरह से उपयोग किया जाता है, तो इस शब्द का अक्सर प्रस्तावना के बाद "बीच में" होता है।</w:t>
+      </w:r>
+    </w:p>
+    <w:p>
+      <w:pPr>
+        <w:pStyle w:val="ListBullet"/>
+        <w:spacing w:line="240" w:lineRule="auto"/>
+        <w:ind w:left="720"/>
+      </w:pPr>
+      <w:r>
+        <w:rPr>
+          <w:lang w:val="hi_IN" w:bidi="hi_IN"/>
+        </w:rPr>
+      </w:r>
+      <w:r>
+        <w:rPr>
+          <w:lang w:val="hi_IN" w:bidi="hi_IN"/>
+        </w:rPr>
+        <w:t>"जानना" शब्द के लिए कुछ भाषाओं के पास दो शब्द अलग-अलग हैं, एक तथ्य जानने के लिए और दूसरा एक व्यक्ति को जानने के लिए और उसके साथ संबंध होने के लिए।</w:t>
+      </w:r>
+    </w:p>
+    <w:p>
+      <w:pPr>
+        <w:pStyle w:val="ListBullet"/>
+        <w:spacing w:line="240" w:lineRule="auto"/>
+        <w:ind w:left="720"/>
+      </w:pPr>
+      <w:r>
+        <w:rPr>
+          <w:lang w:val="hi_IN" w:bidi="hi_IN"/>
+        </w:rPr>
+      </w:r>
+      <w:r>
+        <w:rPr>
+          <w:lang w:val="hi_IN" w:bidi="hi_IN"/>
+        </w:rPr>
+        <w:t>“प्रकट करना” का अनुवाद “मनुष्यों को जानने योग्य बनाना” या “अनावृत करना” या “बारे में बताना” या “वर्णन करना” हो सकता है।</w:t>
+      </w:r>
+    </w:p>
+    <w:p>
+      <w:pPr>
+        <w:pStyle w:val="ListBullet"/>
+        <w:spacing w:line="240" w:lineRule="auto"/>
+        <w:ind w:left="720"/>
+      </w:pPr>
+      <w:r>
+        <w:rPr>
+          <w:lang w:val="hi_IN" w:bidi="hi_IN"/>
+        </w:rPr>
+      </w:r>
+      <w:r>
+        <w:rPr>
+          <w:lang w:val="hi_IN" w:bidi="hi_IN"/>
+        </w:rPr>
+        <w:t>“किसी के बारे में बताना” का अनुवाद “सचेत होना” या “परिचित होना हो सकता है।”</w:t>
+      </w:r>
+    </w:p>
+    <w:p>
+      <w:pPr>
+        <w:pStyle w:val="ListBullet"/>
+        <w:spacing w:line="240" w:lineRule="auto"/>
+        <w:ind w:left="720"/>
+      </w:pPr>
+      <w:r>
+        <w:rPr>
+          <w:lang w:val="hi_IN" w:bidi="hi_IN"/>
+        </w:rPr>
+      </w:r>
+      <w:r>
+        <w:rPr>
+          <w:lang w:val="hi_IN" w:bidi="hi_IN"/>
+        </w:rPr>
+        <w:t>“जानना कैसे” अर्थात कुछ करने की प्रक्रिया या विधि समझना। इसका अनुवाद हो सकता है, “सक्षम होना” था या “करने में निपुण होना”।</w:t>
+      </w:r>
+    </w:p>
+    <w:p>
+      <w:pPr>
+        <w:pStyle w:val="ListBullet"/>
+        <w:spacing w:line="240" w:lineRule="auto"/>
+        <w:ind w:left="720"/>
+      </w:pPr>
+      <w:r>
+        <w:rPr>
+          <w:lang w:val="hi_IN" w:bidi="hi_IN"/>
+        </w:rPr>
+      </w:r>
+      <w:r>
+        <w:rPr>
+          <w:lang w:val="hi_IN" w:bidi="hi_IN"/>
+        </w:rPr>
+        <w:t>“ज्ञान” शब्द का अनुवाद “जो ज्ञात है” या “बुद्धि” या “समझ” प्रकरण के अनुसार हो सकता है।</w:t>
+      </w:r>
+    </w:p>
+    <w:p>
+      <w:pPr/>
+      <w:r>
+        <w:rPr>
+          <w:lang w:val="hi_IN" w:bidi="hi_IN"/>
+        </w:rPr>
+      </w:r>
+      <w:r>
+        <w:rPr>
+          <w:lang w:val="hi_IN" w:bidi="hi_IN"/>
+        </w:rPr>
+        <w:t xml:space="preserve">(यह भी देखें: </w:t>
+      </w:r>
+      <w:r>
+        <w:rPr>
+          <w:lang w:val="hi_IN" w:bidi="hi_IN"/>
+        </w:rPr>
+        <w:t>व्यवस्था</w:t>
+      </w:r>
+      <w:r>
+        <w:rPr>
+          <w:lang w:val="hi_IN" w:bidi="hi_IN"/>
+        </w:rPr>
+        <w:t xml:space="preserve">, प्रकट, </w:t>
+      </w:r>
+      <w:r>
+        <w:rPr>
+          <w:lang w:val="hi_IN" w:bidi="hi_IN"/>
+        </w:rPr>
+        <w:t>समझना</w:t>
+      </w:r>
+      <w:r>
+        <w:rPr>
+          <w:lang w:val="hi_IN" w:bidi="hi_IN"/>
+        </w:rPr>
+        <w:t xml:space="preserve">, </w:t>
+      </w:r>
+      <w:r>
+        <w:rPr>
+          <w:lang w:val="hi_IN" w:bidi="hi_IN"/>
+        </w:rPr>
+        <w:t>बुद्धिमान</w:t>
+      </w:r>
+      <w:r>
+        <w:rPr>
+          <w:lang w:val="hi_IN" w:bidi="hi_IN"/>
+        </w:rPr>
+        <w:t>)</w:t>
+      </w:r>
+    </w:p>
+    <w:p>
+      <w:pPr>
+        <w:pStyle w:val="Heading3"/>
+      </w:pPr>
+      <w:r>
+        <w:rPr>
+          <w:lang w:val="hi_IN" w:bidi="hi_IN"/>
+        </w:rPr>
+        <w:t>बाइबल संदर्भ:</w:t>
+      </w:r>
+    </w:p>
+    <w:p>
+      <w:pPr>
+        <w:pStyle w:val="ListBullet"/>
+        <w:spacing w:line="240" w:lineRule="auto"/>
+        <w:ind w:left="720"/>
+      </w:pPr>
+      <w:r>
+        <w:rPr>
+          <w:lang w:val="hi_IN" w:bidi="hi_IN"/>
+        </w:rPr>
+      </w:r>
+      <w:r>
+        <w:rPr>
+          <w:lang w:val="hi_IN" w:bidi="hi_IN"/>
+        </w:rPr>
+        <w:t>1 कुरिन्थियों 02:12–13</w:t>
+      </w:r>
+    </w:p>
+    <w:p>
+      <w:pPr>
+        <w:pStyle w:val="ListBullet"/>
+        <w:spacing w:line="240" w:lineRule="auto"/>
+        <w:ind w:left="720"/>
+      </w:pPr>
+      <w:r>
+        <w:rPr>
+          <w:lang w:val="hi_IN" w:bidi="hi_IN"/>
+        </w:rPr>
+      </w:r>
+      <w:r>
+        <w:rPr>
+          <w:lang w:val="hi_IN" w:bidi="hi_IN"/>
+        </w:rPr>
+        <w:t>1 शमूएल 17:46</w:t>
+      </w:r>
+    </w:p>
+    <w:p>
+      <w:pPr>
+        <w:pStyle w:val="ListBullet"/>
+        <w:spacing w:line="240" w:lineRule="auto"/>
+        <w:ind w:left="720"/>
+      </w:pPr>
+      <w:r>
+        <w:rPr>
+          <w:lang w:val="hi_IN" w:bidi="hi_IN"/>
+        </w:rPr>
+      </w:r>
+      <w:r>
+        <w:rPr>
+          <w:lang w:val="hi_IN" w:bidi="hi_IN"/>
+        </w:rPr>
+        <w:t>2 कुरिन्थियों 02:15</w:t>
+      </w:r>
+    </w:p>
+    <w:p>
+      <w:pPr>
+        <w:pStyle w:val="ListBullet"/>
+        <w:spacing w:line="240" w:lineRule="auto"/>
+        <w:ind w:left="720"/>
+      </w:pPr>
+      <w:r>
+        <w:rPr>
+          <w:lang w:val="hi_IN" w:bidi="hi_IN"/>
+        </w:rPr>
+      </w:r>
+      <w:r>
+        <w:rPr>
+          <w:lang w:val="hi_IN" w:bidi="hi_IN"/>
+        </w:rPr>
+        <w:t>2 पतरस 01:3–4</w:t>
+      </w:r>
+    </w:p>
+    <w:p>
+      <w:pPr>
+        <w:pStyle w:val="ListBullet"/>
+        <w:spacing w:line="240" w:lineRule="auto"/>
+        <w:ind w:left="720"/>
+      </w:pPr>
+      <w:r>
+        <w:rPr>
+          <w:lang w:val="hi_IN" w:bidi="hi_IN"/>
+        </w:rPr>
+      </w:r>
+      <w:r>
+        <w:rPr>
+          <w:lang w:val="hi_IN" w:bidi="hi_IN"/>
+        </w:rPr>
+        <w:t>व्यव. 04:39–40</w:t>
+      </w:r>
+    </w:p>
+    <w:p>
+      <w:pPr>
+        <w:pStyle w:val="ListBullet"/>
+        <w:spacing w:line="240" w:lineRule="auto"/>
+        <w:ind w:left="720"/>
+      </w:pPr>
+      <w:r>
+        <w:rPr>
+          <w:lang w:val="hi_IN" w:bidi="hi_IN"/>
+        </w:rPr>
+      </w:r>
+      <w:r>
+        <w:rPr>
+          <w:lang w:val="hi_IN" w:bidi="hi_IN"/>
+        </w:rPr>
+        <w:t>उत्पत्ति 19:05</w:t>
+      </w:r>
+    </w:p>
+    <w:p>
+      <w:pPr>
+        <w:pStyle w:val="ListBullet"/>
+        <w:spacing w:line="240" w:lineRule="auto"/>
+        <w:ind w:left="720"/>
+      </w:pPr>
+      <w:r>
+        <w:rPr>
+          <w:lang w:val="hi_IN" w:bidi="hi_IN"/>
+        </w:rPr>
+      </w:r>
+      <w:r>
+        <w:rPr>
+          <w:lang w:val="hi_IN" w:bidi="hi_IN"/>
+        </w:rPr>
+        <w:t>लूका 01:77</w:t>
+      </w:r>
+    </w:p>
+    <w:p>
+      <w:pPr>
+        <w:pStyle w:val="Heading3"/>
+      </w:pPr>
+      <w:r>
+        <w:rPr>
+          <w:lang w:val="hi_IN" w:bidi="hi_IN"/>
+        </w:rPr>
+        <w:t>शब्द तथ्य:</w:t>
+      </w:r>
+    </w:p>
+    <w:p>
+      <w:pPr>
+        <w:pStyle w:val="ListBullet"/>
+        <w:spacing w:line="240" w:lineRule="auto"/>
+        <w:ind w:left="720"/>
+      </w:pPr>
+      <w:r>
+        <w:rPr>
+          <w:lang w:val="hi_IN" w:bidi="hi_IN"/>
+        </w:rPr>
+      </w:r>
+      <w:r>
+        <w:rPr>
+          <w:lang w:val="hi_IN" w:bidi="hi_IN"/>
+        </w:rPr>
+        <w:t>स्ट्रांग'स: H1843, H1844, H1847, H1875, H3045, H3046, H4093, H4486, H5046, H5234, H5475, H5869, G50, G56, G1097, G1107, G1108, G1492, G1921, G1922, G1987, G2467, G2589, G4267, G4894</w:t>
+      </w:r>
+      <w:r>
+        <w:rPr>
+          <w:lang w:val="hi_IN" w:bidi="hi_IN"/>
+        </w:rPr>
+      </w:r>
+      <w:r>
+        <w:rPr>
+          <w:lang w:val="hi_IN" w:bidi="hi_IN"/>
+        </w:rPr>
+      </w:r>
+    </w:p>
+    <w:p>
+      <w:pPr/>
+      <w:r>
+        <w:rPr>
+          <w:lang w:val="hi_IN" w:bidi="hi_IN"/>
+        </w:rPr>
+      </w:r>
+    </w:p>
+    <w:p>
+      <w:pPr>
+        <w:pStyle w:val="Heading2"/>
+      </w:pPr>
+      <w:r>
+        <w:rPr>
+          <w:lang w:val="hi_IN" w:bidi="hi_IN"/>
+        </w:rPr>
+        <w:t>जिब्राईल</w:t>
+      </w:r>
+      <w:r>
+        <w:rPr>
+          <w:lang w:val="hi_IN" w:bidi="hi_IN"/>
+        </w:rPr>
+      </w:r>
+    </w:p>
+    <w:p>
+      <w:pPr>
+        <w:pStyle w:val="Heading3"/>
+      </w:pPr>
+      <w:r>
+        <w:rPr>
+          <w:lang w:val="hi_IN" w:bidi="hi_IN"/>
+        </w:rPr>
+        <w:t>तथ्य:</w:t>
+      </w:r>
+    </w:p>
+    <w:p>
+      <w:pPr/>
+      <w:r>
+        <w:rPr>
+          <w:lang w:val="hi_IN" w:bidi="hi_IN"/>
+        </w:rPr>
+      </w:r>
+      <w:r>
+        <w:rPr>
+          <w:lang w:val="hi_IN" w:bidi="hi_IN"/>
+        </w:rPr>
+        <w:t>परमेश्वर के एक प्रधान स्वर्गदूत का नाम जिब्राईल था। पुराने नियम और नये नियम में उसका नाम अनेक बार आया है।</w:t>
+      </w:r>
+    </w:p>
+    <w:p>
+      <w:pPr>
+        <w:pStyle w:val="ListBullet"/>
+        <w:spacing w:line="240" w:lineRule="auto"/>
+        <w:ind w:left="720"/>
+      </w:pPr>
+      <w:r>
+        <w:rPr>
+          <w:lang w:val="hi_IN" w:bidi="hi_IN"/>
+        </w:rPr>
+      </w:r>
+      <w:r>
+        <w:rPr>
+          <w:lang w:val="hi_IN" w:bidi="hi_IN"/>
+        </w:rPr>
+        <w:t>परमेश्वर ने जिब्राईल को भविष्यद्वक्ता दानिय्येल के पास भेजा था कि उसके दर्शन का अर्थ समझाए।</w:t>
+      </w:r>
+    </w:p>
+    <w:p>
+      <w:pPr>
+        <w:pStyle w:val="ListBullet"/>
+        <w:spacing w:line="240" w:lineRule="auto"/>
+        <w:ind w:left="720"/>
+      </w:pPr>
+      <w:r>
+        <w:rPr>
+          <w:lang w:val="hi_IN" w:bidi="hi_IN"/>
+        </w:rPr>
+      </w:r>
+      <w:r>
+        <w:rPr>
+          <w:lang w:val="hi_IN" w:bidi="hi_IN"/>
+        </w:rPr>
+        <w:t>एक बार और, जब दनिय्येल प्रार्थना कर रहा था तब स्वर्गदूत जिब्राईल उड़ कर उसके पास आया और उसे भावी घटनाओ की भविष्यद्वाणी सुनाई। दानिय्येल उसे एक "पुरुष" की संज्ञा दी थी।</w:t>
+      </w:r>
+    </w:p>
+    <w:p>
+      <w:pPr>
+        <w:pStyle w:val="ListBullet"/>
+        <w:spacing w:line="240" w:lineRule="auto"/>
+        <w:ind w:left="720"/>
+      </w:pPr>
+      <w:r>
+        <w:rPr>
+          <w:lang w:val="hi_IN" w:bidi="hi_IN"/>
+        </w:rPr>
+      </w:r>
+      <w:r>
+        <w:rPr>
+          <w:lang w:val="hi_IN" w:bidi="hi_IN"/>
+        </w:rPr>
+        <w:t>नये नियम में जिब्राईल जकर्याह के पास आया था कि उसकी वृद्ध पत्नी इलीशिबा द्वारा पुत्र प्राप्ति का भविष्यद्वाणी करे।</w:t>
+      </w:r>
+    </w:p>
+    <w:p>
+      <w:pPr>
+        <w:pStyle w:val="ListBullet"/>
+        <w:spacing w:line="240" w:lineRule="auto"/>
+        <w:ind w:left="720"/>
+      </w:pPr>
+      <w:r>
+        <w:rPr>
+          <w:lang w:val="hi_IN" w:bidi="hi_IN"/>
+        </w:rPr>
+      </w:r>
+      <w:r>
+        <w:rPr>
+          <w:lang w:val="hi_IN" w:bidi="hi_IN"/>
+        </w:rPr>
+        <w:t>उसके छः महीने बाद जिब्राईल को मरियम के पास भेजा गया कि उसे परमेश्वर के चमत्कार द्वारा पुत्र प्राप्ति का संदेश सुनाए, वह पुत्र "परमेश्वर का पुत्र" होगा। जिब्राईल ने</w:t>
+      </w:r>
+    </w:p>
+    <w:p>
+      <w:pPr/>
+      <w:r>
+        <w:rPr>
+          <w:lang w:val="hi_IN" w:bidi="hi_IN"/>
+        </w:rPr>
+      </w:r>
+      <w:r>
+        <w:rPr>
+          <w:lang w:val="hi_IN" w:bidi="hi_IN"/>
+        </w:rPr>
+        <w:t>मरियम से कहा था कि वह अपने पुत्र का नाम यीशु रखे। (अनुवाद के सुझाव नामों का अनुवाद कैसे करें)</w:t>
+      </w:r>
+    </w:p>
+    <w:p>
+      <w:pPr/>
+      <w:r>
+        <w:rPr>
+          <w:lang w:val="hi_IN" w:bidi="hi_IN"/>
+        </w:rPr>
+      </w:r>
+      <w:r>
+        <w:rPr>
+          <w:lang w:val="hi_IN" w:bidi="hi_IN"/>
+        </w:rPr>
+        <w:t xml:space="preserve">(यह भी देखें: </w:t>
+      </w:r>
+      <w:r>
+        <w:rPr>
+          <w:lang w:val="hi_IN" w:bidi="hi_IN"/>
+        </w:rPr>
+        <w:t>स्वर्गदूत</w:t>
+      </w:r>
+      <w:r>
+        <w:rPr>
+          <w:lang w:val="hi_IN" w:bidi="hi_IN"/>
+        </w:rPr>
+        <w:t xml:space="preserve">, </w:t>
+      </w:r>
+      <w:r>
+        <w:rPr>
+          <w:lang w:val="hi_IN" w:bidi="hi_IN"/>
+        </w:rPr>
+        <w:t>दानिय्येल</w:t>
+      </w:r>
+      <w:r>
+        <w:rPr>
+          <w:lang w:val="hi_IN" w:bidi="hi_IN"/>
+        </w:rPr>
+        <w:t xml:space="preserve">, </w:t>
+      </w:r>
+      <w:r>
+        <w:rPr>
+          <w:lang w:val="hi_IN" w:bidi="hi_IN"/>
+        </w:rPr>
+        <w:t>इलीशिबा</w:t>
+      </w:r>
+      <w:r>
+        <w:rPr>
+          <w:lang w:val="hi_IN" w:bidi="hi_IN"/>
+        </w:rPr>
+        <w:t xml:space="preserve">, </w:t>
+      </w:r>
+      <w:r>
+        <w:rPr>
+          <w:lang w:val="hi_IN" w:bidi="hi_IN"/>
+        </w:rPr>
+        <w:t>यूहन्ना (बपतिस्मा देनेवाला)</w:t>
+      </w:r>
+      <w:r>
+        <w:rPr>
+          <w:lang w:val="hi_IN" w:bidi="hi_IN"/>
+        </w:rPr>
+        <w:t xml:space="preserve">, </w:t>
+      </w:r>
+      <w:r>
+        <w:rPr>
+          <w:lang w:val="hi_IN" w:bidi="hi_IN"/>
+        </w:rPr>
+        <w:t>मरियम</w:t>
+      </w:r>
+      <w:r>
+        <w:rPr>
+          <w:lang w:val="hi_IN" w:bidi="hi_IN"/>
+        </w:rPr>
+        <w:t xml:space="preserve">, </w:t>
+      </w:r>
+      <w:r>
+        <w:rPr>
+          <w:lang w:val="hi_IN" w:bidi="hi_IN"/>
+        </w:rPr>
+        <w:t>भविष्यद्वक्ता</w:t>
+      </w:r>
+      <w:r>
+        <w:rPr>
+          <w:lang w:val="hi_IN" w:bidi="hi_IN"/>
+        </w:rPr>
+        <w:t xml:space="preserve">, </w:t>
+      </w:r>
+      <w:r>
+        <w:rPr>
+          <w:lang w:val="hi_IN" w:bidi="hi_IN"/>
+        </w:rPr>
+        <w:t>परमेश्वर का पुत्र</w:t>
+      </w:r>
+      <w:r>
+        <w:rPr>
+          <w:lang w:val="hi_IN" w:bidi="hi_IN"/>
+        </w:rPr>
+        <w:t xml:space="preserve">, </w:t>
+      </w:r>
+      <w:r>
+        <w:rPr>
+          <w:lang w:val="hi_IN" w:bidi="hi_IN"/>
+        </w:rPr>
+        <w:t>जकर्याह (नया नियम)</w:t>
+      </w:r>
+      <w:r>
+        <w:rPr>
+          <w:lang w:val="hi_IN" w:bidi="hi_IN"/>
+        </w:rPr>
+        <w:t>)</w:t>
+      </w:r>
+    </w:p>
+    <w:p>
+      <w:pPr>
+        <w:pStyle w:val="Heading3"/>
+      </w:pPr>
+      <w:r>
+        <w:rPr>
+          <w:lang w:val="hi_IN" w:bidi="hi_IN"/>
+        </w:rPr>
         <w:t>बाइबल सन्दर्भ:</w:t>
       </w:r>
     </w:p>
@@ -3756,277 +6211,61 @@
         <w:rPr>
           <w:lang w:val="hi_IN" w:bidi="hi_IN"/>
         </w:rPr>
-        <w:t>1 इतिहास 14:15–17</w:t>
-      </w:r>
-    </w:p>
-    <w:p>
-      <w:pPr>
-        <w:pStyle w:val="ListBullet"/>
-        <w:spacing w:line="240" w:lineRule="auto"/>
-        <w:ind w:left="720"/>
-      </w:pPr>
-      <w:r>
-        <w:rPr>
-          <w:lang w:val="hi_IN" w:bidi="hi_IN"/>
-        </w:rPr>
-      </w:r>
-      <w:r>
-        <w:rPr>
-          <w:lang w:val="hi_IN" w:bidi="hi_IN"/>
-        </w:rPr>
-        <w:t>2 इतिहास 15:06</w:t>
-      </w:r>
-    </w:p>
-    <w:p>
-      <w:pPr>
-        <w:pStyle w:val="ListBullet"/>
-        <w:spacing w:line="240" w:lineRule="auto"/>
-        <w:ind w:left="720"/>
-      </w:pPr>
-      <w:r>
-        <w:rPr>
-          <w:lang w:val="hi_IN" w:bidi="hi_IN"/>
-        </w:rPr>
-      </w:r>
-      <w:r>
-        <w:rPr>
-          <w:lang w:val="hi_IN" w:bidi="hi_IN"/>
-        </w:rPr>
-        <w:t>2 राजा 17:11–12</w:t>
-      </w:r>
-    </w:p>
-    <w:p>
-      <w:pPr>
-        <w:pStyle w:val="ListBullet"/>
-        <w:spacing w:line="240" w:lineRule="auto"/>
-        <w:ind w:left="720"/>
-      </w:pPr>
-      <w:r>
-        <w:rPr>
-          <w:lang w:val="hi_IN" w:bidi="hi_IN"/>
-        </w:rPr>
-      </w:r>
-      <w:r>
-        <w:rPr>
-          <w:lang w:val="hi_IN" w:bidi="hi_IN"/>
-        </w:rPr>
-        <w:t>प्रे.का. 02:05</w:t>
-      </w:r>
-    </w:p>
-    <w:p>
-      <w:pPr>
-        <w:pStyle w:val="ListBullet"/>
-        <w:spacing w:line="240" w:lineRule="auto"/>
-        <w:ind w:left="720"/>
-      </w:pPr>
-      <w:r>
-        <w:rPr>
-          <w:lang w:val="hi_IN" w:bidi="hi_IN"/>
-        </w:rPr>
-      </w:r>
-      <w:r>
-        <w:rPr>
-          <w:lang w:val="hi_IN" w:bidi="hi_IN"/>
-        </w:rPr>
-        <w:t>प्रे.का. 13:19</w:t>
-      </w:r>
-    </w:p>
-    <w:p>
-      <w:pPr>
-        <w:pStyle w:val="ListBullet"/>
-        <w:spacing w:line="240" w:lineRule="auto"/>
-        <w:ind w:left="720"/>
-      </w:pPr>
-      <w:r>
-        <w:rPr>
-          <w:lang w:val="hi_IN" w:bidi="hi_IN"/>
-        </w:rPr>
-      </w:r>
-      <w:r>
-        <w:rPr>
-          <w:lang w:val="hi_IN" w:bidi="hi_IN"/>
-        </w:rPr>
-        <w:t>प्रे.का. 17:26</w:t>
-      </w:r>
-    </w:p>
-    <w:p>
-      <w:pPr>
-        <w:pStyle w:val="ListBullet"/>
-        <w:spacing w:line="240" w:lineRule="auto"/>
-        <w:ind w:left="720"/>
-      </w:pPr>
-      <w:r>
-        <w:rPr>
-          <w:lang w:val="hi_IN" w:bidi="hi_IN"/>
-        </w:rPr>
-      </w:r>
-      <w:r>
-        <w:rPr>
-          <w:lang w:val="hi_IN" w:bidi="hi_IN"/>
-        </w:rPr>
-        <w:t>प्रे.का. 26:04</w:t>
-      </w:r>
-    </w:p>
-    <w:p>
-      <w:pPr>
-        <w:pStyle w:val="ListBullet"/>
-        <w:spacing w:line="240" w:lineRule="auto"/>
-        <w:ind w:left="720"/>
-      </w:pPr>
-      <w:r>
-        <w:rPr>
-          <w:lang w:val="hi_IN" w:bidi="hi_IN"/>
-        </w:rPr>
-      </w:r>
-      <w:r>
-        <w:rPr>
-          <w:lang w:val="hi_IN" w:bidi="hi_IN"/>
-        </w:rPr>
-        <w:t>दानिय्येल 03:04</w:t>
-      </w:r>
-    </w:p>
-    <w:p>
-      <w:pPr>
-        <w:pStyle w:val="ListBullet"/>
-        <w:spacing w:line="240" w:lineRule="auto"/>
-        <w:ind w:left="720"/>
-      </w:pPr>
-      <w:r>
-        <w:rPr>
-          <w:lang w:val="hi_IN" w:bidi="hi_IN"/>
-        </w:rPr>
-      </w:r>
-      <w:r>
-        <w:rPr>
-          <w:lang w:val="hi_IN" w:bidi="hi_IN"/>
-        </w:rPr>
-        <w:t>उत्पत्ति 10:2–5</w:t>
-      </w:r>
-    </w:p>
-    <w:p>
-      <w:pPr>
-        <w:pStyle w:val="ListBullet"/>
-        <w:spacing w:line="240" w:lineRule="auto"/>
-        <w:ind w:left="720"/>
-      </w:pPr>
-      <w:r>
-        <w:rPr>
-          <w:lang w:val="hi_IN" w:bidi="hi_IN"/>
-        </w:rPr>
-      </w:r>
-      <w:r>
-        <w:rPr>
-          <w:lang w:val="hi_IN" w:bidi="hi_IN"/>
-        </w:rPr>
-        <w:t>उत्पत्ति 27:29</w:t>
-      </w:r>
-    </w:p>
-    <w:p>
-      <w:pPr>
-        <w:pStyle w:val="ListBullet"/>
-        <w:spacing w:line="240" w:lineRule="auto"/>
-        <w:ind w:left="720"/>
-      </w:pPr>
-      <w:r>
-        <w:rPr>
-          <w:lang w:val="hi_IN" w:bidi="hi_IN"/>
-        </w:rPr>
-      </w:r>
-      <w:r>
-        <w:rPr>
-          <w:lang w:val="hi_IN" w:bidi="hi_IN"/>
-        </w:rPr>
-        <w:t>उत्पत्ति 35:11</w:t>
-      </w:r>
-    </w:p>
-    <w:p>
-      <w:pPr>
-        <w:pStyle w:val="ListBullet"/>
-        <w:spacing w:line="240" w:lineRule="auto"/>
-        <w:ind w:left="720"/>
-      </w:pPr>
-      <w:r>
-        <w:rPr>
-          <w:lang w:val="hi_IN" w:bidi="hi_IN"/>
-        </w:rPr>
-      </w:r>
-      <w:r>
-        <w:rPr>
-          <w:lang w:val="hi_IN" w:bidi="hi_IN"/>
-        </w:rPr>
-        <w:t>उत्पत्ति 49:10</w:t>
-      </w:r>
-    </w:p>
-    <w:p>
-      <w:pPr>
-        <w:pStyle w:val="ListBullet"/>
-        <w:spacing w:line="240" w:lineRule="auto"/>
-        <w:ind w:left="720"/>
-      </w:pPr>
-      <w:r>
-        <w:rPr>
-          <w:lang w:val="hi_IN" w:bidi="hi_IN"/>
-        </w:rPr>
-      </w:r>
-      <w:r>
-        <w:rPr>
-          <w:lang w:val="hi_IN" w:bidi="hi_IN"/>
-        </w:rPr>
-        <w:t>लूका 07:05</w:t>
-      </w:r>
-    </w:p>
-    <w:p>
-      <w:pPr>
-        <w:pStyle w:val="ListBullet"/>
-        <w:spacing w:line="240" w:lineRule="auto"/>
-        <w:ind w:left="720"/>
-      </w:pPr>
-      <w:r>
-        <w:rPr>
-          <w:lang w:val="hi_IN" w:bidi="hi_IN"/>
-        </w:rPr>
-      </w:r>
-      <w:r>
-        <w:rPr>
-          <w:lang w:val="hi_IN" w:bidi="hi_IN"/>
-        </w:rPr>
-        <w:t>मरकुस 13:7–8</w:t>
-      </w:r>
-    </w:p>
-    <w:p>
-      <w:pPr>
-        <w:pStyle w:val="ListBullet"/>
-        <w:spacing w:line="240" w:lineRule="auto"/>
-        <w:ind w:left="720"/>
-      </w:pPr>
-      <w:r>
-        <w:rPr>
-          <w:lang w:val="hi_IN" w:bidi="hi_IN"/>
-        </w:rPr>
-      </w:r>
-      <w:r>
-        <w:rPr>
-          <w:lang w:val="hi_IN" w:bidi="hi_IN"/>
-        </w:rPr>
-        <w:t>मत्ती 21:43</w:t>
-      </w:r>
-    </w:p>
-    <w:p>
-      <w:pPr>
-        <w:pStyle w:val="ListBullet"/>
-        <w:spacing w:line="240" w:lineRule="auto"/>
-        <w:ind w:left="720"/>
-      </w:pPr>
-      <w:r>
-        <w:rPr>
-          <w:lang w:val="hi_IN" w:bidi="hi_IN"/>
-        </w:rPr>
-      </w:r>
-      <w:r>
-        <w:rPr>
-          <w:lang w:val="hi_IN" w:bidi="hi_IN"/>
-        </w:rPr>
-        <w:t>रोमियो 04:16–17</w:t>
+        <w:t>दानिय्येल 8:15–17</w:t>
+      </w:r>
+    </w:p>
+    <w:p>
+      <w:pPr>
+        <w:pStyle w:val="ListBullet"/>
+        <w:spacing w:line="240" w:lineRule="auto"/>
+        <w:ind w:left="720"/>
+      </w:pPr>
+      <w:r>
+        <w:rPr>
+          <w:lang w:val="hi_IN" w:bidi="hi_IN"/>
+        </w:rPr>
+      </w:r>
+      <w:r>
+        <w:rPr>
+          <w:lang w:val="hi_IN" w:bidi="hi_IN"/>
+        </w:rPr>
+        <w:t>दानिय्येल 9:21</w:t>
+      </w:r>
+    </w:p>
+    <w:p>
+      <w:pPr>
+        <w:pStyle w:val="ListBullet"/>
+        <w:spacing w:line="240" w:lineRule="auto"/>
+        <w:ind w:left="720"/>
+      </w:pPr>
+      <w:r>
+        <w:rPr>
+          <w:lang w:val="hi_IN" w:bidi="hi_IN"/>
+        </w:rPr>
+      </w:r>
+      <w:r>
+        <w:rPr>
+          <w:lang w:val="hi_IN" w:bidi="hi_IN"/>
+        </w:rPr>
+        <w:t>लूका 1:19</w:t>
+      </w:r>
+    </w:p>
+    <w:p>
+      <w:pPr>
+        <w:pStyle w:val="ListBullet"/>
+        <w:spacing w:line="240" w:lineRule="auto"/>
+        <w:ind w:left="720"/>
+      </w:pPr>
+      <w:r>
+        <w:rPr>
+          <w:lang w:val="hi_IN" w:bidi="hi_IN"/>
+        </w:rPr>
+      </w:r>
+      <w:r>
+        <w:rPr>
+          <w:lang w:val="hi_IN" w:bidi="hi_IN"/>
+        </w:rPr>
+        <w:t>लूका 1:26</w:t>
       </w:r>
     </w:p>
     <w:p>
@@ -4055,7 +6294,7 @@
         <w:rPr>
           <w:lang w:val="hi_IN" w:bidi="hi_IN"/>
         </w:rPr>
-        <w:t>Strong’s: H523, H524, H776, H1471, H3816, H4940, H5971, G246, G1074, G1085, G148</w:t>
+        <w:t>स्ट्रोंग्स: H1403, G10430</w:t>
       </w:r>
       <w:r>
         <w:rPr>
@@ -4084,7 +6323,7 @@
         <w:rPr>
           <w:lang w:val="hi_IN" w:bidi="hi_IN"/>
         </w:rPr>
-        <w:t>जाति</w:t>
+        <w:t>जिल्पा</w:t>
       </w:r>
       <w:r>
         <w:rPr>
@@ -4100,6 +6339,271 @@
         <w:rPr>
           <w:lang w:val="hi_IN" w:bidi="hi_IN"/>
         </w:rPr>
+        <w:t>तथ्य:</w:t>
+      </w:r>
+    </w:p>
+    <w:p>
+      <w:pPr/>
+      <w:r>
+        <w:rPr>
+          <w:lang w:val="hi_IN" w:bidi="hi_IN"/>
+        </w:rPr>
+      </w:r>
+      <w:r>
+        <w:rPr>
+          <w:lang w:val="hi_IN" w:bidi="hi_IN"/>
+        </w:rPr>
+        <w:t>जिल्पा याकूब की पत्नियों में से एक थी। वह याकूब के दो बेटों गाद और अशेर की माँ थी।</w:t>
+      </w:r>
+    </w:p>
+    <w:p>
+      <w:pPr>
+        <w:pStyle w:val="ListBullet"/>
+        <w:spacing w:line="240" w:lineRule="auto"/>
+        <w:ind w:left="720"/>
+      </w:pPr>
+      <w:r>
+        <w:rPr>
+          <w:lang w:val="hi_IN" w:bidi="hi_IN"/>
+        </w:rPr>
+      </w:r>
+      <w:r>
+        <w:rPr>
+          <w:lang w:val="hi_IN" w:bidi="hi_IN"/>
+        </w:rPr>
+        <w:t>जब लिआ ने याकूब से विवाह किया, तो लाबान ने जिल्पा को लिआ को एक सेविका के रूप में दिया।</w:t>
+      </w:r>
+    </w:p>
+    <w:p>
+      <w:pPr>
+        <w:pStyle w:val="ListBullet"/>
+        <w:spacing w:line="240" w:lineRule="auto"/>
+        <w:ind w:left="720"/>
+      </w:pPr>
+      <w:r>
+        <w:rPr>
+          <w:lang w:val="hi_IN" w:bidi="hi_IN"/>
+        </w:rPr>
+      </w:r>
+      <w:r>
+        <w:rPr>
+          <w:lang w:val="hi_IN" w:bidi="hi_IN"/>
+        </w:rPr>
+        <w:t>जब लिआ के बच्चे होने बंद हो गए, तो उसने जिल्पा को याकूब को पत्नी के रूप में दे दिया ताकि वह उसके लिए और बच्चे पैदा करे।</w:t>
+      </w:r>
+    </w:p>
+    <w:p>
+      <w:pPr/>
+      <w:r>
+        <w:rPr>
+          <w:lang w:val="hi_IN" w:bidi="hi_IN"/>
+        </w:rPr>
+      </w:r>
+      <w:r>
+        <w:rPr>
+          <w:lang w:val="hi_IN" w:bidi="hi_IN"/>
+        </w:rPr>
+        <w:t>(अनुवाद सुझाव: नामों का अनुवाद कैसे करें)</w:t>
+      </w:r>
+    </w:p>
+    <w:p>
+      <w:pPr/>
+      <w:r>
+        <w:rPr>
+          <w:lang w:val="hi_IN" w:bidi="hi_IN"/>
+        </w:rPr>
+      </w:r>
+      <w:r>
+        <w:rPr>
+          <w:lang w:val="hi_IN" w:bidi="hi_IN"/>
+        </w:rPr>
+        <w:t xml:space="preserve">(यह भी देखें: </w:t>
+      </w:r>
+      <w:r>
+        <w:rPr>
+          <w:lang w:val="hi_IN" w:bidi="hi_IN"/>
+        </w:rPr>
+        <w:t>याकूब</w:t>
+      </w:r>
+      <w:r>
+        <w:rPr>
+          <w:lang w:val="hi_IN" w:bidi="hi_IN"/>
+        </w:rPr>
+        <w:t xml:space="preserve">, </w:t>
+      </w:r>
+      <w:r>
+        <w:rPr>
+          <w:lang w:val="hi_IN" w:bidi="hi_IN"/>
+        </w:rPr>
+        <w:t>लिआ</w:t>
+      </w:r>
+      <w:r>
+        <w:rPr>
+          <w:lang w:val="hi_IN" w:bidi="hi_IN"/>
+        </w:rPr>
+        <w:t xml:space="preserve">, </w:t>
+      </w:r>
+      <w:r>
+        <w:rPr>
+          <w:lang w:val="hi_IN" w:bidi="hi_IN"/>
+        </w:rPr>
+        <w:t>गाद</w:t>
+      </w:r>
+      <w:r>
+        <w:rPr>
+          <w:lang w:val="hi_IN" w:bidi="hi_IN"/>
+        </w:rPr>
+        <w:t>,</w:t>
+      </w:r>
+      <w:r>
+        <w:rPr>
+          <w:lang w:val="hi_IN" w:bidi="hi_IN"/>
+        </w:rPr>
+        <w:t>अशेर</w:t>
+      </w:r>
+      <w:r>
+        <w:rPr>
+          <w:lang w:val="hi_IN" w:bidi="hi_IN"/>
+        </w:rPr>
+        <w:t>)</w:t>
+      </w:r>
+    </w:p>
+    <w:p>
+      <w:pPr>
+        <w:pStyle w:val="Heading3"/>
+      </w:pPr>
+      <w:r>
+        <w:rPr>
+          <w:lang w:val="hi_IN" w:bidi="hi_IN"/>
+        </w:rPr>
+        <w:t>बाइबल संदर्भ</w:t>
+      </w:r>
+      <w:r>
+        <w:rPr>
+          <w:lang w:val="hi_IN" w:bidi="hi_IN"/>
+        </w:rPr>
+        <w:t>:</w:t>
+      </w:r>
+    </w:p>
+    <w:p>
+      <w:pPr>
+        <w:pStyle w:val="ListBullet"/>
+        <w:spacing w:line="240" w:lineRule="auto"/>
+        <w:ind w:left="720"/>
+      </w:pPr>
+      <w:r>
+        <w:rPr>
+          <w:lang w:val="hi_IN" w:bidi="hi_IN"/>
+        </w:rPr>
+      </w:r>
+      <w:r>
+        <w:rPr>
+          <w:lang w:val="hi_IN" w:bidi="hi_IN"/>
+        </w:rPr>
+        <w:t>उत्पत्ति 29:23</w:t>
+      </w:r>
+    </w:p>
+    <w:p>
+      <w:pPr>
+        <w:pStyle w:val="ListBullet"/>
+        <w:spacing w:line="240" w:lineRule="auto"/>
+        <w:ind w:left="720"/>
+      </w:pPr>
+      <w:r>
+        <w:rPr>
+          <w:lang w:val="hi_IN" w:bidi="hi_IN"/>
+        </w:rPr>
+      </w:r>
+      <w:r>
+        <w:rPr>
+          <w:lang w:val="hi_IN" w:bidi="hi_IN"/>
+        </w:rPr>
+        <w:t>उत्पत्ति 30:9</w:t>
+      </w:r>
+    </w:p>
+    <w:p>
+      <w:pPr>
+        <w:pStyle w:val="Heading3"/>
+      </w:pPr>
+      <w:r>
+        <w:rPr>
+          <w:lang w:val="hi_IN" w:bidi="hi_IN"/>
+        </w:rPr>
+        <w:t>शब्द सूची</w:t>
+      </w:r>
+      <w:r>
+        <w:rPr>
+          <w:lang w:val="hi_IN" w:bidi="hi_IN"/>
+        </w:rPr>
+        <w:t>:</w:t>
+      </w:r>
+    </w:p>
+    <w:p>
+      <w:pPr>
+        <w:pStyle w:val="ListBullet"/>
+        <w:spacing w:line="240" w:lineRule="auto"/>
+        <w:ind w:left="720"/>
+      </w:pPr>
+      <w:r>
+        <w:rPr>
+          <w:lang w:val="hi_IN" w:bidi="hi_IN"/>
+        </w:rPr>
+      </w:r>
+      <w:r>
+        <w:rPr>
+          <w:lang w:val="hi_IN" w:bidi="hi_IN"/>
+        </w:rPr>
+        <w:t>मजबूत का</w:t>
+      </w:r>
+      <w:r>
+        <w:rPr>
+          <w:lang w:val="hi_IN" w:bidi="hi_IN"/>
+        </w:rPr>
+        <w:t>: H2153</w:t>
+      </w:r>
+      <w:r>
+        <w:rPr>
+          <w:lang w:val="hi_IN" w:bidi="hi_IN"/>
+        </w:rPr>
+      </w:r>
+      <w:r>
+        <w:rPr>
+          <w:lang w:val="hi_IN" w:bidi="hi_IN"/>
+        </w:rPr>
+      </w:r>
+    </w:p>
+    <w:p>
+      <w:pPr/>
+      <w:r>
+        <w:rPr>
+          <w:lang w:val="hi_IN" w:bidi="hi_IN"/>
+        </w:rPr>
+      </w:r>
+    </w:p>
+    <w:p>
+      <w:pPr>
+        <w:pStyle w:val="Heading2"/>
+      </w:pPr>
+      <w:r>
+        <w:rPr>
+          <w:lang w:val="hi_IN" w:bidi="hi_IN"/>
+        </w:rPr>
+        <w:t>जीभ</w:t>
+      </w:r>
+      <w:r>
+        <w:rPr>
+          <w:lang w:val="hi_IN" w:bidi="hi_IN"/>
+        </w:rPr>
+      </w:r>
+    </w:p>
+    <w:p>
+      <w:pPr>
+        <w:pStyle w:val="Heading3"/>
+      </w:pPr>
+      <w:r>
+        <w:rPr>
+          <w:lang w:val="hi_IN" w:bidi="hi_IN"/>
+        </w:rPr>
         <w:t>परिभाषा:</w:t>
       </w:r>
     </w:p>
@@ -4114,61 +6618,79 @@
         <w:rPr>
           <w:lang w:val="hi_IN" w:bidi="hi_IN"/>
         </w:rPr>
-        <w:t>“लोगों” या “जाति” अर्थात एक ही भाषा और संस्कृति के लोग। “लोग” शब्द प्रायः किसी स्थान में या किसी विशेष घटना पर मनुष्यों का एकत्र होना।</w:t>
-      </w:r>
-    </w:p>
-    <w:p>
-      <w:pPr>
-        <w:pStyle w:val="ListBullet"/>
-        <w:spacing w:line="240" w:lineRule="auto"/>
-        <w:ind w:left="720"/>
-      </w:pPr>
-      <w:r>
-        <w:rPr>
-          <w:lang w:val="hi_IN" w:bidi="hi_IN"/>
-        </w:rPr>
-      </w:r>
-      <w:r>
-        <w:rPr>
-          <w:lang w:val="hi_IN" w:bidi="hi_IN"/>
-        </w:rPr>
-        <w:t>जब परमेश्वर अपने लिए “एकजाति” को चुन लेता है तो उसका अर्थ है कि उसके लिए और उसकी सेवा के लिए विशेष मनुष्यों को चुन लेना।</w:t>
-      </w:r>
-    </w:p>
-    <w:p>
-      <w:pPr>
-        <w:pStyle w:val="ListBullet"/>
-        <w:spacing w:line="240" w:lineRule="auto"/>
-        <w:ind w:left="720"/>
-      </w:pPr>
-      <w:r>
-        <w:rPr>
-          <w:lang w:val="hi_IN" w:bidi="hi_IN"/>
-        </w:rPr>
-      </w:r>
-      <w:r>
-        <w:rPr>
-          <w:lang w:val="hi_IN" w:bidi="hi_IN"/>
-        </w:rPr>
-        <w:t>बाइबल के युग में किसी जनसमुदाय के सदस्यों के पूर्वज एक ही थे और किसी निश्चित स्थान में या भूभाग में वास करते थे।</w:t>
-      </w:r>
-    </w:p>
-    <w:p>
-      <w:pPr>
-        <w:pStyle w:val="ListBullet"/>
-        <w:spacing w:line="240" w:lineRule="auto"/>
-        <w:ind w:left="720"/>
-      </w:pPr>
-      <w:r>
-        <w:rPr>
-          <w:lang w:val="hi_IN" w:bidi="hi_IN"/>
-        </w:rPr>
-      </w:r>
-      <w:r>
-        <w:rPr>
-          <w:lang w:val="hi_IN" w:bidi="hi_IN"/>
-        </w:rPr>
-        <w:t>प्रकरण पर निर्भर करके “तेरे लोग” का अर्थ हो सकता है, “तेरी जाति” या “तेरा परिवार” या “तेरे परिजन”। शब्द “लोगों” पृथ्वी के सब लोगो के संदर्भ में है। कभी-कभी इसका संदर्भ विशेष करके गैर इस्राएलियों या उन लोगों से होता है जो यहोवा की सेवा नहीं करते। कुछ अंग्रजी बाइबल संस्करणों में “नेशन्स(जातियों)” का अभिप्राय यही है।</w:t>
+        <w:t>“जीभ” शब्द का सन्दर्भ मनुष्य के मुंह के भीतर के उस अंग से है जो शब्दोच्चारण के काम में आता है। यह शब्द "भाषा" या "बोलने" के लिए प्रायः लाक्षणिक रूप में काम में लिया जाता है। इसके अन्य अनेक लाक्षणिक अर्थ भी हैं।</w:t>
+      </w:r>
+    </w:p>
+    <w:p>
+      <w:pPr>
+        <w:pStyle w:val="ListBullet"/>
+        <w:spacing w:line="240" w:lineRule="auto"/>
+        <w:ind w:left="720"/>
+      </w:pPr>
+      <w:r>
+        <w:rPr>
+          <w:lang w:val="hi_IN" w:bidi="hi_IN"/>
+        </w:rPr>
+      </w:r>
+      <w:r>
+        <w:rPr>
+          <w:lang w:val="hi_IN" w:bidi="hi_IN"/>
+        </w:rPr>
+        <w:t>बाइबल में इस शब्द का सबसे अधिक सामान्य प्रतीकात्मक अर्थ है, “भाषा” या “बोलना”।</w:t>
+      </w:r>
+    </w:p>
+    <w:p>
+      <w:pPr>
+        <w:pStyle w:val="ListBullet"/>
+        <w:spacing w:line="240" w:lineRule="auto"/>
+        <w:ind w:left="720"/>
+      </w:pPr>
+      <w:r>
+        <w:rPr>
+          <w:lang w:val="hi_IN" w:bidi="hi_IN"/>
+        </w:rPr>
+      </w:r>
+      <w:r>
+        <w:rPr>
+          <w:lang w:val="hi_IN" w:bidi="hi_IN"/>
+        </w:rPr>
+        <w:t>कभी-कभी "जीभ" एक निश्चित मानव समूह द्वारा बोली जाने वाली भाषा को संदर्भित करती है।</w:t>
+      </w:r>
+    </w:p>
+    <w:p>
+      <w:pPr>
+        <w:pStyle w:val="ListBullet"/>
+        <w:spacing w:line="240" w:lineRule="auto"/>
+        <w:ind w:left="720"/>
+      </w:pPr>
+      <w:r>
+        <w:rPr>
+          <w:lang w:val="hi_IN" w:bidi="hi_IN"/>
+        </w:rPr>
+      </w:r>
+      <w:r>
+        <w:rPr>
+          <w:lang w:val="hi_IN" w:bidi="hi_IN"/>
+        </w:rPr>
+        <w:t>यह एक अलौकिक भाषा को भी संदर्भित करता है जिसे पवित्र आत्मा मसीह के विश्वासियों को "आत्मा के वरदान" के एक रूप में देता है।</w:t>
+      </w:r>
+    </w:p>
+    <w:p>
+      <w:pPr>
+        <w:pStyle w:val="ListBullet"/>
+        <w:spacing w:line="240" w:lineRule="auto"/>
+        <w:ind w:left="720"/>
+      </w:pPr>
+      <w:r>
+        <w:rPr>
+          <w:lang w:val="hi_IN" w:bidi="hi_IN"/>
+        </w:rPr>
+      </w:r>
+      <w:r>
+        <w:rPr>
+          <w:lang w:val="hi_IN" w:bidi="hi_IN"/>
+        </w:rPr>
+        <w:t>प्रेरितों के काम की पुस्तक में एक अभ्व्यक्ति है, “जीभ के समान आग की लपटें” अर्थात् आग की “लौ” जिनका आकार संभवतः जीभों जैसा था।</w:t>
       </w:r>
     </w:p>
     <w:p>
@@ -4179,133 +6701,97 @@
         <w:rPr>
           <w:lang w:val="hi_IN" w:bidi="hi_IN"/>
         </w:rPr>
-        <w:t>अनुवाद के सुझाव:</w:t>
-      </w:r>
-    </w:p>
-    <w:p>
-      <w:pPr>
-        <w:pStyle w:val="ListBullet"/>
-        <w:spacing w:line="240" w:lineRule="auto"/>
-        <w:ind w:left="720"/>
-      </w:pPr>
-      <w:r>
-        <w:rPr>
-          <w:lang w:val="hi_IN" w:bidi="hi_IN"/>
-        </w:rPr>
-      </w:r>
-      <w:r>
-        <w:rPr>
-          <w:lang w:val="hi_IN" w:bidi="hi_IN"/>
-        </w:rPr>
-        <w:t>“जाति” शब्द का अनुवाद हो सकता है, “बड़ा कुटुम्ब” या “कुल” या “नृजाति”।</w:t>
-      </w:r>
-    </w:p>
-    <w:p>
-      <w:pPr>
-        <w:pStyle w:val="ListBullet"/>
-        <w:spacing w:line="240" w:lineRule="auto"/>
-        <w:ind w:left="720"/>
-      </w:pPr>
-      <w:r>
-        <w:rPr>
-          <w:lang w:val="hi_IN" w:bidi="hi_IN"/>
-        </w:rPr>
-      </w:r>
-      <w:r>
-        <w:rPr>
-          <w:lang w:val="hi_IN" w:bidi="hi_IN"/>
-        </w:rPr>
-        <w:t>“मेरी प्रजा” का अनुवाद हो सकता है, “मेरे परिजन” या “मेरे इस्राएली भाई” या “मेरा परिवार” या “मेरी जाति के लोग” परन्तु यह प्रकरण पर निर्भर करेगा।</w:t>
-      </w:r>
-    </w:p>
-    <w:p>
-      <w:pPr>
-        <w:pStyle w:val="ListBullet"/>
-        <w:spacing w:line="240" w:lineRule="auto"/>
-        <w:ind w:left="720"/>
-      </w:pPr>
-      <w:r>
-        <w:rPr>
-          <w:lang w:val="hi_IN" w:bidi="hi_IN"/>
-        </w:rPr>
-      </w:r>
-      <w:r>
-        <w:rPr>
-          <w:lang w:val="hi_IN" w:bidi="hi_IN"/>
-        </w:rPr>
-        <w:t>“अन्य जातियों में तितर-बितर” का अनुवाद हो सकता है, “तुम्हें विभिन्न जातियों में रहने पर विवश कर दूंगा” या “तुम्हें अलग-अलग करके संसार के विभिन्न क्षेत्रों में भेज दूंगा”।</w:t>
-      </w:r>
-    </w:p>
-    <w:p>
-      <w:pPr>
-        <w:pStyle w:val="ListBullet"/>
-        <w:spacing w:line="240" w:lineRule="auto"/>
-        <w:ind w:left="720"/>
-      </w:pPr>
-      <w:r>
-        <w:rPr>
-          <w:lang w:val="hi_IN" w:bidi="hi_IN"/>
-        </w:rPr>
-      </w:r>
-      <w:r>
-        <w:rPr>
-          <w:lang w:val="hi_IN" w:bidi="hi_IN"/>
-        </w:rPr>
-        <w:t>“जाति-जाति” या “अन्यजातियां” का अनुवाद हो सकता है, “संसार के सब लोग” या “सब जनजातियां” परन्तु प्रकरण पर निर्भर करके।</w:t>
-      </w:r>
-    </w:p>
-    <w:p>
-      <w:pPr>
-        <w:pStyle w:val="ListBullet"/>
-        <w:spacing w:line="240" w:lineRule="auto"/>
-        <w:ind w:left="720"/>
-      </w:pPr>
-      <w:r>
-        <w:rPr>
-          <w:lang w:val="hi_IN" w:bidi="hi_IN"/>
-        </w:rPr>
-      </w:r>
-      <w:r>
-        <w:rPr>
-          <w:lang w:val="hi_IN" w:bidi="hi_IN"/>
-        </w:rPr>
-        <w:t>“एक जाति” का अनुवाद हो सकता है “एक समुदाय के लोग” या “वंशज” या “परिवार” यह निर्भर करेगा कि वह किसी स्थान या व्यक्ति के नाम के पीछे है।</w:t>
-      </w:r>
-    </w:p>
-    <w:p>
-      <w:pPr>
-        <w:pStyle w:val="ListBullet"/>
-        <w:spacing w:line="240" w:lineRule="auto"/>
-        <w:ind w:left="720"/>
-      </w:pPr>
-      <w:r>
-        <w:rPr>
-          <w:lang w:val="hi_IN" w:bidi="hi_IN"/>
-        </w:rPr>
-      </w:r>
-      <w:r>
-        <w:rPr>
-          <w:lang w:val="hi_IN" w:bidi="hi_IN"/>
-        </w:rPr>
-        <w:t>“पृथ्वी के सब लोगों” का अनुवाद हो सकता है, “पृथ्वी पर रहने वाला हर एक मनुष्य” या “संसार का हर एक मनुष्य” या “सब लोग”।</w:t>
-      </w:r>
-    </w:p>
-    <w:p>
-      <w:pPr>
-        <w:pStyle w:val="ListBullet"/>
-        <w:spacing w:line="240" w:lineRule="auto"/>
-        <w:ind w:left="720"/>
-      </w:pPr>
-      <w:r>
-        <w:rPr>
-          <w:lang w:val="hi_IN" w:bidi="hi_IN"/>
-        </w:rPr>
-      </w:r>
-      <w:r>
-        <w:rPr>
-          <w:lang w:val="hi_IN" w:bidi="hi_IN"/>
-        </w:rPr>
-        <w:t>“एक ऐसी जाति” इसका अनुवाद हो सकता है, “एक जन समुदाय” या “एक विशेष जाति” या “मनुष्यों का एक समुदाय” या “जन परिवार”</w:t>
+        <w:t>अनुवाद सुझाव</w:t>
+      </w:r>
+    </w:p>
+    <w:p>
+      <w:pPr>
+        <w:pStyle w:val="ListBullet"/>
+        <w:spacing w:line="240" w:lineRule="auto"/>
+        <w:ind w:left="720"/>
+      </w:pPr>
+      <w:r>
+        <w:rPr>
+          <w:lang w:val="hi_IN" w:bidi="hi_IN"/>
+        </w:rPr>
+      </w:r>
+      <w:r>
+        <w:rPr>
+          <w:lang w:val="hi_IN" w:bidi="hi_IN"/>
+        </w:rPr>
+        <w:t>प्रकरण के अनुसार “जीभ” शब्द का अनुवाद किया जा सकता है, “भाषा” या “आत्मिक भाषा” * यदि अर्थ स्पष्ट न हो रहा हो तो इसका अनुवाद “भाषा” ही करें।</w:t>
+      </w:r>
+    </w:p>
+    <w:p>
+      <w:pPr>
+        <w:pStyle w:val="ListBullet"/>
+        <w:spacing w:line="240" w:lineRule="auto"/>
+        <w:ind w:left="720"/>
+      </w:pPr>
+      <w:r>
+        <w:rPr>
+          <w:lang w:val="hi_IN" w:bidi="hi_IN"/>
+        </w:rPr>
+      </w:r>
+      <w:r>
+        <w:rPr>
+          <w:lang w:val="hi_IN" w:bidi="hi_IN"/>
+        </w:rPr>
+        <w:t>आग के संदर्भ में इस शब्द का अनुवाद “लौ” किया जा सकता है।</w:t>
+      </w:r>
+    </w:p>
+    <w:p>
+      <w:pPr>
+        <w:pStyle w:val="ListBullet"/>
+        <w:spacing w:line="240" w:lineRule="auto"/>
+        <w:ind w:left="720"/>
+      </w:pPr>
+      <w:r>
+        <w:rPr>
+          <w:lang w:val="hi_IN" w:bidi="hi_IN"/>
+        </w:rPr>
+      </w:r>
+      <w:r>
+        <w:rPr>
+          <w:lang w:val="hi_IN" w:bidi="hi_IN"/>
+        </w:rPr>
+        <w:t>“मेरी जीभ आनन्द करती है” इसका अनुवाद हो सकता है, “मैं आनन्द करता हूँ और परमेश्वर की स्तुति करता हूँ या “मैं आनन्द के साथ परमेश्वर की स्तुति करता हूँ”।</w:t>
+      </w:r>
+    </w:p>
+    <w:p>
+      <w:pPr>
+        <w:pStyle w:val="ListBullet"/>
+        <w:spacing w:line="240" w:lineRule="auto"/>
+        <w:ind w:left="720"/>
+      </w:pPr>
+      <w:r>
+        <w:rPr>
+          <w:lang w:val="hi_IN" w:bidi="hi_IN"/>
+        </w:rPr>
+      </w:r>
+      <w:r>
+        <w:rPr>
+          <w:lang w:val="hi_IN" w:bidi="hi_IN"/>
+        </w:rPr>
+        <w:t>“झूठ बोलने वाली जीभ” का अनुवाद हो सकता है, “व्यक्ति जो झूठ बोलते हैं” या “जो लोग झूठ बोलते हैं”।</w:t>
+      </w:r>
+    </w:p>
+    <w:p>
+      <w:pPr>
+        <w:pStyle w:val="ListBullet"/>
+        <w:spacing w:line="240" w:lineRule="auto"/>
+        <w:ind w:left="720"/>
+      </w:pPr>
+      <w:r>
+        <w:rPr>
+          <w:lang w:val="hi_IN" w:bidi="hi_IN"/>
+        </w:rPr>
+      </w:r>
+      <w:r>
+        <w:rPr>
+          <w:lang w:val="hi_IN" w:bidi="hi_IN"/>
+        </w:rPr>
+        <w:t>“उनकी जीभों से” ऐसी उक्तियों का अनुवाद हो सकता है, “उनके कथनों से” या “उनके शब्दों से”।</w:t>
       </w:r>
     </w:p>
     <w:p>
@@ -4319,13 +6805,318 @@
         <w:rPr>
           <w:lang w:val="hi_IN" w:bidi="hi_IN"/>
         </w:rPr>
+        <w:t xml:space="preserve">(यह भी देखें: वरदान, </w:t>
+      </w:r>
+      <w:r>
+        <w:rPr>
+          <w:lang w:val="hi_IN" w:bidi="hi_IN"/>
+        </w:rPr>
+        <w:t>पवित्र आत्मा</w:t>
+      </w:r>
+      <w:r>
+        <w:rPr>
+          <w:lang w:val="hi_IN" w:bidi="hi_IN"/>
+        </w:rPr>
+        <w:t xml:space="preserve">, </w:t>
+      </w:r>
+      <w:r>
+        <w:rPr>
+          <w:lang w:val="hi_IN" w:bidi="hi_IN"/>
+        </w:rPr>
+        <w:t>हर्ष</w:t>
+      </w:r>
+      <w:r>
+        <w:rPr>
+          <w:lang w:val="hi_IN" w:bidi="hi_IN"/>
+        </w:rPr>
+        <w:t xml:space="preserve">, </w:t>
+      </w:r>
+      <w:r>
+        <w:rPr>
+          <w:lang w:val="hi_IN" w:bidi="hi_IN"/>
+        </w:rPr>
+        <w:t>स्तुति</w:t>
+      </w:r>
+      <w:r>
+        <w:rPr>
+          <w:lang w:val="hi_IN" w:bidi="hi_IN"/>
+        </w:rPr>
+        <w:t xml:space="preserve">, आनन्द करना, </w:t>
+      </w:r>
+      <w:r>
+        <w:rPr>
+          <w:lang w:val="hi_IN" w:bidi="hi_IN"/>
+        </w:rPr>
+        <w:t>आत्मा</w:t>
+      </w:r>
+      <w:r>
+        <w:rPr>
+          <w:lang w:val="hi_IN" w:bidi="hi_IN"/>
+        </w:rPr>
+        <w:t>)</w:t>
+      </w:r>
+    </w:p>
+    <w:p>
+      <w:pPr>
+        <w:pStyle w:val="Heading3"/>
+      </w:pPr>
+      <w:r>
+        <w:rPr>
+          <w:lang w:val="hi_IN" w:bidi="hi_IN"/>
+        </w:rPr>
+        <w:t>बाइबल सन्दर्भ:</w:t>
+      </w:r>
+    </w:p>
+    <w:p>
+      <w:pPr>
+        <w:pStyle w:val="ListBullet"/>
+        <w:spacing w:line="240" w:lineRule="auto"/>
+        <w:ind w:left="720"/>
+      </w:pPr>
+      <w:r>
+        <w:rPr>
+          <w:lang w:val="hi_IN" w:bidi="hi_IN"/>
+        </w:rPr>
+      </w:r>
+      <w:r>
+        <w:rPr>
+          <w:lang w:val="hi_IN" w:bidi="hi_IN"/>
+        </w:rPr>
+        <w:t>1 कुरिन्थियों 12:10</w:t>
+      </w:r>
+    </w:p>
+    <w:p>
+      <w:pPr>
+        <w:pStyle w:val="ListBullet"/>
+        <w:spacing w:line="240" w:lineRule="auto"/>
+        <w:ind w:left="720"/>
+      </w:pPr>
+      <w:r>
+        <w:rPr>
+          <w:lang w:val="hi_IN" w:bidi="hi_IN"/>
+        </w:rPr>
+      </w:r>
+      <w:r>
+        <w:rPr>
+          <w:lang w:val="hi_IN" w:bidi="hi_IN"/>
+        </w:rPr>
+        <w:t>1 यूहन्ना 03:18</w:t>
+      </w:r>
+    </w:p>
+    <w:p>
+      <w:pPr>
+        <w:pStyle w:val="ListBullet"/>
+        <w:spacing w:line="240" w:lineRule="auto"/>
+        <w:ind w:left="720"/>
+      </w:pPr>
+      <w:r>
+        <w:rPr>
+          <w:lang w:val="hi_IN" w:bidi="hi_IN"/>
+        </w:rPr>
+      </w:r>
+      <w:r>
+        <w:rPr>
+          <w:lang w:val="hi_IN" w:bidi="hi_IN"/>
+        </w:rPr>
+        <w:t>2 शमूएल 23:02</w:t>
+      </w:r>
+    </w:p>
+    <w:p>
+      <w:pPr>
+        <w:pStyle w:val="ListBullet"/>
+        <w:spacing w:line="240" w:lineRule="auto"/>
+        <w:ind w:left="720"/>
+      </w:pPr>
+      <w:r>
+        <w:rPr>
+          <w:lang w:val="hi_IN" w:bidi="hi_IN"/>
+        </w:rPr>
+      </w:r>
+      <w:r>
+        <w:rPr>
+          <w:lang w:val="hi_IN" w:bidi="hi_IN"/>
+        </w:rPr>
+        <w:t>प्रे.का. 02:26</w:t>
+      </w:r>
+    </w:p>
+    <w:p>
+      <w:pPr>
+        <w:pStyle w:val="ListBullet"/>
+        <w:spacing w:line="240" w:lineRule="auto"/>
+        <w:ind w:left="720"/>
+      </w:pPr>
+      <w:r>
+        <w:rPr>
+          <w:lang w:val="hi_IN" w:bidi="hi_IN"/>
+        </w:rPr>
+      </w:r>
+      <w:r>
+        <w:rPr>
+          <w:lang w:val="hi_IN" w:bidi="hi_IN"/>
+        </w:rPr>
+        <w:t>यहेजकेल 36:03</w:t>
+      </w:r>
+    </w:p>
+    <w:p>
+      <w:pPr>
+        <w:pStyle w:val="ListBullet"/>
+        <w:spacing w:line="240" w:lineRule="auto"/>
+        <w:ind w:left="720"/>
+      </w:pPr>
+      <w:r>
+        <w:rPr>
+          <w:lang w:val="hi_IN" w:bidi="hi_IN"/>
+        </w:rPr>
+      </w:r>
+      <w:r>
+        <w:rPr>
+          <w:lang w:val="hi_IN" w:bidi="hi_IN"/>
+        </w:rPr>
+        <w:t>फिलिप्पियों 02:11</w:t>
+      </w:r>
+    </w:p>
+    <w:p>
+      <w:pPr>
+        <w:pStyle w:val="Heading3"/>
+      </w:pPr>
+      <w:r>
+        <w:rPr>
+          <w:lang w:val="hi_IN" w:bidi="hi_IN"/>
+        </w:rPr>
+        <w:t>शब्द तथ्य:</w:t>
+      </w:r>
+    </w:p>
+    <w:p>
+      <w:pPr>
+        <w:pStyle w:val="ListBullet"/>
+        <w:spacing w:line="240" w:lineRule="auto"/>
+        <w:ind w:left="720"/>
+      </w:pPr>
+      <w:r>
+        <w:rPr>
+          <w:lang w:val="hi_IN" w:bidi="hi_IN"/>
+        </w:rPr>
+      </w:r>
+      <w:r>
+        <w:rPr>
+          <w:lang w:val="hi_IN" w:bidi="hi_IN"/>
+        </w:rPr>
+        <w:t>स्ट्रोंग्स: H3956, G1100, G1258, G2084</w:t>
+      </w:r>
+      <w:r>
+        <w:rPr>
+          <w:lang w:val="hi_IN" w:bidi="hi_IN"/>
+        </w:rPr>
+      </w:r>
+      <w:r>
+        <w:rPr>
+          <w:lang w:val="hi_IN" w:bidi="hi_IN"/>
+        </w:rPr>
+      </w:r>
+    </w:p>
+    <w:p>
+      <w:pPr/>
+      <w:r>
+        <w:rPr>
+          <w:lang w:val="hi_IN" w:bidi="hi_IN"/>
+        </w:rPr>
+      </w:r>
+    </w:p>
+    <w:p>
+      <w:pPr>
+        <w:pStyle w:val="Heading2"/>
+      </w:pPr>
+      <w:r>
+        <w:rPr>
+          <w:lang w:val="hi_IN" w:bidi="hi_IN"/>
+        </w:rPr>
+        <w:t>जीवन की पुस्तक</w:t>
+      </w:r>
+      <w:r>
+        <w:rPr>
+          <w:lang w:val="hi_IN" w:bidi="hi_IN"/>
+        </w:rPr>
+      </w:r>
+    </w:p>
+    <w:p>
+      <w:pPr>
+        <w:pStyle w:val="Heading3"/>
+      </w:pPr>
+      <w:r>
+        <w:rPr>
+          <w:lang w:val="hi_IN" w:bidi="hi_IN"/>
+        </w:rPr>
+        <w:t>परिभाषा:</w:t>
+      </w:r>
+    </w:p>
+    <w:p>
+      <w:pPr/>
+      <w:r>
+        <w:rPr>
+          <w:lang w:val="hi_IN" w:bidi="hi_IN"/>
+        </w:rPr>
+      </w:r>
+      <w:r>
+        <w:rPr>
+          <w:lang w:val="hi_IN" w:bidi="hi_IN"/>
+        </w:rPr>
+        <w:t>“जीवन की पुस्तक” का संदर्भ उस अभिलेख से है जिसमें परमेश्वर ने उन सब मनुष्यों के नाम लिखे हैं जिनका उसने उद्धार करके अनन्त जीवन दे दिया है।</w:t>
+      </w:r>
+    </w:p>
+    <w:p>
+      <w:pPr>
+        <w:pStyle w:val="ListBullet"/>
+        <w:spacing w:line="240" w:lineRule="auto"/>
+        <w:ind w:left="720"/>
+      </w:pPr>
+      <w:r>
+        <w:rPr>
+          <w:lang w:val="hi_IN" w:bidi="hi_IN"/>
+        </w:rPr>
+      </w:r>
+      <w:r>
+        <w:rPr>
+          <w:lang w:val="hi_IN" w:bidi="hi_IN"/>
+        </w:rPr>
+        <w:t>प्रकाशितवाक्य की पुस्तक में इस पुस्तक को “मेम्ने के जीवन की पुस्तक” कहा गया है। इसका अनुवाद किया जा सकता है, “परमेश्वर के मेम्ने यीशु की जीवन की पुस्तक”। क्रूस पर यीशु की बलि ने मनुष्यों के पाप का दण्ड उठा लिया कि वे उसमें विश्वास के द्वारा अनन्त जीवन पाएं।</w:t>
+      </w:r>
+    </w:p>
+    <w:p>
+      <w:pPr>
+        <w:pStyle w:val="ListBullet"/>
+        <w:spacing w:line="240" w:lineRule="auto"/>
+        <w:ind w:left="720"/>
+      </w:pPr>
+      <w:r>
+        <w:rPr>
+          <w:lang w:val="hi_IN" w:bidi="hi_IN"/>
+        </w:rPr>
+      </w:r>
+      <w:r>
+        <w:rPr>
+          <w:lang w:val="hi_IN" w:bidi="hi_IN"/>
+        </w:rPr>
+        <w:t>“पुस्तक” शब्द का अर्थ है “कुंडली-ग्रन्थ” या “पत्र” या “लेख” या “वैध अभिलेख।” यह शाब्दिक या प्रतीकात्मक हो सकता है।</w:t>
+      </w:r>
+    </w:p>
+    <w:p>
+      <w:pPr/>
+      <w:r>
+        <w:rPr>
+          <w:lang w:val="hi_IN" w:bidi="hi_IN"/>
+        </w:rPr>
+      </w:r>
+      <w:r>
+        <w:rPr>
+          <w:lang w:val="hi_IN" w:bidi="hi_IN"/>
+        </w:rPr>
         <w:t xml:space="preserve">(यह भी देखें: </w:t>
       </w:r>
       <w:r>
         <w:rPr>
           <w:lang w:val="hi_IN" w:bidi="hi_IN"/>
         </w:rPr>
-        <w:t>वंशज</w:t>
+        <w:t>अनन्त</w:t>
       </w:r>
       <w:r>
         <w:rPr>
@@ -4337,7 +7128,19 @@
         <w:rPr>
           <w:lang w:val="hi_IN" w:bidi="hi_IN"/>
         </w:rPr>
-        <w:t>जाति</w:t>
+        <w:t>मेम्ना</w:t>
+      </w:r>
+      <w:r>
+        <w:rPr>
+          <w:lang w:val="hi_IN" w:bidi="hi_IN"/>
+        </w:rPr>
+        <w:t xml:space="preserve">, जीवन, </w:t>
+      </w:r>
+      <w:r>
+        <w:rPr>
+          <w:lang w:val="hi_IN" w:bidi="hi_IN"/>
+        </w:rPr>
+        <w:t>बलिदान</w:t>
       </w:r>
       <w:r>
         <w:rPr>
@@ -4349,7 +7152,294 @@
         <w:rPr>
           <w:lang w:val="hi_IN" w:bidi="hi_IN"/>
         </w:rPr>
-        <w:t>गोत्र</w:t>
+        <w:t>पुस्तक (कुंडली-ग्रन्थ)</w:t>
+      </w:r>
+      <w:r>
+        <w:rPr>
+          <w:lang w:val="hi_IN" w:bidi="hi_IN"/>
+        </w:rPr>
+        <w:t>)</w:t>
+      </w:r>
+    </w:p>
+    <w:p>
+      <w:pPr>
+        <w:pStyle w:val="Heading3"/>
+      </w:pPr>
+      <w:r>
+        <w:rPr>
+          <w:lang w:val="hi_IN" w:bidi="hi_IN"/>
+        </w:rPr>
+        <w:t>बाइबल सन्दर्भ:</w:t>
+      </w:r>
+    </w:p>
+    <w:p>
+      <w:pPr>
+        <w:pStyle w:val="ListBullet"/>
+        <w:spacing w:line="240" w:lineRule="auto"/>
+        <w:ind w:left="720"/>
+      </w:pPr>
+      <w:r>
+        <w:rPr>
+          <w:lang w:val="hi_IN" w:bidi="hi_IN"/>
+        </w:rPr>
+      </w:r>
+      <w:r>
+        <w:rPr>
+          <w:lang w:val="hi_IN" w:bidi="hi_IN"/>
+        </w:rPr>
+        <w:t>फिलिप्पियों 4:3</w:t>
+      </w:r>
+    </w:p>
+    <w:p>
+      <w:pPr>
+        <w:pStyle w:val="ListBullet"/>
+        <w:spacing w:line="240" w:lineRule="auto"/>
+        <w:ind w:left="720"/>
+      </w:pPr>
+      <w:r>
+        <w:rPr>
+          <w:lang w:val="hi_IN" w:bidi="hi_IN"/>
+        </w:rPr>
+      </w:r>
+      <w:r>
+        <w:rPr>
+          <w:lang w:val="hi_IN" w:bidi="hi_IN"/>
+        </w:rPr>
+        <w:t>भजन संहिता 69:28–29</w:t>
+      </w:r>
+    </w:p>
+    <w:p>
+      <w:pPr>
+        <w:pStyle w:val="ListBullet"/>
+        <w:spacing w:line="240" w:lineRule="auto"/>
+        <w:ind w:left="720"/>
+      </w:pPr>
+      <w:r>
+        <w:rPr>
+          <w:lang w:val="hi_IN" w:bidi="hi_IN"/>
+        </w:rPr>
+      </w:r>
+      <w:r>
+        <w:rPr>
+          <w:lang w:val="hi_IN" w:bidi="hi_IN"/>
+        </w:rPr>
+        <w:t>प्रकाशितवाक्य 3:5–6</w:t>
+      </w:r>
+    </w:p>
+    <w:p>
+      <w:pPr>
+        <w:pStyle w:val="ListBullet"/>
+        <w:spacing w:line="240" w:lineRule="auto"/>
+        <w:ind w:left="720"/>
+      </w:pPr>
+      <w:r>
+        <w:rPr>
+          <w:lang w:val="hi_IN" w:bidi="hi_IN"/>
+        </w:rPr>
+      </w:r>
+      <w:r>
+        <w:rPr>
+          <w:lang w:val="hi_IN" w:bidi="hi_IN"/>
+        </w:rPr>
+        <w:t>प्रकाशितवाक्य 20:11–12</w:t>
+      </w:r>
+    </w:p>
+    <w:p>
+      <w:pPr>
+        <w:pStyle w:val="Heading3"/>
+      </w:pPr>
+      <w:r>
+        <w:rPr>
+          <w:lang w:val="hi_IN" w:bidi="hi_IN"/>
+        </w:rPr>
+        <w:t>शब्द तथ्य:</w:t>
+      </w:r>
+    </w:p>
+    <w:p>
+      <w:pPr>
+        <w:pStyle w:val="ListBullet"/>
+        <w:spacing w:line="240" w:lineRule="auto"/>
+        <w:ind w:left="720"/>
+      </w:pPr>
+      <w:r>
+        <w:rPr>
+          <w:lang w:val="hi_IN" w:bidi="hi_IN"/>
+        </w:rPr>
+      </w:r>
+      <w:r>
+        <w:rPr>
+          <w:lang w:val="hi_IN" w:bidi="hi_IN"/>
+        </w:rPr>
+        <w:t>स्ट्रोंग्स: H2416, H5612, G09760, G22220</w:t>
+      </w:r>
+      <w:r>
+        <w:rPr>
+          <w:lang w:val="hi_IN" w:bidi="hi_IN"/>
+        </w:rPr>
+      </w:r>
+      <w:r>
+        <w:rPr>
+          <w:lang w:val="hi_IN" w:bidi="hi_IN"/>
+        </w:rPr>
+      </w:r>
+    </w:p>
+    <w:p>
+      <w:pPr/>
+      <w:r>
+        <w:rPr>
+          <w:lang w:val="hi_IN" w:bidi="hi_IN"/>
+        </w:rPr>
+      </w:r>
+    </w:p>
+    <w:p>
+      <w:pPr>
+        <w:pStyle w:val="Heading2"/>
+      </w:pPr>
+      <w:r>
+        <w:rPr>
+          <w:lang w:val="hi_IN" w:bidi="hi_IN"/>
+        </w:rPr>
+        <w:t>जूआ</w:t>
+      </w:r>
+      <w:r>
+        <w:rPr>
+          <w:lang w:val="hi_IN" w:bidi="hi_IN"/>
+        </w:rPr>
+      </w:r>
+    </w:p>
+    <w:p>
+      <w:pPr>
+        <w:pStyle w:val="Heading3"/>
+      </w:pPr>
+      <w:r>
+        <w:rPr>
+          <w:lang w:val="hi_IN" w:bidi="hi_IN"/>
+        </w:rPr>
+        <w:t>परिभाषा:</w:t>
+      </w:r>
+    </w:p>
+    <w:p>
+      <w:pPr/>
+      <w:r>
+        <w:rPr>
+          <w:lang w:val="hi_IN" w:bidi="hi_IN"/>
+        </w:rPr>
+      </w:r>
+      <w:r>
+        <w:rPr>
+          <w:lang w:val="hi_IN" w:bidi="hi_IN"/>
+        </w:rPr>
+        <w:t>जूआ लकड़ी या लोहे का होता है जिसमें दो या अधिक पशु जोते जाते हैं कि हल चलाएं या गाड़ी खीचें। इसके अनेक प्रतीकात्मक अर्थ हैं।</w:t>
+      </w:r>
+    </w:p>
+    <w:p>
+      <w:pPr>
+        <w:pStyle w:val="ListBullet"/>
+        <w:spacing w:line="240" w:lineRule="auto"/>
+        <w:ind w:left="720"/>
+      </w:pPr>
+      <w:r>
+        <w:rPr>
+          <w:lang w:val="hi_IN" w:bidi="hi_IN"/>
+        </w:rPr>
+      </w:r>
+      <w:r>
+        <w:rPr>
+          <w:lang w:val="hi_IN" w:bidi="hi_IN"/>
+        </w:rPr>
+        <w:t>शब्द "जूआ" का प्रयोग प्रतीकात्मक रूप से उस बात के लिए किया जाता है, जो मनुष्य को एक साथ काम करने के उद्देश्य से सहकारी करती है जैसे कि यीशु की सेवा करने के लिए।</w:t>
+      </w:r>
+    </w:p>
+    <w:p>
+      <w:pPr>
+        <w:pStyle w:val="ListBullet"/>
+        <w:spacing w:line="240" w:lineRule="auto"/>
+        <w:ind w:left="720"/>
+      </w:pPr>
+      <w:r>
+        <w:rPr>
+          <w:lang w:val="hi_IN" w:bidi="hi_IN"/>
+        </w:rPr>
+      </w:r>
+      <w:r>
+        <w:rPr>
+          <w:lang w:val="hi_IN" w:bidi="hi_IN"/>
+        </w:rPr>
+        <w:t>पौलुस ने किसी ऐसे व्यक्ति का उल्लेख करने के लिए "सहकर्मी" शब्द का इस्तेमाल किया जो मसीह की सेवा कर रहा था। इसका अनुवाद “साथी कार्यकर्ता” या “साथी सेवक” या “सहकर्मी” भी हो सकता है।</w:t>
+      </w:r>
+    </w:p>
+    <w:p>
+      <w:pPr>
+        <w:pStyle w:val="ListBullet"/>
+        <w:spacing w:line="240" w:lineRule="auto"/>
+        <w:ind w:left="720"/>
+      </w:pPr>
+      <w:r>
+        <w:rPr>
+          <w:lang w:val="hi_IN" w:bidi="hi_IN"/>
+        </w:rPr>
+      </w:r>
+      <w:r>
+        <w:rPr>
+          <w:lang w:val="hi_IN" w:bidi="hi_IN"/>
+        </w:rPr>
+        <w:t>शब्द "जूआ" का प्रयोग अक्सर एक भारी बोझ का उल्लेख करने के लिए किया जाता है, जिसे किसी को उठा कर ले जाना पड़ता है, जैसे दासत्व या उत्पीड़न के समय शोषण किया जाता है।</w:t>
+      </w:r>
+    </w:p>
+    <w:p>
+      <w:pPr>
+        <w:pStyle w:val="ListBullet"/>
+        <w:spacing w:line="240" w:lineRule="auto"/>
+        <w:ind w:left="720"/>
+      </w:pPr>
+      <w:r>
+        <w:rPr>
+          <w:lang w:val="hi_IN" w:bidi="hi_IN"/>
+        </w:rPr>
+      </w:r>
+      <w:r>
+        <w:rPr>
+          <w:lang w:val="hi_IN" w:bidi="hi_IN"/>
+        </w:rPr>
+        <w:t>अधिकाँश प्रकरणों में इसका अनुवाद ज्यों का त्यों ही हो तो अच्छा होगा, लक्षित भाषा में खेती के लिए जो जूआ काम में आता है वही शब्द काम में लिया जाए।</w:t>
+      </w:r>
+    </w:p>
+    <w:p>
+      <w:pPr>
+        <w:pStyle w:val="ListBullet"/>
+        <w:spacing w:line="240" w:lineRule="auto"/>
+        <w:ind w:left="720"/>
+      </w:pPr>
+      <w:r>
+        <w:rPr>
+          <w:lang w:val="hi_IN" w:bidi="hi_IN"/>
+        </w:rPr>
+      </w:r>
+      <w:r>
+        <w:rPr>
+          <w:lang w:val="hi_IN" w:bidi="hi_IN"/>
+        </w:rPr>
+        <w:t>इस शब्द के प्रतीकात्मक उपयोगों का अनुवाद सन्दर्भ के आधार पर हो सकता है, “दमनकारी बोझ” या “भारी बोझ” या “बंधन”।</w:t>
+      </w:r>
+    </w:p>
+    <w:p>
+      <w:pPr/>
+      <w:r>
+        <w:rPr>
+          <w:lang w:val="hi_IN" w:bidi="hi_IN"/>
+        </w:rPr>
+      </w:r>
+      <w:r>
+        <w:rPr>
+          <w:lang w:val="hi_IN" w:bidi="hi_IN"/>
+        </w:rPr>
+        <w:t xml:space="preserve">(यह भी देखें: </w:t>
+      </w:r>
+      <w:r>
+        <w:rPr>
+          <w:lang w:val="hi_IN" w:bidi="hi_IN"/>
+        </w:rPr>
+        <w:t>बांधना</w:t>
       </w:r>
       <w:r>
         <w:rPr>
@@ -4361,3199 +7451,13 @@
         <w:rPr>
           <w:lang w:val="hi_IN" w:bidi="hi_IN"/>
         </w:rPr>
-        <w:t>संसार</w:t>
-      </w:r>
-      <w:r>
-        <w:rPr>
-          <w:lang w:val="hi_IN" w:bidi="hi_IN"/>
-        </w:rPr>
-        <w:t>)</w:t>
-      </w:r>
-    </w:p>
-    <w:p>
-      <w:pPr>
-        <w:pStyle w:val="Heading3"/>
-      </w:pPr>
-      <w:r>
-        <w:rPr>
-          <w:lang w:val="hi_IN" w:bidi="hi_IN"/>
-        </w:rPr>
-        <w:t>बाइबल सन्दर्भ:</w:t>
-      </w:r>
-    </w:p>
-    <w:p>
-      <w:pPr>
-        <w:pStyle w:val="ListBullet"/>
-        <w:spacing w:line="240" w:lineRule="auto"/>
-        <w:ind w:left="720"/>
-      </w:pPr>
-      <w:r>
-        <w:rPr>
-          <w:lang w:val="hi_IN" w:bidi="hi_IN"/>
-        </w:rPr>
-      </w:r>
-      <w:r>
-        <w:rPr>
-          <w:lang w:val="hi_IN" w:bidi="hi_IN"/>
-        </w:rPr>
-        <w:t>1 राजा 08:51–53</w:t>
-      </w:r>
-    </w:p>
-    <w:p>
-      <w:pPr>
-        <w:pStyle w:val="ListBullet"/>
-        <w:spacing w:line="240" w:lineRule="auto"/>
-        <w:ind w:left="720"/>
-      </w:pPr>
-      <w:r>
-        <w:rPr>
-          <w:lang w:val="hi_IN" w:bidi="hi_IN"/>
-        </w:rPr>
-      </w:r>
-      <w:r>
-        <w:rPr>
-          <w:lang w:val="hi_IN" w:bidi="hi_IN"/>
-        </w:rPr>
-        <w:t>1 शमूएल 08:6–7</w:t>
-      </w:r>
-    </w:p>
-    <w:p>
-      <w:pPr>
-        <w:pStyle w:val="ListBullet"/>
-        <w:spacing w:line="240" w:lineRule="auto"/>
-        <w:ind w:left="720"/>
-      </w:pPr>
-      <w:r>
-        <w:rPr>
-          <w:lang w:val="hi_IN" w:bidi="hi_IN"/>
-        </w:rPr>
-      </w:r>
-      <w:r>
-        <w:rPr>
-          <w:lang w:val="hi_IN" w:bidi="hi_IN"/>
-        </w:rPr>
-        <w:t>व्यवस्थाविवरण 28:9–10</w:t>
-      </w:r>
-    </w:p>
-    <w:p>
-      <w:pPr>
-        <w:pStyle w:val="ListBullet"/>
-        <w:spacing w:line="240" w:lineRule="auto"/>
-        <w:ind w:left="720"/>
-      </w:pPr>
-      <w:r>
-        <w:rPr>
-          <w:lang w:val="hi_IN" w:bidi="hi_IN"/>
-        </w:rPr>
-      </w:r>
-      <w:r>
-        <w:rPr>
-          <w:lang w:val="hi_IN" w:bidi="hi_IN"/>
-        </w:rPr>
-        <w:t>उत्पत्ति 49:16–18</w:t>
-      </w:r>
-    </w:p>
-    <w:p>
-      <w:pPr>
-        <w:pStyle w:val="ListBullet"/>
-        <w:spacing w:line="240" w:lineRule="auto"/>
-        <w:ind w:left="720"/>
-      </w:pPr>
-      <w:r>
-        <w:rPr>
-          <w:lang w:val="hi_IN" w:bidi="hi_IN"/>
-        </w:rPr>
-      </w:r>
-      <w:r>
-        <w:rPr>
-          <w:lang w:val="hi_IN" w:bidi="hi_IN"/>
-        </w:rPr>
-        <w:t>रूत 01:16–18</w:t>
-      </w:r>
-    </w:p>
-    <w:p>
-      <w:pPr>
-        <w:pStyle w:val="Heading3"/>
-      </w:pPr>
-      <w:r>
-        <w:rPr>
-          <w:lang w:val="hi_IN" w:bidi="hi_IN"/>
-        </w:rPr>
-        <w:t>बाइबल कहानियों से उदाहरण:</w:t>
-      </w:r>
-    </w:p>
-    <w:p>
-      <w:pPr>
-        <w:pStyle w:val="ListBullet"/>
-        <w:spacing w:line="240" w:lineRule="auto"/>
-        <w:ind w:left="720"/>
-      </w:pPr>
-      <w:r>
-        <w:rPr>
-          <w:lang w:val="hi_IN" w:bidi="hi_IN"/>
-        </w:rPr>
-      </w:r>
-      <w:r>
-        <w:rPr>
-          <w:b/>
-          <w:lang w:val="hi_IN" w:bidi="hi_IN"/>
-        </w:rPr>
-        <w:t>14:02</w:t>
-      </w:r>
-      <w:r>
-        <w:rPr>
-          <w:lang w:val="hi_IN" w:bidi="hi_IN"/>
-        </w:rPr>
-        <w:t xml:space="preserve"> परमेश्वर ने जो वाचा अब्राहम, इसहाक और याकूब से बाँधी थी, कि वह वाचा की भूमि उनके वंशज को देंगा, परन्तु अब वहाँ बहुत से </w:t>
-      </w:r>
-      <w:r>
-        <w:rPr>
-          <w:b/>
-          <w:lang w:val="hi_IN" w:bidi="hi_IN"/>
-        </w:rPr>
-        <w:t>लोगों के समूह</w:t>
-      </w:r>
-      <w:r>
-        <w:rPr>
-          <w:lang w:val="hi_IN" w:bidi="hi_IN"/>
-        </w:rPr>
-        <w:t xml:space="preserve"> रहते हैं |</w:t>
-      </w:r>
-    </w:p>
-    <w:p>
-      <w:pPr>
-        <w:pStyle w:val="ListBullet"/>
-        <w:spacing w:line="240" w:lineRule="auto"/>
-        <w:ind w:left="720"/>
-      </w:pPr>
-      <w:r>
-        <w:rPr>
-          <w:lang w:val="hi_IN" w:bidi="hi_IN"/>
-        </w:rPr>
-      </w:r>
-      <w:r>
-        <w:rPr>
-          <w:b/>
-          <w:lang w:val="hi_IN" w:bidi="hi_IN"/>
-        </w:rPr>
-        <w:t>21:02</w:t>
-      </w:r>
-      <w:r>
-        <w:rPr>
-          <w:lang w:val="hi_IN" w:bidi="hi_IN"/>
-        </w:rPr>
-        <w:t xml:space="preserve"> परमेश्वर ने अब्राहम से वाचा बाँधी कि भूमंडल के सारे </w:t>
-      </w:r>
-      <w:r>
-        <w:rPr>
-          <w:b/>
-          <w:lang w:val="hi_IN" w:bidi="hi_IN"/>
-        </w:rPr>
-        <w:t>कुल</w:t>
-      </w:r>
-      <w:r>
-        <w:rPr>
-          <w:lang w:val="hi_IN" w:bidi="hi_IN"/>
-        </w:rPr>
-        <w:t xml:space="preserve"> तेरे द्वारा आशीष पाएँगे | यह आशीष तब पूरी होगी जब मसीह भविष्य में आयेगा | यह अनुग्रह आने वाला मसीह है जो एक दिन हर </w:t>
-      </w:r>
-      <w:r>
-        <w:rPr>
-          <w:b/>
-          <w:lang w:val="hi_IN" w:bidi="hi_IN"/>
-        </w:rPr>
-        <w:t>समूह के लोगों</w:t>
-      </w:r>
-      <w:r>
-        <w:rPr>
-          <w:lang w:val="hi_IN" w:bidi="hi_IN"/>
-        </w:rPr>
-        <w:t xml:space="preserve"> के लिए उद्धार का मार्ग प्रदान करेगा |</w:t>
-      </w:r>
-    </w:p>
-    <w:p>
-      <w:pPr>
-        <w:pStyle w:val="ListBullet"/>
-        <w:spacing w:line="240" w:lineRule="auto"/>
-        <w:ind w:left="720"/>
-      </w:pPr>
-      <w:r>
-        <w:rPr>
-          <w:lang w:val="hi_IN" w:bidi="hi_IN"/>
-        </w:rPr>
-      </w:r>
-      <w:r>
-        <w:rPr>
-          <w:b/>
-          <w:lang w:val="hi_IN" w:bidi="hi_IN"/>
-        </w:rPr>
-        <w:t>42:08</w:t>
-      </w:r>
-      <w:r>
-        <w:rPr>
-          <w:lang w:val="hi_IN" w:bidi="hi_IN"/>
-        </w:rPr>
-        <w:t xml:space="preserve"> “पवित्रशास्त्र में यह भी लिखा था कि मेरे चेले प्रचार करेंगे कि हर एक को पापों की क्षमा प्राप्त करने के लिये पश्चाताप करना चाहिए। वे यरूशलेम से इसकी शुरुआत करेंगे और हर जगह सब </w:t>
-      </w:r>
-      <w:r>
-        <w:rPr>
-          <w:b/>
-          <w:lang w:val="hi_IN" w:bidi="hi_IN"/>
-        </w:rPr>
-        <w:t>जातियों</w:t>
-      </w:r>
-      <w:r>
-        <w:rPr>
-          <w:lang w:val="hi_IN" w:bidi="hi_IN"/>
-        </w:rPr>
-        <w:t xml:space="preserve"> में जायेंगे, तुम इन सब बातों के गवाह हो।”</w:t>
-      </w:r>
-    </w:p>
-    <w:p>
-      <w:pPr>
-        <w:pStyle w:val="ListBullet"/>
-        <w:spacing w:line="240" w:lineRule="auto"/>
-        <w:ind w:left="720"/>
-      </w:pPr>
-      <w:r>
-        <w:rPr>
-          <w:lang w:val="hi_IN" w:bidi="hi_IN"/>
-        </w:rPr>
-      </w:r>
-      <w:r>
-        <w:rPr>
-          <w:b/>
-          <w:lang w:val="hi_IN" w:bidi="hi_IN"/>
-        </w:rPr>
-        <w:t>42:10</w:t>
-      </w:r>
-      <w:r>
-        <w:rPr>
-          <w:lang w:val="hi_IN" w:bidi="hi_IN"/>
-        </w:rPr>
-        <w:t xml:space="preserve"> इसलिये तुम जाओ, सब </w:t>
-      </w:r>
-      <w:r>
-        <w:rPr>
-          <w:b/>
-          <w:lang w:val="hi_IN" w:bidi="hi_IN"/>
-        </w:rPr>
-        <w:t>जातियों के लोगों</w:t>
-      </w:r>
-      <w:r>
-        <w:rPr>
-          <w:lang w:val="hi_IN" w:bidi="hi_IN"/>
-        </w:rPr>
-        <w:t xml:space="preserve"> को चेला बनाओ और उन्हें पिता, और पुत्र, और पवित्र आत्मा के नाम से बपतिस्मा दो, और उन्हें सब बातें जो मैं ने तुम्हें आज्ञा दी है, मानना सिखाओ। "</w:t>
-      </w:r>
-    </w:p>
-    <w:p>
-      <w:pPr>
-        <w:pStyle w:val="ListBullet"/>
-        <w:spacing w:line="240" w:lineRule="auto"/>
-        <w:ind w:left="720"/>
-      </w:pPr>
-      <w:r>
-        <w:rPr>
-          <w:lang w:val="hi_IN" w:bidi="hi_IN"/>
-        </w:rPr>
-      </w:r>
-      <w:r>
-        <w:rPr>
-          <w:b/>
-          <w:lang w:val="hi_IN" w:bidi="hi_IN"/>
-        </w:rPr>
-        <w:t>48:11</w:t>
-      </w:r>
-      <w:r>
-        <w:rPr>
-          <w:lang w:val="hi_IN" w:bidi="hi_IN"/>
-        </w:rPr>
-        <w:t xml:space="preserve"> क्योंकि इस नई वाचा के जरिये किसी भी </w:t>
-      </w:r>
-      <w:r>
-        <w:rPr>
-          <w:b/>
-          <w:lang w:val="hi_IN" w:bidi="hi_IN"/>
-        </w:rPr>
-        <w:t>जाती</w:t>
-      </w:r>
-      <w:r>
-        <w:rPr>
-          <w:lang w:val="hi_IN" w:bidi="hi_IN"/>
-        </w:rPr>
-        <w:t xml:space="preserve"> का कोई भी व्यक्ति परमेश्वर के चुने हुए लोगों में यीशु पर विश्वास करने के द्वारा शामिल हो सकता है।</w:t>
-      </w:r>
-    </w:p>
-    <w:p>
-      <w:pPr>
-        <w:pStyle w:val="ListBullet"/>
-        <w:spacing w:line="240" w:lineRule="auto"/>
-        <w:ind w:left="720"/>
-      </w:pPr>
-      <w:r>
-        <w:rPr>
-          <w:lang w:val="hi_IN" w:bidi="hi_IN"/>
-        </w:rPr>
-      </w:r>
-      <w:r>
-        <w:rPr>
-          <w:b/>
-          <w:lang w:val="hi_IN" w:bidi="hi_IN"/>
-        </w:rPr>
-        <w:t>50:03</w:t>
-      </w:r>
-      <w:r>
-        <w:rPr>
-          <w:lang w:val="hi_IN" w:bidi="hi_IN"/>
-        </w:rPr>
-        <w:t xml:space="preserve"> उसने कहा, “जाओ और सारे </w:t>
-      </w:r>
-      <w:r>
-        <w:rPr>
-          <w:b/>
-          <w:lang w:val="hi_IN" w:bidi="hi_IN"/>
-        </w:rPr>
-        <w:t>जनसमूह के लोगों</w:t>
-      </w:r>
-      <w:r>
-        <w:rPr>
-          <w:lang w:val="hi_IN" w:bidi="hi_IN"/>
-        </w:rPr>
-        <w:t xml:space="preserve"> को चेला बनाओ!” और, "खेत कटनी के लिए पके खड़े हैं!"</w:t>
-      </w:r>
-    </w:p>
-    <w:p>
-      <w:pPr>
-        <w:pStyle w:val="Heading3"/>
-      </w:pPr>
-      <w:r>
-        <w:rPr>
-          <w:lang w:val="hi_IN" w:bidi="hi_IN"/>
-        </w:rPr>
-        <w:t>शब्द तथ्य:</w:t>
-      </w:r>
-    </w:p>
-    <w:p>
-      <w:pPr>
-        <w:pStyle w:val="ListBullet"/>
-        <w:spacing w:line="240" w:lineRule="auto"/>
-        <w:ind w:left="720"/>
-      </w:pPr>
-      <w:r>
-        <w:rPr>
-          <w:lang w:val="hi_IN" w:bidi="hi_IN"/>
-        </w:rPr>
-      </w:r>
-      <w:r>
-        <w:rPr>
-          <w:lang w:val="hi_IN" w:bidi="hi_IN"/>
-        </w:rPr>
-        <w:t>Strong's: H249, H523, H524, H776, H1121, H1471, H3816, H5712, H5971, H5972, H6153, G246, G1074, G1085, G1218, G1484, G2560, G2992, G3793</w:t>
-      </w:r>
-      <w:r>
-        <w:rPr>
-          <w:lang w:val="hi_IN" w:bidi="hi_IN"/>
-        </w:rPr>
-      </w:r>
-      <w:r>
-        <w:rPr>
-          <w:lang w:val="hi_IN" w:bidi="hi_IN"/>
-        </w:rPr>
-      </w:r>
-    </w:p>
-    <w:p>
-      <w:pPr/>
-      <w:r>
-        <w:rPr>
-          <w:lang w:val="hi_IN" w:bidi="hi_IN"/>
-        </w:rPr>
-      </w:r>
-    </w:p>
-    <w:p>
-      <w:pPr>
-        <w:pStyle w:val="Heading2"/>
-      </w:pPr>
-      <w:r>
-        <w:rPr>
-          <w:lang w:val="hi_IN" w:bidi="hi_IN"/>
-        </w:rPr>
-        <w:t>जादू</w:t>
-      </w:r>
-      <w:r>
-        <w:rPr>
-          <w:lang w:val="hi_IN" w:bidi="hi_IN"/>
-        </w:rPr>
-      </w:r>
-    </w:p>
-    <w:p>
-      <w:pPr>
-        <w:pStyle w:val="Heading3"/>
-      </w:pPr>
-      <w:r>
-        <w:rPr>
-          <w:lang w:val="hi_IN" w:bidi="hi_IN"/>
-        </w:rPr>
-        <w:t>परिभाषा:</w:t>
-      </w:r>
-    </w:p>
-    <w:p>
-      <w:pPr/>
-      <w:r>
-        <w:rPr>
-          <w:lang w:val="hi_IN" w:bidi="hi_IN"/>
-        </w:rPr>
-      </w:r>
-      <w:r>
-        <w:rPr>
-          <w:lang w:val="hi_IN" w:bidi="hi_IN"/>
-        </w:rPr>
-        <w:t>“जादू” शब्द अलौकिक शक्ति को काम में लेना है जो परमेश्वर से नहीं आती है। “तांत्रिक” वह मनुष्य है जो जादू करता है।</w:t>
-      </w:r>
-    </w:p>
-    <w:p>
-      <w:pPr>
-        <w:pStyle w:val="ListBullet"/>
-        <w:spacing w:line="240" w:lineRule="auto"/>
-        <w:ind w:left="720"/>
-      </w:pPr>
-      <w:r>
-        <w:rPr>
-          <w:lang w:val="hi_IN" w:bidi="hi_IN"/>
-        </w:rPr>
-      </w:r>
-      <w:r>
-        <w:rPr>
-          <w:lang w:val="hi_IN" w:bidi="hi_IN"/>
-        </w:rPr>
-        <w:t>मिस्र देश में परमेश्वर ने मूसा के माध्यम से जब अद्भुत कार्य किए थे तब मिस्र के राजा फिरौन के जादूगरों ने भी वैसे ही कुछ जादू किए परन्तु वे परमेश्वर के सामर्थ्य से नहीं थे।</w:t>
-      </w:r>
-    </w:p>
-    <w:p>
-      <w:pPr>
-        <w:pStyle w:val="ListBullet"/>
-        <w:spacing w:line="240" w:lineRule="auto"/>
-        <w:ind w:left="720"/>
-      </w:pPr>
-      <w:r>
-        <w:rPr>
-          <w:lang w:val="hi_IN" w:bidi="hi_IN"/>
-        </w:rPr>
-      </w:r>
-      <w:r>
-        <w:rPr>
-          <w:lang w:val="hi_IN" w:bidi="hi_IN"/>
-        </w:rPr>
-        <w:t>जादू में मंत्रोच्चारण और जादू-टोना होता है ताकि अलौकिक घटना घटे।</w:t>
-      </w:r>
-    </w:p>
-    <w:p>
-      <w:pPr>
-        <w:pStyle w:val="ListBullet"/>
-        <w:spacing w:line="240" w:lineRule="auto"/>
-        <w:ind w:left="720"/>
-      </w:pPr>
-      <w:r>
-        <w:rPr>
-          <w:lang w:val="hi_IN" w:bidi="hi_IN"/>
-        </w:rPr>
-      </w:r>
-      <w:r>
-        <w:rPr>
-          <w:lang w:val="hi_IN" w:bidi="hi_IN"/>
-        </w:rPr>
-        <w:t>परमेश्वर ने अपनी प्रजा को ऐसा जादू-टोना करना वर्जित किया था।</w:t>
-      </w:r>
-    </w:p>
-    <w:p>
-      <w:pPr>
-        <w:pStyle w:val="ListBullet"/>
-        <w:spacing w:line="240" w:lineRule="auto"/>
-        <w:ind w:left="720"/>
-      </w:pPr>
-      <w:r>
-        <w:rPr>
-          <w:lang w:val="hi_IN" w:bidi="hi_IN"/>
-        </w:rPr>
-      </w:r>
-      <w:r>
-        <w:rPr>
-          <w:lang w:val="hi_IN" w:bidi="hi_IN"/>
-        </w:rPr>
-        <w:t>जादू-टोना करने वाला एक प्रकार का जादूगर है जो अक्सर जादू के द्वारा दूसरों को नुकसान पहुचाता है।</w:t>
-      </w:r>
-    </w:p>
-    <w:p>
-      <w:pPr/>
-      <w:r>
-        <w:rPr>
-          <w:lang w:val="hi_IN" w:bidi="hi_IN"/>
-        </w:rPr>
-      </w:r>
-      <w:r>
-        <w:rPr>
-          <w:lang w:val="hi_IN" w:bidi="hi_IN"/>
-        </w:rPr>
-        <w:t xml:space="preserve">(यह भी देखें: </w:t>
-      </w:r>
-      <w:r>
-        <w:rPr>
-          <w:lang w:val="hi_IN" w:bidi="hi_IN"/>
-        </w:rPr>
-        <w:t>भूत-सिद्धी</w:t>
-      </w:r>
-      <w:r>
-        <w:rPr>
-          <w:lang w:val="hi_IN" w:bidi="hi_IN"/>
-        </w:rPr>
-        <w:t xml:space="preserve">, </w:t>
-      </w:r>
-      <w:r>
-        <w:rPr>
-          <w:lang w:val="hi_IN" w:bidi="hi_IN"/>
-        </w:rPr>
-        <w:t>मिस्र</w:t>
-      </w:r>
-      <w:r>
-        <w:rPr>
-          <w:lang w:val="hi_IN" w:bidi="hi_IN"/>
-        </w:rPr>
-        <w:t xml:space="preserve">, </w:t>
-      </w:r>
-      <w:r>
-        <w:rPr>
-          <w:lang w:val="hi_IN" w:bidi="hi_IN"/>
-        </w:rPr>
-        <w:t>फ़िरौन</w:t>
-      </w:r>
-      <w:r>
-        <w:rPr>
-          <w:lang w:val="hi_IN" w:bidi="hi_IN"/>
-        </w:rPr>
-        <w:t xml:space="preserve">, </w:t>
-      </w:r>
-      <w:r>
-        <w:rPr>
-          <w:lang w:val="hi_IN" w:bidi="hi_IN"/>
-        </w:rPr>
-        <w:t>सामर्थ्य</w:t>
-      </w:r>
-      <w:r>
-        <w:rPr>
-          <w:lang w:val="hi_IN" w:bidi="hi_IN"/>
-        </w:rPr>
-        <w:t xml:space="preserve">, </w:t>
-      </w:r>
-      <w:r>
-        <w:rPr>
-          <w:lang w:val="hi_IN" w:bidi="hi_IN"/>
-        </w:rPr>
-        <w:t>टोना</w:t>
-      </w:r>
-      <w:r>
-        <w:rPr>
-          <w:lang w:val="hi_IN" w:bidi="hi_IN"/>
-        </w:rPr>
-        <w:t>)</w:t>
-      </w:r>
-    </w:p>
-    <w:p>
-      <w:pPr>
-        <w:pStyle w:val="Heading3"/>
-      </w:pPr>
-      <w:r>
-        <w:rPr>
-          <w:lang w:val="hi_IN" w:bidi="hi_IN"/>
-        </w:rPr>
-        <w:t>बाइबल सन्दर्भ:</w:t>
-      </w:r>
-    </w:p>
-    <w:p>
-      <w:pPr>
-        <w:pStyle w:val="ListBullet"/>
-        <w:spacing w:line="240" w:lineRule="auto"/>
-        <w:ind w:left="720"/>
-      </w:pPr>
-      <w:r>
-        <w:rPr>
-          <w:lang w:val="hi_IN" w:bidi="hi_IN"/>
-        </w:rPr>
-      </w:r>
-      <w:r>
-        <w:rPr>
-          <w:lang w:val="hi_IN" w:bidi="hi_IN"/>
-        </w:rPr>
-        <w:t>उत्पत्ति 41:7–8</w:t>
-      </w:r>
-    </w:p>
-    <w:p>
-      <w:pPr>
-        <w:pStyle w:val="ListBullet"/>
-        <w:spacing w:line="240" w:lineRule="auto"/>
-        <w:ind w:left="720"/>
-      </w:pPr>
-      <w:r>
-        <w:rPr>
-          <w:lang w:val="hi_IN" w:bidi="hi_IN"/>
-        </w:rPr>
-      </w:r>
-      <w:r>
-        <w:rPr>
-          <w:lang w:val="hi_IN" w:bidi="hi_IN"/>
-        </w:rPr>
-        <w:t>उत्पत्ति 41:22–24</w:t>
-      </w:r>
-    </w:p>
-    <w:p>
-      <w:pPr>
-        <w:pStyle w:val="ListBullet"/>
-        <w:spacing w:line="240" w:lineRule="auto"/>
-        <w:ind w:left="720"/>
-      </w:pPr>
-      <w:r>
-        <w:rPr>
-          <w:lang w:val="hi_IN" w:bidi="hi_IN"/>
-        </w:rPr>
-      </w:r>
-      <w:r>
-        <w:rPr>
-          <w:lang w:val="hi_IN" w:bidi="hi_IN"/>
-        </w:rPr>
-        <w:t>उत्पत्ति 44:3–5</w:t>
-      </w:r>
-    </w:p>
-    <w:p>
-      <w:pPr>
-        <w:pStyle w:val="ListBullet"/>
-        <w:spacing w:line="240" w:lineRule="auto"/>
-        <w:ind w:left="720"/>
-      </w:pPr>
-      <w:r>
-        <w:rPr>
-          <w:lang w:val="hi_IN" w:bidi="hi_IN"/>
-        </w:rPr>
-      </w:r>
-      <w:r>
-        <w:rPr>
-          <w:lang w:val="hi_IN" w:bidi="hi_IN"/>
-        </w:rPr>
-        <w:t>उत्पत्ति 44:14–15</w:t>
-      </w:r>
-    </w:p>
-    <w:p>
-      <w:pPr>
-        <w:pStyle w:val="Heading3"/>
-      </w:pPr>
-      <w:r>
-        <w:rPr>
-          <w:lang w:val="hi_IN" w:bidi="hi_IN"/>
-        </w:rPr>
-        <w:t>शब्द तथ्य:</w:t>
-      </w:r>
-    </w:p>
-    <w:p>
-      <w:pPr>
-        <w:pStyle w:val="ListBullet"/>
-        <w:spacing w:line="240" w:lineRule="auto"/>
-        <w:ind w:left="720"/>
-      </w:pPr>
-      <w:r>
-        <w:rPr>
-          <w:lang w:val="hi_IN" w:bidi="hi_IN"/>
-        </w:rPr>
-      </w:r>
-      <w:r>
-        <w:rPr>
-          <w:lang w:val="hi_IN" w:bidi="hi_IN"/>
-        </w:rPr>
-        <w:t>Strong's: H2748, H2749, H3049, G3097</w:t>
-      </w:r>
-      <w:r>
-        <w:rPr>
-          <w:lang w:val="hi_IN" w:bidi="hi_IN"/>
-        </w:rPr>
-      </w:r>
-      <w:r>
-        <w:rPr>
-          <w:lang w:val="hi_IN" w:bidi="hi_IN"/>
-        </w:rPr>
-      </w:r>
-    </w:p>
-    <w:p>
-      <w:pPr/>
-      <w:r>
-        <w:rPr>
-          <w:lang w:val="hi_IN" w:bidi="hi_IN"/>
-        </w:rPr>
-      </w:r>
-    </w:p>
-    <w:p>
-      <w:pPr>
-        <w:pStyle w:val="Heading2"/>
-      </w:pPr>
-      <w:r>
-        <w:rPr>
-          <w:lang w:val="hi_IN" w:bidi="hi_IN"/>
-        </w:rPr>
-        <w:t>जादूगर</w:t>
-      </w:r>
-      <w:r>
-        <w:rPr>
-          <w:lang w:val="hi_IN" w:bidi="hi_IN"/>
-        </w:rPr>
-      </w:r>
-    </w:p>
-    <w:p>
-      <w:pPr>
-        <w:pStyle w:val="Heading3"/>
-      </w:pPr>
-      <w:r>
-        <w:rPr>
-          <w:lang w:val="hi_IN" w:bidi="hi_IN"/>
-        </w:rPr>
-        <w:t>परिभाषा:</w:t>
-      </w:r>
-    </w:p>
-    <w:p>
-      <w:pPr/>
-      <w:r>
-        <w:rPr>
-          <w:lang w:val="hi_IN" w:bidi="hi_IN"/>
-        </w:rPr>
-      </w:r>
-      <w:r>
-        <w:rPr>
-          <w:lang w:val="hi_IN" w:bidi="hi_IN"/>
-        </w:rPr>
-        <w:t>“जादू-टोना” या “भूत-सिद्धी” का संदर्भ जादू से है जिसमें दुष्टात्मा की सहायता से सामर्थी कार्य किए जाते हैं। एक "जादूगर" ऐसा कोई है जो इन शक्तिशाली, जादुई चीज़ों को करता है।</w:t>
-      </w:r>
-    </w:p>
-    <w:p>
-      <w:pPr>
-        <w:pStyle w:val="ListBullet"/>
-        <w:spacing w:line="240" w:lineRule="auto"/>
-        <w:ind w:left="720"/>
-      </w:pPr>
-      <w:r>
-        <w:rPr>
-          <w:lang w:val="hi_IN" w:bidi="hi_IN"/>
-        </w:rPr>
-      </w:r>
-      <w:r>
-        <w:rPr>
-          <w:lang w:val="hi_IN" w:bidi="hi_IN"/>
-        </w:rPr>
-        <w:t>जादू-टोना और भूत-सिद्धी द्वारा अच्छे और बुरे दोनों काम किए जा सकते हैं जैसे रोग निवारण या किसी की हानि। जादू टोना किसी भी प्रकार का हो गलत ही है क्योंकि इसमें दुष्टात्माओं का कार्य होता है।</w:t>
-      </w:r>
-    </w:p>
-    <w:p>
-      <w:pPr>
-        <w:pStyle w:val="ListBullet"/>
-        <w:spacing w:line="240" w:lineRule="auto"/>
-        <w:ind w:left="720"/>
-      </w:pPr>
-      <w:r>
-        <w:rPr>
-          <w:lang w:val="hi_IN" w:bidi="hi_IN"/>
-        </w:rPr>
-      </w:r>
-      <w:r>
-        <w:rPr>
-          <w:lang w:val="hi_IN" w:bidi="hi_IN"/>
-        </w:rPr>
-        <w:t>बाइबल में जादू टोना को अन्य किसी भी प्रकार के गंभीर पाप जैसा माना गया है(जैसे व्यभिचार, मूर्तियों की पूजा, और बाल बलिदान) ।</w:t>
-      </w:r>
-    </w:p>
-    <w:p>
-      <w:pPr>
-        <w:pStyle w:val="ListBullet"/>
-        <w:spacing w:line="240" w:lineRule="auto"/>
-        <w:ind w:left="720"/>
-      </w:pPr>
-      <w:r>
-        <w:rPr>
-          <w:lang w:val="hi_IN" w:bidi="hi_IN"/>
-        </w:rPr>
-      </w:r>
-      <w:r>
-        <w:rPr>
-          <w:lang w:val="hi_IN" w:bidi="hi_IN"/>
-        </w:rPr>
-        <w:t>"जादू-टोना" और "भूत-सिद्धी" का अनुवाद “दुष्टात्मा की शक्ति” या “सम्मोहन करना” किया जा सकता है।</w:t>
-      </w:r>
-    </w:p>
-    <w:p>
-      <w:pPr>
-        <w:pStyle w:val="ListBullet"/>
-        <w:spacing w:line="240" w:lineRule="auto"/>
-        <w:ind w:left="720"/>
-      </w:pPr>
-      <w:r>
-        <w:rPr>
-          <w:lang w:val="hi_IN" w:bidi="hi_IN"/>
-        </w:rPr>
-      </w:r>
-      <w:r>
-        <w:rPr>
-          <w:lang w:val="hi_IN" w:bidi="hi_IN"/>
-        </w:rPr>
-        <w:t>"टोन्हों" का सम्भावित अनुवाद होगा "जादू करनेवाले" या "सम्मोहन करनेवाले" या "दुष्टात्मा की शक्ति से चमत्कार दिखानेवाले"।</w:t>
-      </w:r>
-    </w:p>
-    <w:p>
-      <w:pPr>
-        <w:pStyle w:val="ListBullet"/>
-        <w:spacing w:line="240" w:lineRule="auto"/>
-        <w:ind w:left="720"/>
-      </w:pPr>
-      <w:r>
-        <w:rPr>
-          <w:lang w:val="hi_IN" w:bidi="hi_IN"/>
-        </w:rPr>
-      </w:r>
-      <w:r>
-        <w:rPr>
-          <w:lang w:val="hi_IN" w:bidi="hi_IN"/>
-        </w:rPr>
-        <w:t>ध्यान दें कि "जादूगर" का अर्थ "भविष्यवाणी" से भिन्न है, जो कि आत्मिक संसार से संपर्क करने का प्रयास करता है।</w:t>
-      </w:r>
-    </w:p>
-    <w:p>
-      <w:pPr/>
-      <w:r>
-        <w:rPr>
-          <w:lang w:val="hi_IN" w:bidi="hi_IN"/>
-        </w:rPr>
-      </w:r>
-      <w:r>
-        <w:rPr>
-          <w:lang w:val="hi_IN" w:bidi="hi_IN"/>
-        </w:rPr>
-        <w:t xml:space="preserve">(यह भी देखें: </w:t>
-      </w:r>
-      <w:r>
-        <w:rPr>
-          <w:lang w:val="hi_IN" w:bidi="hi_IN"/>
-        </w:rPr>
-        <w:t>परस्त्रीगमन</w:t>
-      </w:r>
-      <w:r>
-        <w:rPr>
-          <w:lang w:val="hi_IN" w:bidi="hi_IN"/>
-        </w:rPr>
-        <w:t xml:space="preserve">, </w:t>
-      </w:r>
-      <w:r>
-        <w:rPr>
-          <w:lang w:val="hi_IN" w:bidi="hi_IN"/>
-        </w:rPr>
-        <w:t>दुष्टात्मा</w:t>
-      </w:r>
-      <w:r>
-        <w:rPr>
-          <w:lang w:val="hi_IN" w:bidi="hi_IN"/>
-        </w:rPr>
-        <w:t xml:space="preserve">, </w:t>
-      </w:r>
-      <w:r>
-        <w:rPr>
-          <w:lang w:val="hi_IN" w:bidi="hi_IN"/>
-        </w:rPr>
-        <w:t>भविष्य-कथन</w:t>
-      </w:r>
-      <w:r>
-        <w:rPr>
-          <w:lang w:val="hi_IN" w:bidi="hi_IN"/>
-        </w:rPr>
-        <w:t xml:space="preserve">, </w:t>
-      </w:r>
-      <w:r>
-        <w:rPr>
-          <w:lang w:val="hi_IN" w:bidi="hi_IN"/>
-        </w:rPr>
-        <w:t>मूर्ति</w:t>
-      </w:r>
-      <w:r>
-        <w:rPr>
-          <w:lang w:val="hi_IN" w:bidi="hi_IN"/>
-        </w:rPr>
-        <w:t xml:space="preserve">, </w:t>
-      </w:r>
-      <w:r>
-        <w:rPr>
-          <w:lang w:val="hi_IN" w:bidi="hi_IN"/>
-        </w:rPr>
-        <w:t>जादू</w:t>
-      </w:r>
-      <w:r>
-        <w:rPr>
-          <w:lang w:val="hi_IN" w:bidi="hi_IN"/>
-        </w:rPr>
-        <w:t xml:space="preserve">, </w:t>
-      </w:r>
-      <w:r>
-        <w:rPr>
-          <w:lang w:val="hi_IN" w:bidi="hi_IN"/>
-        </w:rPr>
-        <w:t>बलिदान</w:t>
-      </w:r>
-      <w:r>
-        <w:rPr>
-          <w:lang w:val="hi_IN" w:bidi="hi_IN"/>
-        </w:rPr>
-        <w:t xml:space="preserve">, </w:t>
-      </w:r>
-      <w:r>
-        <w:rPr>
-          <w:lang w:val="hi_IN" w:bidi="hi_IN"/>
-        </w:rPr>
-        <w:t>आराधना</w:t>
-      </w:r>
-      <w:r>
-        <w:rPr>
-          <w:lang w:val="hi_IN" w:bidi="hi_IN"/>
-        </w:rPr>
-        <w:t>)</w:t>
-      </w:r>
-    </w:p>
-    <w:p>
-      <w:pPr>
-        <w:pStyle w:val="Heading3"/>
-      </w:pPr>
-      <w:r>
-        <w:rPr>
-          <w:lang w:val="hi_IN" w:bidi="hi_IN"/>
-        </w:rPr>
-        <w:t>बाइबल के सन्दर्भ:</w:t>
-      </w:r>
-    </w:p>
-    <w:p>
-      <w:pPr>
-        <w:pStyle w:val="ListBullet"/>
-        <w:spacing w:line="240" w:lineRule="auto"/>
-        <w:ind w:left="720"/>
-      </w:pPr>
-      <w:r>
-        <w:rPr>
-          <w:lang w:val="hi_IN" w:bidi="hi_IN"/>
-        </w:rPr>
-      </w:r>
-      <w:r>
-        <w:rPr>
-          <w:lang w:val="hi_IN" w:bidi="hi_IN"/>
-        </w:rPr>
-        <w:t>प्रे.का. 08:9–11</w:t>
-      </w:r>
-    </w:p>
-    <w:p>
-      <w:pPr>
-        <w:pStyle w:val="ListBullet"/>
-        <w:spacing w:line="240" w:lineRule="auto"/>
-        <w:ind w:left="720"/>
-      </w:pPr>
-      <w:r>
-        <w:rPr>
-          <w:lang w:val="hi_IN" w:bidi="hi_IN"/>
-        </w:rPr>
-      </w:r>
-      <w:r>
-        <w:rPr>
-          <w:lang w:val="hi_IN" w:bidi="hi_IN"/>
-        </w:rPr>
-        <w:t>निर्गमन 07:11–13</w:t>
-      </w:r>
-    </w:p>
-    <w:p>
-      <w:pPr>
-        <w:pStyle w:val="ListBullet"/>
-        <w:spacing w:line="240" w:lineRule="auto"/>
-        <w:ind w:left="720"/>
-      </w:pPr>
-      <w:r>
-        <w:rPr>
-          <w:lang w:val="hi_IN" w:bidi="hi_IN"/>
-        </w:rPr>
-      </w:r>
-      <w:r>
-        <w:rPr>
-          <w:lang w:val="hi_IN" w:bidi="hi_IN"/>
-        </w:rPr>
-        <w:t>गलातियों 05:19–21</w:t>
-      </w:r>
-    </w:p>
-    <w:p>
-      <w:pPr>
-        <w:pStyle w:val="ListBullet"/>
-        <w:spacing w:line="240" w:lineRule="auto"/>
-        <w:ind w:left="720"/>
-      </w:pPr>
-      <w:r>
-        <w:rPr>
-          <w:lang w:val="hi_IN" w:bidi="hi_IN"/>
-        </w:rPr>
-      </w:r>
-      <w:r>
-        <w:rPr>
-          <w:lang w:val="hi_IN" w:bidi="hi_IN"/>
-        </w:rPr>
-        <w:t>प्रकाशितवाक्य 09:20–21</w:t>
-      </w:r>
-    </w:p>
-    <w:p>
-      <w:pPr>
-        <w:pStyle w:val="Heading3"/>
-      </w:pPr>
-      <w:r>
-        <w:rPr>
-          <w:lang w:val="hi_IN" w:bidi="hi_IN"/>
-        </w:rPr>
-        <w:t>शब्द तथ्य:</w:t>
-      </w:r>
-    </w:p>
-    <w:p>
-      <w:pPr>
-        <w:pStyle w:val="ListBullet"/>
-        <w:spacing w:line="240" w:lineRule="auto"/>
-        <w:ind w:left="720"/>
-      </w:pPr>
-      <w:r>
-        <w:rPr>
-          <w:lang w:val="hi_IN" w:bidi="hi_IN"/>
-        </w:rPr>
-      </w:r>
-      <w:r>
-        <w:rPr>
-          <w:lang w:val="hi_IN" w:bidi="hi_IN"/>
-        </w:rPr>
-        <w:t>Strong's: H3784, H3785, H3786, H6049, G3095, G3096, G3097, G5331, G5332, G5333</w:t>
-      </w:r>
-      <w:r>
-        <w:rPr>
-          <w:lang w:val="hi_IN" w:bidi="hi_IN"/>
-        </w:rPr>
-      </w:r>
-      <w:r>
-        <w:rPr>
-          <w:lang w:val="hi_IN" w:bidi="hi_IN"/>
-        </w:rPr>
-      </w:r>
-    </w:p>
-    <w:p>
-      <w:pPr/>
-      <w:r>
-        <w:rPr>
-          <w:lang w:val="hi_IN" w:bidi="hi_IN"/>
-        </w:rPr>
-      </w:r>
-    </w:p>
-    <w:p>
-      <w:pPr>
-        <w:pStyle w:val="Heading2"/>
-      </w:pPr>
-      <w:r>
-        <w:rPr>
-          <w:lang w:val="hi_IN" w:bidi="hi_IN"/>
-        </w:rPr>
-        <w:t>जानना</w:t>
-      </w:r>
-      <w:r>
-        <w:rPr>
-          <w:lang w:val="hi_IN" w:bidi="hi_IN"/>
-        </w:rPr>
-      </w:r>
-    </w:p>
-    <w:p>
-      <w:pPr>
-        <w:pStyle w:val="Heading3"/>
-      </w:pPr>
-      <w:r>
-        <w:rPr>
-          <w:lang w:val="hi_IN" w:bidi="hi_IN"/>
-        </w:rPr>
-        <w:t>परिभाषा:</w:t>
-      </w:r>
-    </w:p>
-    <w:p>
-      <w:pPr/>
-      <w:r>
-        <w:rPr>
-          <w:lang w:val="hi_IN" w:bidi="hi_IN"/>
-        </w:rPr>
-      </w:r>
-      <w:r>
-        <w:rPr>
-          <w:lang w:val="hi_IN" w:bidi="hi_IN"/>
-        </w:rPr>
-        <w:t>“जानना” और "ज्ञान" का अर्थ सामान्यतः किसी बात को या किसी व्यक्ति को समझने के लिए होता है।इसका अर्थ किसी तथ्य का जानकार होना या किसी व्यक्ति से परिचित होना भी हो सकता है। "ज्ञात करना" एक अभिव्यक्ति है जिसका अर्थ है जानकारी देना।</w:t>
-      </w:r>
-    </w:p>
-    <w:p>
-      <w:pPr>
-        <w:pStyle w:val="ListBullet"/>
-        <w:spacing w:line="240" w:lineRule="auto"/>
-        <w:ind w:left="720"/>
-      </w:pPr>
-      <w:r>
-        <w:rPr>
-          <w:lang w:val="hi_IN" w:bidi="hi_IN"/>
-        </w:rPr>
-      </w:r>
-      <w:r>
-        <w:rPr>
-          <w:lang w:val="hi_IN" w:bidi="hi_IN"/>
-        </w:rPr>
-        <w:t>“ज्ञान” शब्द का संदर्भ में है जो मनुष्य जानकारी रखते हैं। इसका अभिप्राय लौकिक और अलौकिक संसार दोनों की जानकारी हो सकता है।</w:t>
-      </w:r>
-    </w:p>
-    <w:p>
-      <w:pPr>
-        <w:pStyle w:val="ListBullet"/>
-        <w:spacing w:line="240" w:lineRule="auto"/>
-        <w:ind w:left="720"/>
-      </w:pPr>
-      <w:r>
-        <w:rPr>
-          <w:lang w:val="hi_IN" w:bidi="hi_IN"/>
-        </w:rPr>
-      </w:r>
-      <w:r>
-        <w:rPr>
-          <w:lang w:val="hi_IN" w:bidi="hi_IN"/>
-        </w:rPr>
-        <w:t>परमेश्वर के “बारे में जानना” अर्थात उसके बारे में तथ्यों को अन्तर्ग्रहण करना उसने हम पर जो प्रकट किया है।</w:t>
-      </w:r>
-    </w:p>
-    <w:p>
-      <w:pPr>
-        <w:pStyle w:val="ListBullet"/>
-        <w:spacing w:line="240" w:lineRule="auto"/>
-        <w:ind w:left="720"/>
-      </w:pPr>
-      <w:r>
-        <w:rPr>
-          <w:lang w:val="hi_IN" w:bidi="hi_IN"/>
-        </w:rPr>
-      </w:r>
-      <w:r>
-        <w:rPr>
-          <w:lang w:val="hi_IN" w:bidi="hi_IN"/>
-        </w:rPr>
-        <w:t>परमेश्वर को “जानना” अर्थात उसके साथ घनिष्ठ संबन्ध बनाना। यह मनुष्यों को जानने के लिए भी काम में लिया जाता है।</w:t>
-      </w:r>
-    </w:p>
-    <w:p>
-      <w:pPr>
-        <w:pStyle w:val="ListBullet"/>
-        <w:spacing w:line="240" w:lineRule="auto"/>
-        <w:ind w:left="720"/>
-      </w:pPr>
-      <w:r>
-        <w:rPr>
-          <w:lang w:val="hi_IN" w:bidi="hi_IN"/>
-        </w:rPr>
-      </w:r>
-      <w:r>
-        <w:rPr>
-          <w:lang w:val="hi_IN" w:bidi="hi_IN"/>
-        </w:rPr>
-        <w:t>परमेश्वर की इच्छा जानना अर्थात उसकी आज्ञा के प्रति सचेत रहना या मनुष्य से जो चाहता है उसे समझना।</w:t>
-      </w:r>
-    </w:p>
-    <w:p>
-      <w:pPr>
-        <w:pStyle w:val="ListBullet"/>
-        <w:spacing w:line="240" w:lineRule="auto"/>
-        <w:ind w:left="720"/>
-      </w:pPr>
-      <w:r>
-        <w:rPr>
-          <w:lang w:val="hi_IN" w:bidi="hi_IN"/>
-        </w:rPr>
-      </w:r>
-      <w:r>
-        <w:rPr>
-          <w:lang w:val="hi_IN" w:bidi="hi_IN"/>
-        </w:rPr>
-        <w:t>“व्यवस्था को जानना” अर्थात परमेश्वर की आज्ञाओं के प्रति सचेत रहना या परमेश्वर ने मूसा को व्यवस्था में जो निर्देश दिए उन्हें समझना।</w:t>
-      </w:r>
-    </w:p>
-    <w:p>
-      <w:pPr>
-        <w:pStyle w:val="ListBullet"/>
-        <w:spacing w:line="240" w:lineRule="auto"/>
-        <w:ind w:left="720"/>
-      </w:pPr>
-      <w:r>
-        <w:rPr>
-          <w:lang w:val="hi_IN" w:bidi="hi_IN"/>
-        </w:rPr>
-      </w:r>
-      <w:r>
-        <w:rPr>
-          <w:lang w:val="hi_IN" w:bidi="hi_IN"/>
-        </w:rPr>
-        <w:t>कभी-कभी “ज्ञान” “बुद्धि” के पर्यायवाची शब्द स्वरूप काम में लिया जाता है जिसमें परमेश्वर को प्रसन्न करनेवाला जीवन शामिल है।</w:t>
-      </w:r>
-    </w:p>
-    <w:p>
-      <w:pPr>
-        <w:pStyle w:val="ListBullet"/>
-        <w:spacing w:line="240" w:lineRule="auto"/>
-        <w:ind w:left="720"/>
-      </w:pPr>
-      <w:r>
-        <w:rPr>
-          <w:lang w:val="hi_IN" w:bidi="hi_IN"/>
-        </w:rPr>
-      </w:r>
-      <w:r>
-        <w:rPr>
-          <w:lang w:val="hi_IN" w:bidi="hi_IN"/>
-        </w:rPr>
-        <w:t>“परमेश्वर का ज्ञान” को कभी-कभी “यहोवा का भय” का पर्यायवाची शब्द स्वरूप काम में लिया जाता है।</w:t>
-      </w:r>
-    </w:p>
-    <w:p>
-      <w:pPr>
-        <w:pStyle w:val="Heading3"/>
-      </w:pPr>
-      <w:r>
-        <w:rPr>
-          <w:lang w:val="hi_IN" w:bidi="hi_IN"/>
-        </w:rPr>
-        <w:t>अनुवाद सुझाव</w:t>
-      </w:r>
-    </w:p>
-    <w:p>
-      <w:pPr>
-        <w:pStyle w:val="ListBullet"/>
-        <w:spacing w:line="240" w:lineRule="auto"/>
-        <w:ind w:left="720"/>
-      </w:pPr>
-      <w:r>
-        <w:rPr>
-          <w:lang w:val="hi_IN" w:bidi="hi_IN"/>
-        </w:rPr>
-      </w:r>
-      <w:r>
-        <w:rPr>
-          <w:lang w:val="hi_IN" w:bidi="hi_IN"/>
-        </w:rPr>
-        <w:t>प्रकरण पर आधारित “जानना” के अनुवाद हो सकते हैं, “समझना” या “परिचित होना” या “सचेत होना” या “जानकार होना” या “के संबन्ध” में होना।</w:t>
-      </w:r>
-    </w:p>
-    <w:p>
-      <w:pPr>
-        <w:pStyle w:val="ListBullet"/>
-        <w:spacing w:line="240" w:lineRule="auto"/>
-        <w:ind w:left="720"/>
-      </w:pPr>
-      <w:r>
-        <w:rPr>
-          <w:lang w:val="hi_IN" w:bidi="hi_IN"/>
-        </w:rPr>
-      </w:r>
-      <w:r>
-        <w:rPr>
-          <w:lang w:val="hi_IN" w:bidi="hi_IN"/>
-        </w:rPr>
-        <w:t>दो चीजों के बीच अंतर को समझने के संदर्भ में, इस शब्द का आमतौर पर "भेद" के रूप में अनुवाद किया जाता है। जब इस तरह से उपयोग किया जाता है, तो इस शब्द का अक्सर प्रस्तावना के बाद "बीच में" होता है।</w:t>
-      </w:r>
-    </w:p>
-    <w:p>
-      <w:pPr>
-        <w:pStyle w:val="ListBullet"/>
-        <w:spacing w:line="240" w:lineRule="auto"/>
-        <w:ind w:left="720"/>
-      </w:pPr>
-      <w:r>
-        <w:rPr>
-          <w:lang w:val="hi_IN" w:bidi="hi_IN"/>
-        </w:rPr>
-      </w:r>
-      <w:r>
-        <w:rPr>
-          <w:lang w:val="hi_IN" w:bidi="hi_IN"/>
-        </w:rPr>
-        <w:t>"जानना" शब्द के लिए कुछ भाषाओं के पास दो शब्द अलग-अलग हैं, एक तथ्य जानने के लिए और दूसरा एक व्यक्ति को जानने के लिए और उसके साथ संबंध होने के लिए।</w:t>
-      </w:r>
-    </w:p>
-    <w:p>
-      <w:pPr>
-        <w:pStyle w:val="ListBullet"/>
-        <w:spacing w:line="240" w:lineRule="auto"/>
-        <w:ind w:left="720"/>
-      </w:pPr>
-      <w:r>
-        <w:rPr>
-          <w:lang w:val="hi_IN" w:bidi="hi_IN"/>
-        </w:rPr>
-      </w:r>
-      <w:r>
-        <w:rPr>
-          <w:lang w:val="hi_IN" w:bidi="hi_IN"/>
-        </w:rPr>
-        <w:t>“प्रकट करना” का अनुवाद “मनुष्यों को जानने योग्य बनाना” या “अनावृत करना” या “बारे में बताना” या “वर्णन करना” हो सकता है।</w:t>
-      </w:r>
-    </w:p>
-    <w:p>
-      <w:pPr>
-        <w:pStyle w:val="ListBullet"/>
-        <w:spacing w:line="240" w:lineRule="auto"/>
-        <w:ind w:left="720"/>
-      </w:pPr>
-      <w:r>
-        <w:rPr>
-          <w:lang w:val="hi_IN" w:bidi="hi_IN"/>
-        </w:rPr>
-      </w:r>
-      <w:r>
-        <w:rPr>
-          <w:lang w:val="hi_IN" w:bidi="hi_IN"/>
-        </w:rPr>
-        <w:t>“किसी के बारे में बताना” का अनुवाद “सचेत होना” या “परिचित होना हो सकता है।”</w:t>
-      </w:r>
-    </w:p>
-    <w:p>
-      <w:pPr>
-        <w:pStyle w:val="ListBullet"/>
-        <w:spacing w:line="240" w:lineRule="auto"/>
-        <w:ind w:left="720"/>
-      </w:pPr>
-      <w:r>
-        <w:rPr>
-          <w:lang w:val="hi_IN" w:bidi="hi_IN"/>
-        </w:rPr>
-      </w:r>
-      <w:r>
-        <w:rPr>
-          <w:lang w:val="hi_IN" w:bidi="hi_IN"/>
-        </w:rPr>
-        <w:t>“जानना कैसे” अर्थात कुछ करने की प्रक्रिया या विधि समझना। इसका अनुवाद हो सकता है, “सक्षम होना” था या “करने में निपुण होना”।</w:t>
-      </w:r>
-    </w:p>
-    <w:p>
-      <w:pPr>
-        <w:pStyle w:val="ListBullet"/>
-        <w:spacing w:line="240" w:lineRule="auto"/>
-        <w:ind w:left="720"/>
-      </w:pPr>
-      <w:r>
-        <w:rPr>
-          <w:lang w:val="hi_IN" w:bidi="hi_IN"/>
-        </w:rPr>
-      </w:r>
-      <w:r>
-        <w:rPr>
-          <w:lang w:val="hi_IN" w:bidi="hi_IN"/>
-        </w:rPr>
-        <w:t>“ज्ञान” शब्द का अनुवाद “जो ज्ञात है” या “बुद्धि” या “समझ” प्रकरण के अनुसार हो सकता है।</w:t>
-      </w:r>
-    </w:p>
-    <w:p>
-      <w:pPr/>
-      <w:r>
-        <w:rPr>
-          <w:lang w:val="hi_IN" w:bidi="hi_IN"/>
-        </w:rPr>
-      </w:r>
-      <w:r>
-        <w:rPr>
-          <w:lang w:val="hi_IN" w:bidi="hi_IN"/>
-        </w:rPr>
-        <w:t xml:space="preserve">(यह भी देखें: </w:t>
-      </w:r>
-      <w:r>
-        <w:rPr>
-          <w:lang w:val="hi_IN" w:bidi="hi_IN"/>
-        </w:rPr>
-        <w:t>व्यवस्था</w:t>
-      </w:r>
-      <w:r>
-        <w:rPr>
-          <w:lang w:val="hi_IN" w:bidi="hi_IN"/>
-        </w:rPr>
-        <w:t xml:space="preserve">, </w:t>
-      </w:r>
-      <w:r>
-        <w:rPr>
-          <w:lang w:val="hi_IN" w:bidi="hi_IN"/>
-        </w:rPr>
-        <w:t>प्रकट</w:t>
-      </w:r>
-      <w:r>
-        <w:rPr>
-          <w:lang w:val="hi_IN" w:bidi="hi_IN"/>
-        </w:rPr>
-        <w:t xml:space="preserve">, </w:t>
-      </w:r>
-      <w:r>
-        <w:rPr>
-          <w:lang w:val="hi_IN" w:bidi="hi_IN"/>
-        </w:rPr>
-        <w:t>समझना</w:t>
-      </w:r>
-      <w:r>
-        <w:rPr>
-          <w:lang w:val="hi_IN" w:bidi="hi_IN"/>
-        </w:rPr>
-        <w:t xml:space="preserve">, </w:t>
-      </w:r>
-      <w:r>
-        <w:rPr>
-          <w:lang w:val="hi_IN" w:bidi="hi_IN"/>
-        </w:rPr>
-        <w:t>बुद्धिमान</w:t>
-      </w:r>
-      <w:r>
-        <w:rPr>
-          <w:lang w:val="hi_IN" w:bidi="hi_IN"/>
-        </w:rPr>
-        <w:t>)</w:t>
-      </w:r>
-    </w:p>
-    <w:p>
-      <w:pPr>
-        <w:pStyle w:val="Heading3"/>
-      </w:pPr>
-      <w:r>
-        <w:rPr>
-          <w:lang w:val="hi_IN" w:bidi="hi_IN"/>
-        </w:rPr>
-        <w:t>बाइबल संदर्भ:</w:t>
-      </w:r>
-    </w:p>
-    <w:p>
-      <w:pPr>
-        <w:pStyle w:val="ListBullet"/>
-        <w:spacing w:line="240" w:lineRule="auto"/>
-        <w:ind w:left="720"/>
-      </w:pPr>
-      <w:r>
-        <w:rPr>
-          <w:lang w:val="hi_IN" w:bidi="hi_IN"/>
-        </w:rPr>
-      </w:r>
-      <w:r>
-        <w:rPr>
-          <w:lang w:val="hi_IN" w:bidi="hi_IN"/>
-        </w:rPr>
-        <w:t>1 कुरिन्थियों 02:12–13</w:t>
-      </w:r>
-    </w:p>
-    <w:p>
-      <w:pPr>
-        <w:pStyle w:val="ListBullet"/>
-        <w:spacing w:line="240" w:lineRule="auto"/>
-        <w:ind w:left="720"/>
-      </w:pPr>
-      <w:r>
-        <w:rPr>
-          <w:lang w:val="hi_IN" w:bidi="hi_IN"/>
-        </w:rPr>
-      </w:r>
-      <w:r>
-        <w:rPr>
-          <w:lang w:val="hi_IN" w:bidi="hi_IN"/>
-        </w:rPr>
-        <w:t>1 शमूएल 17:46</w:t>
-      </w:r>
-    </w:p>
-    <w:p>
-      <w:pPr>
-        <w:pStyle w:val="ListBullet"/>
-        <w:spacing w:line="240" w:lineRule="auto"/>
-        <w:ind w:left="720"/>
-      </w:pPr>
-      <w:r>
-        <w:rPr>
-          <w:lang w:val="hi_IN" w:bidi="hi_IN"/>
-        </w:rPr>
-      </w:r>
-      <w:r>
-        <w:rPr>
-          <w:lang w:val="hi_IN" w:bidi="hi_IN"/>
-        </w:rPr>
-        <w:t>2 कुरिन्थियों 02:15</w:t>
-      </w:r>
-    </w:p>
-    <w:p>
-      <w:pPr>
-        <w:pStyle w:val="ListBullet"/>
-        <w:spacing w:line="240" w:lineRule="auto"/>
-        <w:ind w:left="720"/>
-      </w:pPr>
-      <w:r>
-        <w:rPr>
-          <w:lang w:val="hi_IN" w:bidi="hi_IN"/>
-        </w:rPr>
-      </w:r>
-      <w:r>
-        <w:rPr>
-          <w:lang w:val="hi_IN" w:bidi="hi_IN"/>
-        </w:rPr>
-        <w:t>2 पतरस 01:3–4</w:t>
-      </w:r>
-    </w:p>
-    <w:p>
-      <w:pPr>
-        <w:pStyle w:val="ListBullet"/>
-        <w:spacing w:line="240" w:lineRule="auto"/>
-        <w:ind w:left="720"/>
-      </w:pPr>
-      <w:r>
-        <w:rPr>
-          <w:lang w:val="hi_IN" w:bidi="hi_IN"/>
-        </w:rPr>
-      </w:r>
-      <w:r>
-        <w:rPr>
-          <w:lang w:val="hi_IN" w:bidi="hi_IN"/>
-        </w:rPr>
-        <w:t>व्यव. 04:39–40</w:t>
-      </w:r>
-    </w:p>
-    <w:p>
-      <w:pPr>
-        <w:pStyle w:val="ListBullet"/>
-        <w:spacing w:line="240" w:lineRule="auto"/>
-        <w:ind w:left="720"/>
-      </w:pPr>
-      <w:r>
-        <w:rPr>
-          <w:lang w:val="hi_IN" w:bidi="hi_IN"/>
-        </w:rPr>
-      </w:r>
-      <w:r>
-        <w:rPr>
-          <w:lang w:val="hi_IN" w:bidi="hi_IN"/>
-        </w:rPr>
-        <w:t>उत्पत्ति 19:05</w:t>
-      </w:r>
-    </w:p>
-    <w:p>
-      <w:pPr>
-        <w:pStyle w:val="ListBullet"/>
-        <w:spacing w:line="240" w:lineRule="auto"/>
-        <w:ind w:left="720"/>
-      </w:pPr>
-      <w:r>
-        <w:rPr>
-          <w:lang w:val="hi_IN" w:bidi="hi_IN"/>
-        </w:rPr>
-      </w:r>
-      <w:r>
-        <w:rPr>
-          <w:lang w:val="hi_IN" w:bidi="hi_IN"/>
-        </w:rPr>
-        <w:t>लूका 01:77</w:t>
-      </w:r>
-    </w:p>
-    <w:p>
-      <w:pPr>
-        <w:pStyle w:val="Heading3"/>
-      </w:pPr>
-      <w:r>
-        <w:rPr>
-          <w:lang w:val="hi_IN" w:bidi="hi_IN"/>
-        </w:rPr>
-        <w:t>शब्द तथ्य:</w:t>
-      </w:r>
-    </w:p>
-    <w:p>
-      <w:pPr>
-        <w:pStyle w:val="ListBullet"/>
-        <w:spacing w:line="240" w:lineRule="auto"/>
-        <w:ind w:left="720"/>
-      </w:pPr>
-      <w:r>
-        <w:rPr>
-          <w:lang w:val="hi_IN" w:bidi="hi_IN"/>
-        </w:rPr>
-      </w:r>
-      <w:r>
-        <w:rPr>
-          <w:lang w:val="hi_IN" w:bidi="hi_IN"/>
-        </w:rPr>
-        <w:t>स्ट्रांग'स: H1843, H1844, H1847, H1875, H3045, H3046, H4093, H4486, H5046, H5234, H5475, H5869, G50, G56, G1097, G1107, G1108, G1492, G1921, G1922, G1987, G2467, G2589, G4267, G4894</w:t>
-      </w:r>
-      <w:r>
-        <w:rPr>
-          <w:lang w:val="hi_IN" w:bidi="hi_IN"/>
-        </w:rPr>
-      </w:r>
-      <w:r>
-        <w:rPr>
-          <w:lang w:val="hi_IN" w:bidi="hi_IN"/>
-        </w:rPr>
-      </w:r>
-    </w:p>
-    <w:p>
-      <w:pPr/>
-      <w:r>
-        <w:rPr>
-          <w:lang w:val="hi_IN" w:bidi="hi_IN"/>
-        </w:rPr>
-      </w:r>
-    </w:p>
-    <w:p>
-      <w:pPr>
-        <w:pStyle w:val="Heading2"/>
-      </w:pPr>
-      <w:r>
-        <w:rPr>
-          <w:lang w:val="hi_IN" w:bidi="hi_IN"/>
-        </w:rPr>
-        <w:t>जिब्राईल</w:t>
-      </w:r>
-      <w:r>
-        <w:rPr>
-          <w:lang w:val="hi_IN" w:bidi="hi_IN"/>
-        </w:rPr>
-      </w:r>
-    </w:p>
-    <w:p>
-      <w:pPr>
-        <w:pStyle w:val="Heading3"/>
-      </w:pPr>
-      <w:r>
-        <w:rPr>
-          <w:lang w:val="hi_IN" w:bidi="hi_IN"/>
-        </w:rPr>
-        <w:t>तथ्य:</w:t>
-      </w:r>
-    </w:p>
-    <w:p>
-      <w:pPr/>
-      <w:r>
-        <w:rPr>
-          <w:lang w:val="hi_IN" w:bidi="hi_IN"/>
-        </w:rPr>
-      </w:r>
-      <w:r>
-        <w:rPr>
-          <w:lang w:val="hi_IN" w:bidi="hi_IN"/>
-        </w:rPr>
-        <w:t>परमेश्वर के एक प्रधान स्वर्गदूत का नाम जिब्राईल था। पुराने नियम और नये नियम में उसका नाम अनेक बार आया है।</w:t>
-      </w:r>
-    </w:p>
-    <w:p>
-      <w:pPr>
-        <w:pStyle w:val="ListBullet"/>
-        <w:spacing w:line="240" w:lineRule="auto"/>
-        <w:ind w:left="720"/>
-      </w:pPr>
-      <w:r>
-        <w:rPr>
-          <w:lang w:val="hi_IN" w:bidi="hi_IN"/>
-        </w:rPr>
-      </w:r>
-      <w:r>
-        <w:rPr>
-          <w:lang w:val="hi_IN" w:bidi="hi_IN"/>
-        </w:rPr>
-        <w:t>परमेश्वर ने जिब्राईल को भविष्यद्वक्ता दानिय्येल के पास भेजा था कि उसके दर्शन का अर्थ समझाए।</w:t>
-      </w:r>
-    </w:p>
-    <w:p>
-      <w:pPr>
-        <w:pStyle w:val="ListBullet"/>
-        <w:spacing w:line="240" w:lineRule="auto"/>
-        <w:ind w:left="720"/>
-      </w:pPr>
-      <w:r>
-        <w:rPr>
-          <w:lang w:val="hi_IN" w:bidi="hi_IN"/>
-        </w:rPr>
-      </w:r>
-      <w:r>
-        <w:rPr>
-          <w:lang w:val="hi_IN" w:bidi="hi_IN"/>
-        </w:rPr>
-        <w:t>एक बार और, जब दनिय्येल प्रार्थना कर रहा था तब स्वर्गदूत जिब्राईल उड़ कर उसके पास आया और उसे भावी घटनाओ की भविष्यद्वाणी सुनाई। दानिय्येल उसे एक "पुरुष" की संज्ञा दी थी।</w:t>
-      </w:r>
-    </w:p>
-    <w:p>
-      <w:pPr>
-        <w:pStyle w:val="ListBullet"/>
-        <w:spacing w:line="240" w:lineRule="auto"/>
-        <w:ind w:left="720"/>
-      </w:pPr>
-      <w:r>
-        <w:rPr>
-          <w:lang w:val="hi_IN" w:bidi="hi_IN"/>
-        </w:rPr>
-      </w:r>
-      <w:r>
-        <w:rPr>
-          <w:lang w:val="hi_IN" w:bidi="hi_IN"/>
-        </w:rPr>
-        <w:t>नये नियम में जिब्राईल जकर्याह के पास आया था कि उसकी वृद्ध पत्नी इलीशिबा द्वारा पुत्र प्राप्ति का भविष्यद्वाणी करे।</w:t>
-      </w:r>
-    </w:p>
-    <w:p>
-      <w:pPr>
-        <w:pStyle w:val="ListBullet"/>
-        <w:spacing w:line="240" w:lineRule="auto"/>
-        <w:ind w:left="720"/>
-      </w:pPr>
-      <w:r>
-        <w:rPr>
-          <w:lang w:val="hi_IN" w:bidi="hi_IN"/>
-        </w:rPr>
-      </w:r>
-      <w:r>
-        <w:rPr>
-          <w:lang w:val="hi_IN" w:bidi="hi_IN"/>
-        </w:rPr>
-        <w:t>उसके छः महीने बाद जिब्राईल को मरियम के पास भेजा गया कि उसे परमेश्वर के चमत्कार द्वारा पुत्र प्राप्ति का संदेश सुनाए, वह पुत्र "परमेश्वर का पुत्र" होगा। जिब्राईल ने</w:t>
-      </w:r>
-    </w:p>
-    <w:p>
-      <w:pPr/>
-      <w:r>
-        <w:rPr>
-          <w:lang w:val="hi_IN" w:bidi="hi_IN"/>
-        </w:rPr>
-      </w:r>
-      <w:r>
-        <w:rPr>
-          <w:lang w:val="hi_IN" w:bidi="hi_IN"/>
-        </w:rPr>
-        <w:t>मरियम से कहा था कि वह अपने पुत्र का नाम यीशु रखे। (अनुवाद के सुझाव नामों का अनुवाद कैसे करें)</w:t>
-      </w:r>
-    </w:p>
-    <w:p>
-      <w:pPr/>
-      <w:r>
-        <w:rPr>
-          <w:lang w:val="hi_IN" w:bidi="hi_IN"/>
-        </w:rPr>
-      </w:r>
-      <w:r>
-        <w:rPr>
-          <w:lang w:val="hi_IN" w:bidi="hi_IN"/>
-        </w:rPr>
-        <w:t xml:space="preserve">(यह भी देखें: </w:t>
-      </w:r>
-      <w:r>
-        <w:rPr>
-          <w:lang w:val="hi_IN" w:bidi="hi_IN"/>
-        </w:rPr>
-        <w:t>स्वर्गदूत</w:t>
-      </w:r>
-      <w:r>
-        <w:rPr>
-          <w:lang w:val="hi_IN" w:bidi="hi_IN"/>
-        </w:rPr>
-        <w:t xml:space="preserve">, </w:t>
-      </w:r>
-      <w:r>
-        <w:rPr>
-          <w:lang w:val="hi_IN" w:bidi="hi_IN"/>
-        </w:rPr>
-        <w:t>दानिय्येल</w:t>
-      </w:r>
-      <w:r>
-        <w:rPr>
-          <w:lang w:val="hi_IN" w:bidi="hi_IN"/>
-        </w:rPr>
-        <w:t xml:space="preserve">, </w:t>
-      </w:r>
-      <w:r>
-        <w:rPr>
-          <w:lang w:val="hi_IN" w:bidi="hi_IN"/>
-        </w:rPr>
-        <w:t>इलीशिबा</w:t>
-      </w:r>
-      <w:r>
-        <w:rPr>
-          <w:lang w:val="hi_IN" w:bidi="hi_IN"/>
-        </w:rPr>
-        <w:t xml:space="preserve">, </w:t>
-      </w:r>
-      <w:r>
-        <w:rPr>
-          <w:lang w:val="hi_IN" w:bidi="hi_IN"/>
-        </w:rPr>
-        <w:t>यूहन्ना (बपतिस्मा देनेवाला)</w:t>
-      </w:r>
-      <w:r>
-        <w:rPr>
-          <w:lang w:val="hi_IN" w:bidi="hi_IN"/>
-        </w:rPr>
-        <w:t xml:space="preserve">, </w:t>
-      </w:r>
-      <w:r>
-        <w:rPr>
-          <w:lang w:val="hi_IN" w:bidi="hi_IN"/>
-        </w:rPr>
-        <w:t>मरियम</w:t>
-      </w:r>
-      <w:r>
-        <w:rPr>
-          <w:lang w:val="hi_IN" w:bidi="hi_IN"/>
-        </w:rPr>
-        <w:t xml:space="preserve">, </w:t>
-      </w:r>
-      <w:r>
-        <w:rPr>
-          <w:lang w:val="hi_IN" w:bidi="hi_IN"/>
-        </w:rPr>
-        <w:t>भविष्यद्वक्ता</w:t>
-      </w:r>
-      <w:r>
-        <w:rPr>
-          <w:lang w:val="hi_IN" w:bidi="hi_IN"/>
-        </w:rPr>
-        <w:t xml:space="preserve">, </w:t>
-      </w:r>
-      <w:r>
-        <w:rPr>
-          <w:lang w:val="hi_IN" w:bidi="hi_IN"/>
-        </w:rPr>
-        <w:t>परमेश्वर का पुत्र</w:t>
-      </w:r>
-      <w:r>
-        <w:rPr>
-          <w:lang w:val="hi_IN" w:bidi="hi_IN"/>
-        </w:rPr>
-        <w:t xml:space="preserve">, </w:t>
-      </w:r>
-      <w:r>
-        <w:rPr>
-          <w:lang w:val="hi_IN" w:bidi="hi_IN"/>
-        </w:rPr>
-        <w:t>जकर्याह (नया नियम)</w:t>
-      </w:r>
-      <w:r>
-        <w:rPr>
-          <w:lang w:val="hi_IN" w:bidi="hi_IN"/>
-        </w:rPr>
-        <w:t>)</w:t>
-      </w:r>
-    </w:p>
-    <w:p>
-      <w:pPr>
-        <w:pStyle w:val="Heading3"/>
-      </w:pPr>
-      <w:r>
-        <w:rPr>
-          <w:lang w:val="hi_IN" w:bidi="hi_IN"/>
-        </w:rPr>
-        <w:t>बाइबल सन्दर्भ:</w:t>
-      </w:r>
-    </w:p>
-    <w:p>
-      <w:pPr>
-        <w:pStyle w:val="ListBullet"/>
-        <w:spacing w:line="240" w:lineRule="auto"/>
-        <w:ind w:left="720"/>
-      </w:pPr>
-      <w:r>
-        <w:rPr>
-          <w:lang w:val="hi_IN" w:bidi="hi_IN"/>
-        </w:rPr>
-      </w:r>
-      <w:r>
-        <w:rPr>
-          <w:lang w:val="hi_IN" w:bidi="hi_IN"/>
-        </w:rPr>
-        <w:t>दानिय्येल 8:15–17</w:t>
-      </w:r>
-    </w:p>
-    <w:p>
-      <w:pPr>
-        <w:pStyle w:val="ListBullet"/>
-        <w:spacing w:line="240" w:lineRule="auto"/>
-        <w:ind w:left="720"/>
-      </w:pPr>
-      <w:r>
-        <w:rPr>
-          <w:lang w:val="hi_IN" w:bidi="hi_IN"/>
-        </w:rPr>
-      </w:r>
-      <w:r>
-        <w:rPr>
-          <w:lang w:val="hi_IN" w:bidi="hi_IN"/>
-        </w:rPr>
-        <w:t>दानिय्येल 9:21</w:t>
-      </w:r>
-    </w:p>
-    <w:p>
-      <w:pPr>
-        <w:pStyle w:val="ListBullet"/>
-        <w:spacing w:line="240" w:lineRule="auto"/>
-        <w:ind w:left="720"/>
-      </w:pPr>
-      <w:r>
-        <w:rPr>
-          <w:lang w:val="hi_IN" w:bidi="hi_IN"/>
-        </w:rPr>
-      </w:r>
-      <w:r>
-        <w:rPr>
-          <w:lang w:val="hi_IN" w:bidi="hi_IN"/>
-        </w:rPr>
-        <w:t>लूका 1:19</w:t>
-      </w:r>
-    </w:p>
-    <w:p>
-      <w:pPr>
-        <w:pStyle w:val="ListBullet"/>
-        <w:spacing w:line="240" w:lineRule="auto"/>
-        <w:ind w:left="720"/>
-      </w:pPr>
-      <w:r>
-        <w:rPr>
-          <w:lang w:val="hi_IN" w:bidi="hi_IN"/>
-        </w:rPr>
-      </w:r>
-      <w:r>
-        <w:rPr>
-          <w:lang w:val="hi_IN" w:bidi="hi_IN"/>
-        </w:rPr>
-        <w:t>लूका 1:26</w:t>
-      </w:r>
-    </w:p>
-    <w:p>
-      <w:pPr>
-        <w:pStyle w:val="Heading3"/>
-      </w:pPr>
-      <w:r>
-        <w:rPr>
-          <w:lang w:val="hi_IN" w:bidi="hi_IN"/>
-        </w:rPr>
-        <w:t>शब्द तथ्य:</w:t>
-      </w:r>
-    </w:p>
-    <w:p>
-      <w:pPr>
-        <w:pStyle w:val="ListBullet"/>
-        <w:spacing w:line="240" w:lineRule="auto"/>
-        <w:ind w:left="720"/>
-      </w:pPr>
-      <w:r>
-        <w:rPr>
-          <w:lang w:val="hi_IN" w:bidi="hi_IN"/>
-        </w:rPr>
-      </w:r>
-      <w:r>
-        <w:rPr>
-          <w:lang w:val="hi_IN" w:bidi="hi_IN"/>
-        </w:rPr>
-        <w:t>स्ट्रोंग्स: H1403, G10430</w:t>
-      </w:r>
-      <w:r>
-        <w:rPr>
-          <w:lang w:val="hi_IN" w:bidi="hi_IN"/>
-        </w:rPr>
-      </w:r>
-      <w:r>
-        <w:rPr>
-          <w:lang w:val="hi_IN" w:bidi="hi_IN"/>
-        </w:rPr>
-      </w:r>
-    </w:p>
-    <w:p>
-      <w:pPr/>
-      <w:r>
-        <w:rPr>
-          <w:lang w:val="hi_IN" w:bidi="hi_IN"/>
-        </w:rPr>
-      </w:r>
-    </w:p>
-    <w:p>
-      <w:pPr>
-        <w:pStyle w:val="Heading2"/>
-      </w:pPr>
-      <w:r>
-        <w:rPr>
-          <w:lang w:val="hi_IN" w:bidi="hi_IN"/>
-        </w:rPr>
-        <w:t>जिल्पा</w:t>
-      </w:r>
-      <w:r>
-        <w:rPr>
-          <w:lang w:val="hi_IN" w:bidi="hi_IN"/>
-        </w:rPr>
-      </w:r>
-    </w:p>
-    <w:p>
-      <w:pPr>
-        <w:pStyle w:val="Heading3"/>
-      </w:pPr>
-      <w:r>
-        <w:rPr>
-          <w:lang w:val="hi_IN" w:bidi="hi_IN"/>
-        </w:rPr>
-        <w:t>तथ्य:</w:t>
-      </w:r>
-    </w:p>
-    <w:p>
-      <w:pPr/>
-      <w:r>
-        <w:rPr>
-          <w:lang w:val="hi_IN" w:bidi="hi_IN"/>
-        </w:rPr>
-      </w:r>
-      <w:r>
-        <w:rPr>
-          <w:lang w:val="hi_IN" w:bidi="hi_IN"/>
-        </w:rPr>
-        <w:t>जिल्पा याकूब की पत्नियों में से एक थी। वह याकूब के दो बेटों गाद और अशेर की माँ थी।</w:t>
-      </w:r>
-    </w:p>
-    <w:p>
-      <w:pPr>
-        <w:pStyle w:val="ListBullet"/>
-        <w:spacing w:line="240" w:lineRule="auto"/>
-        <w:ind w:left="720"/>
-      </w:pPr>
-      <w:r>
-        <w:rPr>
-          <w:lang w:val="hi_IN" w:bidi="hi_IN"/>
-        </w:rPr>
-      </w:r>
-      <w:r>
-        <w:rPr>
-          <w:lang w:val="hi_IN" w:bidi="hi_IN"/>
-        </w:rPr>
-        <w:t>जब लिआ ने याकूब से विवाह किया, तो लाबान ने जिल्पा को लिआ को एक सेविका के रूप में दिया।</w:t>
-      </w:r>
-    </w:p>
-    <w:p>
-      <w:pPr>
-        <w:pStyle w:val="ListBullet"/>
-        <w:spacing w:line="240" w:lineRule="auto"/>
-        <w:ind w:left="720"/>
-      </w:pPr>
-      <w:r>
-        <w:rPr>
-          <w:lang w:val="hi_IN" w:bidi="hi_IN"/>
-        </w:rPr>
-      </w:r>
-      <w:r>
-        <w:rPr>
-          <w:lang w:val="hi_IN" w:bidi="hi_IN"/>
-        </w:rPr>
-        <w:t>जब लिआ के बच्चे होने बंद हो गए, तो उसने जिल्पा को याकूब को पत्नी के रूप में दे दिया ताकि वह उसके लिए और बच्चे पैदा करे।</w:t>
-      </w:r>
-    </w:p>
-    <w:p>
-      <w:pPr/>
-      <w:r>
-        <w:rPr>
-          <w:lang w:val="hi_IN" w:bidi="hi_IN"/>
-        </w:rPr>
-      </w:r>
-      <w:r>
-        <w:rPr>
-          <w:lang w:val="hi_IN" w:bidi="hi_IN"/>
-        </w:rPr>
-        <w:t>(अनुवाद सुझाव: नामों का अनुवाद कैसे करें)</w:t>
-      </w:r>
-    </w:p>
-    <w:p>
-      <w:pPr/>
-      <w:r>
-        <w:rPr>
-          <w:lang w:val="hi_IN" w:bidi="hi_IN"/>
-        </w:rPr>
-      </w:r>
-      <w:r>
-        <w:rPr>
-          <w:lang w:val="hi_IN" w:bidi="hi_IN"/>
-        </w:rPr>
-        <w:t xml:space="preserve">(यह भी देखें: </w:t>
-      </w:r>
-      <w:r>
-        <w:rPr>
-          <w:lang w:val="hi_IN" w:bidi="hi_IN"/>
-        </w:rPr>
-        <w:t>याकूब</w:t>
-      </w:r>
-      <w:r>
-        <w:rPr>
-          <w:lang w:val="hi_IN" w:bidi="hi_IN"/>
-        </w:rPr>
-        <w:t xml:space="preserve">, </w:t>
-      </w:r>
-      <w:r>
-        <w:rPr>
-          <w:lang w:val="hi_IN" w:bidi="hi_IN"/>
-        </w:rPr>
-        <w:t>लिआ</w:t>
-      </w:r>
-      <w:r>
-        <w:rPr>
-          <w:lang w:val="hi_IN" w:bidi="hi_IN"/>
-        </w:rPr>
-        <w:t xml:space="preserve">, </w:t>
-      </w:r>
-      <w:r>
-        <w:rPr>
-          <w:lang w:val="hi_IN" w:bidi="hi_IN"/>
-        </w:rPr>
-        <w:t>गाद</w:t>
-      </w:r>
-      <w:r>
-        <w:rPr>
-          <w:lang w:val="hi_IN" w:bidi="hi_IN"/>
-        </w:rPr>
-        <w:t>,</w:t>
-      </w:r>
-      <w:r>
-        <w:rPr>
-          <w:lang w:val="hi_IN" w:bidi="hi_IN"/>
-        </w:rPr>
-        <w:t>अशेर</w:t>
-      </w:r>
-      <w:r>
-        <w:rPr>
-          <w:lang w:val="hi_IN" w:bidi="hi_IN"/>
-        </w:rPr>
-        <w:t>)</w:t>
-      </w:r>
-    </w:p>
-    <w:p>
-      <w:pPr>
-        <w:pStyle w:val="Heading3"/>
-      </w:pPr>
-      <w:r>
-        <w:rPr>
-          <w:lang w:val="hi_IN" w:bidi="hi_IN"/>
-        </w:rPr>
-        <w:t>बाइबल संदर्भ</w:t>
-      </w:r>
-      <w:r>
-        <w:rPr>
-          <w:lang w:val="hi_IN" w:bidi="hi_IN"/>
-        </w:rPr>
-        <w:t>:</w:t>
-      </w:r>
-    </w:p>
-    <w:p>
-      <w:pPr>
-        <w:pStyle w:val="ListBullet"/>
-        <w:spacing w:line="240" w:lineRule="auto"/>
-        <w:ind w:left="720"/>
-      </w:pPr>
-      <w:r>
-        <w:rPr>
-          <w:lang w:val="hi_IN" w:bidi="hi_IN"/>
-        </w:rPr>
-      </w:r>
-      <w:r>
-        <w:rPr>
-          <w:lang w:val="hi_IN" w:bidi="hi_IN"/>
-        </w:rPr>
-        <w:t>उत्पत्ति 29:23</w:t>
-      </w:r>
-    </w:p>
-    <w:p>
-      <w:pPr>
-        <w:pStyle w:val="ListBullet"/>
-        <w:spacing w:line="240" w:lineRule="auto"/>
-        <w:ind w:left="720"/>
-      </w:pPr>
-      <w:r>
-        <w:rPr>
-          <w:lang w:val="hi_IN" w:bidi="hi_IN"/>
-        </w:rPr>
-      </w:r>
-      <w:r>
-        <w:rPr>
-          <w:lang w:val="hi_IN" w:bidi="hi_IN"/>
-        </w:rPr>
-        <w:t>उत्पत्ति 30:9</w:t>
-      </w:r>
-    </w:p>
-    <w:p>
-      <w:pPr>
-        <w:pStyle w:val="Heading3"/>
-      </w:pPr>
-      <w:r>
-        <w:rPr>
-          <w:lang w:val="hi_IN" w:bidi="hi_IN"/>
-        </w:rPr>
-        <w:t>शब्द सूची</w:t>
-      </w:r>
-      <w:r>
-        <w:rPr>
-          <w:lang w:val="hi_IN" w:bidi="hi_IN"/>
-        </w:rPr>
-        <w:t>:</w:t>
-      </w:r>
-    </w:p>
-    <w:p>
-      <w:pPr>
-        <w:pStyle w:val="ListBullet"/>
-        <w:spacing w:line="240" w:lineRule="auto"/>
-        <w:ind w:left="720"/>
-      </w:pPr>
-      <w:r>
-        <w:rPr>
-          <w:lang w:val="hi_IN" w:bidi="hi_IN"/>
-        </w:rPr>
-      </w:r>
-      <w:r>
-        <w:rPr>
-          <w:lang w:val="hi_IN" w:bidi="hi_IN"/>
-        </w:rPr>
-        <w:t>मजबूत का</w:t>
-      </w:r>
-      <w:r>
-        <w:rPr>
-          <w:lang w:val="hi_IN" w:bidi="hi_IN"/>
-        </w:rPr>
-        <w:t>: H2153</w:t>
-      </w:r>
-      <w:r>
-        <w:rPr>
-          <w:lang w:val="hi_IN" w:bidi="hi_IN"/>
-        </w:rPr>
-      </w:r>
-      <w:r>
-        <w:rPr>
-          <w:lang w:val="hi_IN" w:bidi="hi_IN"/>
-        </w:rPr>
-      </w:r>
-    </w:p>
-    <w:p>
-      <w:pPr/>
-      <w:r>
-        <w:rPr>
-          <w:lang w:val="hi_IN" w:bidi="hi_IN"/>
-        </w:rPr>
-      </w:r>
-    </w:p>
-    <w:p>
-      <w:pPr>
-        <w:pStyle w:val="Heading2"/>
-      </w:pPr>
-      <w:r>
-        <w:rPr>
-          <w:lang w:val="hi_IN" w:bidi="hi_IN"/>
-        </w:rPr>
-        <w:t>जीभ</w:t>
-      </w:r>
-      <w:r>
-        <w:rPr>
-          <w:lang w:val="hi_IN" w:bidi="hi_IN"/>
-        </w:rPr>
-      </w:r>
-    </w:p>
-    <w:p>
-      <w:pPr>
-        <w:pStyle w:val="Heading3"/>
-      </w:pPr>
-      <w:r>
-        <w:rPr>
-          <w:lang w:val="hi_IN" w:bidi="hi_IN"/>
-        </w:rPr>
-        <w:t>परिभाषा:</w:t>
-      </w:r>
-    </w:p>
-    <w:p>
-      <w:pPr/>
-      <w:r>
-        <w:rPr>
-          <w:lang w:val="hi_IN" w:bidi="hi_IN"/>
-        </w:rPr>
-      </w:r>
-      <w:r>
-        <w:rPr>
-          <w:lang w:val="hi_IN" w:bidi="hi_IN"/>
-        </w:rPr>
-        <w:t>“जीभ” शब्द का सन्दर्भ मनुष्य के मुंह के भीतर के उस अंग से है जो शब्दोच्चारण के काम में आता है। यह शब्द "भाषा" या "बोलने" के लिए प्रायः लाक्षणिक रूप में काम में लिया जाता है। इसके अन्य अनेक लाक्षणिक अर्थ भी हैं।</w:t>
-      </w:r>
-    </w:p>
-    <w:p>
-      <w:pPr>
-        <w:pStyle w:val="ListBullet"/>
-        <w:spacing w:line="240" w:lineRule="auto"/>
-        <w:ind w:left="720"/>
-      </w:pPr>
-      <w:r>
-        <w:rPr>
-          <w:lang w:val="hi_IN" w:bidi="hi_IN"/>
-        </w:rPr>
-      </w:r>
-      <w:r>
-        <w:rPr>
-          <w:lang w:val="hi_IN" w:bidi="hi_IN"/>
-        </w:rPr>
-        <w:t>बाइबल में इस शब्द का सबसे अधिक सामान्य प्रतीकात्मक अर्थ है, “भाषा” या “बोलना”।</w:t>
-      </w:r>
-    </w:p>
-    <w:p>
-      <w:pPr>
-        <w:pStyle w:val="ListBullet"/>
-        <w:spacing w:line="240" w:lineRule="auto"/>
-        <w:ind w:left="720"/>
-      </w:pPr>
-      <w:r>
-        <w:rPr>
-          <w:lang w:val="hi_IN" w:bidi="hi_IN"/>
-        </w:rPr>
-      </w:r>
-      <w:r>
-        <w:rPr>
-          <w:lang w:val="hi_IN" w:bidi="hi_IN"/>
-        </w:rPr>
-        <w:t>कभी-कभी "जीभ" एक निश्चित मानव समूह द्वारा बोली जाने वाली भाषा को संदर्भित करती है।</w:t>
-      </w:r>
-    </w:p>
-    <w:p>
-      <w:pPr>
-        <w:pStyle w:val="ListBullet"/>
-        <w:spacing w:line="240" w:lineRule="auto"/>
-        <w:ind w:left="720"/>
-      </w:pPr>
-      <w:r>
-        <w:rPr>
-          <w:lang w:val="hi_IN" w:bidi="hi_IN"/>
-        </w:rPr>
-      </w:r>
-      <w:r>
-        <w:rPr>
-          <w:lang w:val="hi_IN" w:bidi="hi_IN"/>
-        </w:rPr>
-        <w:t>यह एक अलौकिक भाषा को भी संदर्भित करता है जिसे पवित्र आत्मा मसीह के विश्वासियों को "आत्मा के वरदान" के एक रूप में देता है।</w:t>
-      </w:r>
-    </w:p>
-    <w:p>
-      <w:pPr>
-        <w:pStyle w:val="ListBullet"/>
-        <w:spacing w:line="240" w:lineRule="auto"/>
-        <w:ind w:left="720"/>
-      </w:pPr>
-      <w:r>
-        <w:rPr>
-          <w:lang w:val="hi_IN" w:bidi="hi_IN"/>
-        </w:rPr>
-      </w:r>
-      <w:r>
-        <w:rPr>
-          <w:lang w:val="hi_IN" w:bidi="hi_IN"/>
-        </w:rPr>
-        <w:t>प्रेरितों के काम की पुस्तक में एक अभ्व्यक्ति है, “जीभ के समान आग की लपटें” अर्थात् आग की “लौ” जिनका आकार संभवतः जीभों जैसा था।</w:t>
-      </w:r>
-    </w:p>
-    <w:p>
-      <w:pPr>
-        <w:pStyle w:val="Heading3"/>
-      </w:pPr>
-      <w:r>
-        <w:rPr>
-          <w:lang w:val="hi_IN" w:bidi="hi_IN"/>
-        </w:rPr>
-        <w:t>अनुवाद सुझाव</w:t>
-      </w:r>
-    </w:p>
-    <w:p>
-      <w:pPr>
-        <w:pStyle w:val="ListBullet"/>
-        <w:spacing w:line="240" w:lineRule="auto"/>
-        <w:ind w:left="720"/>
-      </w:pPr>
-      <w:r>
-        <w:rPr>
-          <w:lang w:val="hi_IN" w:bidi="hi_IN"/>
-        </w:rPr>
-      </w:r>
-      <w:r>
-        <w:rPr>
-          <w:lang w:val="hi_IN" w:bidi="hi_IN"/>
-        </w:rPr>
-        <w:t>प्रकरण के अनुसार “जीभ” शब्द का अनुवाद किया जा सकता है, “भाषा” या “आत्मिक भाषा” * यदि अर्थ स्पष्ट न हो रहा हो तो इसका अनुवाद “भाषा” ही करें।</w:t>
-      </w:r>
-    </w:p>
-    <w:p>
-      <w:pPr>
-        <w:pStyle w:val="ListBullet"/>
-        <w:spacing w:line="240" w:lineRule="auto"/>
-        <w:ind w:left="720"/>
-      </w:pPr>
-      <w:r>
-        <w:rPr>
-          <w:lang w:val="hi_IN" w:bidi="hi_IN"/>
-        </w:rPr>
-      </w:r>
-      <w:r>
-        <w:rPr>
-          <w:lang w:val="hi_IN" w:bidi="hi_IN"/>
-        </w:rPr>
-        <w:t>आग के संदर्भ में इस शब्द का अनुवाद “लौ” किया जा सकता है।</w:t>
-      </w:r>
-    </w:p>
-    <w:p>
-      <w:pPr>
-        <w:pStyle w:val="ListBullet"/>
-        <w:spacing w:line="240" w:lineRule="auto"/>
-        <w:ind w:left="720"/>
-      </w:pPr>
-      <w:r>
-        <w:rPr>
-          <w:lang w:val="hi_IN" w:bidi="hi_IN"/>
-        </w:rPr>
-      </w:r>
-      <w:r>
-        <w:rPr>
-          <w:lang w:val="hi_IN" w:bidi="hi_IN"/>
-        </w:rPr>
-        <w:t>“मेरी जीभ आनन्द करती है” इसका अनुवाद हो सकता है, “मैं आनन्द करता हूँ और परमेश्वर की स्तुति करता हूँ या “मैं आनन्द के साथ परमेश्वर की स्तुति करता हूँ”।</w:t>
-      </w:r>
-    </w:p>
-    <w:p>
-      <w:pPr>
-        <w:pStyle w:val="ListBullet"/>
-        <w:spacing w:line="240" w:lineRule="auto"/>
-        <w:ind w:left="720"/>
-      </w:pPr>
-      <w:r>
-        <w:rPr>
-          <w:lang w:val="hi_IN" w:bidi="hi_IN"/>
-        </w:rPr>
-      </w:r>
-      <w:r>
-        <w:rPr>
-          <w:lang w:val="hi_IN" w:bidi="hi_IN"/>
-        </w:rPr>
-        <w:t>“झूठ बोलने वाली जीभ” का अनुवाद हो सकता है, “व्यक्ति जो झूठ बोलते हैं” या “जो लोग झूठ बोलते हैं”।</w:t>
-      </w:r>
-    </w:p>
-    <w:p>
-      <w:pPr>
-        <w:pStyle w:val="ListBullet"/>
-        <w:spacing w:line="240" w:lineRule="auto"/>
-        <w:ind w:left="720"/>
-      </w:pPr>
-      <w:r>
-        <w:rPr>
-          <w:lang w:val="hi_IN" w:bidi="hi_IN"/>
-        </w:rPr>
-      </w:r>
-      <w:r>
-        <w:rPr>
-          <w:lang w:val="hi_IN" w:bidi="hi_IN"/>
-        </w:rPr>
-        <w:t>“उनकी जीभों से” ऐसी उक्तियों का अनुवाद हो सकता है, “उनके कथनों से” या “उनके शब्दों से”।</w:t>
-      </w:r>
-    </w:p>
-    <w:p>
-      <w:pPr/>
-      <w:r>
-        <w:rPr>
-          <w:lang w:val="hi_IN" w:bidi="hi_IN"/>
-        </w:rPr>
-      </w:r>
-      <w:r>
-        <w:rPr>
-          <w:lang w:val="hi_IN" w:bidi="hi_IN"/>
-        </w:rPr>
-        <w:t xml:space="preserve">(यह भी देखें: </w:t>
-      </w:r>
-      <w:r>
-        <w:rPr>
-          <w:lang w:val="hi_IN" w:bidi="hi_IN"/>
-        </w:rPr>
-        <w:t>वरदान</w:t>
-      </w:r>
-      <w:r>
-        <w:rPr>
-          <w:lang w:val="hi_IN" w:bidi="hi_IN"/>
-        </w:rPr>
-        <w:t xml:space="preserve">, </w:t>
-      </w:r>
-      <w:r>
-        <w:rPr>
-          <w:lang w:val="hi_IN" w:bidi="hi_IN"/>
-        </w:rPr>
-        <w:t>पवित्र आत्मा</w:t>
-      </w:r>
-      <w:r>
-        <w:rPr>
-          <w:lang w:val="hi_IN" w:bidi="hi_IN"/>
-        </w:rPr>
-        <w:t xml:space="preserve">, </w:t>
-      </w:r>
-      <w:r>
-        <w:rPr>
-          <w:lang w:val="hi_IN" w:bidi="hi_IN"/>
-        </w:rPr>
-        <w:t>हर्ष</w:t>
-      </w:r>
-      <w:r>
-        <w:rPr>
-          <w:lang w:val="hi_IN" w:bidi="hi_IN"/>
-        </w:rPr>
-        <w:t xml:space="preserve">, </w:t>
-      </w:r>
-      <w:r>
-        <w:rPr>
-          <w:lang w:val="hi_IN" w:bidi="hi_IN"/>
-        </w:rPr>
-        <w:t>स्तुति</w:t>
-      </w:r>
-      <w:r>
-        <w:rPr>
-          <w:lang w:val="hi_IN" w:bidi="hi_IN"/>
-        </w:rPr>
-        <w:t xml:space="preserve">, </w:t>
-      </w:r>
-      <w:r>
-        <w:rPr>
-          <w:lang w:val="hi_IN" w:bidi="hi_IN"/>
-        </w:rPr>
-        <w:t>आनन्द करना</w:t>
-      </w:r>
-      <w:r>
-        <w:rPr>
-          <w:lang w:val="hi_IN" w:bidi="hi_IN"/>
-        </w:rPr>
-        <w:t xml:space="preserve">, </w:t>
-      </w:r>
-      <w:r>
-        <w:rPr>
-          <w:lang w:val="hi_IN" w:bidi="hi_IN"/>
-        </w:rPr>
-        <w:t>आत्मा</w:t>
-      </w:r>
-      <w:r>
-        <w:rPr>
-          <w:lang w:val="hi_IN" w:bidi="hi_IN"/>
-        </w:rPr>
-        <w:t>)</w:t>
-      </w:r>
-    </w:p>
-    <w:p>
-      <w:pPr>
-        <w:pStyle w:val="Heading3"/>
-      </w:pPr>
-      <w:r>
-        <w:rPr>
-          <w:lang w:val="hi_IN" w:bidi="hi_IN"/>
-        </w:rPr>
-        <w:t>बाइबल सन्दर्भ:</w:t>
-      </w:r>
-    </w:p>
-    <w:p>
-      <w:pPr>
-        <w:pStyle w:val="ListBullet"/>
-        <w:spacing w:line="240" w:lineRule="auto"/>
-        <w:ind w:left="720"/>
-      </w:pPr>
-      <w:r>
-        <w:rPr>
-          <w:lang w:val="hi_IN" w:bidi="hi_IN"/>
-        </w:rPr>
-      </w:r>
-      <w:r>
-        <w:rPr>
-          <w:lang w:val="hi_IN" w:bidi="hi_IN"/>
-        </w:rPr>
-        <w:t>1 कुरिन्थियों 12:10</w:t>
-      </w:r>
-    </w:p>
-    <w:p>
-      <w:pPr>
-        <w:pStyle w:val="ListBullet"/>
-        <w:spacing w:line="240" w:lineRule="auto"/>
-        <w:ind w:left="720"/>
-      </w:pPr>
-      <w:r>
-        <w:rPr>
-          <w:lang w:val="hi_IN" w:bidi="hi_IN"/>
-        </w:rPr>
-      </w:r>
-      <w:r>
-        <w:rPr>
-          <w:lang w:val="hi_IN" w:bidi="hi_IN"/>
-        </w:rPr>
-        <w:t>1 यूहन्ना 03:18</w:t>
-      </w:r>
-    </w:p>
-    <w:p>
-      <w:pPr>
-        <w:pStyle w:val="ListBullet"/>
-        <w:spacing w:line="240" w:lineRule="auto"/>
-        <w:ind w:left="720"/>
-      </w:pPr>
-      <w:r>
-        <w:rPr>
-          <w:lang w:val="hi_IN" w:bidi="hi_IN"/>
-        </w:rPr>
-      </w:r>
-      <w:r>
-        <w:rPr>
-          <w:lang w:val="hi_IN" w:bidi="hi_IN"/>
-        </w:rPr>
-        <w:t>2 शमूएल 23:02</w:t>
-      </w:r>
-    </w:p>
-    <w:p>
-      <w:pPr>
-        <w:pStyle w:val="ListBullet"/>
-        <w:spacing w:line="240" w:lineRule="auto"/>
-        <w:ind w:left="720"/>
-      </w:pPr>
-      <w:r>
-        <w:rPr>
-          <w:lang w:val="hi_IN" w:bidi="hi_IN"/>
-        </w:rPr>
-      </w:r>
-      <w:r>
-        <w:rPr>
-          <w:lang w:val="hi_IN" w:bidi="hi_IN"/>
-        </w:rPr>
-        <w:t>प्रे.का. 02:26</w:t>
-      </w:r>
-    </w:p>
-    <w:p>
-      <w:pPr>
-        <w:pStyle w:val="ListBullet"/>
-        <w:spacing w:line="240" w:lineRule="auto"/>
-        <w:ind w:left="720"/>
-      </w:pPr>
-      <w:r>
-        <w:rPr>
-          <w:lang w:val="hi_IN" w:bidi="hi_IN"/>
-        </w:rPr>
-      </w:r>
-      <w:r>
-        <w:rPr>
-          <w:lang w:val="hi_IN" w:bidi="hi_IN"/>
-        </w:rPr>
-        <w:t>यहेजकेल 36:03</w:t>
-      </w:r>
-    </w:p>
-    <w:p>
-      <w:pPr>
-        <w:pStyle w:val="ListBullet"/>
-        <w:spacing w:line="240" w:lineRule="auto"/>
-        <w:ind w:left="720"/>
-      </w:pPr>
-      <w:r>
-        <w:rPr>
-          <w:lang w:val="hi_IN" w:bidi="hi_IN"/>
-        </w:rPr>
-      </w:r>
-      <w:r>
-        <w:rPr>
-          <w:lang w:val="hi_IN" w:bidi="hi_IN"/>
-        </w:rPr>
-        <w:t>फिलिप्पियों 02:11</w:t>
-      </w:r>
-    </w:p>
-    <w:p>
-      <w:pPr>
-        <w:pStyle w:val="Heading3"/>
-      </w:pPr>
-      <w:r>
-        <w:rPr>
-          <w:lang w:val="hi_IN" w:bidi="hi_IN"/>
-        </w:rPr>
-        <w:t>शब्द तथ्य:</w:t>
-      </w:r>
-    </w:p>
-    <w:p>
-      <w:pPr>
-        <w:pStyle w:val="ListBullet"/>
-        <w:spacing w:line="240" w:lineRule="auto"/>
-        <w:ind w:left="720"/>
-      </w:pPr>
-      <w:r>
-        <w:rPr>
-          <w:lang w:val="hi_IN" w:bidi="hi_IN"/>
-        </w:rPr>
-      </w:r>
-      <w:r>
-        <w:rPr>
-          <w:lang w:val="hi_IN" w:bidi="hi_IN"/>
-        </w:rPr>
-        <w:t>स्ट्रोंग्स: H3956, G1100, G1258, G2084</w:t>
-      </w:r>
-      <w:r>
-        <w:rPr>
-          <w:lang w:val="hi_IN" w:bidi="hi_IN"/>
-        </w:rPr>
-      </w:r>
-      <w:r>
-        <w:rPr>
-          <w:lang w:val="hi_IN" w:bidi="hi_IN"/>
-        </w:rPr>
-      </w:r>
-    </w:p>
-    <w:p>
-      <w:pPr/>
-      <w:r>
-        <w:rPr>
-          <w:lang w:val="hi_IN" w:bidi="hi_IN"/>
-        </w:rPr>
-      </w:r>
-    </w:p>
-    <w:p>
-      <w:pPr>
-        <w:pStyle w:val="Heading2"/>
-      </w:pPr>
-      <w:r>
-        <w:rPr>
-          <w:lang w:val="hi_IN" w:bidi="hi_IN"/>
-        </w:rPr>
-        <w:t>जीवन की पुस्तक</w:t>
-      </w:r>
-      <w:r>
-        <w:rPr>
-          <w:lang w:val="hi_IN" w:bidi="hi_IN"/>
-        </w:rPr>
-      </w:r>
-    </w:p>
-    <w:p>
-      <w:pPr>
-        <w:pStyle w:val="Heading3"/>
-      </w:pPr>
-      <w:r>
-        <w:rPr>
-          <w:lang w:val="hi_IN" w:bidi="hi_IN"/>
-        </w:rPr>
-        <w:t>परिभाषा:</w:t>
-      </w:r>
-    </w:p>
-    <w:p>
-      <w:pPr/>
-      <w:r>
-        <w:rPr>
-          <w:lang w:val="hi_IN" w:bidi="hi_IN"/>
-        </w:rPr>
-      </w:r>
-      <w:r>
-        <w:rPr>
-          <w:lang w:val="hi_IN" w:bidi="hi_IN"/>
-        </w:rPr>
-        <w:t>“जीवन की पुस्तक” का संदर्भ उस अभिलेख से है जिसमें परमेश्वर ने उन सब मनुष्यों के नाम लिखे हैं जिनका उसने उद्धार करके अनन्त जीवन दे दिया है।</w:t>
-      </w:r>
-    </w:p>
-    <w:p>
-      <w:pPr>
-        <w:pStyle w:val="ListBullet"/>
-        <w:spacing w:line="240" w:lineRule="auto"/>
-        <w:ind w:left="720"/>
-      </w:pPr>
-      <w:r>
-        <w:rPr>
-          <w:lang w:val="hi_IN" w:bidi="hi_IN"/>
-        </w:rPr>
-      </w:r>
-      <w:r>
-        <w:rPr>
-          <w:lang w:val="hi_IN" w:bidi="hi_IN"/>
-        </w:rPr>
-        <w:t>प्रकाशितवाक्य की पुस्तक में इस पुस्तक को “मेम्ने के जीवन की पुस्तक” कहा गया है। इसका अनुवाद किया जा सकता है, “परमेश्वर के मेम्ने यीशु की जीवन की पुस्तक”। क्रूस पर यीशु की बलि ने मनुष्यों के पाप का दण्ड उठा लिया कि वे उसमें विश्वास के द्वारा अनन्त जीवन पाएं।</w:t>
-      </w:r>
-    </w:p>
-    <w:p>
-      <w:pPr>
-        <w:pStyle w:val="ListBullet"/>
-        <w:spacing w:line="240" w:lineRule="auto"/>
-        <w:ind w:left="720"/>
-      </w:pPr>
-      <w:r>
-        <w:rPr>
-          <w:lang w:val="hi_IN" w:bidi="hi_IN"/>
-        </w:rPr>
-      </w:r>
-      <w:r>
-        <w:rPr>
-          <w:lang w:val="hi_IN" w:bidi="hi_IN"/>
-        </w:rPr>
-        <w:t>“पुस्तक” शब्द का अर्थ है “कुंडली-ग्रन्थ” या “पत्र” या “लेख” या “वैध अभिलेख।” यह शाब्दिक या प्रतीकात्मक हो सकता है।</w:t>
-      </w:r>
-    </w:p>
-    <w:p>
-      <w:pPr/>
-      <w:r>
-        <w:rPr>
-          <w:lang w:val="hi_IN" w:bidi="hi_IN"/>
-        </w:rPr>
-      </w:r>
-      <w:r>
-        <w:rPr>
-          <w:lang w:val="hi_IN" w:bidi="hi_IN"/>
-        </w:rPr>
-        <w:t xml:space="preserve">(यह भी देखें: </w:t>
-      </w:r>
-      <w:r>
-        <w:rPr>
-          <w:lang w:val="hi_IN" w:bidi="hi_IN"/>
-        </w:rPr>
-        <w:t>अनन्त</w:t>
-      </w:r>
-      <w:r>
-        <w:rPr>
-          <w:lang w:val="hi_IN" w:bidi="hi_IN"/>
-        </w:rPr>
-        <w:t xml:space="preserve">, </w:t>
-      </w:r>
-      <w:r>
-        <w:rPr>
-          <w:lang w:val="hi_IN" w:bidi="hi_IN"/>
-        </w:rPr>
-        <w:t>मेम्ना</w:t>
-      </w:r>
-      <w:r>
-        <w:rPr>
-          <w:lang w:val="hi_IN" w:bidi="hi_IN"/>
-        </w:rPr>
-        <w:t xml:space="preserve">, </w:t>
-      </w:r>
-      <w:r>
-        <w:rPr>
-          <w:lang w:val="hi_IN" w:bidi="hi_IN"/>
-        </w:rPr>
-        <w:t>जीवन</w:t>
-      </w:r>
-      <w:r>
-        <w:rPr>
-          <w:lang w:val="hi_IN" w:bidi="hi_IN"/>
-        </w:rPr>
-        <w:t xml:space="preserve">, </w:t>
-      </w:r>
-      <w:r>
-        <w:rPr>
-          <w:lang w:val="hi_IN" w:bidi="hi_IN"/>
-        </w:rPr>
-        <w:t>बलिदान</w:t>
-      </w:r>
-      <w:r>
-        <w:rPr>
-          <w:lang w:val="hi_IN" w:bidi="hi_IN"/>
-        </w:rPr>
-        <w:t xml:space="preserve">, </w:t>
-      </w:r>
-      <w:r>
-        <w:rPr>
-          <w:lang w:val="hi_IN" w:bidi="hi_IN"/>
-        </w:rPr>
-        <w:t>पुस्तक (कुंडली-ग्रन्थ)</w:t>
-      </w:r>
-      <w:r>
-        <w:rPr>
-          <w:lang w:val="hi_IN" w:bidi="hi_IN"/>
-        </w:rPr>
-        <w:t>)</w:t>
-      </w:r>
-    </w:p>
-    <w:p>
-      <w:pPr>
-        <w:pStyle w:val="Heading3"/>
-      </w:pPr>
-      <w:r>
-        <w:rPr>
-          <w:lang w:val="hi_IN" w:bidi="hi_IN"/>
-        </w:rPr>
-        <w:t>बाइबल सन्दर्भ:</w:t>
-      </w:r>
-    </w:p>
-    <w:p>
-      <w:pPr>
-        <w:pStyle w:val="ListBullet"/>
-        <w:spacing w:line="240" w:lineRule="auto"/>
-        <w:ind w:left="720"/>
-      </w:pPr>
-      <w:r>
-        <w:rPr>
-          <w:lang w:val="hi_IN" w:bidi="hi_IN"/>
-        </w:rPr>
-      </w:r>
-      <w:r>
-        <w:rPr>
-          <w:lang w:val="hi_IN" w:bidi="hi_IN"/>
-        </w:rPr>
-        <w:t>फिलिप्पियों 4:3</w:t>
-      </w:r>
-    </w:p>
-    <w:p>
-      <w:pPr>
-        <w:pStyle w:val="ListBullet"/>
-        <w:spacing w:line="240" w:lineRule="auto"/>
-        <w:ind w:left="720"/>
-      </w:pPr>
-      <w:r>
-        <w:rPr>
-          <w:lang w:val="hi_IN" w:bidi="hi_IN"/>
-        </w:rPr>
-      </w:r>
-      <w:r>
-        <w:rPr>
-          <w:lang w:val="hi_IN" w:bidi="hi_IN"/>
-        </w:rPr>
-        <w:t>भजन संहिता 69:28–29</w:t>
-      </w:r>
-    </w:p>
-    <w:p>
-      <w:pPr>
-        <w:pStyle w:val="ListBullet"/>
-        <w:spacing w:line="240" w:lineRule="auto"/>
-        <w:ind w:left="720"/>
-      </w:pPr>
-      <w:r>
-        <w:rPr>
-          <w:lang w:val="hi_IN" w:bidi="hi_IN"/>
-        </w:rPr>
-      </w:r>
-      <w:r>
-        <w:rPr>
-          <w:lang w:val="hi_IN" w:bidi="hi_IN"/>
-        </w:rPr>
-        <w:t>प्रकाशितवाक्य 3:5–6</w:t>
-      </w:r>
-    </w:p>
-    <w:p>
-      <w:pPr>
-        <w:pStyle w:val="ListBullet"/>
-        <w:spacing w:line="240" w:lineRule="auto"/>
-        <w:ind w:left="720"/>
-      </w:pPr>
-      <w:r>
-        <w:rPr>
-          <w:lang w:val="hi_IN" w:bidi="hi_IN"/>
-        </w:rPr>
-      </w:r>
-      <w:r>
-        <w:rPr>
-          <w:lang w:val="hi_IN" w:bidi="hi_IN"/>
-        </w:rPr>
-        <w:t>प्रकाशितवाक्य 20:11–12</w:t>
-      </w:r>
-    </w:p>
-    <w:p>
-      <w:pPr>
-        <w:pStyle w:val="Heading3"/>
-      </w:pPr>
-      <w:r>
-        <w:rPr>
-          <w:lang w:val="hi_IN" w:bidi="hi_IN"/>
-        </w:rPr>
-        <w:t>शब्द तथ्य:</w:t>
-      </w:r>
-    </w:p>
-    <w:p>
-      <w:pPr>
-        <w:pStyle w:val="ListBullet"/>
-        <w:spacing w:line="240" w:lineRule="auto"/>
-        <w:ind w:left="720"/>
-      </w:pPr>
-      <w:r>
-        <w:rPr>
-          <w:lang w:val="hi_IN" w:bidi="hi_IN"/>
-        </w:rPr>
-      </w:r>
-      <w:r>
-        <w:rPr>
-          <w:lang w:val="hi_IN" w:bidi="hi_IN"/>
-        </w:rPr>
-        <w:t>स्ट्रोंग्स: H2416, H5612, G09760, G22220</w:t>
-      </w:r>
-      <w:r>
-        <w:rPr>
-          <w:lang w:val="hi_IN" w:bidi="hi_IN"/>
-        </w:rPr>
-      </w:r>
-      <w:r>
-        <w:rPr>
-          <w:lang w:val="hi_IN" w:bidi="hi_IN"/>
-        </w:rPr>
-      </w:r>
-    </w:p>
-    <w:p>
-      <w:pPr/>
-      <w:r>
-        <w:rPr>
-          <w:lang w:val="hi_IN" w:bidi="hi_IN"/>
-        </w:rPr>
-      </w:r>
-    </w:p>
-    <w:p>
-      <w:pPr>
-        <w:pStyle w:val="Heading2"/>
-      </w:pPr>
-      <w:r>
-        <w:rPr>
-          <w:lang w:val="hi_IN" w:bidi="hi_IN"/>
-        </w:rPr>
-        <w:t>जूआ</w:t>
-      </w:r>
-      <w:r>
-        <w:rPr>
-          <w:lang w:val="hi_IN" w:bidi="hi_IN"/>
-        </w:rPr>
-      </w:r>
-    </w:p>
-    <w:p>
-      <w:pPr>
-        <w:pStyle w:val="Heading3"/>
-      </w:pPr>
-      <w:r>
-        <w:rPr>
-          <w:lang w:val="hi_IN" w:bidi="hi_IN"/>
-        </w:rPr>
-        <w:t>परिभाषा:</w:t>
-      </w:r>
-    </w:p>
-    <w:p>
-      <w:pPr/>
-      <w:r>
-        <w:rPr>
-          <w:lang w:val="hi_IN" w:bidi="hi_IN"/>
-        </w:rPr>
-      </w:r>
-      <w:r>
-        <w:rPr>
-          <w:lang w:val="hi_IN" w:bidi="hi_IN"/>
-        </w:rPr>
-        <w:t>जूआ लकड़ी या लोहे का होता है जिसमें दो या अधिक पशु जोते जाते हैं कि हल चलाएं या गाड़ी खीचें। इसके अनेक प्रतीकात्मक अर्थ हैं।</w:t>
-      </w:r>
-    </w:p>
-    <w:p>
-      <w:pPr>
-        <w:pStyle w:val="ListBullet"/>
-        <w:spacing w:line="240" w:lineRule="auto"/>
-        <w:ind w:left="720"/>
-      </w:pPr>
-      <w:r>
-        <w:rPr>
-          <w:lang w:val="hi_IN" w:bidi="hi_IN"/>
-        </w:rPr>
-      </w:r>
-      <w:r>
-        <w:rPr>
-          <w:lang w:val="hi_IN" w:bidi="hi_IN"/>
-        </w:rPr>
-        <w:t>शब्द "जूआ" का प्रयोग प्रतीकात्मक रूप से उस बात के लिए किया जाता है, जो मनुष्य को एक साथ काम करने के उद्देश्य से सहकारी करती है जैसे कि यीशु की सेवा करने के लिए।</w:t>
-      </w:r>
-    </w:p>
-    <w:p>
-      <w:pPr>
-        <w:pStyle w:val="ListBullet"/>
-        <w:spacing w:line="240" w:lineRule="auto"/>
-        <w:ind w:left="720"/>
-      </w:pPr>
-      <w:r>
-        <w:rPr>
-          <w:lang w:val="hi_IN" w:bidi="hi_IN"/>
-        </w:rPr>
-      </w:r>
-      <w:r>
-        <w:rPr>
-          <w:lang w:val="hi_IN" w:bidi="hi_IN"/>
-        </w:rPr>
-        <w:t>पौलुस ने किसी ऐसे व्यक्ति का उल्लेख करने के लिए "सहकर्मी" शब्द का इस्तेमाल किया जो मसीह की सेवा कर रहा था। इसका अनुवाद “साथी कार्यकर्ता” या “साथी सेवक” या “सहकर्मी” भी हो सकता है।</w:t>
-      </w:r>
-    </w:p>
-    <w:p>
-      <w:pPr>
-        <w:pStyle w:val="ListBullet"/>
-        <w:spacing w:line="240" w:lineRule="auto"/>
-        <w:ind w:left="720"/>
-      </w:pPr>
-      <w:r>
-        <w:rPr>
-          <w:lang w:val="hi_IN" w:bidi="hi_IN"/>
-        </w:rPr>
-      </w:r>
-      <w:r>
-        <w:rPr>
-          <w:lang w:val="hi_IN" w:bidi="hi_IN"/>
-        </w:rPr>
-        <w:t>शब्द "जूआ" का प्रयोग अक्सर एक भारी बोझ का उल्लेख करने के लिए किया जाता है, जिसे किसी को उठा कर ले जाना पड़ता है, जैसे दासत्व या उत्पीड़न के समय शोषण किया जाता है।</w:t>
-      </w:r>
-    </w:p>
-    <w:p>
-      <w:pPr>
-        <w:pStyle w:val="ListBullet"/>
-        <w:spacing w:line="240" w:lineRule="auto"/>
-        <w:ind w:left="720"/>
-      </w:pPr>
-      <w:r>
-        <w:rPr>
-          <w:lang w:val="hi_IN" w:bidi="hi_IN"/>
-        </w:rPr>
-      </w:r>
-      <w:r>
-        <w:rPr>
-          <w:lang w:val="hi_IN" w:bidi="hi_IN"/>
-        </w:rPr>
-        <w:t>अधिकाँश प्रकरणों में इसका अनुवाद ज्यों का त्यों ही हो तो अच्छा होगा, लक्षित भाषा में खेती के लिए जो जूआ काम में आता है वही शब्द काम में लिया जाए।</w:t>
-      </w:r>
-    </w:p>
-    <w:p>
-      <w:pPr>
-        <w:pStyle w:val="ListBullet"/>
-        <w:spacing w:line="240" w:lineRule="auto"/>
-        <w:ind w:left="720"/>
-      </w:pPr>
-      <w:r>
-        <w:rPr>
-          <w:lang w:val="hi_IN" w:bidi="hi_IN"/>
-        </w:rPr>
-      </w:r>
-      <w:r>
-        <w:rPr>
-          <w:lang w:val="hi_IN" w:bidi="hi_IN"/>
-        </w:rPr>
-        <w:t>इस शब्द के प्रतीकात्मक उपयोगों का अनुवाद सन्दर्भ के आधार पर हो सकता है, “दमनकारी बोझ” या “भारी बोझ” या “बंधन”।</w:t>
-      </w:r>
-    </w:p>
-    <w:p>
-      <w:pPr/>
-      <w:r>
-        <w:rPr>
-          <w:lang w:val="hi_IN" w:bidi="hi_IN"/>
-        </w:rPr>
-      </w:r>
-      <w:r>
-        <w:rPr>
-          <w:lang w:val="hi_IN" w:bidi="hi_IN"/>
-        </w:rPr>
-        <w:t xml:space="preserve">(यह भी देखें: </w:t>
-      </w:r>
-      <w:r>
-        <w:rPr>
-          <w:lang w:val="hi_IN" w:bidi="hi_IN"/>
-        </w:rPr>
-        <w:t>बांधना</w:t>
-      </w:r>
-      <w:r>
-        <w:rPr>
-          <w:lang w:val="hi_IN" w:bidi="hi_IN"/>
-        </w:rPr>
-        <w:t xml:space="preserve">, </w:t>
-      </w:r>
-      <w:r>
-        <w:rPr>
-          <w:lang w:val="hi_IN" w:bidi="hi_IN"/>
-        </w:rPr>
         <w:t>बोझ</w:t>
       </w:r>
       <w:r>
         <w:rPr>
           <w:lang w:val="hi_IN" w:bidi="hi_IN"/>
         </w:rPr>
-        <w:t xml:space="preserve">, </w:t>
-      </w:r>
-      <w:r>
-        <w:rPr>
-          <w:lang w:val="hi_IN" w:bidi="hi_IN"/>
-        </w:rPr>
-        <w:t>अत्याचार करना</w:t>
-      </w:r>
-      <w:r>
-        <w:rPr>
-          <w:lang w:val="hi_IN" w:bidi="hi_IN"/>
-        </w:rPr>
-        <w:t xml:space="preserve">, </w:t>
+        <w:t xml:space="preserve">, अत्याचार करना, </w:t>
       </w:r>
       <w:r>
         <w:rPr>
